--- a/ПР1,3.docx
+++ b/ПР1,3.docx
@@ -71,6 +71,7 @@
                       <w:bCs/>
                       <w:sz w:val="24"/>
                       <w:szCs w:val="24"/>
+                      <w:lang w:val="en-US"/>
                     </w:rPr>
                   </w:pPr>
                 </w:p>
@@ -1519,7 +1520,7 @@
           <w:r>
             <w:fldChar w:fldCharType="separate"/>
           </w:r>
-          <w:hyperlink w:anchor="_Toc223299132" w:history="1">
+          <w:hyperlink w:anchor="_Toc223338622" w:history="1">
             <w:r>
               <w:rPr>
                 <w:rStyle w:val="af2"/>
@@ -1546,7 +1547,7 @@
                 <w:noProof/>
                 <w:webHidden/>
               </w:rPr>
-              <w:instrText xml:space="preserve"> PAGEREF _Toc223299132 \h </w:instrText>
+              <w:instrText xml:space="preserve"> PAGEREF _Toc223338622 \h </w:instrText>
             </w:r>
             <w:r>
               <w:rPr>
@@ -1591,7 +1592,7 @@
               <w14:ligatures w14:val="standardContextual"/>
             </w:rPr>
           </w:pPr>
-          <w:hyperlink w:anchor="_Toc223299133" w:history="1">
+          <w:hyperlink w:anchor="_Toc223338623" w:history="1">
             <w:r>
               <w:rPr>
                 <w:rStyle w:val="af2"/>
@@ -1618,7 +1619,7 @@
                 <w:noProof/>
                 <w:webHidden/>
               </w:rPr>
-              <w:instrText xml:space="preserve"> PAGEREF _Toc223299133 \h </w:instrText>
+              <w:instrText xml:space="preserve"> PAGEREF _Toc223338623 \h </w:instrText>
             </w:r>
             <w:r>
               <w:rPr>
@@ -1662,7 +1663,7 @@
               <w14:ligatures w14:val="standardContextual"/>
             </w:rPr>
           </w:pPr>
-          <w:hyperlink w:anchor="_Toc223299134" w:history="1">
+          <w:hyperlink w:anchor="_Toc223338624" w:history="1">
             <w:r>
               <w:rPr>
                 <w:rStyle w:val="af2"/>
@@ -1689,7 +1690,7 @@
                 <w:noProof/>
                 <w:webHidden/>
               </w:rPr>
-              <w:instrText xml:space="preserve"> PAGEREF _Toc223299134 \h </w:instrText>
+              <w:instrText xml:space="preserve"> PAGEREF _Toc223338624 \h </w:instrText>
             </w:r>
             <w:r>
               <w:rPr>
@@ -1733,7 +1734,7 @@
               <w14:ligatures w14:val="standardContextual"/>
             </w:rPr>
           </w:pPr>
-          <w:hyperlink w:anchor="_Toc223299135" w:history="1">
+          <w:hyperlink w:anchor="_Toc223338625" w:history="1">
             <w:r>
               <w:rPr>
                 <w:rStyle w:val="af2"/>
@@ -1760,7 +1761,7 @@
                 <w:noProof/>
                 <w:webHidden/>
               </w:rPr>
-              <w:instrText xml:space="preserve"> PAGEREF _Toc223299135 \h </w:instrText>
+              <w:instrText xml:space="preserve"> PAGEREF _Toc223338625 \h </w:instrText>
             </w:r>
             <w:r>
               <w:rPr>
@@ -1804,7 +1805,7 @@
               <w14:ligatures w14:val="standardContextual"/>
             </w:rPr>
           </w:pPr>
-          <w:hyperlink w:anchor="_Toc223299136" w:history="1">
+          <w:hyperlink w:anchor="_Toc223338626" w:history="1">
             <w:r>
               <w:rPr>
                 <w:rStyle w:val="af2"/>
@@ -1831,7 +1832,7 @@
                 <w:noProof/>
                 <w:webHidden/>
               </w:rPr>
-              <w:instrText xml:space="preserve"> PAGEREF _Toc223299136 \h </w:instrText>
+              <w:instrText xml:space="preserve"> PAGEREF _Toc223338626 \h </w:instrText>
             </w:r>
             <w:r>
               <w:rPr>
@@ -1875,7 +1876,7 @@
               <w14:ligatures w14:val="standardContextual"/>
             </w:rPr>
           </w:pPr>
-          <w:hyperlink w:anchor="_Toc223299137" w:history="1">
+          <w:hyperlink w:anchor="_Toc223338627" w:history="1">
             <w:r>
               <w:rPr>
                 <w:rStyle w:val="af2"/>
@@ -1910,7 +1911,7 @@
                 <w:noProof/>
                 <w:webHidden/>
               </w:rPr>
-              <w:instrText xml:space="preserve"> PAGEREF _Toc223299137 \h </w:instrText>
+              <w:instrText xml:space="preserve"> PAGEREF _Toc223338627 \h </w:instrText>
             </w:r>
             <w:r>
               <w:rPr>
@@ -1954,7 +1955,7 @@
               <w14:ligatures w14:val="standardContextual"/>
             </w:rPr>
           </w:pPr>
-          <w:hyperlink w:anchor="_Toc223299138" w:history="1">
+          <w:hyperlink w:anchor="_Toc223338628" w:history="1">
             <w:r>
               <w:rPr>
                 <w:rStyle w:val="af2"/>
@@ -1981,7 +1982,7 @@
                 <w:noProof/>
                 <w:webHidden/>
               </w:rPr>
-              <w:instrText xml:space="preserve"> PAGEREF _Toc223299138 \h </w:instrText>
+              <w:instrText xml:space="preserve"> PAGEREF _Toc223338628 \h </w:instrText>
             </w:r>
             <w:r>
               <w:rPr>
@@ -2025,7 +2026,7 @@
               <w14:ligatures w14:val="standardContextual"/>
             </w:rPr>
           </w:pPr>
-          <w:hyperlink w:anchor="_Toc223299139" w:history="1">
+          <w:hyperlink w:anchor="_Toc223338629" w:history="1">
             <w:r>
               <w:rPr>
                 <w:rStyle w:val="af2"/>
@@ -2060,7 +2061,7 @@
                 <w:noProof/>
                 <w:webHidden/>
               </w:rPr>
-              <w:instrText xml:space="preserve"> PAGEREF _Toc223299139 \h </w:instrText>
+              <w:instrText xml:space="preserve"> PAGEREF _Toc223338629 \h </w:instrText>
             </w:r>
             <w:r>
               <w:rPr>
@@ -2104,7 +2105,7 @@
               <w14:ligatures w14:val="standardContextual"/>
             </w:rPr>
           </w:pPr>
-          <w:hyperlink w:anchor="_Toc223299140" w:history="1">
+          <w:hyperlink w:anchor="_Toc223338630" w:history="1">
             <w:r>
               <w:rPr>
                 <w:rStyle w:val="af2"/>
@@ -2131,7 +2132,7 @@
                 <w:noProof/>
                 <w:webHidden/>
               </w:rPr>
-              <w:instrText xml:space="preserve"> PAGEREF _Toc223299140 \h </w:instrText>
+              <w:instrText xml:space="preserve"> PAGEREF _Toc223338630 \h </w:instrText>
             </w:r>
             <w:r>
               <w:rPr>
@@ -2175,7 +2176,7 @@
               <w14:ligatures w14:val="standardContextual"/>
             </w:rPr>
           </w:pPr>
-          <w:hyperlink w:anchor="_Toc223299141" w:history="1">
+          <w:hyperlink w:anchor="_Toc223338631" w:history="1">
             <w:r>
               <w:rPr>
                 <w:rStyle w:val="af2"/>
@@ -2202,7 +2203,7 @@
                 <w:noProof/>
                 <w:webHidden/>
               </w:rPr>
-              <w:instrText xml:space="preserve"> PAGEREF _Toc223299141 \h </w:instrText>
+              <w:instrText xml:space="preserve"> PAGEREF _Toc223338631 \h </w:instrText>
             </w:r>
             <w:r>
               <w:rPr>
@@ -2246,7 +2247,7 @@
               <w14:ligatures w14:val="standardContextual"/>
             </w:rPr>
           </w:pPr>
-          <w:hyperlink w:anchor="_Toc223299142" w:history="1">
+          <w:hyperlink w:anchor="_Toc223338632" w:history="1">
             <w:r>
               <w:rPr>
                 <w:rStyle w:val="af2"/>
@@ -2273,7 +2274,7 @@
                 <w:noProof/>
                 <w:webHidden/>
               </w:rPr>
-              <w:instrText xml:space="preserve"> PAGEREF _Toc223299142 \h </w:instrText>
+              <w:instrText xml:space="preserve"> PAGEREF _Toc223338632 \h </w:instrText>
             </w:r>
             <w:r>
               <w:rPr>
@@ -2317,7 +2318,7 @@
               <w14:ligatures w14:val="standardContextual"/>
             </w:rPr>
           </w:pPr>
-          <w:hyperlink w:anchor="_Toc223299143" w:history="1">
+          <w:hyperlink w:anchor="_Toc223338633" w:history="1">
             <w:r>
               <w:rPr>
                 <w:rStyle w:val="af2"/>
@@ -2344,7 +2345,7 @@
                 <w:noProof/>
                 <w:webHidden/>
               </w:rPr>
-              <w:instrText xml:space="preserve"> PAGEREF _Toc223299143 \h </w:instrText>
+              <w:instrText xml:space="preserve"> PAGEREF _Toc223338633 \h </w:instrText>
             </w:r>
             <w:r>
               <w:rPr>
@@ -2389,7 +2390,7 @@
               <w14:ligatures w14:val="standardContextual"/>
             </w:rPr>
           </w:pPr>
-          <w:hyperlink w:anchor="_Toc223299144" w:history="1">
+          <w:hyperlink w:anchor="_Toc223338634" w:history="1">
             <w:r>
               <w:rPr>
                 <w:rStyle w:val="af2"/>
@@ -2416,7 +2417,7 @@
                 <w:noProof/>
                 <w:webHidden/>
               </w:rPr>
-              <w:instrText xml:space="preserve"> PAGEREF _Toc223299144 \h </w:instrText>
+              <w:instrText xml:space="preserve"> PAGEREF _Toc223338634 \h </w:instrText>
             </w:r>
             <w:r>
               <w:rPr>
@@ -2460,7 +2461,7 @@
               <w14:ligatures w14:val="standardContextual"/>
             </w:rPr>
           </w:pPr>
-          <w:hyperlink w:anchor="_Toc223299145" w:history="1">
+          <w:hyperlink w:anchor="_Toc223338635" w:history="1">
             <w:r>
               <w:rPr>
                 <w:rStyle w:val="af2"/>
@@ -2495,7 +2496,7 @@
                 <w:noProof/>
                 <w:webHidden/>
               </w:rPr>
-              <w:instrText xml:space="preserve"> PAGEREF _Toc223299145 \h </w:instrText>
+              <w:instrText xml:space="preserve"> PAGEREF _Toc223338635 \h </w:instrText>
             </w:r>
             <w:r>
               <w:rPr>
@@ -2539,7 +2540,7 @@
               <w14:ligatures w14:val="standardContextual"/>
             </w:rPr>
           </w:pPr>
-          <w:hyperlink w:anchor="_Toc223299146" w:history="1">
+          <w:hyperlink w:anchor="_Toc223338636" w:history="1">
             <w:r>
               <w:rPr>
                 <w:rStyle w:val="af2"/>
@@ -2574,7 +2575,7 @@
                 <w:noProof/>
                 <w:webHidden/>
               </w:rPr>
-              <w:instrText xml:space="preserve"> PAGEREF _Toc223299146 \h </w:instrText>
+              <w:instrText xml:space="preserve"> PAGEREF _Toc223338636 \h </w:instrText>
             </w:r>
             <w:r>
               <w:rPr>
@@ -2619,7 +2620,7 @@
               <w14:ligatures w14:val="standardContextual"/>
             </w:rPr>
           </w:pPr>
-          <w:hyperlink w:anchor="_Toc223299147" w:history="1">
+          <w:hyperlink w:anchor="_Toc223338637" w:history="1">
             <w:r>
               <w:rPr>
                 <w:rStyle w:val="af2"/>
@@ -2654,7 +2655,7 @@
                 <w:noProof/>
                 <w:webHidden/>
               </w:rPr>
-              <w:instrText xml:space="preserve"> PAGEREF _Toc223299147 \h </w:instrText>
+              <w:instrText xml:space="preserve"> PAGEREF _Toc223338637 \h </w:instrText>
             </w:r>
             <w:r>
               <w:rPr>
@@ -2698,7 +2699,7 @@
               <w14:ligatures w14:val="standardContextual"/>
             </w:rPr>
           </w:pPr>
-          <w:hyperlink w:anchor="_Toc223299148" w:history="1">
+          <w:hyperlink w:anchor="_Toc223338638" w:history="1">
             <w:r>
               <w:rPr>
                 <w:rStyle w:val="af2"/>
@@ -2725,7 +2726,7 @@
                 <w:noProof/>
                 <w:webHidden/>
               </w:rPr>
-              <w:instrText xml:space="preserve"> PAGEREF _Toc223299148 \h </w:instrText>
+              <w:instrText xml:space="preserve"> PAGEREF _Toc223338638 \h </w:instrText>
             </w:r>
             <w:r>
               <w:rPr>
@@ -2769,7 +2770,7 @@
               <w14:ligatures w14:val="standardContextual"/>
             </w:rPr>
           </w:pPr>
-          <w:hyperlink w:anchor="_Toc223299149" w:history="1">
+          <w:hyperlink w:anchor="_Toc223338639" w:history="1">
             <w:r>
               <w:rPr>
                 <w:rStyle w:val="af2"/>
@@ -2796,7 +2797,7 @@
                 <w:noProof/>
                 <w:webHidden/>
               </w:rPr>
-              <w:instrText xml:space="preserve"> PAGEREF _Toc223299149 \h </w:instrText>
+              <w:instrText xml:space="preserve"> PAGEREF _Toc223338639 \h </w:instrText>
             </w:r>
             <w:r>
               <w:rPr>
@@ -2841,7 +2842,7 @@
               <w14:ligatures w14:val="standardContextual"/>
             </w:rPr>
           </w:pPr>
-          <w:hyperlink w:anchor="_Toc223299150" w:history="1">
+          <w:hyperlink w:anchor="_Toc223338640" w:history="1">
             <w:r>
               <w:rPr>
                 <w:rStyle w:val="af2"/>
@@ -2868,7 +2869,7 @@
                 <w:noProof/>
                 <w:webHidden/>
               </w:rPr>
-              <w:instrText xml:space="preserve"> PAGEREF _Toc223299150 \h </w:instrText>
+              <w:instrText xml:space="preserve"> PAGEREF _Toc223338640 \h </w:instrText>
             </w:r>
             <w:r>
               <w:rPr>
@@ -2912,7 +2913,7 @@
               <w14:ligatures w14:val="standardContextual"/>
             </w:rPr>
           </w:pPr>
-          <w:hyperlink w:anchor="_Toc223299151" w:history="1">
+          <w:hyperlink w:anchor="_Toc223338641" w:history="1">
             <w:r>
               <w:rPr>
                 <w:rStyle w:val="af2"/>
@@ -2939,7 +2940,7 @@
                 <w:noProof/>
                 <w:webHidden/>
               </w:rPr>
-              <w:instrText xml:space="preserve"> PAGEREF _Toc223299151 \h </w:instrText>
+              <w:instrText xml:space="preserve"> PAGEREF _Toc223338641 \h </w:instrText>
             </w:r>
             <w:r>
               <w:rPr>
@@ -2983,7 +2984,7 @@
               <w14:ligatures w14:val="standardContextual"/>
             </w:rPr>
           </w:pPr>
-          <w:hyperlink w:anchor="_Toc223299152" w:history="1">
+          <w:hyperlink w:anchor="_Toc223338642" w:history="1">
             <w:r>
               <w:rPr>
                 <w:rStyle w:val="af2"/>
@@ -3010,7 +3011,7 @@
                 <w:noProof/>
                 <w:webHidden/>
               </w:rPr>
-              <w:instrText xml:space="preserve"> PAGEREF _Toc223299152 \h </w:instrText>
+              <w:instrText xml:space="preserve"> PAGEREF _Toc223338642 \h </w:instrText>
             </w:r>
             <w:r>
               <w:rPr>
@@ -3054,7 +3055,7 @@
               <w14:ligatures w14:val="standardContextual"/>
             </w:rPr>
           </w:pPr>
-          <w:hyperlink w:anchor="_Toc223299153" w:history="1">
+          <w:hyperlink w:anchor="_Toc223338643" w:history="1">
             <w:r>
               <w:rPr>
                 <w:rStyle w:val="af2"/>
@@ -3081,7 +3082,7 @@
                 <w:noProof/>
                 <w:webHidden/>
               </w:rPr>
-              <w:instrText xml:space="preserve"> PAGEREF _Toc223299153 \h </w:instrText>
+              <w:instrText xml:space="preserve"> PAGEREF _Toc223338643 \h </w:instrText>
             </w:r>
             <w:r>
               <w:rPr>
@@ -3125,7 +3126,7 @@
               <w14:ligatures w14:val="standardContextual"/>
             </w:rPr>
           </w:pPr>
-          <w:hyperlink w:anchor="_Toc223299154" w:history="1">
+          <w:hyperlink w:anchor="_Toc223338644" w:history="1">
             <w:r>
               <w:rPr>
                 <w:rStyle w:val="af2"/>
@@ -3152,7 +3153,7 @@
                 <w:noProof/>
                 <w:webHidden/>
               </w:rPr>
-              <w:instrText xml:space="preserve"> PAGEREF _Toc223299154 \h </w:instrText>
+              <w:instrText xml:space="preserve"> PAGEREF _Toc223338644 \h </w:instrText>
             </w:r>
             <w:r>
               <w:rPr>
@@ -3172,7 +3173,7 @@
                 <w:noProof/>
                 <w:webHidden/>
               </w:rPr>
-              <w:t>16</w:t>
+              <w:t>17</w:t>
             </w:r>
             <w:r>
               <w:rPr>
@@ -3197,27 +3198,21 @@
               <w14:ligatures w14:val="standardContextual"/>
             </w:rPr>
           </w:pPr>
-          <w:hyperlink w:anchor="_Toc223299155" w:history="1">
+          <w:hyperlink w:anchor="_Toc223338645" w:history="1">
             <w:r>
               <w:rPr>
                 <w:rStyle w:val="af2"/>
                 <w:noProof/>
-              </w:rPr>
-              <w:t xml:space="preserve">5 Состав </w:t>
+                <w:lang w:val="en-US"/>
+              </w:rPr>
+              <w:t>5</w:t>
             </w:r>
             <w:r>
               <w:rPr>
                 <w:rStyle w:val="af2"/>
                 <w:noProof/>
               </w:rPr>
-              <w:t>и</w:t>
-            </w:r>
-            <w:r>
-              <w:rPr>
-                <w:rStyle w:val="af2"/>
-                <w:noProof/>
-              </w:rPr>
-              <w:t xml:space="preserve"> содержание работ по созданию (развитию) системы</w:t>
+              <w:t xml:space="preserve"> Состав и содержание работ по созданию (развитию) системы</w:t>
             </w:r>
             <w:r>
               <w:rPr>
@@ -3238,7 +3233,7 @@
                 <w:noProof/>
                 <w:webHidden/>
               </w:rPr>
-              <w:instrText xml:space="preserve"> PAGEREF _Toc223299155 \h </w:instrText>
+              <w:instrText xml:space="preserve"> PAGEREF _Toc223338645 \h </w:instrText>
             </w:r>
             <w:r>
               <w:rPr>
@@ -3258,7 +3253,7 @@
                 <w:noProof/>
                 <w:webHidden/>
               </w:rPr>
-              <w:t>17</w:t>
+              <w:t>20</w:t>
             </w:r>
             <w:r>
               <w:rPr>
@@ -3283,7 +3278,7 @@
               <w14:ligatures w14:val="standardContextual"/>
             </w:rPr>
           </w:pPr>
-          <w:hyperlink w:anchor="_Toc223299156" w:history="1">
+          <w:hyperlink w:anchor="_Toc223338646" w:history="1">
             <w:r>
               <w:rPr>
                 <w:rStyle w:val="af2"/>
@@ -3310,7 +3305,7 @@
                 <w:noProof/>
                 <w:webHidden/>
               </w:rPr>
-              <w:instrText xml:space="preserve"> PAGEREF _Toc223299156 \h </w:instrText>
+              <w:instrText xml:space="preserve"> PAGEREF _Toc223338646 \h </w:instrText>
             </w:r>
             <w:r>
               <w:rPr>
@@ -3330,7 +3325,7 @@
                 <w:noProof/>
                 <w:webHidden/>
               </w:rPr>
-              <w:t>18</w:t>
+              <w:t>21</w:t>
             </w:r>
             <w:r>
               <w:rPr>
@@ -3355,7 +3350,7 @@
               <w14:ligatures w14:val="standardContextual"/>
             </w:rPr>
           </w:pPr>
-          <w:hyperlink w:anchor="_Toc223299157" w:history="1">
+          <w:hyperlink w:anchor="_Toc223338647" w:history="1">
             <w:r>
               <w:rPr>
                 <w:rStyle w:val="af2"/>
@@ -3382,7 +3377,7 @@
                 <w:noProof/>
                 <w:webHidden/>
               </w:rPr>
-              <w:instrText xml:space="preserve"> PAGEREF _Toc223299157 \h </w:instrText>
+              <w:instrText xml:space="preserve"> PAGEREF _Toc223338647 \h </w:instrText>
             </w:r>
             <w:r>
               <w:rPr>
@@ -3402,7 +3397,7 @@
                 <w:noProof/>
                 <w:webHidden/>
               </w:rPr>
-              <w:t>19</w:t>
+              <w:t>22</w:t>
             </w:r>
             <w:r>
               <w:rPr>
@@ -3426,7 +3421,7 @@
               <w14:ligatures w14:val="standardContextual"/>
             </w:rPr>
           </w:pPr>
-          <w:hyperlink w:anchor="_Toc223299158" w:history="1">
+          <w:hyperlink w:anchor="_Toc223338648" w:history="1">
             <w:r>
               <w:rPr>
                 <w:rStyle w:val="af2"/>
@@ -3453,7 +3448,7 @@
                 <w:noProof/>
                 <w:webHidden/>
               </w:rPr>
-              <w:instrText xml:space="preserve"> PAGEREF _Toc223299158 \h </w:instrText>
+              <w:instrText xml:space="preserve"> PAGEREF _Toc223338648 \h </w:instrText>
             </w:r>
             <w:r>
               <w:rPr>
@@ -3473,7 +3468,7 @@
                 <w:noProof/>
                 <w:webHidden/>
               </w:rPr>
-              <w:t>19</w:t>
+              <w:t>22</w:t>
             </w:r>
             <w:r>
               <w:rPr>
@@ -3497,7 +3492,7 @@
               <w14:ligatures w14:val="standardContextual"/>
             </w:rPr>
           </w:pPr>
-          <w:hyperlink w:anchor="_Toc223299159" w:history="1">
+          <w:hyperlink w:anchor="_Toc223338649" w:history="1">
             <w:r>
               <w:rPr>
                 <w:rStyle w:val="af2"/>
@@ -3524,7 +3519,7 @@
                 <w:noProof/>
                 <w:webHidden/>
               </w:rPr>
-              <w:instrText xml:space="preserve"> PAGEREF _Toc223299159 \h </w:instrText>
+              <w:instrText xml:space="preserve"> PAGEREF _Toc223338649 \h </w:instrText>
             </w:r>
             <w:r>
               <w:rPr>
@@ -3544,7 +3539,7 @@
                 <w:noProof/>
                 <w:webHidden/>
               </w:rPr>
-              <w:t>19</w:t>
+              <w:t>22</w:t>
             </w:r>
             <w:r>
               <w:rPr>
@@ -3568,7 +3563,7 @@
               <w14:ligatures w14:val="standardContextual"/>
             </w:rPr>
           </w:pPr>
-          <w:hyperlink w:anchor="_Toc223299160" w:history="1">
+          <w:hyperlink w:anchor="_Toc223338650" w:history="1">
             <w:r>
               <w:rPr>
                 <w:rStyle w:val="af2"/>
@@ -3595,7 +3590,7 @@
                 <w:noProof/>
                 <w:webHidden/>
               </w:rPr>
-              <w:instrText xml:space="preserve"> PAGEREF _Toc223299160 \h </w:instrText>
+              <w:instrText xml:space="preserve"> PAGEREF _Toc223338650 \h </w:instrText>
             </w:r>
             <w:r>
               <w:rPr>
@@ -3615,7 +3610,7 @@
                 <w:noProof/>
                 <w:webHidden/>
               </w:rPr>
-              <w:t>19</w:t>
+              <w:t>22</w:t>
             </w:r>
             <w:r>
               <w:rPr>
@@ -3639,7 +3634,7 @@
               <w14:ligatures w14:val="standardContextual"/>
             </w:rPr>
           </w:pPr>
-          <w:hyperlink w:anchor="_Toc223299161" w:history="1">
+          <w:hyperlink w:anchor="_Toc223338651" w:history="1">
             <w:r>
               <w:rPr>
                 <w:rStyle w:val="af2"/>
@@ -3666,7 +3661,7 @@
                 <w:noProof/>
                 <w:webHidden/>
               </w:rPr>
-              <w:instrText xml:space="preserve"> PAGEREF _Toc223299161 \h </w:instrText>
+              <w:instrText xml:space="preserve"> PAGEREF _Toc223338651 \h </w:instrText>
             </w:r>
             <w:r>
               <w:rPr>
@@ -3686,7 +3681,7 @@
                 <w:noProof/>
                 <w:webHidden/>
               </w:rPr>
-              <w:t>19</w:t>
+              <w:t>23</w:t>
             </w:r>
             <w:r>
               <w:rPr>
@@ -3710,7 +3705,7 @@
               <w14:ligatures w14:val="standardContextual"/>
             </w:rPr>
           </w:pPr>
-          <w:hyperlink w:anchor="_Toc223299162" w:history="1">
+          <w:hyperlink w:anchor="_Toc223338652" w:history="1">
             <w:r>
               <w:rPr>
                 <w:rStyle w:val="af2"/>
@@ -3737,7 +3732,7 @@
                 <w:noProof/>
                 <w:webHidden/>
               </w:rPr>
-              <w:instrText xml:space="preserve"> PAGEREF _Toc223299162 \h </w:instrText>
+              <w:instrText xml:space="preserve"> PAGEREF _Toc223338652 \h </w:instrText>
             </w:r>
             <w:r>
               <w:rPr>
@@ -3757,7 +3752,7 @@
                 <w:noProof/>
                 <w:webHidden/>
               </w:rPr>
-              <w:t>19</w:t>
+              <w:t>23</w:t>
             </w:r>
             <w:r>
               <w:rPr>
@@ -3782,21 +3777,13 @@
               <w14:ligatures w14:val="standardContextual"/>
             </w:rPr>
           </w:pPr>
-          <w:hyperlink w:anchor="_Toc223299163" w:history="1">
+          <w:hyperlink w:anchor="_Toc223338653" w:history="1">
             <w:r>
               <w:rPr>
                 <w:rStyle w:val="af2"/>
                 <w:noProof/>
-                <w:lang w:val="en-US"/>
-              </w:rPr>
-              <w:t>8</w:t>
-            </w:r>
-            <w:r>
-              <w:rPr>
-                <w:rStyle w:val="af2"/>
-                <w:noProof/>
-              </w:rPr>
-              <w:t xml:space="preserve"> Требования к документированию</w:t>
+              </w:rPr>
+              <w:t>8 Требования к документированию</w:t>
             </w:r>
             <w:r>
               <w:rPr>
@@ -3817,7 +3804,7 @@
                 <w:noProof/>
                 <w:webHidden/>
               </w:rPr>
-              <w:instrText xml:space="preserve"> PAGEREF _Toc223299163 \h </w:instrText>
+              <w:instrText xml:space="preserve"> PAGEREF _Toc223338653 \h </w:instrText>
             </w:r>
             <w:r>
               <w:rPr>
@@ -3837,7 +3824,7 @@
                 <w:noProof/>
                 <w:webHidden/>
               </w:rPr>
-              <w:t>20</w:t>
+              <w:t>24</w:t>
             </w:r>
             <w:r>
               <w:rPr>
@@ -3862,7 +3849,7 @@
               <w14:ligatures w14:val="standardContextual"/>
             </w:rPr>
           </w:pPr>
-          <w:hyperlink w:anchor="_Toc223299164" w:history="1">
+          <w:hyperlink w:anchor="_Toc223338654" w:history="1">
             <w:r>
               <w:rPr>
                 <w:rStyle w:val="af2"/>
@@ -3897,7 +3884,7 @@
                 <w:noProof/>
                 <w:webHidden/>
               </w:rPr>
-              <w:instrText xml:space="preserve"> PAGEREF _Toc223299164 \h </w:instrText>
+              <w:instrText xml:space="preserve"> PAGEREF _Toc223338654 \h </w:instrText>
             </w:r>
             <w:r>
               <w:rPr>
@@ -3917,79 +3904,7 @@
                 <w:noProof/>
                 <w:webHidden/>
               </w:rPr>
-              <w:t>21</w:t>
-            </w:r>
-            <w:r>
-              <w:rPr>
-                <w:noProof/>
-                <w:webHidden/>
-              </w:rPr>
-              <w:fldChar w:fldCharType="end"/>
-            </w:r>
-          </w:hyperlink>
-        </w:p>
-        <w:p>
-          <w:pPr>
-            <w:pStyle w:val="12"/>
-            <w:rPr>
-              <w:rFonts w:asciiTheme="minorHAnsi" w:eastAsiaTheme="minorEastAsia" w:hAnsiTheme="minorHAnsi"/>
-              <w:caps w:val="0"/>
-              <w:noProof/>
-              <w:kern w:val="2"/>
-              <w:sz w:val="24"/>
-              <w:szCs w:val="24"/>
-              <w:lang w:eastAsia="ru-RU"/>
-              <w14:ligatures w14:val="standardContextual"/>
-            </w:rPr>
-          </w:pPr>
-          <w:hyperlink w:anchor="_Toc223299165" w:history="1">
-            <w:r>
-              <w:rPr>
-                <w:rStyle w:val="af2"/>
-                <w:noProof/>
-              </w:rPr>
-              <w:t>Список использованных источников</w:t>
-            </w:r>
-            <w:r>
-              <w:rPr>
-                <w:noProof/>
-                <w:webHidden/>
-              </w:rPr>
-              <w:tab/>
-            </w:r>
-            <w:r>
-              <w:rPr>
-                <w:noProof/>
-                <w:webHidden/>
-              </w:rPr>
-              <w:fldChar w:fldCharType="begin"/>
-            </w:r>
-            <w:r>
-              <w:rPr>
-                <w:noProof/>
-                <w:webHidden/>
-              </w:rPr>
-              <w:instrText xml:space="preserve"> PAGEREF _Toc223299165 \h </w:instrText>
-            </w:r>
-            <w:r>
-              <w:rPr>
-                <w:noProof/>
-                <w:webHidden/>
-              </w:rPr>
-            </w:r>
-            <w:r>
-              <w:rPr>
-                <w:noProof/>
-                <w:webHidden/>
-              </w:rPr>
-              <w:fldChar w:fldCharType="separate"/>
-            </w:r>
-            <w:r>
-              <w:rPr>
-                <w:noProof/>
-                <w:webHidden/>
-              </w:rPr>
-              <w:t>22</w:t>
+              <w:t>25</w:t>
             </w:r>
             <w:r>
               <w:rPr>
@@ -4028,7 +3943,7 @@
           <w:numId w:val="0"/>
         </w:numPr>
       </w:pPr>
-      <w:bookmarkStart w:id="0" w:name="_Toc223299132"/>
+      <w:bookmarkStart w:id="0" w:name="_Toc223338622"/>
       <w:r>
         <w:lastRenderedPageBreak/>
         <w:t>Введение</w:t>
@@ -4056,7 +3971,7 @@
       <w:pPr>
         <w:pStyle w:val="a"/>
       </w:pPr>
-      <w:bookmarkStart w:id="1" w:name="_Toc223299133"/>
+      <w:bookmarkStart w:id="1" w:name="_Toc223338623"/>
       <w:r>
         <w:lastRenderedPageBreak/>
         <w:t>Общие сведения</w:t>
@@ -4067,7 +3982,7 @@
       <w:pPr>
         <w:pStyle w:val="2"/>
       </w:pPr>
-      <w:bookmarkStart w:id="2" w:name="_Toc223299134"/>
+      <w:bookmarkStart w:id="2" w:name="_Toc223338624"/>
       <w:r>
         <w:t>Полное наименование системы и ее условное обозначение</w:t>
       </w:r>
@@ -4101,7 +4016,7 @@
       <w:pPr>
         <w:pStyle w:val="2"/>
       </w:pPr>
-      <w:bookmarkStart w:id="3" w:name="_Toc223299135"/>
+      <w:bookmarkStart w:id="3" w:name="_Toc223338625"/>
       <w:r>
         <w:t>Номер договора</w:t>
       </w:r>
@@ -4136,7 +4051,7 @@
       <w:pPr>
         <w:pStyle w:val="2"/>
       </w:pPr>
-      <w:bookmarkStart w:id="4" w:name="_Toc223299136"/>
+      <w:bookmarkStart w:id="4" w:name="_Toc223338626"/>
       <w:r>
         <w:t>Наименование организаций – Заказчика и Разработчика</w:t>
       </w:r>
@@ -4173,7 +4088,7 @@
           <w:lang w:val="en-US"/>
         </w:rPr>
       </w:pPr>
-      <w:bookmarkStart w:id="5" w:name="_Toc223299137"/>
+      <w:bookmarkStart w:id="5" w:name="_Toc223338627"/>
       <w:r>
         <w:t>Основания для разработки системы</w:t>
       </w:r>
@@ -4209,7 +4124,7 @@
       <w:pPr>
         <w:pStyle w:val="2"/>
       </w:pPr>
-      <w:bookmarkStart w:id="6" w:name="_Toc223299138"/>
+      <w:bookmarkStart w:id="6" w:name="_Toc223338628"/>
       <w:r>
         <w:t>Плановые сроки начала и окончания работы по созданию системы</w:t>
       </w:r>
@@ -4232,7 +4147,7 @@
           <w:lang w:val="en-US"/>
         </w:rPr>
       </w:pPr>
-      <w:bookmarkStart w:id="7" w:name="_Toc223299139"/>
+      <w:bookmarkStart w:id="7" w:name="_Toc223338629"/>
       <w:r>
         <w:t>Источники и порядок финансирования работ</w:t>
       </w:r>
@@ -4250,7 +4165,7 @@
       <w:pPr>
         <w:pStyle w:val="2"/>
       </w:pPr>
-      <w:bookmarkStart w:id="8" w:name="_Toc223299140"/>
+      <w:bookmarkStart w:id="8" w:name="_Toc223338630"/>
       <w:r>
         <w:lastRenderedPageBreak/>
         <w:t>Порядок оформления и предъявления заказчику результатов работ по созданию системы</w:t>
@@ -4307,7 +4222,7 @@
       <w:pPr>
         <w:pStyle w:val="2"/>
       </w:pPr>
-      <w:bookmarkStart w:id="9" w:name="_Toc223299141"/>
+      <w:bookmarkStart w:id="9" w:name="_Toc223338631"/>
       <w:r>
         <w:t>Перечень нормативно-технических документов и методических материалов, использованных при разработке ТЗ</w:t>
       </w:r>
@@ -4405,7 +4320,7 @@
       <w:pPr>
         <w:pStyle w:val="2"/>
       </w:pPr>
-      <w:bookmarkStart w:id="10" w:name="_Toc223299142"/>
+      <w:bookmarkStart w:id="10" w:name="_Toc223338632"/>
       <w:r>
         <w:t>Определения, обозначения и сокращения</w:t>
       </w:r>
@@ -4480,7 +4395,7 @@
       <w:pPr>
         <w:pStyle w:val="2"/>
       </w:pPr>
-      <w:bookmarkStart w:id="11" w:name="_Toc223299143"/>
+      <w:bookmarkStart w:id="11" w:name="_Toc223338633"/>
       <w:r>
         <w:lastRenderedPageBreak/>
         <w:t>Описание бизнес-ролей</w:t>
@@ -4506,7 +4421,7 @@
       <w:pPr>
         <w:pStyle w:val="a"/>
       </w:pPr>
-      <w:bookmarkStart w:id="12" w:name="_Toc223299144"/>
+      <w:bookmarkStart w:id="12" w:name="_Toc223338634"/>
       <w:r>
         <w:lastRenderedPageBreak/>
         <w:t>Назначение и цели создания (развития) системы</w:t>
@@ -4520,7 +4435,7 @@
           <w:lang w:val="en-US"/>
         </w:rPr>
       </w:pPr>
-      <w:bookmarkStart w:id="13" w:name="_Toc223299145"/>
+      <w:bookmarkStart w:id="13" w:name="_Toc223338635"/>
       <w:r>
         <w:t>Назначение системы</w:t>
       </w:r>
@@ -4538,7 +4453,7 @@
           <w:lang w:val="en-US"/>
         </w:rPr>
       </w:pPr>
-      <w:bookmarkStart w:id="14" w:name="_Toc223299146"/>
+      <w:bookmarkStart w:id="14" w:name="_Toc223338636"/>
       <w:r>
         <w:t>Цели создания системы</w:t>
       </w:r>
@@ -4614,7 +4529,7 @@
           <w:lang w:val="en-US"/>
         </w:rPr>
       </w:pPr>
-      <w:bookmarkStart w:id="15" w:name="_Toc223299147"/>
+      <w:bookmarkStart w:id="15" w:name="_Toc223338637"/>
       <w:r>
         <w:lastRenderedPageBreak/>
         <w:t>Характеристика объекта автоматизации</w:t>
@@ -4625,7 +4540,7 @@
       <w:pPr>
         <w:pStyle w:val="2"/>
       </w:pPr>
-      <w:bookmarkStart w:id="16" w:name="_Toc223299148"/>
+      <w:bookmarkStart w:id="16" w:name="_Toc223338638"/>
       <w:r>
         <w:t>Краткие сведения об объекте автоматизации</w:t>
       </w:r>
@@ -4658,7 +4573,7 @@
       <w:pPr>
         <w:pStyle w:val="2"/>
       </w:pPr>
-      <w:bookmarkStart w:id="17" w:name="_Toc223299149"/>
+      <w:bookmarkStart w:id="17" w:name="_Toc223338639"/>
       <w:r>
         <w:t>Сведения об условиях эксплуатации объекта автоматизации</w:t>
       </w:r>
@@ -4714,7 +4629,7 @@
       <w:pPr>
         <w:pStyle w:val="a"/>
       </w:pPr>
-      <w:bookmarkStart w:id="18" w:name="_Toc223299150"/>
+      <w:bookmarkStart w:id="18" w:name="_Toc223338640"/>
       <w:r>
         <w:lastRenderedPageBreak/>
         <w:t>Требования к системе</w:t>
@@ -4725,7 +4640,7 @@
       <w:pPr>
         <w:pStyle w:val="2"/>
       </w:pPr>
-      <w:bookmarkStart w:id="19" w:name="_Toc223299151"/>
+      <w:bookmarkStart w:id="19" w:name="_Toc223338641"/>
       <w:r>
         <w:t>Требования к системе в целом</w:t>
       </w:r>
@@ -5323,7 +5238,7 @@
       <w:pPr>
         <w:pStyle w:val="2"/>
       </w:pPr>
-      <w:bookmarkStart w:id="20" w:name="_Toc223299152"/>
+      <w:bookmarkStart w:id="20" w:name="_Toc223338642"/>
       <w:r>
         <w:t>Требования к функциям (задачам), выполняемым системой</w:t>
       </w:r>
@@ -5972,7 +5887,7 @@
       <w:pPr>
         <w:pStyle w:val="2"/>
       </w:pPr>
-      <w:bookmarkStart w:id="21" w:name="_Toc223299153"/>
+      <w:bookmarkStart w:id="21" w:name="_Toc223338643"/>
       <w:r>
         <w:lastRenderedPageBreak/>
         <w:t>Функциональная структура системы</w:t>
@@ -6117,7 +6032,7 @@
       <w:pPr>
         <w:pStyle w:val="2"/>
       </w:pPr>
-      <w:bookmarkStart w:id="22" w:name="_Toc223299154"/>
+      <w:bookmarkStart w:id="22" w:name="_Toc223338644"/>
       <w:r>
         <w:t>Требования к видам обеспечения</w:t>
       </w:r>
@@ -6222,11 +6137,6 @@
       </w:r>
     </w:p>
     <w:p>
-      <w:pPr>
-        <w:rPr>
-          <w:lang w:val="en-US"/>
-        </w:rPr>
-      </w:pPr>
       <w:r>
         <w:t>Система ввода и вывода информации должна корректно обрабатывать русский и латинский алфавиты.</w:t>
       </w:r>
@@ -6393,11 +6303,6 @@
       </w:r>
     </w:p>
     <w:p>
-      <w:pPr>
-        <w:rPr>
-          <w:lang w:val="en-US"/>
-        </w:rPr>
-      </w:pPr>
       <w:r>
         <w:t>Требования к метрологическому обеспечению системы не предъявляются.</w:t>
       </w:r>
@@ -6414,11 +6319,6 @@
       </w:r>
     </w:p>
     <w:p>
-      <w:pPr>
-        <w:rPr>
-          <w:lang w:val="en-US"/>
-        </w:rPr>
-      </w:pPr>
       <w:r>
         <w:t>Требования к организационному обеспечению системы не предъявляются.</w:t>
       </w:r>
@@ -6474,8 +6374,11 @@
     <w:p>
       <w:pPr>
         <w:pStyle w:val="a"/>
-      </w:pPr>
-      <w:bookmarkStart w:id="23" w:name="_Toc223299155"/>
+        <w:rPr>
+          <w:lang w:val="en-US"/>
+        </w:rPr>
+      </w:pPr>
+      <w:bookmarkStart w:id="23" w:name="_Toc223338645"/>
       <w:r>
         <w:lastRenderedPageBreak/>
         <w:t>Состав и содержание работ по созданию (развитию) системы</w:t>
@@ -6483,10 +6386,886 @@
       <w:bookmarkEnd w:id="23"/>
     </w:p>
     <w:p>
+      <w:r>
+        <w:t xml:space="preserve">Разработка системы предполагается по укрупненному календарному </w:t>
+      </w:r>
+      <w:proofErr w:type="spellStart"/>
+      <w:r>
+        <w:t>пла</w:t>
+      </w:r>
+      <w:proofErr w:type="spellEnd"/>
+      <w:r>
+        <w:t xml:space="preserve"> ну, приведенному в таблице 5.1.</w:t>
+      </w:r>
+    </w:p>
+    <w:p>
+      <w:pPr>
+        <w:pStyle w:val="af3"/>
+        <w:rPr>
+          <w:lang w:val="en-US"/>
+        </w:rPr>
+      </w:pPr>
+      <w:r>
+        <w:t>Таблица 5.1 – Календарный план работ по созданию АС MM</w:t>
+      </w:r>
+    </w:p>
+    <w:tbl>
+      <w:tblPr>
+        <w:tblStyle w:val="11"/>
+        <w:tblW w:w="0" w:type="auto"/>
+        <w:tblLook w:val="04A0" w:firstRow="1" w:lastRow="0" w:firstColumn="1" w:lastColumn="0" w:noHBand="0" w:noVBand="1"/>
+      </w:tblPr>
+      <w:tblGrid>
+        <w:gridCol w:w="2936"/>
+        <w:gridCol w:w="5040"/>
+        <w:gridCol w:w="1652"/>
+      </w:tblGrid>
+      <w:tr>
+        <w:tc>
+          <w:tcPr>
+            <w:tcW w:w="0" w:type="auto"/>
+            <w:hideMark/>
+          </w:tcPr>
+          <w:p>
+            <w:pPr>
+              <w:pStyle w:val="af7"/>
+              <w:jc w:val="left"/>
+            </w:pPr>
+            <w:r>
+              <w:t>Этапы работ</w:t>
+            </w:r>
+          </w:p>
+        </w:tc>
+        <w:tc>
+          <w:tcPr>
+            <w:tcW w:w="0" w:type="auto"/>
+            <w:hideMark/>
+          </w:tcPr>
+          <w:p>
+            <w:pPr>
+              <w:pStyle w:val="af7"/>
+              <w:jc w:val="left"/>
+            </w:pPr>
+            <w:r>
+              <w:t>Содержание работ</w:t>
+            </w:r>
+          </w:p>
+        </w:tc>
+        <w:tc>
+          <w:tcPr>
+            <w:tcW w:w="0" w:type="auto"/>
+            <w:hideMark/>
+          </w:tcPr>
+          <w:p>
+            <w:pPr>
+              <w:pStyle w:val="af7"/>
+              <w:jc w:val="left"/>
+            </w:pPr>
+            <w:r>
+              <w:t>Сроки</w:t>
+            </w:r>
+          </w:p>
+        </w:tc>
+      </w:tr>
+      <w:tr>
+        <w:tc>
+          <w:tcPr>
+            <w:tcW w:w="0" w:type="auto"/>
+            <w:hideMark/>
+          </w:tcPr>
+          <w:p>
+            <w:pPr>
+              <w:pStyle w:val="af7"/>
+              <w:jc w:val="left"/>
+            </w:pPr>
+            <w:r>
+              <w:t>1. Исследование и обоснование создания системы</w:t>
+            </w:r>
+          </w:p>
+        </w:tc>
+        <w:tc>
+          <w:tcPr>
+            <w:tcW w:w="0" w:type="auto"/>
+            <w:hideMark/>
+          </w:tcPr>
+          <w:p>
+            <w:pPr>
+              <w:pStyle w:val="af7"/>
+              <w:jc w:val="left"/>
+            </w:pPr>
+            <w:r>
+              <w:t>1.1 Обследование объекта автоматизации, анализ предметной области, изучение отечественных и зарубежных аналогов</w:t>
+            </w:r>
+          </w:p>
+        </w:tc>
+        <w:tc>
+          <w:tcPr>
+            <w:tcW w:w="0" w:type="auto"/>
+            <w:hideMark/>
+          </w:tcPr>
+          <w:p>
+            <w:pPr>
+              <w:pStyle w:val="af7"/>
+              <w:jc w:val="left"/>
+            </w:pPr>
+            <w:r>
+              <w:t>01.03.2026 – 14.03.2026</w:t>
+            </w:r>
+          </w:p>
+        </w:tc>
+      </w:tr>
+      <w:tr>
+        <w:tc>
+          <w:tcPr>
+            <w:tcW w:w="0" w:type="auto"/>
+            <w:hideMark/>
+          </w:tcPr>
+          <w:p>
+            <w:pPr>
+              <w:pStyle w:val="af7"/>
+              <w:jc w:val="left"/>
+            </w:pPr>
+            <w:r>
+              <w:t>2. Составление технического задания</w:t>
+            </w:r>
+          </w:p>
+        </w:tc>
+        <w:tc>
+          <w:tcPr>
+            <w:tcW w:w="0" w:type="auto"/>
+            <w:hideMark/>
+          </w:tcPr>
+          <w:p>
+            <w:pPr>
+              <w:pStyle w:val="af7"/>
+              <w:jc w:val="left"/>
+            </w:pPr>
+            <w:r>
+              <w:t>2.1 Разработка функциональных и нефункциональных требований</w:t>
+            </w:r>
+          </w:p>
+        </w:tc>
+        <w:tc>
+          <w:tcPr>
+            <w:tcW w:w="0" w:type="auto"/>
+            <w:hideMark/>
+          </w:tcPr>
+          <w:p>
+            <w:pPr>
+              <w:pStyle w:val="af7"/>
+              <w:jc w:val="left"/>
+            </w:pPr>
+            <w:r>
+              <w:t>15.03.2026 – 28.03.2026</w:t>
+            </w:r>
+          </w:p>
+        </w:tc>
+      </w:tr>
+      <w:tr>
+        <w:tc>
+          <w:tcPr>
+            <w:tcW w:w="0" w:type="auto"/>
+            <w:hideMark/>
+          </w:tcPr>
+          <w:p>
+            <w:pPr>
+              <w:pStyle w:val="af7"/>
+              <w:jc w:val="left"/>
+            </w:pPr>
+            <w:r>
+              <w:t>3. Эскизное проектирование</w:t>
+            </w:r>
+          </w:p>
+        </w:tc>
+        <w:tc>
+          <w:tcPr>
+            <w:tcW w:w="0" w:type="auto"/>
+            <w:hideMark/>
+          </w:tcPr>
+          <w:p>
+            <w:pPr>
+              <w:pStyle w:val="af7"/>
+              <w:jc w:val="left"/>
+            </w:pPr>
+            <w:r>
+              <w:t xml:space="preserve">3.1 Разработка предварительных решений по выбранному варианту АС и отдельным </w:t>
+            </w:r>
+            <w:proofErr w:type="spellStart"/>
+            <w:r>
+              <w:t>ви</w:t>
+            </w:r>
+            <w:proofErr w:type="spellEnd"/>
+            <w:r>
+              <w:t xml:space="preserve"> дам обеспечения</w:t>
+            </w:r>
+          </w:p>
+        </w:tc>
+        <w:tc>
+          <w:tcPr>
+            <w:tcW w:w="0" w:type="auto"/>
+            <w:hideMark/>
+          </w:tcPr>
+          <w:p>
+            <w:pPr>
+              <w:pStyle w:val="af7"/>
+              <w:jc w:val="left"/>
+            </w:pPr>
+            <w:r>
+              <w:t>29.03.2026 – 11.04.2026</w:t>
+            </w:r>
+          </w:p>
+        </w:tc>
+      </w:tr>
+      <w:tr>
+        <w:tc>
+          <w:tcPr>
+            <w:tcW w:w="0" w:type="auto"/>
+            <w:vMerge w:val="restart"/>
+            <w:hideMark/>
+          </w:tcPr>
+          <w:p>
+            <w:pPr>
+              <w:pStyle w:val="af7"/>
+              <w:jc w:val="left"/>
+            </w:pPr>
+            <w:r>
+              <w:t>4. Техническое проектирование</w:t>
+            </w:r>
+          </w:p>
+        </w:tc>
+        <w:tc>
+          <w:tcPr>
+            <w:tcW w:w="0" w:type="auto"/>
+            <w:hideMark/>
+          </w:tcPr>
+          <w:p>
+            <w:pPr>
+              <w:pStyle w:val="af7"/>
+              <w:jc w:val="left"/>
+              <w:rPr>
+                <w:lang w:val="en-US"/>
+              </w:rPr>
+            </w:pPr>
+            <w:r>
+              <w:t>4.1 Разработка диаграмм</w:t>
+            </w:r>
+          </w:p>
+        </w:tc>
+        <w:tc>
+          <w:tcPr>
+            <w:tcW w:w="0" w:type="auto"/>
+            <w:hideMark/>
+          </w:tcPr>
+          <w:p>
+            <w:pPr>
+              <w:pStyle w:val="af7"/>
+              <w:jc w:val="left"/>
+            </w:pPr>
+            <w:r>
+              <w:t>12.04.2026 – 25.04.2026</w:t>
+            </w:r>
+          </w:p>
+        </w:tc>
+      </w:tr>
+      <w:tr>
+        <w:tc>
+          <w:tcPr>
+            <w:tcW w:w="0" w:type="auto"/>
+            <w:vMerge/>
+            <w:hideMark/>
+          </w:tcPr>
+          <w:p>
+            <w:pPr>
+              <w:pStyle w:val="af7"/>
+              <w:jc w:val="left"/>
+            </w:pPr>
+          </w:p>
+        </w:tc>
+        <w:tc>
+          <w:tcPr>
+            <w:tcW w:w="0" w:type="auto"/>
+            <w:hideMark/>
+          </w:tcPr>
+          <w:p>
+            <w:pPr>
+              <w:pStyle w:val="af7"/>
+              <w:jc w:val="left"/>
+            </w:pPr>
+            <w:r>
+              <w:t>4.2 Разработка макетов интерфейса</w:t>
+            </w:r>
+          </w:p>
+        </w:tc>
+        <w:tc>
+          <w:tcPr>
+            <w:tcW w:w="0" w:type="auto"/>
+            <w:hideMark/>
+          </w:tcPr>
+          <w:p>
+            <w:pPr>
+              <w:pStyle w:val="af7"/>
+              <w:jc w:val="left"/>
+            </w:pPr>
+            <w:r>
+              <w:t>26.04.2026 – 09.05.2026</w:t>
+            </w:r>
+          </w:p>
+        </w:tc>
+      </w:tr>
+      <w:tr>
+        <w:tc>
+          <w:tcPr>
+            <w:tcW w:w="0" w:type="auto"/>
+            <w:vMerge w:val="restart"/>
+            <w:hideMark/>
+          </w:tcPr>
+          <w:p>
+            <w:pPr>
+              <w:pStyle w:val="af7"/>
+              <w:jc w:val="left"/>
+            </w:pPr>
+            <w:r>
+              <w:t>5. Разработка программной части</w:t>
+            </w:r>
+          </w:p>
+        </w:tc>
+        <w:tc>
+          <w:tcPr>
+            <w:tcW w:w="0" w:type="auto"/>
+            <w:hideMark/>
+          </w:tcPr>
+          <w:p>
+            <w:pPr>
+              <w:pStyle w:val="af7"/>
+              <w:jc w:val="left"/>
+            </w:pPr>
+            <w:r>
+              <w:t>5.1 Разработка модуля каталога 3D-моделей</w:t>
+            </w:r>
+          </w:p>
+        </w:tc>
+        <w:tc>
+          <w:tcPr>
+            <w:tcW w:w="0" w:type="auto"/>
+            <w:hideMark/>
+          </w:tcPr>
+          <w:p>
+            <w:pPr>
+              <w:pStyle w:val="af7"/>
+              <w:jc w:val="left"/>
+            </w:pPr>
+            <w:r>
+              <w:t>10.05.2026 – 23.05.2026</w:t>
+            </w:r>
+          </w:p>
+        </w:tc>
+      </w:tr>
+      <w:tr>
+        <w:tc>
+          <w:tcPr>
+            <w:tcW w:w="0" w:type="auto"/>
+            <w:vMerge/>
+            <w:hideMark/>
+          </w:tcPr>
+          <w:p>
+            <w:pPr>
+              <w:pStyle w:val="af7"/>
+              <w:jc w:val="left"/>
+            </w:pPr>
+          </w:p>
+        </w:tc>
+        <w:tc>
+          <w:tcPr>
+            <w:tcW w:w="0" w:type="auto"/>
+            <w:hideMark/>
+          </w:tcPr>
+          <w:p>
+            <w:pPr>
+              <w:pStyle w:val="af7"/>
+              <w:jc w:val="left"/>
+            </w:pPr>
+            <w:r>
+              <w:t>5.2 Разработка модуля визуализации 3D-моделей</w:t>
+            </w:r>
+          </w:p>
+        </w:tc>
+        <w:tc>
+          <w:tcPr>
+            <w:tcW w:w="0" w:type="auto"/>
+            <w:hideMark/>
+          </w:tcPr>
+          <w:p>
+            <w:pPr>
+              <w:pStyle w:val="af7"/>
+              <w:jc w:val="left"/>
+            </w:pPr>
+            <w:r>
+              <w:t>24.05.2026 – 06.06.2026</w:t>
+            </w:r>
+          </w:p>
+        </w:tc>
+      </w:tr>
+      <w:tr>
+        <w:tc>
+          <w:tcPr>
+            <w:tcW w:w="0" w:type="auto"/>
+            <w:vMerge/>
+            <w:hideMark/>
+          </w:tcPr>
+          <w:p>
+            <w:pPr>
+              <w:pStyle w:val="af7"/>
+              <w:jc w:val="left"/>
+            </w:pPr>
+          </w:p>
+        </w:tc>
+        <w:tc>
+          <w:tcPr>
+            <w:tcW w:w="0" w:type="auto"/>
+            <w:hideMark/>
+          </w:tcPr>
+          <w:p>
+            <w:pPr>
+              <w:pStyle w:val="af7"/>
+              <w:jc w:val="left"/>
+            </w:pPr>
+            <w:r>
+              <w:t>5.3 Разработка модуля поиска и фильтрации</w:t>
+            </w:r>
+          </w:p>
+        </w:tc>
+        <w:tc>
+          <w:tcPr>
+            <w:tcW w:w="0" w:type="auto"/>
+            <w:hideMark/>
+          </w:tcPr>
+          <w:p>
+            <w:pPr>
+              <w:pStyle w:val="af7"/>
+              <w:jc w:val="left"/>
+            </w:pPr>
+            <w:r>
+              <w:t>07.06.2026 – 16.06.2026</w:t>
+            </w:r>
+          </w:p>
+        </w:tc>
+      </w:tr>
+      <w:tr>
+        <w:tc>
+          <w:tcPr>
+            <w:tcW w:w="0" w:type="auto"/>
+            <w:vMerge/>
+          </w:tcPr>
+          <w:p>
+            <w:pPr>
+              <w:pStyle w:val="af7"/>
+              <w:jc w:val="left"/>
+            </w:pPr>
+          </w:p>
+        </w:tc>
+        <w:tc>
+          <w:tcPr>
+            <w:tcW w:w="0" w:type="auto"/>
+          </w:tcPr>
+          <w:p>
+            <w:pPr>
+              <w:pStyle w:val="af7"/>
+              <w:jc w:val="left"/>
+            </w:pPr>
+            <w:r>
+              <w:t>5.4</w:t>
+            </w:r>
+            <w:r>
+              <w:t xml:space="preserve"> Разработка </w:t>
+            </w:r>
+            <w:r>
+              <w:t>модул</w:t>
+            </w:r>
+            <w:r>
+              <w:t>я</w:t>
+            </w:r>
+            <w:r>
+              <w:t xml:space="preserve"> загрузки и выгрузки контента</w:t>
+            </w:r>
+          </w:p>
+        </w:tc>
+        <w:tc>
+          <w:tcPr>
+            <w:tcW w:w="0" w:type="auto"/>
+          </w:tcPr>
+          <w:p>
+            <w:pPr>
+              <w:pStyle w:val="af7"/>
+              <w:jc w:val="left"/>
+            </w:pPr>
+            <w:r>
+              <w:t>17.06.2026 – 27.06.2026</w:t>
+            </w:r>
+          </w:p>
+        </w:tc>
+      </w:tr>
+      <w:tr>
+        <w:tc>
+          <w:tcPr>
+            <w:tcW w:w="0" w:type="auto"/>
+            <w:vMerge/>
+            <w:hideMark/>
+          </w:tcPr>
+          <w:p>
+            <w:pPr>
+              <w:pStyle w:val="af7"/>
+              <w:jc w:val="left"/>
+            </w:pPr>
+          </w:p>
+        </w:tc>
+        <w:tc>
+          <w:tcPr>
+            <w:tcW w:w="0" w:type="auto"/>
+            <w:hideMark/>
+          </w:tcPr>
+          <w:p>
+            <w:pPr>
+              <w:pStyle w:val="af7"/>
+              <w:jc w:val="left"/>
+            </w:pPr>
+            <w:r>
+              <w:t>5.</w:t>
+            </w:r>
+            <w:r>
+              <w:t>5</w:t>
+            </w:r>
+            <w:r>
+              <w:t xml:space="preserve"> Разработка </w:t>
+            </w:r>
+            <w:r>
+              <w:t xml:space="preserve">модуля </w:t>
+            </w:r>
+            <w:r>
+              <w:t>управления пользователями и ролями</w:t>
+            </w:r>
+          </w:p>
+        </w:tc>
+        <w:tc>
+          <w:tcPr>
+            <w:tcW w:w="0" w:type="auto"/>
+            <w:hideMark/>
+          </w:tcPr>
+          <w:p>
+            <w:pPr>
+              <w:pStyle w:val="af7"/>
+              <w:jc w:val="left"/>
+            </w:pPr>
+            <w:r>
+              <w:t>28.06.2026 – 07.07.2026</w:t>
+            </w:r>
+          </w:p>
+        </w:tc>
+      </w:tr>
+      <w:tr>
+        <w:tc>
+          <w:tcPr>
+            <w:tcW w:w="0" w:type="auto"/>
+            <w:vMerge/>
+          </w:tcPr>
+          <w:p>
+            <w:pPr>
+              <w:pStyle w:val="af7"/>
+              <w:jc w:val="left"/>
+            </w:pPr>
+          </w:p>
+        </w:tc>
+        <w:tc>
+          <w:tcPr>
+            <w:tcW w:w="0" w:type="auto"/>
+          </w:tcPr>
+          <w:p>
+            <w:pPr>
+              <w:pStyle w:val="af7"/>
+              <w:jc w:val="left"/>
+            </w:pPr>
+            <w:r>
+              <w:t>5.</w:t>
+            </w:r>
+            <w:r>
+              <w:t xml:space="preserve">6 </w:t>
+            </w:r>
+            <w:r>
+              <w:t>Разработка модул</w:t>
+            </w:r>
+            <w:r>
+              <w:t xml:space="preserve">я </w:t>
+            </w:r>
+            <w:r>
+              <w:t>личного кабинета</w:t>
+            </w:r>
+          </w:p>
+        </w:tc>
+        <w:tc>
+          <w:tcPr>
+            <w:tcW w:w="0" w:type="auto"/>
+          </w:tcPr>
+          <w:p>
+            <w:pPr>
+              <w:pStyle w:val="af7"/>
+              <w:jc w:val="left"/>
+            </w:pPr>
+            <w:r>
+              <w:t>08.07.2026 – 17.07.2026</w:t>
+            </w:r>
+          </w:p>
+        </w:tc>
+      </w:tr>
+      <w:tr>
+        <w:tc>
+          <w:tcPr>
+            <w:tcW w:w="0" w:type="auto"/>
+            <w:vMerge/>
+            <w:hideMark/>
+          </w:tcPr>
+          <w:p>
+            <w:pPr>
+              <w:pStyle w:val="af7"/>
+              <w:jc w:val="left"/>
+            </w:pPr>
+          </w:p>
+        </w:tc>
+        <w:tc>
+          <w:tcPr>
+            <w:tcW w:w="0" w:type="auto"/>
+            <w:hideMark/>
+          </w:tcPr>
+          <w:p>
+            <w:pPr>
+              <w:pStyle w:val="af7"/>
+              <w:jc w:val="left"/>
+            </w:pPr>
+            <w:r>
+              <w:t>5.</w:t>
+            </w:r>
+            <w:r>
+              <w:t>7</w:t>
+            </w:r>
+            <w:r>
+              <w:t xml:space="preserve"> Разработка модуля администрирования и БД</w:t>
+            </w:r>
+          </w:p>
+        </w:tc>
+        <w:tc>
+          <w:tcPr>
+            <w:tcW w:w="0" w:type="auto"/>
+            <w:hideMark/>
+          </w:tcPr>
+          <w:p>
+            <w:pPr>
+              <w:pStyle w:val="af7"/>
+              <w:jc w:val="left"/>
+            </w:pPr>
+            <w:r>
+              <w:t>18.07.2026 – 31.07.2026</w:t>
+            </w:r>
+          </w:p>
+        </w:tc>
+      </w:tr>
+      <w:tr>
+        <w:tc>
+          <w:tcPr>
+            <w:tcW w:w="0" w:type="auto"/>
+            <w:hideMark/>
+          </w:tcPr>
+          <w:p>
+            <w:pPr>
+              <w:pStyle w:val="af7"/>
+              <w:jc w:val="left"/>
+            </w:pPr>
+            <w:r>
+              <w:t>6. Предварительные комплексные испытания</w:t>
+            </w:r>
+          </w:p>
+        </w:tc>
+        <w:tc>
+          <w:tcPr>
+            <w:tcW w:w="0" w:type="auto"/>
+            <w:hideMark/>
+          </w:tcPr>
+          <w:p>
+            <w:pPr>
+              <w:pStyle w:val="af7"/>
+              <w:jc w:val="left"/>
+            </w:pPr>
+            <w:r>
+              <w:t>6.1 Проверка работоспособности системы в условиях, приближенных к реальным</w:t>
+            </w:r>
+          </w:p>
+        </w:tc>
+        <w:tc>
+          <w:tcPr>
+            <w:tcW w:w="0" w:type="auto"/>
+            <w:hideMark/>
+          </w:tcPr>
+          <w:p>
+            <w:pPr>
+              <w:pStyle w:val="af7"/>
+              <w:jc w:val="left"/>
+            </w:pPr>
+            <w:r>
+              <w:t>01.08.2026 – 10.08.2026</w:t>
+            </w:r>
+          </w:p>
+        </w:tc>
+      </w:tr>
+      <w:tr>
+        <w:tc>
+          <w:tcPr>
+            <w:tcW w:w="0" w:type="auto"/>
+            <w:vMerge w:val="restart"/>
+            <w:hideMark/>
+          </w:tcPr>
+          <w:p>
+            <w:pPr>
+              <w:pStyle w:val="af7"/>
+              <w:jc w:val="left"/>
+            </w:pPr>
+            <w:r>
+              <w:t>7. Опытная эксплуатация</w:t>
+            </w:r>
+          </w:p>
+        </w:tc>
+        <w:tc>
+          <w:tcPr>
+            <w:tcW w:w="0" w:type="auto"/>
+            <w:hideMark/>
+          </w:tcPr>
+          <w:p>
+            <w:pPr>
+              <w:pStyle w:val="af7"/>
+              <w:jc w:val="left"/>
+            </w:pPr>
+            <w:r>
+              <w:t>7.1 Эксплуатация с привлечением ограниченного числа пользователей</w:t>
+            </w:r>
+          </w:p>
+        </w:tc>
+        <w:tc>
+          <w:tcPr>
+            <w:tcW w:w="0" w:type="auto"/>
+            <w:hideMark/>
+          </w:tcPr>
+          <w:p>
+            <w:pPr>
+              <w:pStyle w:val="af7"/>
+              <w:jc w:val="left"/>
+            </w:pPr>
+            <w:r>
+              <w:t>11.08.2026 – 20.08.2026</w:t>
+            </w:r>
+          </w:p>
+        </w:tc>
+      </w:tr>
+      <w:tr>
+        <w:tc>
+          <w:tcPr>
+            <w:tcW w:w="0" w:type="auto"/>
+            <w:vMerge/>
+            <w:hideMark/>
+          </w:tcPr>
+          <w:p>
+            <w:pPr>
+              <w:pStyle w:val="af7"/>
+              <w:jc w:val="left"/>
+            </w:pPr>
+          </w:p>
+        </w:tc>
+        <w:tc>
+          <w:tcPr>
+            <w:tcW w:w="0" w:type="auto"/>
+            <w:hideMark/>
+          </w:tcPr>
+          <w:p>
+            <w:pPr>
+              <w:pStyle w:val="af7"/>
+              <w:jc w:val="left"/>
+            </w:pPr>
+            <w:r>
+              <w:t>7.2 Устранение замечаний, выявленных при эксплуатации, АС</w:t>
+            </w:r>
+          </w:p>
+        </w:tc>
+        <w:tc>
+          <w:tcPr>
+            <w:tcW w:w="0" w:type="auto"/>
+            <w:hideMark/>
+          </w:tcPr>
+          <w:p>
+            <w:pPr>
+              <w:pStyle w:val="af7"/>
+              <w:jc w:val="left"/>
+            </w:pPr>
+            <w:r>
+              <w:t>21.08.2026 – 30.08.2026</w:t>
+            </w:r>
+          </w:p>
+        </w:tc>
+      </w:tr>
+      <w:tr>
+        <w:tc>
+          <w:tcPr>
+            <w:tcW w:w="0" w:type="auto"/>
+            <w:hideMark/>
+          </w:tcPr>
+          <w:p>
+            <w:pPr>
+              <w:pStyle w:val="af7"/>
+              <w:jc w:val="left"/>
+            </w:pPr>
+            <w:r>
+              <w:t>8. Ввод в промышленную эксплуатацию</w:t>
+            </w:r>
+          </w:p>
+        </w:tc>
+        <w:tc>
+          <w:tcPr>
+            <w:tcW w:w="0" w:type="auto"/>
+            <w:hideMark/>
+          </w:tcPr>
+          <w:p>
+            <w:pPr>
+              <w:pStyle w:val="af7"/>
+              <w:jc w:val="left"/>
+            </w:pPr>
+            <w:r>
+              <w:t>8.1 Приемка и внедрение системы</w:t>
+            </w:r>
+          </w:p>
+        </w:tc>
+        <w:tc>
+          <w:tcPr>
+            <w:tcW w:w="0" w:type="auto"/>
+            <w:hideMark/>
+          </w:tcPr>
+          <w:p>
+            <w:pPr>
+              <w:pStyle w:val="af7"/>
+              <w:jc w:val="left"/>
+            </w:pPr>
+            <w:r>
+              <w:t>31.08.2026 – 05.09.2026</w:t>
+            </w:r>
+          </w:p>
+        </w:tc>
+      </w:tr>
+    </w:tbl>
+    <w:p>
+      <w:pPr>
+        <w:rPr>
+          <w:lang w:val="en-US"/>
+        </w:rPr>
+      </w:pPr>
+    </w:p>
+    <w:p>
       <w:pPr>
         <w:pStyle w:val="a"/>
       </w:pPr>
-      <w:bookmarkStart w:id="24" w:name="_Toc223299156"/>
+      <w:bookmarkStart w:id="24" w:name="_Toc223338646"/>
       <w:r>
         <w:lastRenderedPageBreak/>
         <w:t>Порядок контроля и приемки системы</w:t>
@@ -6494,10 +7273,44 @@
       <w:bookmarkEnd w:id="24"/>
     </w:p>
     <w:p>
+      <w:r>
+        <w:t xml:space="preserve">В соответствии с разделом 5 необходимо на каждой стадии создания системы установить контроль и приемку результатов работ. </w:t>
+      </w:r>
+    </w:p>
+    <w:p>
+      <w:r>
+        <w:t xml:space="preserve">На стадии 5 происходит прием готовой версии программного продукта (модели), а остальные результаты работ представляются в виде документов согласно таблице 5.1. </w:t>
+      </w:r>
+    </w:p>
+    <w:p>
+      <w:r>
+        <w:t xml:space="preserve">Приемка этапа включает в себя рассмотрение и оценку объема работ и </w:t>
+      </w:r>
+    </w:p>
+    <w:p>
+      <w:pPr>
+        <w:ind w:firstLine="0"/>
+      </w:pPr>
+      <w:r>
+        <w:t xml:space="preserve">предоставленной технической документации в соответствии с требованиями технического задания. </w:t>
+      </w:r>
+    </w:p>
+    <w:p>
+      <w:r>
+        <w:t>Организацию и проведение приемки системы должен осуществлять заказчик, а приемка системы должна производиться только после того, как будут выполнены все задачи системы.</w:t>
+      </w:r>
+    </w:p>
+    <w:p>
+      <w:r>
+        <w:t>Заказчик обязан предоставить материальную часть (технические средства), проектную документацию и специально выделенный персонал. Последним этапом при приемке системы является составление акта приемки.</w:t>
+      </w:r>
+    </w:p>
+    <w:p/>
+    <w:p>
       <w:pPr>
         <w:pStyle w:val="a"/>
       </w:pPr>
-      <w:bookmarkStart w:id="25" w:name="_Toc223299157"/>
+      <w:bookmarkStart w:id="25" w:name="_Toc223338647"/>
       <w:r>
         <w:lastRenderedPageBreak/>
         <w:t>Требования к составу и содержанию ПОДГОТОВКИ объекта автоматизации к вводу системы в действие</w:t>
@@ -6505,54 +7318,338 @@
       <w:bookmarkEnd w:id="25"/>
     </w:p>
     <w:p>
+      <w:r>
+        <w:t xml:space="preserve">Для обеспечения готовности объекта к вводу системы в действие </w:t>
+      </w:r>
+      <w:proofErr w:type="spellStart"/>
+      <w:r>
+        <w:t>прове</w:t>
+      </w:r>
+      <w:proofErr w:type="spellEnd"/>
+      <w:r>
+        <w:t xml:space="preserve"> </w:t>
+      </w:r>
+      <w:proofErr w:type="spellStart"/>
+      <w:r>
+        <w:t>сти</w:t>
+      </w:r>
+      <w:proofErr w:type="spellEnd"/>
+      <w:r>
+        <w:t xml:space="preserve"> комплекс мероприятий:</w:t>
+      </w:r>
+    </w:p>
+    <w:p>
+      <w:pPr>
+        <w:pStyle w:val="a1"/>
+        <w:numPr>
+          <w:ilvl w:val="0"/>
+          <w:numId w:val="38"/>
+        </w:numPr>
+        <w:ind w:left="0" w:firstLine="709"/>
+      </w:pPr>
+      <w:r>
+        <w:t>приобрести компоненты программного обеспечения, заключить до говора на их лицензионное использование;</w:t>
+      </w:r>
+    </w:p>
+    <w:p>
+      <w:pPr>
+        <w:pStyle w:val="a1"/>
+        <w:numPr>
+          <w:ilvl w:val="0"/>
+          <w:numId w:val="38"/>
+        </w:numPr>
+        <w:ind w:left="0" w:firstLine="709"/>
+      </w:pPr>
+      <w:r>
+        <w:t>завершить работы по установке технических средств;</w:t>
+      </w:r>
+    </w:p>
+    <w:p>
+      <w:pPr>
+        <w:pStyle w:val="a1"/>
+        <w:numPr>
+          <w:ilvl w:val="0"/>
+          <w:numId w:val="38"/>
+        </w:numPr>
+        <w:ind w:left="0" w:firstLine="709"/>
+      </w:pPr>
+      <w:r>
+        <w:t>провести диагностику устойчивости сети к нагрузкам;</w:t>
+      </w:r>
+    </w:p>
+    <w:p>
+      <w:pPr>
+        <w:pStyle w:val="a1"/>
+        <w:numPr>
+          <w:ilvl w:val="0"/>
+          <w:numId w:val="38"/>
+        </w:numPr>
+        <w:ind w:left="0" w:firstLine="709"/>
+      </w:pPr>
+      <w:r>
+        <w:t>провести обучение сотрудников.</w:t>
+      </w:r>
+    </w:p>
+    <w:p>
       <w:pPr>
         <w:pStyle w:val="2"/>
       </w:pPr>
-      <w:bookmarkStart w:id="26" w:name="_Toc223299158"/>
+      <w:bookmarkStart w:id="26" w:name="_Toc223338648"/>
       <w:r>
         <w:t>Приведение поступающей в систему информации к виду, пригодному для обработки с помощью ЭВМ</w:t>
       </w:r>
       <w:bookmarkEnd w:id="26"/>
     </w:p>
     <w:p>
+      <w:r>
+        <w:t>Ввод информации осуществляется пользователями через экранные формы системы. Все вводимые данные проходят предварительную проверку корректности и полноты.</w:t>
+      </w:r>
+    </w:p>
+    <w:p>
       <w:pPr>
         <w:pStyle w:val="2"/>
       </w:pPr>
-      <w:bookmarkStart w:id="27" w:name="_Toc223299159"/>
+      <w:bookmarkStart w:id="27" w:name="_Toc223338649"/>
       <w:r>
         <w:t>Изменения, которые необходимо осуществить в объекте автоматизации</w:t>
       </w:r>
       <w:bookmarkEnd w:id="27"/>
     </w:p>
     <w:p>
+      <w:r>
+        <w:t>Изменений в объекте автоматизации не требуется.</w:t>
+      </w:r>
+    </w:p>
+    <w:p>
       <w:pPr>
         <w:pStyle w:val="2"/>
       </w:pPr>
-      <w:bookmarkStart w:id="28" w:name="_Toc223299160"/>
+      <w:bookmarkStart w:id="28" w:name="_Toc223338650"/>
       <w:r>
         <w:t>Создание условий функционирования объекта автоматизации, при которых гарантируется соответствие создаваемой системы требованиям, содержащимся в ТЗ</w:t>
       </w:r>
       <w:bookmarkEnd w:id="28"/>
     </w:p>
     <w:p>
+      <w:r>
+        <w:t>Для функционирования создаваемой системы требуется платформа, технические характеристики которой соответствуют предъявленным.</w:t>
+      </w:r>
+    </w:p>
+    <w:p>
       <w:pPr>
         <w:pStyle w:val="2"/>
       </w:pPr>
-      <w:bookmarkStart w:id="29" w:name="_Toc223299161"/>
-      <w:r>
+      <w:bookmarkStart w:id="29" w:name="_Toc223338651"/>
+      <w:r>
+        <w:lastRenderedPageBreak/>
         <w:t>Создание необходимых для функционирования системы подразделений и служб</w:t>
       </w:r>
       <w:bookmarkEnd w:id="29"/>
     </w:p>
     <w:p>
+      <w:r>
+        <w:t>Для функционирования системы не требуется дополнительных подразделений и служб.</w:t>
+      </w:r>
+    </w:p>
+    <w:p>
       <w:pPr>
         <w:pStyle w:val="2"/>
       </w:pPr>
-      <w:bookmarkStart w:id="30" w:name="_Toc223299162"/>
+      <w:bookmarkStart w:id="30" w:name="_Toc223338652"/>
       <w:r>
         <w:t>Сроки и порядок комплектования штатов и обучения персонала</w:t>
       </w:r>
       <w:bookmarkEnd w:id="30"/>
+    </w:p>
+    <w:p>
+      <w:r>
+        <w:t>Комплектование штатов подразделений и служб, необходимых для функционирования системы, а также подготовка их сотрудников должны быть за вершены до начала опытной эксплуатации системы.</w:t>
+      </w:r>
+    </w:p>
+    <w:p/>
+    <w:p>
+      <w:pPr>
+        <w:pStyle w:val="a"/>
+      </w:pPr>
+      <w:bookmarkStart w:id="31" w:name="_Toc223338653"/>
+      <w:r>
+        <w:lastRenderedPageBreak/>
+        <w:t>Требования к документированию</w:t>
+      </w:r>
+      <w:bookmarkEnd w:id="31"/>
+    </w:p>
+    <w:p>
+      <w:r>
+        <w:t xml:space="preserve">Проектная документация должна быть разработана в соответствии с ГОСТ </w:t>
+      </w:r>
+      <w:proofErr w:type="gramStart"/>
+      <w:r>
+        <w:t>34.201-2020</w:t>
+      </w:r>
+      <w:proofErr w:type="gramEnd"/>
+      <w:r>
+        <w:t xml:space="preserve"> и ГОСТ </w:t>
+      </w:r>
+      <w:proofErr w:type="gramStart"/>
+      <w:r>
+        <w:t>7.32-2017</w:t>
+      </w:r>
+      <w:proofErr w:type="gramEnd"/>
+      <w:r>
+        <w:t>. Отчетные материалы должны включать в себя текстовые материалы (представленные в виде бумажной копии и на цифровом носителе в формате MS Word</w:t>
+      </w:r>
+      <w:r>
+        <w:t xml:space="preserve"> или </w:t>
+      </w:r>
+      <w:r>
+        <w:rPr>
+          <w:lang w:val="en-US"/>
+        </w:rPr>
+        <w:t>Markdown</w:t>
+      </w:r>
+      <w:r>
+        <w:t>) и графические материалы.</w:t>
+      </w:r>
+    </w:p>
+    <w:p>
+      <w:pPr>
+        <w:rPr>
+          <w:lang w:val="en-US"/>
+        </w:rPr>
+      </w:pPr>
+      <w:r>
+        <w:t>Предоставить документы:</w:t>
+      </w:r>
+    </w:p>
+    <w:p>
+      <w:pPr>
+        <w:pStyle w:val="a1"/>
+        <w:numPr>
+          <w:ilvl w:val="0"/>
+          <w:numId w:val="39"/>
+        </w:numPr>
+        <w:ind w:left="0" w:firstLine="709"/>
+      </w:pPr>
+      <w:r>
+        <w:t>схема функциональной структуры автоматизируемой деятельности;</w:t>
+      </w:r>
+    </w:p>
+    <w:p>
+      <w:pPr>
+        <w:pStyle w:val="a1"/>
+        <w:numPr>
+          <w:ilvl w:val="0"/>
+          <w:numId w:val="39"/>
+        </w:numPr>
+        <w:ind w:left="0" w:firstLine="709"/>
+        <w:rPr>
+          <w:lang w:val="en-US"/>
+        </w:rPr>
+      </w:pPr>
+      <w:r>
+        <w:t>описание технологического процесса обработки данных;</w:t>
+      </w:r>
+    </w:p>
+    <w:p>
+      <w:pPr>
+        <w:pStyle w:val="a1"/>
+        <w:numPr>
+          <w:ilvl w:val="0"/>
+          <w:numId w:val="39"/>
+        </w:numPr>
+        <w:ind w:left="0" w:firstLine="709"/>
+        <w:rPr>
+          <w:lang w:val="en-US"/>
+        </w:rPr>
+      </w:pPr>
+      <w:r>
+        <w:t>описание информационного обеспечения;</w:t>
+      </w:r>
+    </w:p>
+    <w:p>
+      <w:pPr>
+        <w:pStyle w:val="a1"/>
+        <w:numPr>
+          <w:ilvl w:val="0"/>
+          <w:numId w:val="39"/>
+        </w:numPr>
+        <w:ind w:left="0" w:firstLine="709"/>
+        <w:rPr>
+          <w:lang w:val="en-US"/>
+        </w:rPr>
+      </w:pPr>
+      <w:r>
+        <w:t>описание программного обеспечения АС;</w:t>
+      </w:r>
+    </w:p>
+    <w:p>
+      <w:pPr>
+        <w:pStyle w:val="a1"/>
+        <w:numPr>
+          <w:ilvl w:val="0"/>
+          <w:numId w:val="39"/>
+        </w:numPr>
+        <w:ind w:left="0" w:firstLine="709"/>
+        <w:rPr>
+          <w:lang w:val="en-US"/>
+        </w:rPr>
+      </w:pPr>
+      <w:r>
+        <w:t>схема логической структуры БД;</w:t>
+      </w:r>
+    </w:p>
+    <w:p>
+      <w:pPr>
+        <w:pStyle w:val="a1"/>
+        <w:numPr>
+          <w:ilvl w:val="0"/>
+          <w:numId w:val="39"/>
+        </w:numPr>
+        <w:ind w:left="0" w:firstLine="709"/>
+        <w:rPr>
+          <w:lang w:val="en-US"/>
+        </w:rPr>
+      </w:pPr>
+      <w:r>
+        <w:t>руководство пользователя;</w:t>
+      </w:r>
+    </w:p>
+    <w:p>
+      <w:pPr>
+        <w:pStyle w:val="a1"/>
+        <w:numPr>
+          <w:ilvl w:val="0"/>
+          <w:numId w:val="39"/>
+        </w:numPr>
+        <w:ind w:left="0" w:firstLine="709"/>
+        <w:rPr>
+          <w:lang w:val="en-US"/>
+        </w:rPr>
+      </w:pPr>
+      <w:r>
+        <w:t>описание контрольного примера (по ГОСТ 24.102);</w:t>
+      </w:r>
+    </w:p>
+    <w:p>
+      <w:pPr>
+        <w:pStyle w:val="a1"/>
+        <w:numPr>
+          <w:ilvl w:val="0"/>
+          <w:numId w:val="39"/>
+        </w:numPr>
+        <w:ind w:left="0" w:firstLine="709"/>
+      </w:pPr>
+      <w:r>
+        <w:t>протокол испытаний (по ГОСТ 24.102).</w:t>
+      </w:r>
+    </w:p>
+    <w:p>
+      <w:pPr>
+        <w:ind w:firstLine="0"/>
+        <w:rPr>
+          <w:lang w:val="en-US"/>
+        </w:rPr>
+      </w:pPr>
     </w:p>
     <w:p>
       <w:pPr>
@@ -6561,21 +7658,7 @@
           <w:lang w:val="en-US"/>
         </w:rPr>
       </w:pPr>
-      <w:bookmarkStart w:id="31" w:name="_Toc223299163"/>
-      <w:r>
-        <w:lastRenderedPageBreak/>
-        <w:t>Требования к документированию</w:t>
-      </w:r>
-      <w:bookmarkEnd w:id="31"/>
-    </w:p>
-    <w:p>
-      <w:pPr>
-        <w:pStyle w:val="a"/>
-        <w:rPr>
-          <w:lang w:val="en-US"/>
-        </w:rPr>
-      </w:pPr>
-      <w:bookmarkStart w:id="32" w:name="_Toc223299164"/>
+      <w:bookmarkStart w:id="32" w:name="_Toc223338654"/>
       <w:r>
         <w:lastRenderedPageBreak/>
         <w:t>Источники разработки</w:t>
@@ -6584,659 +7667,143 @@
     </w:p>
     <w:p>
       <w:pPr>
-        <w:rPr>
-          <w:lang w:val="en-US"/>
-        </w:rPr>
-      </w:pPr>
-    </w:p>
-    <w:p>
-      <w:pPr>
-        <w:pStyle w:val="a"/>
-        <w:numPr>
-          <w:ilvl w:val="0"/>
-          <w:numId w:val="0"/>
-        </w:numPr>
-      </w:pPr>
-      <w:bookmarkStart w:id="33" w:name="_Toc223299165"/>
-      <w:r>
-        <w:lastRenderedPageBreak/>
-        <w:t>Список использованных источников</w:t>
-      </w:r>
-      <w:bookmarkEnd w:id="33"/>
-    </w:p>
-    <w:p>
-      <w:pPr>
         <w:pStyle w:val="a1"/>
         <w:numPr>
-          <w:ilvl w:val="0"/>
-          <w:numId w:val="24"/>
+          <w:ilvl w:val="1"/>
+          <w:numId w:val="41"/>
         </w:numPr>
         <w:ind w:left="0" w:firstLine="709"/>
-        <w:rPr>
-          <w:rFonts w:cs="Times New Roman"/>
-          <w:szCs w:val="28"/>
-          <w:shd w:val="clear" w:color="auto" w:fill="FFFFFF"/>
-        </w:rPr>
-      </w:pPr>
-      <w:r>
+      </w:pPr>
+      <w:r>
+        <w:t xml:space="preserve">ГОСТ </w:t>
+      </w:r>
+      <w:proofErr w:type="gramStart"/>
+      <w:r>
+        <w:t>34.602-2020</w:t>
+      </w:r>
+      <w:proofErr w:type="gramEnd"/>
+      <w:r>
+        <w:t>. Информационные технологии. Комплекс стандартов на автоматизированные системы. Техническое задание на создание автоматизированной системы.</w:t>
+      </w:r>
+    </w:p>
+    <w:p>
+      <w:pPr>
+        <w:pStyle w:val="a1"/>
+        <w:numPr>
+          <w:ilvl w:val="1"/>
+          <w:numId w:val="41"/>
+        </w:numPr>
+        <w:ind w:left="0" w:firstLine="709"/>
+      </w:pPr>
+      <w:r>
+        <w:t xml:space="preserve">ГОСТ Р </w:t>
+      </w:r>
+      <w:proofErr w:type="gramStart"/>
+      <w:r>
+        <w:t>59793-2021</w:t>
+      </w:r>
+      <w:proofErr w:type="gramEnd"/>
+      <w:r>
+        <w:t>. Информационные технологии. Комплекс стандартов на автоматизированные системы. Автоматизированные системы. Стадии создания.</w:t>
+      </w:r>
+    </w:p>
+    <w:p>
+      <w:pPr>
+        <w:pStyle w:val="a1"/>
+        <w:numPr>
+          <w:ilvl w:val="1"/>
+          <w:numId w:val="41"/>
+        </w:numPr>
+        <w:ind w:left="0" w:firstLine="709"/>
+      </w:pPr>
+      <w:r>
+        <w:t xml:space="preserve">ГОСТ </w:t>
+      </w:r>
+      <w:proofErr w:type="gramStart"/>
+      <w:r>
+        <w:t>34.201-2020</w:t>
+      </w:r>
+      <w:proofErr w:type="gramEnd"/>
+      <w:r>
+        <w:t>. Информационные технологии. Комплекс стандартов на автоматизированные системы. Виды, комплектность и обозначение документов при создании автоматизированных систем.</w:t>
+      </w:r>
+    </w:p>
+    <w:p>
+      <w:pPr>
+        <w:pStyle w:val="a1"/>
+        <w:numPr>
+          <w:ilvl w:val="1"/>
+          <w:numId w:val="41"/>
+        </w:numPr>
+        <w:ind w:left="0" w:firstLine="709"/>
+      </w:pPr>
+      <w:r>
+        <w:t xml:space="preserve">ГОСТ Р </w:t>
+      </w:r>
+      <w:proofErr w:type="gramStart"/>
+      <w:r>
+        <w:t>59795-2021</w:t>
+      </w:r>
+      <w:proofErr w:type="gramEnd"/>
+      <w:r>
+        <w:t>. Информационные технологии. Комплекс стандартов на автоматизированные системы. Автоматизированные системы. Требования к содержанию документов.</w:t>
+      </w:r>
+    </w:p>
+    <w:p>
+      <w:pPr>
+        <w:pStyle w:val="a1"/>
+        <w:numPr>
+          <w:ilvl w:val="1"/>
+          <w:numId w:val="41"/>
+        </w:numPr>
+        <w:ind w:left="0" w:firstLine="709"/>
+      </w:pPr>
+      <w:r>
+        <w:t xml:space="preserve">ГОСТ </w:t>
+      </w:r>
+      <w:proofErr w:type="gramStart"/>
+      <w:r>
+        <w:t>19.106-78</w:t>
+      </w:r>
+      <w:proofErr w:type="gramEnd"/>
+      <w:r>
+        <w:t>. Единая система программной документации. Требования к программным документам, выполненным печатным способом.</w:t>
+      </w:r>
+    </w:p>
+    <w:p>
+      <w:pPr>
+        <w:pStyle w:val="a1"/>
+        <w:numPr>
+          <w:ilvl w:val="1"/>
+          <w:numId w:val="41"/>
+        </w:numPr>
+        <w:ind w:left="0" w:firstLine="709"/>
+      </w:pPr>
+      <w:r>
+        <w:t xml:space="preserve">ГОСТ </w:t>
+      </w:r>
+      <w:proofErr w:type="gramStart"/>
+      <w:r>
+        <w:t>19.105-78</w:t>
+      </w:r>
+      <w:proofErr w:type="gramEnd"/>
+      <w:r>
+        <w:t>. Единая система программной документации. Общие требования к программным документам.</w:t>
+      </w:r>
+    </w:p>
+    <w:p>
+      <w:pPr>
         <w:rPr>
           <w:rFonts w:cs="Times New Roman"/>
           <w:szCs w:val="28"/>
           <w:shd w:val="clear" w:color="auto" w:fill="FFFFFF"/>
           <w:lang w:val="en-US"/>
         </w:rPr>
-        <w:t>Xilinx</w:t>
-      </w:r>
-      <w:r>
-        <w:rPr>
-          <w:rFonts w:cs="Times New Roman"/>
-          <w:szCs w:val="28"/>
-          <w:shd w:val="clear" w:color="auto" w:fill="FFFFFF"/>
-        </w:rPr>
-        <w:t xml:space="preserve"> (</w:t>
-      </w:r>
-      <w:r>
-        <w:rPr>
-          <w:rFonts w:cs="Times New Roman"/>
-          <w:szCs w:val="28"/>
-          <w:shd w:val="clear" w:color="auto" w:fill="FFFFFF"/>
-          <w:lang w:val="en-US"/>
-        </w:rPr>
-        <w:t>AMD</w:t>
-      </w:r>
-      <w:r>
-        <w:rPr>
-          <w:rFonts w:cs="Times New Roman"/>
-          <w:szCs w:val="28"/>
-          <w:shd w:val="clear" w:color="auto" w:fill="FFFFFF"/>
-        </w:rPr>
-        <w:t xml:space="preserve"> </w:t>
-      </w:r>
-      <w:r>
-        <w:rPr>
-          <w:rFonts w:cs="Times New Roman"/>
-          <w:szCs w:val="28"/>
-          <w:shd w:val="clear" w:color="auto" w:fill="FFFFFF"/>
-          <w:lang w:val="en-US"/>
-        </w:rPr>
-        <w:t>Official</w:t>
-      </w:r>
-      <w:r>
-        <w:rPr>
-          <w:rFonts w:cs="Times New Roman"/>
-          <w:szCs w:val="28"/>
-          <w:shd w:val="clear" w:color="auto" w:fill="FFFFFF"/>
-        </w:rPr>
-        <w:t xml:space="preserve"> </w:t>
-      </w:r>
-      <w:r>
-        <w:rPr>
-          <w:rFonts w:cs="Times New Roman"/>
-          <w:szCs w:val="28"/>
-          <w:shd w:val="clear" w:color="auto" w:fill="FFFFFF"/>
-          <w:lang w:val="en-US"/>
-        </w:rPr>
-        <w:t>Website</w:t>
-      </w:r>
-      <w:r>
-        <w:rPr>
-          <w:rFonts w:cs="Times New Roman"/>
-          <w:szCs w:val="28"/>
-          <w:shd w:val="clear" w:color="auto" w:fill="FFFFFF"/>
-        </w:rPr>
-        <w:t xml:space="preserve">) [Электронный ресурс]. - </w:t>
-      </w:r>
-      <w:r>
-        <w:rPr>
-          <w:rFonts w:cs="Times New Roman"/>
-          <w:szCs w:val="28"/>
-          <w:shd w:val="clear" w:color="auto" w:fill="FFFFFF"/>
-          <w:lang w:val="en-US"/>
-        </w:rPr>
-        <w:t>URL</w:t>
-      </w:r>
-      <w:r>
-        <w:rPr>
-          <w:rFonts w:cs="Times New Roman"/>
-          <w:szCs w:val="28"/>
-          <w:shd w:val="clear" w:color="auto" w:fill="FFFFFF"/>
-        </w:rPr>
-        <w:t xml:space="preserve">: </w:t>
-      </w:r>
-      <w:hyperlink r:id="rId10" w:history="1">
-        <w:r>
-          <w:rPr>
-            <w:rStyle w:val="af2"/>
-            <w:rFonts w:cs="Times New Roman"/>
-            <w:color w:val="auto"/>
-            <w:szCs w:val="28"/>
-            <w:shd w:val="clear" w:color="auto" w:fill="FFFFFF"/>
-            <w:lang w:val="en-US"/>
-          </w:rPr>
-          <w:t>https</w:t>
-        </w:r>
-        <w:r>
-          <w:rPr>
-            <w:rStyle w:val="af2"/>
-            <w:rFonts w:cs="Times New Roman"/>
-            <w:color w:val="auto"/>
-            <w:szCs w:val="28"/>
-            <w:shd w:val="clear" w:color="auto" w:fill="FFFFFF"/>
-          </w:rPr>
-          <w:t>://</w:t>
-        </w:r>
-        <w:r>
-          <w:rPr>
-            <w:rStyle w:val="af2"/>
-            <w:rFonts w:cs="Times New Roman"/>
-            <w:color w:val="auto"/>
-            <w:szCs w:val="28"/>
-            <w:shd w:val="clear" w:color="auto" w:fill="FFFFFF"/>
-            <w:lang w:val="en-US"/>
-          </w:rPr>
-          <w:t>www</w:t>
-        </w:r>
-        <w:r>
-          <w:rPr>
-            <w:rStyle w:val="af2"/>
-            <w:rFonts w:cs="Times New Roman"/>
-            <w:color w:val="auto"/>
-            <w:szCs w:val="28"/>
-            <w:shd w:val="clear" w:color="auto" w:fill="FFFFFF"/>
-          </w:rPr>
-          <w:t>.</w:t>
-        </w:r>
-        <w:proofErr w:type="spellStart"/>
-        <w:r>
-          <w:rPr>
-            <w:rStyle w:val="af2"/>
-            <w:rFonts w:cs="Times New Roman"/>
-            <w:color w:val="auto"/>
-            <w:szCs w:val="28"/>
-            <w:shd w:val="clear" w:color="auto" w:fill="FFFFFF"/>
-            <w:lang w:val="en-US"/>
-          </w:rPr>
-          <w:t>xilinx</w:t>
-        </w:r>
-        <w:proofErr w:type="spellEnd"/>
-        <w:r>
-          <w:rPr>
-            <w:rStyle w:val="af2"/>
-            <w:rFonts w:cs="Times New Roman"/>
-            <w:color w:val="auto"/>
-            <w:szCs w:val="28"/>
-            <w:shd w:val="clear" w:color="auto" w:fill="FFFFFF"/>
-          </w:rPr>
-          <w:t>.</w:t>
-        </w:r>
-        <w:r>
-          <w:rPr>
-            <w:rStyle w:val="af2"/>
-            <w:rFonts w:cs="Times New Roman"/>
-            <w:color w:val="auto"/>
-            <w:szCs w:val="28"/>
-            <w:shd w:val="clear" w:color="auto" w:fill="FFFFFF"/>
-            <w:lang w:val="en-US"/>
-          </w:rPr>
-          <w:t>com</w:t>
-        </w:r>
-        <w:r>
-          <w:rPr>
-            <w:rStyle w:val="af2"/>
-            <w:rFonts w:cs="Times New Roman"/>
-            <w:color w:val="auto"/>
-            <w:szCs w:val="28"/>
-            <w:shd w:val="clear" w:color="auto" w:fill="FFFFFF"/>
-          </w:rPr>
-          <w:t>/</w:t>
-        </w:r>
-      </w:hyperlink>
-      <w:r>
-        <w:rPr>
-          <w:rFonts w:cs="Times New Roman"/>
-          <w:szCs w:val="28"/>
-          <w:shd w:val="clear" w:color="auto" w:fill="FFFFFF"/>
-        </w:rPr>
-        <w:t>.</w:t>
-      </w:r>
-    </w:p>
-    <w:p>
-      <w:pPr>
-        <w:pStyle w:val="a1"/>
-        <w:ind w:left="0"/>
-        <w:rPr>
-          <w:rFonts w:cs="Times New Roman"/>
-          <w:szCs w:val="28"/>
-          <w:shd w:val="clear" w:color="auto" w:fill="FFFFFF"/>
-        </w:rPr>
-      </w:pPr>
-      <w:r>
-        <w:rPr>
-          <w:rFonts w:cs="Times New Roman"/>
-          <w:szCs w:val="28"/>
-          <w:shd w:val="clear" w:color="auto" w:fill="FFFFFF"/>
-        </w:rPr>
-        <w:t>2.</w:t>
-      </w:r>
-      <w:r>
-        <w:rPr>
-          <w:rFonts w:cs="Times New Roman"/>
-          <w:szCs w:val="28"/>
-          <w:shd w:val="clear" w:color="auto" w:fill="FFFFFF"/>
-        </w:rPr>
-        <w:tab/>
-        <w:t xml:space="preserve">Угрюмов Е. П. Цифровая схемотехника: учеб. пособие для вузов. —3-е изд., </w:t>
-      </w:r>
-      <w:proofErr w:type="spellStart"/>
-      <w:r>
-        <w:rPr>
-          <w:rFonts w:cs="Times New Roman"/>
-          <w:szCs w:val="28"/>
-          <w:shd w:val="clear" w:color="auto" w:fill="FFFFFF"/>
-        </w:rPr>
-        <w:t>перераб</w:t>
-      </w:r>
-      <w:proofErr w:type="spellEnd"/>
-      <w:proofErr w:type="gramStart"/>
-      <w:r>
-        <w:rPr>
-          <w:rFonts w:cs="Times New Roman"/>
-          <w:szCs w:val="28"/>
-          <w:shd w:val="clear" w:color="auto" w:fill="FFFFFF"/>
-        </w:rPr>
-        <w:t>.</w:t>
-      </w:r>
-      <w:proofErr w:type="gramEnd"/>
-      <w:r>
-        <w:rPr>
-          <w:rFonts w:cs="Times New Roman"/>
-          <w:szCs w:val="28"/>
-          <w:shd w:val="clear" w:color="auto" w:fill="FFFFFF"/>
-        </w:rPr>
-        <w:t xml:space="preserve"> и доп. — СПб.: БХВ-Петербург, 2010. — 816 с.: ил.</w:t>
-      </w:r>
-    </w:p>
-    <w:p>
-      <w:pPr>
-        <w:pStyle w:val="a1"/>
-        <w:ind w:left="0"/>
-        <w:rPr>
-          <w:rFonts w:cs="Times New Roman"/>
-          <w:szCs w:val="28"/>
-          <w:shd w:val="clear" w:color="auto" w:fill="FFFFFF"/>
-        </w:rPr>
-      </w:pPr>
-      <w:r>
-        <w:rPr>
-          <w:rFonts w:cs="Times New Roman"/>
-          <w:szCs w:val="28"/>
-          <w:shd w:val="clear" w:color="auto" w:fill="FFFFFF"/>
-        </w:rPr>
-        <w:t>3.</w:t>
-      </w:r>
-      <w:r>
-        <w:rPr>
-          <w:rFonts w:cs="Times New Roman"/>
-          <w:szCs w:val="28"/>
-          <w:shd w:val="clear" w:color="auto" w:fill="FFFFFF"/>
-        </w:rPr>
-        <w:tab/>
-        <w:t xml:space="preserve">Тарасов И. Е. ПЛИС </w:t>
-      </w:r>
-      <w:r>
-        <w:rPr>
-          <w:rFonts w:cs="Times New Roman"/>
-          <w:szCs w:val="28"/>
-          <w:shd w:val="clear" w:color="auto" w:fill="FFFFFF"/>
-          <w:lang w:val="en-US"/>
-        </w:rPr>
-        <w:t>Xilinx</w:t>
-      </w:r>
-      <w:r>
-        <w:rPr>
-          <w:rFonts w:cs="Times New Roman"/>
-          <w:szCs w:val="28"/>
-          <w:shd w:val="clear" w:color="auto" w:fill="FFFFFF"/>
-        </w:rPr>
-        <w:t>/</w:t>
-      </w:r>
-      <w:r>
-        <w:rPr>
-          <w:rFonts w:cs="Times New Roman"/>
-          <w:szCs w:val="28"/>
-          <w:shd w:val="clear" w:color="auto" w:fill="FFFFFF"/>
-          <w:lang w:val="en-US"/>
-        </w:rPr>
-        <w:t>AMD</w:t>
-      </w:r>
-      <w:r>
-        <w:rPr>
-          <w:rFonts w:cs="Times New Roman"/>
-          <w:szCs w:val="28"/>
-          <w:shd w:val="clear" w:color="auto" w:fill="FFFFFF"/>
-        </w:rPr>
-        <w:t xml:space="preserve">. Языки описания аппаратуры </w:t>
-      </w:r>
-      <w:r>
-        <w:rPr>
-          <w:rFonts w:cs="Times New Roman"/>
-          <w:szCs w:val="28"/>
-          <w:shd w:val="clear" w:color="auto" w:fill="FFFFFF"/>
-          <w:lang w:val="en-US"/>
-        </w:rPr>
-        <w:t>VHDL</w:t>
-      </w:r>
-      <w:r>
-        <w:rPr>
-          <w:rFonts w:cs="Times New Roman"/>
-          <w:szCs w:val="28"/>
-          <w:shd w:val="clear" w:color="auto" w:fill="FFFFFF"/>
-        </w:rPr>
-        <w:t xml:space="preserve"> и </w:t>
-      </w:r>
-      <w:r>
-        <w:rPr>
-          <w:rFonts w:cs="Times New Roman"/>
-          <w:szCs w:val="28"/>
-          <w:shd w:val="clear" w:color="auto" w:fill="FFFFFF"/>
-          <w:lang w:val="en-US"/>
-        </w:rPr>
-        <w:t>Verilog</w:t>
-      </w:r>
-      <w:r>
-        <w:rPr>
-          <w:rFonts w:cs="Times New Roman"/>
-          <w:szCs w:val="28"/>
-          <w:shd w:val="clear" w:color="auto" w:fill="FFFFFF"/>
-        </w:rPr>
-        <w:t>, САПР, приемы проектирования. - М.: Горячая линия - Телеком, 202</w:t>
-      </w:r>
-      <w:r>
-        <w:rPr>
-          <w:rFonts w:cs="Times New Roman"/>
-          <w:szCs w:val="28"/>
-          <w:shd w:val="clear" w:color="auto" w:fill="FFFFFF"/>
-        </w:rPr>
-        <w:t>2.</w:t>
-      </w:r>
-      <w:r>
-        <w:rPr>
-          <w:rFonts w:cs="Times New Roman"/>
-          <w:szCs w:val="28"/>
-          <w:shd w:val="clear" w:color="auto" w:fill="FFFFFF"/>
-        </w:rPr>
-        <w:t xml:space="preserve"> - 538 с.: ил.</w:t>
-      </w:r>
-    </w:p>
-    <w:p>
-      <w:pPr>
-        <w:rPr>
-          <w:rFonts w:cs="Times New Roman"/>
-          <w:szCs w:val="28"/>
-          <w:shd w:val="clear" w:color="auto" w:fill="FFFFFF"/>
-          <w:lang w:val="en-US"/>
-        </w:rPr>
-      </w:pPr>
-      <w:r>
-        <w:rPr>
-          <w:rFonts w:cs="Times New Roman"/>
-          <w:szCs w:val="28"/>
-          <w:shd w:val="clear" w:color="auto" w:fill="FFFFFF"/>
-        </w:rPr>
-        <w:t>4.</w:t>
-      </w:r>
-      <w:r>
-        <w:rPr>
-          <w:rFonts w:cs="Times New Roman"/>
-          <w:szCs w:val="28"/>
-          <w:shd w:val="clear" w:color="auto" w:fill="FFFFFF"/>
-        </w:rPr>
-        <w:tab/>
-        <w:t xml:space="preserve">Схемотехника устройств компьютерных систем. Ч. 1 [Электронный ресурс]: лабораторный практикум // Н. А. </w:t>
-      </w:r>
-      <w:proofErr w:type="spellStart"/>
-      <w:r>
-        <w:rPr>
-          <w:rFonts w:cs="Times New Roman"/>
-          <w:szCs w:val="28"/>
-          <w:shd w:val="clear" w:color="auto" w:fill="FFFFFF"/>
-        </w:rPr>
-        <w:t>Дуксин</w:t>
-      </w:r>
-      <w:proofErr w:type="spellEnd"/>
-      <w:r>
-        <w:rPr>
-          <w:rFonts w:cs="Times New Roman"/>
-          <w:szCs w:val="28"/>
-          <w:shd w:val="clear" w:color="auto" w:fill="FFFFFF"/>
-        </w:rPr>
-        <w:t xml:space="preserve">, Д. В. </w:t>
-      </w:r>
-      <w:proofErr w:type="spellStart"/>
-      <w:r>
-        <w:rPr>
-          <w:rFonts w:cs="Times New Roman"/>
-          <w:szCs w:val="28"/>
-          <w:shd w:val="clear" w:color="auto" w:fill="FFFFFF"/>
-        </w:rPr>
-        <w:t>Люлява</w:t>
-      </w:r>
-      <w:proofErr w:type="spellEnd"/>
-      <w:r>
-        <w:rPr>
-          <w:rFonts w:cs="Times New Roman"/>
-          <w:szCs w:val="28"/>
-          <w:shd w:val="clear" w:color="auto" w:fill="FFFFFF"/>
-        </w:rPr>
-        <w:t xml:space="preserve">, И. Е. Тарасов. — М.: РТУ МИРЭА, 2023. </w:t>
-      </w:r>
-      <w:r>
-        <w:rPr>
-          <w:rFonts w:cs="Times New Roman"/>
-          <w:szCs w:val="28"/>
-          <w:shd w:val="clear" w:color="auto" w:fill="FFFFFF"/>
-          <w:lang w:val="en-US"/>
-        </w:rPr>
-        <w:t>(</w:t>
-      </w:r>
-      <w:r>
-        <w:rPr>
-          <w:rFonts w:cs="Times New Roman"/>
-          <w:szCs w:val="28"/>
-          <w:shd w:val="clear" w:color="auto" w:fill="FFFFFF"/>
-        </w:rPr>
-        <w:t>дата</w:t>
-      </w:r>
-      <w:r>
-        <w:rPr>
-          <w:rFonts w:cs="Times New Roman"/>
-          <w:szCs w:val="28"/>
-          <w:shd w:val="clear" w:color="auto" w:fill="FFFFFF"/>
-          <w:lang w:val="en-US"/>
-        </w:rPr>
-        <w:t xml:space="preserve"> </w:t>
-      </w:r>
-      <w:r>
-        <w:rPr>
-          <w:rFonts w:cs="Times New Roman"/>
-          <w:szCs w:val="28"/>
-          <w:shd w:val="clear" w:color="auto" w:fill="FFFFFF"/>
-        </w:rPr>
-        <w:t>обращения</w:t>
-      </w:r>
-      <w:r>
-        <w:rPr>
-          <w:rFonts w:cs="Times New Roman"/>
-          <w:szCs w:val="28"/>
-          <w:shd w:val="clear" w:color="auto" w:fill="FFFFFF"/>
-          <w:lang w:val="en-US"/>
-        </w:rPr>
-        <w:t xml:space="preserve">: </w:t>
-      </w:r>
-      <w:r>
-        <w:rPr>
-          <w:rFonts w:cs="Times New Roman"/>
-          <w:szCs w:val="28"/>
-          <w:lang w:val="en-US"/>
-        </w:rPr>
-        <w:t>23.0</w:t>
-      </w:r>
-      <w:r>
-        <w:rPr>
-          <w:rFonts w:cs="Times New Roman"/>
-          <w:szCs w:val="28"/>
-          <w:lang w:val="en-US"/>
-        </w:rPr>
-        <w:t>2.</w:t>
-      </w:r>
-      <w:r>
-        <w:rPr>
-          <w:rFonts w:cs="Times New Roman"/>
-          <w:szCs w:val="28"/>
-          <w:lang w:val="en-US"/>
-        </w:rPr>
-        <w:t>2025</w:t>
-      </w:r>
-      <w:r>
-        <w:rPr>
-          <w:rFonts w:cs="Times New Roman"/>
-          <w:szCs w:val="28"/>
-          <w:shd w:val="clear" w:color="auto" w:fill="FFFFFF"/>
-          <w:lang w:val="en-US"/>
-        </w:rPr>
-        <w:t>).</w:t>
-      </w:r>
-    </w:p>
-    <w:p>
-      <w:pPr>
-        <w:rPr>
-          <w:rFonts w:cs="Times New Roman"/>
-          <w:szCs w:val="28"/>
-          <w:shd w:val="clear" w:color="auto" w:fill="FFFFFF"/>
-          <w:lang w:val="en-US"/>
-        </w:rPr>
-      </w:pPr>
-      <w:r>
-        <w:rPr>
-          <w:rFonts w:cs="Times New Roman"/>
-          <w:szCs w:val="28"/>
-          <w:shd w:val="clear" w:color="auto" w:fill="FFFFFF"/>
-          <w:lang w:val="en-US"/>
-        </w:rPr>
-        <w:t>5.</w:t>
-      </w:r>
-      <w:r>
-        <w:rPr>
-          <w:rFonts w:cs="Times New Roman"/>
-          <w:szCs w:val="28"/>
-          <w:shd w:val="clear" w:color="auto" w:fill="FFFFFF"/>
-          <w:lang w:val="en-US"/>
-        </w:rPr>
-        <w:tab/>
-        <w:t>IEEE Standard Verilog® Hardware Description Language (IEEE Std 1364-2001).</w:t>
-      </w:r>
-    </w:p>
-    <w:p>
-      <w:pPr>
-        <w:rPr>
-          <w:szCs w:val="28"/>
-        </w:rPr>
-      </w:pPr>
-      <w:r>
-        <w:rPr>
-          <w:szCs w:val="28"/>
-        </w:rPr>
-        <w:t>6.</w:t>
-      </w:r>
-      <w:r>
-        <w:rPr>
-          <w:szCs w:val="28"/>
-        </w:rPr>
-        <w:tab/>
-        <w:t xml:space="preserve">Соловьев В. В. Основы языка проектирования цифровой аппаратуры </w:t>
-      </w:r>
-      <w:proofErr w:type="spellStart"/>
-      <w:r>
-        <w:rPr>
-          <w:szCs w:val="28"/>
-        </w:rPr>
-        <w:t>Verilog</w:t>
-      </w:r>
-      <w:proofErr w:type="spellEnd"/>
-      <w:r>
-        <w:rPr>
-          <w:szCs w:val="28"/>
-        </w:rPr>
-        <w:t>. — М.: Горячая линия — Телеком, 2014. — 208 с.</w:t>
-      </w:r>
-    </w:p>
-    <w:p>
-      <w:pPr>
-        <w:rPr>
-          <w:rFonts w:cs="Times New Roman"/>
-          <w:szCs w:val="28"/>
-          <w:shd w:val="clear" w:color="auto" w:fill="FFFFFF"/>
-          <w:lang w:val="en-US"/>
-        </w:rPr>
-      </w:pPr>
-      <w:r>
-        <w:rPr>
-          <w:szCs w:val="28"/>
-        </w:rPr>
-        <w:t>7.</w:t>
-      </w:r>
-      <w:r>
-        <w:rPr>
-          <w:szCs w:val="28"/>
-        </w:rPr>
-        <w:tab/>
-      </w:r>
-      <w:proofErr w:type="spellStart"/>
-      <w:r>
-        <w:rPr>
-          <w:szCs w:val="28"/>
-        </w:rPr>
-        <w:t>Дуксин</w:t>
-      </w:r>
-      <w:proofErr w:type="spellEnd"/>
-      <w:r>
-        <w:rPr>
-          <w:szCs w:val="28"/>
-        </w:rPr>
-        <w:t xml:space="preserve"> Н.А., </w:t>
-      </w:r>
-      <w:proofErr w:type="spellStart"/>
-      <w:r>
-        <w:rPr>
-          <w:szCs w:val="28"/>
-        </w:rPr>
-        <w:t>Люлява</w:t>
-      </w:r>
-      <w:proofErr w:type="spellEnd"/>
-      <w:r>
-        <w:rPr>
-          <w:szCs w:val="28"/>
-        </w:rPr>
-        <w:t xml:space="preserve"> Д.В., Долидзе И.И. Вопросы проектирования специализированных вычислителей конвейерного типа. Сборник трудов XII Международной научной конференции «ИТ – СТАНДАРТ 2023», с. </w:t>
-      </w:r>
-      <w:proofErr w:type="gramStart"/>
-      <w:r>
-        <w:rPr>
-          <w:szCs w:val="28"/>
-        </w:rPr>
-        <w:t>181-193</w:t>
-      </w:r>
-      <w:proofErr w:type="gramEnd"/>
-      <w:r>
-        <w:rPr>
-          <w:szCs w:val="28"/>
-        </w:rPr>
-        <w:t>.</w:t>
-      </w:r>
+      </w:pPr>
     </w:p>
     <w:sectPr>
-      <w:footerReference w:type="default" r:id="rId11"/>
-      <w:footerReference w:type="first" r:id="rId12"/>
+      <w:footerReference w:type="default" r:id="rId10"/>
+      <w:footerReference w:type="first" r:id="rId11"/>
       <w:pgSz w:w="11906" w:h="16838" w:code="9"/>
       <w:pgMar w:top="1134" w:right="567" w:bottom="1134" w:left="1701" w:header="709" w:footer="709" w:gutter="0"/>
       <w:cols w:space="708"/>
@@ -8446,6 +9013,95 @@
     </w:lvl>
   </w:abstractNum>
   <w:abstractNum w:abstractNumId="9" w15:restartNumberingAfterBreak="0">
+    <w:nsid w:val="15772CFF"/>
+    <w:multiLevelType w:val="hybridMultilevel"/>
+    <w:tmpl w:val="11B46F5A"/>
+    <w:lvl w:ilvl="0" w:tplc="7E7AA700">
+      <w:start w:val="1"/>
+      <w:numFmt w:val="decimal"/>
+      <w:lvlText w:val="%1."/>
+      <w:lvlJc w:val="left"/>
+      <w:pPr>
+        <w:ind w:left="1069" w:hanging="360"/>
+      </w:pPr>
+      <w:rPr>
+        <w:rFonts w:hint="default"/>
+      </w:rPr>
+    </w:lvl>
+    <w:lvl w:ilvl="1" w:tplc="04190019" w:tentative="1">
+      <w:start w:val="1"/>
+      <w:numFmt w:val="lowerLetter"/>
+      <w:lvlText w:val="%2."/>
+      <w:lvlJc w:val="left"/>
+      <w:pPr>
+        <w:ind w:left="1789" w:hanging="360"/>
+      </w:pPr>
+    </w:lvl>
+    <w:lvl w:ilvl="2" w:tplc="0419001B" w:tentative="1">
+      <w:start w:val="1"/>
+      <w:numFmt w:val="lowerRoman"/>
+      <w:lvlText w:val="%3."/>
+      <w:lvlJc w:val="right"/>
+      <w:pPr>
+        <w:ind w:left="2509" w:hanging="180"/>
+      </w:pPr>
+    </w:lvl>
+    <w:lvl w:ilvl="3" w:tplc="0419000F" w:tentative="1">
+      <w:start w:val="1"/>
+      <w:numFmt w:val="decimal"/>
+      <w:lvlText w:val="%4."/>
+      <w:lvlJc w:val="left"/>
+      <w:pPr>
+        <w:ind w:left="3229" w:hanging="360"/>
+      </w:pPr>
+    </w:lvl>
+    <w:lvl w:ilvl="4" w:tplc="04190019" w:tentative="1">
+      <w:start w:val="1"/>
+      <w:numFmt w:val="lowerLetter"/>
+      <w:lvlText w:val="%5."/>
+      <w:lvlJc w:val="left"/>
+      <w:pPr>
+        <w:ind w:left="3949" w:hanging="360"/>
+      </w:pPr>
+    </w:lvl>
+    <w:lvl w:ilvl="5" w:tplc="0419001B" w:tentative="1">
+      <w:start w:val="1"/>
+      <w:numFmt w:val="lowerRoman"/>
+      <w:lvlText w:val="%6."/>
+      <w:lvlJc w:val="right"/>
+      <w:pPr>
+        <w:ind w:left="4669" w:hanging="180"/>
+      </w:pPr>
+    </w:lvl>
+    <w:lvl w:ilvl="6" w:tplc="0419000F" w:tentative="1">
+      <w:start w:val="1"/>
+      <w:numFmt w:val="decimal"/>
+      <w:lvlText w:val="%7."/>
+      <w:lvlJc w:val="left"/>
+      <w:pPr>
+        <w:ind w:left="5389" w:hanging="360"/>
+      </w:pPr>
+    </w:lvl>
+    <w:lvl w:ilvl="7" w:tplc="04190019" w:tentative="1">
+      <w:start w:val="1"/>
+      <w:numFmt w:val="lowerLetter"/>
+      <w:lvlText w:val="%8."/>
+      <w:lvlJc w:val="left"/>
+      <w:pPr>
+        <w:ind w:left="6109" w:hanging="360"/>
+      </w:pPr>
+    </w:lvl>
+    <w:lvl w:ilvl="8" w:tplc="0419001B" w:tentative="1">
+      <w:start w:val="1"/>
+      <w:numFmt w:val="lowerRoman"/>
+      <w:lvlText w:val="%9."/>
+      <w:lvlJc w:val="right"/>
+      <w:pPr>
+        <w:ind w:left="6829" w:hanging="180"/>
+      </w:pPr>
+    </w:lvl>
+  </w:abstractNum>
+  <w:abstractNum w:abstractNumId="10" w15:restartNumberingAfterBreak="0">
     <w:nsid w:val="15D84655"/>
     <w:multiLevelType w:val="multilevel"/>
     <w:tmpl w:val="F10CD830"/>
@@ -8594,7 +9250,7 @@
       </w:rPr>
     </w:lvl>
   </w:abstractNum>
-  <w:abstractNum w:abstractNumId="10" w15:restartNumberingAfterBreak="0">
+  <w:abstractNum w:abstractNumId="11" w15:restartNumberingAfterBreak="0">
     <w:nsid w:val="220C503C"/>
     <w:multiLevelType w:val="hybridMultilevel"/>
     <w:tmpl w:val="BA6AE298"/>
@@ -8707,7 +9363,7 @@
       </w:rPr>
     </w:lvl>
   </w:abstractNum>
-  <w:abstractNum w:abstractNumId="11" w15:restartNumberingAfterBreak="0">
+  <w:abstractNum w:abstractNumId="12" w15:restartNumberingAfterBreak="0">
     <w:nsid w:val="22182F46"/>
     <w:multiLevelType w:val="hybridMultilevel"/>
     <w:tmpl w:val="8BBC4FC6"/>
@@ -8820,7 +9476,7 @@
       </w:rPr>
     </w:lvl>
   </w:abstractNum>
-  <w:abstractNum w:abstractNumId="12" w15:restartNumberingAfterBreak="0">
+  <w:abstractNum w:abstractNumId="13" w15:restartNumberingAfterBreak="0">
     <w:nsid w:val="29D465B4"/>
     <w:multiLevelType w:val="hybridMultilevel"/>
     <w:tmpl w:val="E17027B6"/>
@@ -8933,7 +9589,7 @@
       </w:rPr>
     </w:lvl>
   </w:abstractNum>
-  <w:abstractNum w:abstractNumId="13" w15:restartNumberingAfterBreak="0">
+  <w:abstractNum w:abstractNumId="14" w15:restartNumberingAfterBreak="0">
     <w:nsid w:val="325E00F9"/>
     <w:multiLevelType w:val="hybridMultilevel"/>
     <w:tmpl w:val="6BF8A800"/>
@@ -9022,7 +9678,7 @@
       </w:pPr>
     </w:lvl>
   </w:abstractNum>
-  <w:abstractNum w:abstractNumId="14" w15:restartNumberingAfterBreak="0">
+  <w:abstractNum w:abstractNumId="15" w15:restartNumberingAfterBreak="0">
     <w:nsid w:val="33CA1536"/>
     <w:multiLevelType w:val="multilevel"/>
     <w:tmpl w:val="B9687546"/>
@@ -9135,7 +9791,7 @@
       </w:pPr>
     </w:lvl>
   </w:abstractNum>
-  <w:abstractNum w:abstractNumId="15" w15:restartNumberingAfterBreak="0">
+  <w:abstractNum w:abstractNumId="16" w15:restartNumberingAfterBreak="0">
     <w:nsid w:val="38914671"/>
     <w:multiLevelType w:val="hybridMultilevel"/>
     <w:tmpl w:val="4B160014"/>
@@ -9221,7 +9877,7 @@
       </w:pPr>
     </w:lvl>
   </w:abstractNum>
-  <w:abstractNum w:abstractNumId="16" w15:restartNumberingAfterBreak="0">
+  <w:abstractNum w:abstractNumId="17" w15:restartNumberingAfterBreak="0">
     <w:nsid w:val="399B1CF3"/>
     <w:multiLevelType w:val="multilevel"/>
     <w:tmpl w:val="DEB43730"/>
@@ -9334,7 +9990,7 @@
       </w:pPr>
     </w:lvl>
   </w:abstractNum>
-  <w:abstractNum w:abstractNumId="17" w15:restartNumberingAfterBreak="0">
+  <w:abstractNum w:abstractNumId="18" w15:restartNumberingAfterBreak="0">
     <w:nsid w:val="3A806D84"/>
     <w:multiLevelType w:val="multilevel"/>
     <w:tmpl w:val="7B1EBEFA"/>
@@ -9447,7 +10103,7 @@
       </w:pPr>
     </w:lvl>
   </w:abstractNum>
-  <w:abstractNum w:abstractNumId="18" w15:restartNumberingAfterBreak="0">
+  <w:abstractNum w:abstractNumId="19" w15:restartNumberingAfterBreak="0">
     <w:nsid w:val="404851A9"/>
     <w:multiLevelType w:val="hybridMultilevel"/>
     <w:tmpl w:val="15DAA0FA"/>
@@ -9536,7 +10192,7 @@
       </w:pPr>
     </w:lvl>
   </w:abstractNum>
-  <w:abstractNum w:abstractNumId="19" w15:restartNumberingAfterBreak="0">
+  <w:abstractNum w:abstractNumId="20" w15:restartNumberingAfterBreak="0">
     <w:nsid w:val="464E5BC7"/>
     <w:multiLevelType w:val="multilevel"/>
     <w:tmpl w:val="0419001F"/>
@@ -9622,7 +10278,7 @@
       </w:pPr>
     </w:lvl>
   </w:abstractNum>
-  <w:abstractNum w:abstractNumId="20" w15:restartNumberingAfterBreak="0">
+  <w:abstractNum w:abstractNumId="21" w15:restartNumberingAfterBreak="0">
     <w:nsid w:val="47B125F1"/>
     <w:multiLevelType w:val="hybridMultilevel"/>
     <w:tmpl w:val="95D8F03C"/>
@@ -9735,7 +10391,7 @@
       </w:rPr>
     </w:lvl>
   </w:abstractNum>
-  <w:abstractNum w:abstractNumId="21" w15:restartNumberingAfterBreak="0">
+  <w:abstractNum w:abstractNumId="22" w15:restartNumberingAfterBreak="0">
     <w:nsid w:val="519C23C3"/>
     <w:multiLevelType w:val="multilevel"/>
     <w:tmpl w:val="3480954E"/>
@@ -9851,7 +10507,7 @@
       </w:pPr>
     </w:lvl>
   </w:abstractNum>
-  <w:abstractNum w:abstractNumId="22" w15:restartNumberingAfterBreak="0">
+  <w:abstractNum w:abstractNumId="23" w15:restartNumberingAfterBreak="0">
     <w:nsid w:val="52277B25"/>
     <w:multiLevelType w:val="hybridMultilevel"/>
     <w:tmpl w:val="F11C743E"/>
@@ -9943,7 +10599,7 @@
       </w:pPr>
     </w:lvl>
   </w:abstractNum>
-  <w:abstractNum w:abstractNumId="23" w15:restartNumberingAfterBreak="0">
+  <w:abstractNum w:abstractNumId="24" w15:restartNumberingAfterBreak="0">
     <w:nsid w:val="5657184C"/>
     <w:multiLevelType w:val="hybridMultilevel"/>
     <w:tmpl w:val="92FC7878"/>
@@ -10056,7 +10712,7 @@
       </w:rPr>
     </w:lvl>
   </w:abstractNum>
-  <w:abstractNum w:abstractNumId="24" w15:restartNumberingAfterBreak="0">
+  <w:abstractNum w:abstractNumId="25" w15:restartNumberingAfterBreak="0">
     <w:nsid w:val="62827293"/>
     <w:multiLevelType w:val="hybridMultilevel"/>
     <w:tmpl w:val="82542ECC"/>
@@ -10169,7 +10825,7 @@
       </w:rPr>
     </w:lvl>
   </w:abstractNum>
-  <w:abstractNum w:abstractNumId="25" w15:restartNumberingAfterBreak="0">
+  <w:abstractNum w:abstractNumId="26" w15:restartNumberingAfterBreak="0">
     <w:nsid w:val="6E1E3E3A"/>
     <w:multiLevelType w:val="hybridMultilevel"/>
     <w:tmpl w:val="D054C590"/>
@@ -10282,7 +10938,7 @@
       </w:rPr>
     </w:lvl>
   </w:abstractNum>
-  <w:abstractNum w:abstractNumId="26" w15:restartNumberingAfterBreak="0">
+  <w:abstractNum w:abstractNumId="27" w15:restartNumberingAfterBreak="0">
     <w:nsid w:val="70B5177B"/>
     <w:multiLevelType w:val="hybridMultilevel"/>
     <w:tmpl w:val="DA9AFA34"/>
@@ -10395,7 +11051,231 @@
       </w:rPr>
     </w:lvl>
   </w:abstractNum>
-  <w:abstractNum w:abstractNumId="27" w15:restartNumberingAfterBreak="0">
+  <w:abstractNum w:abstractNumId="28" w15:restartNumberingAfterBreak="0">
+    <w:nsid w:val="73D32F83"/>
+    <w:multiLevelType w:val="multilevel"/>
+    <w:tmpl w:val="FF3E7F0E"/>
+    <w:lvl w:ilvl="0">
+      <w:start w:val="1"/>
+      <w:numFmt w:val="decimal"/>
+      <w:suff w:val="space"/>
+      <w:lvlText w:val="%1"/>
+      <w:lvlJc w:val="left"/>
+      <w:pPr>
+        <w:ind w:left="-709" w:firstLine="1418"/>
+      </w:pPr>
+    </w:lvl>
+    <w:lvl w:ilvl="1">
+      <w:start w:val="1"/>
+      <w:numFmt w:val="bullet"/>
+      <w:lvlText w:val=""/>
+      <w:lvlJc w:val="left"/>
+      <w:pPr>
+        <w:ind w:left="1069" w:hanging="360"/>
+      </w:pPr>
+      <w:rPr>
+        <w:rFonts w:ascii="Symbol" w:hAnsi="Symbol" w:hint="default"/>
+      </w:rPr>
+    </w:lvl>
+    <w:lvl w:ilvl="2">
+      <w:start w:val="1"/>
+      <w:numFmt w:val="decimal"/>
+      <w:suff w:val="space"/>
+      <w:lvlText w:val="%1.%2.%3"/>
+      <w:lvlJc w:val="left"/>
+      <w:pPr>
+        <w:ind w:left="1224" w:hanging="515"/>
+      </w:pPr>
+      <w:rPr>
+        <w:rFonts w:hint="default"/>
+      </w:rPr>
+    </w:lvl>
+    <w:lvl w:ilvl="3">
+      <w:start w:val="1"/>
+      <w:numFmt w:val="decimal"/>
+      <w:lvlText w:val="%1.%2.%3.%4."/>
+      <w:lvlJc w:val="left"/>
+      <w:pPr>
+        <w:ind w:left="1728" w:hanging="648"/>
+      </w:pPr>
+      <w:rPr>
+        <w:rFonts w:hint="default"/>
+      </w:rPr>
+    </w:lvl>
+    <w:lvl w:ilvl="4">
+      <w:start w:val="1"/>
+      <w:numFmt w:val="decimal"/>
+      <w:lvlText w:val="%1.%2.%3.%4.%5."/>
+      <w:lvlJc w:val="left"/>
+      <w:pPr>
+        <w:ind w:left="2232" w:hanging="792"/>
+      </w:pPr>
+      <w:rPr>
+        <w:rFonts w:hint="default"/>
+      </w:rPr>
+    </w:lvl>
+    <w:lvl w:ilvl="5">
+      <w:start w:val="1"/>
+      <w:numFmt w:val="decimal"/>
+      <w:lvlText w:val="%1.%2.%3.%4.%5.%6."/>
+      <w:lvlJc w:val="left"/>
+      <w:pPr>
+        <w:ind w:left="2736" w:hanging="936"/>
+      </w:pPr>
+      <w:rPr>
+        <w:rFonts w:hint="default"/>
+      </w:rPr>
+    </w:lvl>
+    <w:lvl w:ilvl="6">
+      <w:start w:val="1"/>
+      <w:numFmt w:val="decimal"/>
+      <w:lvlText w:val="%1.%2.%3.%4.%5.%6.%7."/>
+      <w:lvlJc w:val="left"/>
+      <w:pPr>
+        <w:ind w:left="3240" w:hanging="1080"/>
+      </w:pPr>
+      <w:rPr>
+        <w:rFonts w:hint="default"/>
+      </w:rPr>
+    </w:lvl>
+    <w:lvl w:ilvl="7">
+      <w:start w:val="1"/>
+      <w:numFmt w:val="decimal"/>
+      <w:lvlText w:val="%1.%2.%3.%4.%5.%6.%7.%8."/>
+      <w:lvlJc w:val="left"/>
+      <w:pPr>
+        <w:ind w:left="3744" w:hanging="1224"/>
+      </w:pPr>
+      <w:rPr>
+        <w:rFonts w:hint="default"/>
+      </w:rPr>
+    </w:lvl>
+    <w:lvl w:ilvl="8">
+      <w:start w:val="1"/>
+      <w:numFmt w:val="decimal"/>
+      <w:lvlText w:val="%1.%2.%3.%4.%5.%6.%7.%8.%9."/>
+      <w:lvlJc w:val="left"/>
+      <w:pPr>
+        <w:ind w:left="4320" w:hanging="1440"/>
+      </w:pPr>
+      <w:rPr>
+        <w:rFonts w:hint="default"/>
+      </w:rPr>
+    </w:lvl>
+  </w:abstractNum>
+  <w:abstractNum w:abstractNumId="29" w15:restartNumberingAfterBreak="0">
+    <w:nsid w:val="75A75444"/>
+    <w:multiLevelType w:val="multilevel"/>
+    <w:tmpl w:val="FF3E7F0E"/>
+    <w:lvl w:ilvl="0">
+      <w:start w:val="1"/>
+      <w:numFmt w:val="decimal"/>
+      <w:suff w:val="space"/>
+      <w:lvlText w:val="%1"/>
+      <w:lvlJc w:val="left"/>
+      <w:pPr>
+        <w:ind w:left="-709" w:firstLine="1418"/>
+      </w:pPr>
+    </w:lvl>
+    <w:lvl w:ilvl="1">
+      <w:start w:val="1"/>
+      <w:numFmt w:val="bullet"/>
+      <w:lvlText w:val=""/>
+      <w:lvlJc w:val="left"/>
+      <w:pPr>
+        <w:ind w:left="1069" w:hanging="360"/>
+      </w:pPr>
+      <w:rPr>
+        <w:rFonts w:ascii="Symbol" w:hAnsi="Symbol" w:hint="default"/>
+      </w:rPr>
+    </w:lvl>
+    <w:lvl w:ilvl="2">
+      <w:start w:val="1"/>
+      <w:numFmt w:val="decimal"/>
+      <w:suff w:val="space"/>
+      <w:lvlText w:val="%1.%2.%3"/>
+      <w:lvlJc w:val="left"/>
+      <w:pPr>
+        <w:ind w:left="1224" w:hanging="515"/>
+      </w:pPr>
+      <w:rPr>
+        <w:rFonts w:hint="default"/>
+      </w:rPr>
+    </w:lvl>
+    <w:lvl w:ilvl="3">
+      <w:start w:val="1"/>
+      <w:numFmt w:val="decimal"/>
+      <w:lvlText w:val="%1.%2.%3.%4."/>
+      <w:lvlJc w:val="left"/>
+      <w:pPr>
+        <w:ind w:left="1728" w:hanging="648"/>
+      </w:pPr>
+      <w:rPr>
+        <w:rFonts w:hint="default"/>
+      </w:rPr>
+    </w:lvl>
+    <w:lvl w:ilvl="4">
+      <w:start w:val="1"/>
+      <w:numFmt w:val="decimal"/>
+      <w:lvlText w:val="%1.%2.%3.%4.%5."/>
+      <w:lvlJc w:val="left"/>
+      <w:pPr>
+        <w:ind w:left="2232" w:hanging="792"/>
+      </w:pPr>
+      <w:rPr>
+        <w:rFonts w:hint="default"/>
+      </w:rPr>
+    </w:lvl>
+    <w:lvl w:ilvl="5">
+      <w:start w:val="1"/>
+      <w:numFmt w:val="decimal"/>
+      <w:lvlText w:val="%1.%2.%3.%4.%5.%6."/>
+      <w:lvlJc w:val="left"/>
+      <w:pPr>
+        <w:ind w:left="2736" w:hanging="936"/>
+      </w:pPr>
+      <w:rPr>
+        <w:rFonts w:hint="default"/>
+      </w:rPr>
+    </w:lvl>
+    <w:lvl w:ilvl="6">
+      <w:start w:val="1"/>
+      <w:numFmt w:val="decimal"/>
+      <w:lvlText w:val="%1.%2.%3.%4.%5.%6.%7."/>
+      <w:lvlJc w:val="left"/>
+      <w:pPr>
+        <w:ind w:left="3240" w:hanging="1080"/>
+      </w:pPr>
+      <w:rPr>
+        <w:rFonts w:hint="default"/>
+      </w:rPr>
+    </w:lvl>
+    <w:lvl w:ilvl="7">
+      <w:start w:val="1"/>
+      <w:numFmt w:val="decimal"/>
+      <w:lvlText w:val="%1.%2.%3.%4.%5.%6.%7.%8."/>
+      <w:lvlJc w:val="left"/>
+      <w:pPr>
+        <w:ind w:left="3744" w:hanging="1224"/>
+      </w:pPr>
+      <w:rPr>
+        <w:rFonts w:hint="default"/>
+      </w:rPr>
+    </w:lvl>
+    <w:lvl w:ilvl="8">
+      <w:start w:val="1"/>
+      <w:numFmt w:val="decimal"/>
+      <w:lvlText w:val="%1.%2.%3.%4.%5.%6.%7.%8.%9."/>
+      <w:lvlJc w:val="left"/>
+      <w:pPr>
+        <w:ind w:left="4320" w:hanging="1440"/>
+      </w:pPr>
+      <w:rPr>
+        <w:rFonts w:hint="default"/>
+      </w:rPr>
+    </w:lvl>
+  </w:abstractNum>
+  <w:abstractNum w:abstractNumId="30" w15:restartNumberingAfterBreak="0">
     <w:nsid w:val="77566347"/>
     <w:multiLevelType w:val="hybridMultilevel"/>
     <w:tmpl w:val="E06EA10E"/>
@@ -10481,7 +11361,120 @@
       </w:pPr>
     </w:lvl>
   </w:abstractNum>
-  <w:abstractNum w:abstractNumId="28" w15:restartNumberingAfterBreak="0">
+  <w:abstractNum w:abstractNumId="31" w15:restartNumberingAfterBreak="0">
+    <w:nsid w:val="7AF67C37"/>
+    <w:multiLevelType w:val="hybridMultilevel"/>
+    <w:tmpl w:val="297CFB30"/>
+    <w:lvl w:ilvl="0" w:tplc="04190001">
+      <w:start w:val="1"/>
+      <w:numFmt w:val="bullet"/>
+      <w:lvlText w:val=""/>
+      <w:lvlJc w:val="left"/>
+      <w:pPr>
+        <w:ind w:left="1429" w:hanging="360"/>
+      </w:pPr>
+      <w:rPr>
+        <w:rFonts w:ascii="Symbol" w:hAnsi="Symbol" w:hint="default"/>
+      </w:rPr>
+    </w:lvl>
+    <w:lvl w:ilvl="1" w:tplc="04190003" w:tentative="1">
+      <w:start w:val="1"/>
+      <w:numFmt w:val="bullet"/>
+      <w:lvlText w:val="o"/>
+      <w:lvlJc w:val="left"/>
+      <w:pPr>
+        <w:ind w:left="2149" w:hanging="360"/>
+      </w:pPr>
+      <w:rPr>
+        <w:rFonts w:ascii="Courier New" w:hAnsi="Courier New" w:cs="Courier New" w:hint="default"/>
+      </w:rPr>
+    </w:lvl>
+    <w:lvl w:ilvl="2" w:tplc="04190005" w:tentative="1">
+      <w:start w:val="1"/>
+      <w:numFmt w:val="bullet"/>
+      <w:lvlText w:val=""/>
+      <w:lvlJc w:val="left"/>
+      <w:pPr>
+        <w:ind w:left="2869" w:hanging="360"/>
+      </w:pPr>
+      <w:rPr>
+        <w:rFonts w:ascii="Wingdings" w:hAnsi="Wingdings" w:hint="default"/>
+      </w:rPr>
+    </w:lvl>
+    <w:lvl w:ilvl="3" w:tplc="04190001" w:tentative="1">
+      <w:start w:val="1"/>
+      <w:numFmt w:val="bullet"/>
+      <w:lvlText w:val=""/>
+      <w:lvlJc w:val="left"/>
+      <w:pPr>
+        <w:ind w:left="3589" w:hanging="360"/>
+      </w:pPr>
+      <w:rPr>
+        <w:rFonts w:ascii="Symbol" w:hAnsi="Symbol" w:hint="default"/>
+      </w:rPr>
+    </w:lvl>
+    <w:lvl w:ilvl="4" w:tplc="04190003" w:tentative="1">
+      <w:start w:val="1"/>
+      <w:numFmt w:val="bullet"/>
+      <w:lvlText w:val="o"/>
+      <w:lvlJc w:val="left"/>
+      <w:pPr>
+        <w:ind w:left="4309" w:hanging="360"/>
+      </w:pPr>
+      <w:rPr>
+        <w:rFonts w:ascii="Courier New" w:hAnsi="Courier New" w:cs="Courier New" w:hint="default"/>
+      </w:rPr>
+    </w:lvl>
+    <w:lvl w:ilvl="5" w:tplc="04190005" w:tentative="1">
+      <w:start w:val="1"/>
+      <w:numFmt w:val="bullet"/>
+      <w:lvlText w:val=""/>
+      <w:lvlJc w:val="left"/>
+      <w:pPr>
+        <w:ind w:left="5029" w:hanging="360"/>
+      </w:pPr>
+      <w:rPr>
+        <w:rFonts w:ascii="Wingdings" w:hAnsi="Wingdings" w:hint="default"/>
+      </w:rPr>
+    </w:lvl>
+    <w:lvl w:ilvl="6" w:tplc="04190001" w:tentative="1">
+      <w:start w:val="1"/>
+      <w:numFmt w:val="bullet"/>
+      <w:lvlText w:val=""/>
+      <w:lvlJc w:val="left"/>
+      <w:pPr>
+        <w:ind w:left="5749" w:hanging="360"/>
+      </w:pPr>
+      <w:rPr>
+        <w:rFonts w:ascii="Symbol" w:hAnsi="Symbol" w:hint="default"/>
+      </w:rPr>
+    </w:lvl>
+    <w:lvl w:ilvl="7" w:tplc="04190003" w:tentative="1">
+      <w:start w:val="1"/>
+      <w:numFmt w:val="bullet"/>
+      <w:lvlText w:val="o"/>
+      <w:lvlJc w:val="left"/>
+      <w:pPr>
+        <w:ind w:left="6469" w:hanging="360"/>
+      </w:pPr>
+      <w:rPr>
+        <w:rFonts w:ascii="Courier New" w:hAnsi="Courier New" w:cs="Courier New" w:hint="default"/>
+      </w:rPr>
+    </w:lvl>
+    <w:lvl w:ilvl="8" w:tplc="04190005" w:tentative="1">
+      <w:start w:val="1"/>
+      <w:numFmt w:val="bullet"/>
+      <w:lvlText w:val=""/>
+      <w:lvlJc w:val="left"/>
+      <w:pPr>
+        <w:ind w:left="7189" w:hanging="360"/>
+      </w:pPr>
+      <w:rPr>
+        <w:rFonts w:ascii="Wingdings" w:hAnsi="Wingdings" w:hint="default"/>
+      </w:rPr>
+    </w:lvl>
+  </w:abstractNum>
+  <w:abstractNum w:abstractNumId="32" w15:restartNumberingAfterBreak="0">
     <w:nsid w:val="7C7B566E"/>
     <w:multiLevelType w:val="multilevel"/>
     <w:tmpl w:val="961651F8"/>
@@ -10594,7 +11587,7 @@
       </w:rPr>
     </w:lvl>
   </w:abstractNum>
-  <w:abstractNum w:abstractNumId="29" w15:restartNumberingAfterBreak="0">
+  <w:abstractNum w:abstractNumId="33" w15:restartNumberingAfterBreak="0">
     <w:nsid w:val="7D475DED"/>
     <w:multiLevelType w:val="multilevel"/>
     <w:tmpl w:val="33F47B1C"/>
@@ -10744,13 +11737,13 @@
     </w:lvl>
   </w:abstractNum>
   <w:num w:numId="1" w16cid:durableId="1945965779">
-    <w:abstractNumId w:val="22"/>
+    <w:abstractNumId w:val="23"/>
   </w:num>
   <w:num w:numId="2" w16cid:durableId="1203590824">
     <w:abstractNumId w:val="2"/>
   </w:num>
   <w:num w:numId="3" w16cid:durableId="373892793">
-    <w:abstractNumId w:val="18"/>
+    <w:abstractNumId w:val="19"/>
   </w:num>
   <w:num w:numId="4" w16cid:durableId="582372677">
     <w:abstractNumId w:val="5"/>
@@ -10759,34 +11752,34 @@
     <w:abstractNumId w:val="8"/>
   </w:num>
   <w:num w:numId="6" w16cid:durableId="739133416">
-    <w:abstractNumId w:val="21"/>
+    <w:abstractNumId w:val="22"/>
   </w:num>
   <w:num w:numId="7" w16cid:durableId="736441645">
-    <w:abstractNumId w:val="13"/>
+    <w:abstractNumId w:val="14"/>
   </w:num>
   <w:num w:numId="8" w16cid:durableId="1370030234">
-    <w:abstractNumId w:val="19"/>
+    <w:abstractNumId w:val="20"/>
   </w:num>
   <w:num w:numId="9" w16cid:durableId="1448086367">
-    <w:abstractNumId w:val="28"/>
+    <w:abstractNumId w:val="32"/>
   </w:num>
   <w:num w:numId="10" w16cid:durableId="262810773">
+    <w:abstractNumId w:val="18"/>
+  </w:num>
+  <w:num w:numId="11" w16cid:durableId="899051698">
     <w:abstractNumId w:val="17"/>
   </w:num>
-  <w:num w:numId="11" w16cid:durableId="899051698">
+  <w:num w:numId="12" w16cid:durableId="2125804398">
     <w:abstractNumId w:val="16"/>
   </w:num>
-  <w:num w:numId="12" w16cid:durableId="2125804398">
-    <w:abstractNumId w:val="15"/>
-  </w:num>
   <w:num w:numId="13" w16cid:durableId="84616158">
-    <w:abstractNumId w:val="10"/>
+    <w:abstractNumId w:val="11"/>
   </w:num>
   <w:num w:numId="14" w16cid:durableId="917443197">
-    <w:abstractNumId w:val="10"/>
+    <w:abstractNumId w:val="11"/>
   </w:num>
   <w:num w:numId="15" w16cid:durableId="9526953">
-    <w:abstractNumId w:val="28"/>
+    <w:abstractNumId w:val="32"/>
     <w:lvlOverride w:ilvl="0">
       <w:startOverride w:val="1"/>
     </w:lvlOverride>
@@ -10816,7 +11809,7 @@
     </w:lvlOverride>
   </w:num>
   <w:num w:numId="16" w16cid:durableId="312684390">
-    <w:abstractNumId w:val="28"/>
+    <w:abstractNumId w:val="32"/>
     <w:lvlOverride w:ilvl="0">
       <w:startOverride w:val="1"/>
     </w:lvlOverride>
@@ -10846,7 +11839,7 @@
     </w:lvlOverride>
   </w:num>
   <w:num w:numId="17" w16cid:durableId="46535139">
-    <w:abstractNumId w:val="28"/>
+    <w:abstractNumId w:val="32"/>
     <w:lvlOverride w:ilvl="0">
       <w:startOverride w:val="1"/>
     </w:lvlOverride>
@@ -10876,7 +11869,7 @@
     </w:lvlOverride>
   </w:num>
   <w:num w:numId="18" w16cid:durableId="357389536">
-    <w:abstractNumId w:val="28"/>
+    <w:abstractNumId w:val="32"/>
     <w:lvlOverride w:ilvl="0">
       <w:startOverride w:val="1"/>
     </w:lvlOverride>
@@ -10906,7 +11899,7 @@
     </w:lvlOverride>
   </w:num>
   <w:num w:numId="19" w16cid:durableId="1289505879">
-    <w:abstractNumId w:val="28"/>
+    <w:abstractNumId w:val="32"/>
     <w:lvlOverride w:ilvl="0">
       <w:startOverride w:val="1"/>
     </w:lvlOverride>
@@ -10936,13 +11929,13 @@
     </w:lvlOverride>
   </w:num>
   <w:num w:numId="20" w16cid:durableId="854073688">
-    <w:abstractNumId w:val="14"/>
+    <w:abstractNumId w:val="15"/>
   </w:num>
   <w:num w:numId="21" w16cid:durableId="1242906757">
-    <w:abstractNumId w:val="24"/>
+    <w:abstractNumId w:val="25"/>
   </w:num>
   <w:num w:numId="22" w16cid:durableId="287661626">
-    <w:abstractNumId w:val="28"/>
+    <w:abstractNumId w:val="32"/>
     <w:lvlOverride w:ilvl="0">
       <w:startOverride w:val="1"/>
     </w:lvlOverride>
@@ -10972,10 +11965,10 @@
     </w:lvlOverride>
   </w:num>
   <w:num w:numId="23" w16cid:durableId="147594694">
-    <w:abstractNumId w:val="25"/>
+    <w:abstractNumId w:val="26"/>
   </w:num>
   <w:num w:numId="24" w16cid:durableId="1373845190">
-    <w:abstractNumId w:val="27"/>
+    <w:abstractNumId w:val="30"/>
   </w:num>
   <w:num w:numId="25" w16cid:durableId="258105607">
     <w:abstractNumId w:val="6"/>
@@ -10984,37 +11977,49 @@
     <w:abstractNumId w:val="0"/>
   </w:num>
   <w:num w:numId="27" w16cid:durableId="1186333496">
-    <w:abstractNumId w:val="12"/>
+    <w:abstractNumId w:val="13"/>
   </w:num>
   <w:num w:numId="28" w16cid:durableId="619266622">
-    <w:abstractNumId w:val="9"/>
+    <w:abstractNumId w:val="10"/>
   </w:num>
   <w:num w:numId="29" w16cid:durableId="1828790143">
     <w:abstractNumId w:val="7"/>
   </w:num>
   <w:num w:numId="30" w16cid:durableId="2139255934">
-    <w:abstractNumId w:val="20"/>
+    <w:abstractNumId w:val="21"/>
   </w:num>
   <w:num w:numId="31" w16cid:durableId="1029255982">
-    <w:abstractNumId w:val="29"/>
+    <w:abstractNumId w:val="33"/>
   </w:num>
   <w:num w:numId="32" w16cid:durableId="304043861">
-    <w:abstractNumId w:val="11"/>
+    <w:abstractNumId w:val="12"/>
   </w:num>
   <w:num w:numId="33" w16cid:durableId="1197543200">
     <w:abstractNumId w:val="3"/>
   </w:num>
   <w:num w:numId="34" w16cid:durableId="2071541018">
-    <w:abstractNumId w:val="26"/>
+    <w:abstractNumId w:val="27"/>
   </w:num>
   <w:num w:numId="35" w16cid:durableId="1350714493">
     <w:abstractNumId w:val="4"/>
   </w:num>
   <w:num w:numId="36" w16cid:durableId="210767971">
-    <w:abstractNumId w:val="23"/>
+    <w:abstractNumId w:val="24"/>
   </w:num>
   <w:num w:numId="37" w16cid:durableId="1313018724">
     <w:abstractNumId w:val="1"/>
+  </w:num>
+  <w:num w:numId="38" w16cid:durableId="56323635">
+    <w:abstractNumId w:val="31"/>
+  </w:num>
+  <w:num w:numId="39" w16cid:durableId="1061709231">
+    <w:abstractNumId w:val="9"/>
+  </w:num>
+  <w:num w:numId="40" w16cid:durableId="1810201294">
+    <w:abstractNumId w:val="28"/>
+  </w:num>
+  <w:num w:numId="41" w16cid:durableId="580650587">
+    <w:abstractNumId w:val="29"/>
   </w:num>
 </w:numbering>
 </file>

--- a/ПР1,3.docx
+++ b/ПР1,3.docx
@@ -3954,9 +3954,74 @@
       <w:pPr>
         <w:rPr>
           <w:rFonts w:eastAsiaTheme="minorEastAsia"/>
-          <w:lang w:val="en-US"/>
         </w:rPr>
       </w:pPr>
+      <w:r>
+        <w:rPr>
+          <w:rFonts w:eastAsiaTheme="minorEastAsia"/>
+        </w:rPr>
+        <w:t>В последние годы технологии трёхмерного моделирования активно развиваются и находят применение в различных сферах деятельности: образовании, промышленном проектировании, архитектуре, дизайне, игровой индустрии и научных исследованиях. Количество создаваемых 3D-моделей постоянно увеличивается, что приводит к необходимости их систематизации, структурированного хранения и удобного представления пользователям. Эффективная работа с трехмерным контентом требует не только надежного хранилища данных, но и инструментов интерактивной визуализации, обеспечивающих наглядное отображение объектов в веб-среде без установки дополнительного программного обеспечения.</w:t>
+      </w:r>
+    </w:p>
+    <w:p>
+      <w:pPr>
+        <w:rPr>
+          <w:rFonts w:eastAsiaTheme="minorEastAsia"/>
+        </w:rPr>
+      </w:pPr>
+      <w:r>
+        <w:rPr>
+          <w:rFonts w:eastAsiaTheme="minorEastAsia"/>
+        </w:rPr>
+        <w:t>Современные веб-технологии позволяют реализовать просмотр и взаимодействие с 3D-объектами непосредственно в браузере, что значительно упрощает доступ к таким ресурсам для широкого круга пользователей. Однако отсутствие единого структурированного каталога и удобных средств поиска может затруднять работу с большим объемом моделей, снижать эффективность их использования и усложнять управление контентом.</w:t>
+      </w:r>
+    </w:p>
+    <w:p>
+      <w:pPr>
+        <w:rPr>
+          <w:rFonts w:eastAsiaTheme="minorEastAsia"/>
+        </w:rPr>
+      </w:pPr>
+      <w:r>
+        <w:rPr>
+          <w:rFonts w:eastAsiaTheme="minorEastAsia"/>
+        </w:rPr>
+        <w:t>Информационная система «Каталог и визуализатор 3D-моделей» (КВ3D) предназначена для хранения, систематизации, поиска и интерактивной визуализации 3D-моделей в веб-среде. Система позволит пользователям загружать модели, управлять ими через личный кабинет, выполнять поиск и фильтрацию по различным параметрам, а также просматривать объекты в интерактивном режиме с возможностью изменения масштаба, положения камеры и рендеринга.</w:t>
+      </w:r>
+    </w:p>
+    <w:p>
+      <w:pPr>
+        <w:rPr>
+          <w:rFonts w:eastAsiaTheme="minorEastAsia"/>
+        </w:rPr>
+      </w:pPr>
+      <w:r>
+        <w:rPr>
+          <w:rFonts w:eastAsiaTheme="minorEastAsia"/>
+        </w:rPr>
+        <w:t xml:space="preserve">Целью практической работы является формирование требований к разрабатываемой информационной системе в соответствии с действующими нормативно-техническими документами. В рамках работы необходимо описать объект автоматизации, определить основные задачи и цели создания системы, сформулировать функциональные и нефункциональные требования, а также </w:t>
+      </w:r>
+      <w:r>
+        <w:rPr>
+          <w:rFonts w:eastAsiaTheme="minorEastAsia"/>
+        </w:rPr>
+        <w:lastRenderedPageBreak/>
+        <w:t>установить требования к составу, структуре и условиям эксплуатации проектируемой информационной системы.</w:t>
+      </w:r>
+    </w:p>
+    <w:p>
+      <w:pPr>
+        <w:rPr>
+          <w:rFonts w:eastAsiaTheme="minorEastAsia"/>
+        </w:rPr>
+      </w:pPr>
+      <w:r>
+        <w:rPr>
+          <w:rFonts w:eastAsiaTheme="minorEastAsia"/>
+          <w:highlight w:val="yellow"/>
+        </w:rPr>
+        <w:t>Только зачем нужна</w:t>
+      </w:r>
     </w:p>
     <w:p>
       <w:pPr>
@@ -4159,6 +4224,15 @@
       </w:r>
       <w:r>
         <w:t>.</w:t>
+      </w:r>
+      <w:r>
+        <w:t xml:space="preserve"> </w:t>
+      </w:r>
+      <w:r>
+        <w:rPr>
+          <w:highlight w:val="yellow"/>
+        </w:rPr>
+        <w:t>В каком порядке получать средства</w:t>
       </w:r>
     </w:p>
     <w:p>
@@ -4210,7 +4284,19 @@
     </w:p>
     <w:p>
       <w:r>
-        <w:t>Документация предоставляется в электронном виде в формате PDF.</w:t>
+        <w:t>Документация предоставляется в электронном виде в формате PDF</w:t>
+      </w:r>
+      <w:r>
+        <w:t xml:space="preserve"> или </w:t>
+      </w:r>
+      <w:r>
+        <w:rPr>
+          <w:lang w:val="en-US"/>
+        </w:rPr>
+        <w:t>Markdown</w:t>
+      </w:r>
+      <w:r>
+        <w:t>.</w:t>
       </w:r>
     </w:p>
     <w:p>
@@ -4230,15 +4316,13 @@
     </w:p>
     <w:p>
       <w:r>
-        <w:t xml:space="preserve">При разработке автоматизированной системы и создании </w:t>
-      </w:r>
-      <w:proofErr w:type="spellStart"/>
-      <w:r>
-        <w:t>проектноэксплуатационной</w:t>
-      </w:r>
-      <w:proofErr w:type="spellEnd"/>
-      <w:r>
-        <w:t xml:space="preserve"> документации Исполнитель должен руководствоваться требованиями следующих нормативных документов:</w:t>
+        <w:t>При разработке автоматизированной системы и создании проектно</w:t>
+      </w:r>
+      <w:r>
+        <w:t>-</w:t>
+      </w:r>
+      <w:r>
+        <w:t>эксплуатационной документации Исполнитель должен руководствоваться требованиями следующих нормативных документов:</w:t>
       </w:r>
     </w:p>
     <w:p>
@@ -4296,6 +4380,7 @@
         </w:rPr>
       </w:pPr>
       <w:r>
+        <w:lastRenderedPageBreak/>
         <w:t>ГОСТ 34.201–2020. Информационные технологии. Комплекс стандартов на автоматизированные системы. Виды, комплектность и обозначение документов при создании автоматизированных систем.</w:t>
       </w:r>
     </w:p>
@@ -4312,92 +4397,126 @@
         </w:rPr>
       </w:pPr>
       <w:r>
+        <w:t>ГОСТ Р 59795–2021. Информационные технологии. Комплекс стандартов на автоматизированные системы. Автоматизированные системы. Требования к содержанию документов.</w:t>
+      </w:r>
+    </w:p>
+    <w:p>
+      <w:pPr>
+        <w:pStyle w:val="a1"/>
+        <w:numPr>
+          <w:ilvl w:val="0"/>
+          <w:numId w:val="30"/>
+        </w:numPr>
+        <w:ind w:left="0" w:firstLine="709"/>
+        <w:rPr>
+          <w:highlight w:val="yellow"/>
+          <w:lang w:val="en-US"/>
+        </w:rPr>
+      </w:pPr>
+      <w:proofErr w:type="gramStart"/>
+      <w:r>
+        <w:rPr>
+          <w:highlight w:val="yellow"/>
+        </w:rPr>
+        <w:t>Что то</w:t>
+      </w:r>
+      <w:proofErr w:type="gramEnd"/>
+      <w:r>
+        <w:rPr>
+          <w:highlight w:val="yellow"/>
+        </w:rPr>
+        <w:t xml:space="preserve"> про </w:t>
+      </w:r>
+      <w:r>
+        <w:rPr>
+          <w:highlight w:val="yellow"/>
+          <w:lang w:val="en-US"/>
+        </w:rPr>
+        <w:t>3D</w:t>
+      </w:r>
+    </w:p>
+    <w:p>
+      <w:pPr>
+        <w:pStyle w:val="2"/>
+      </w:pPr>
+      <w:bookmarkStart w:id="10" w:name="_Toc223338632"/>
+      <w:r>
+        <w:t>Определения, обозначения и сокращения</w:t>
+      </w:r>
+      <w:bookmarkEnd w:id="10"/>
+    </w:p>
+    <w:p>
+      <w:r>
+        <w:t>3D-модель — цифровое представление трёхмерного объекта, описываемое геометрией, материалами и текстурами.</w:t>
+      </w:r>
+    </w:p>
+    <w:p>
+      <w:r>
+        <w:t>Каталог 3D-моделей — структурированная совокупность 3D-моделей с возможностью поиска, фильтрации и просмотра.</w:t>
+      </w:r>
+    </w:p>
+    <w:p>
+      <w:r>
+        <w:t>Визуализатор 3D-моделей — программный модуль, обеспечивающий интерактивное отображение 3D-моделей в браузере.</w:t>
+      </w:r>
+    </w:p>
+    <w:p>
+      <w:r>
+        <w:t>Рендеринг — процесс визуализации трёхмерной модели в двумерное изображение с учётом освещения, материалов и камеры.</w:t>
+      </w:r>
+    </w:p>
+    <w:p>
+      <w:r>
+        <w:t>БД (База данных) — представленная в объективной форме совокупность данных, систематизированных таким образом, чтобы эти данные могли быть найдены и обработаны с помощью ЭВМ.</w:t>
+      </w:r>
+    </w:p>
+    <w:p>
+      <w:r>
+        <w:t>ИС (Информационная система) — система, предназначенная для хранения, поиска, обработки и визуализации информации, а также соответствующие организационные, программные и технические средства.</w:t>
+      </w:r>
+    </w:p>
+    <w:p>
+      <w:r>
+        <w:t>СУБД — система управления базами данных, обеспечивающая создание, хранение и обработку данных.</w:t>
+      </w:r>
+    </w:p>
+    <w:p>
+      <w:proofErr w:type="spellStart"/>
+      <w:r>
+        <w:t>WebGL</w:t>
+      </w:r>
+      <w:proofErr w:type="spellEnd"/>
+      <w:r>
+        <w:t xml:space="preserve"> — технология для рендеринга интерактивной 3D-графики в веб-браузере без использования плагинов.</w:t>
+      </w:r>
+    </w:p>
+    <w:p>
+      <w:r>
+        <w:t>HTML — стандартизированный язык разметки веб-страниц.</w:t>
+      </w:r>
+    </w:p>
+    <w:p>
+      <w:r>
+        <w:t>CSS — язык описания внешнего вида документа.</w:t>
+      </w:r>
+    </w:p>
+    <w:p>
+      <w:r>
         <w:lastRenderedPageBreak/>
-        <w:t>ГОСТ Р 59795–2021. Информационные технологии. Комплекс стандартов на автоматизированные системы. Автоматизированные системы. Требования к содержанию документов.</w:t>
+        <w:t>JavaScript — язык программирования для реализации интерактивных элементов клиентской части веб-приложений.</w:t>
+      </w:r>
+    </w:p>
+    <w:p>
+      <w:r>
+        <w:t>URL — унифицированный указатель ресурса в сети Интернет.</w:t>
       </w:r>
     </w:p>
     <w:p>
       <w:pPr>
         <w:pStyle w:val="2"/>
       </w:pPr>
-      <w:bookmarkStart w:id="10" w:name="_Toc223338632"/>
-      <w:r>
-        <w:t>Определения, обозначения и сокращения</w:t>
-      </w:r>
-      <w:bookmarkEnd w:id="10"/>
-    </w:p>
-    <w:p>
-      <w:r>
-        <w:t>3D-модель — цифровое представление трёхмерного объекта, описываемое геометрией, материалами и текстурами.</w:t>
-      </w:r>
-    </w:p>
-    <w:p>
-      <w:r>
-        <w:t>Каталог 3D-моделей — структурированная совокупность 3D-моделей с возможностью поиска, фильтрации и просмотра.</w:t>
-      </w:r>
-    </w:p>
-    <w:p>
-      <w:r>
-        <w:t>Визуализатор 3D-моделей — программный модуль, обеспечивающий интерактивное отображение 3D-моделей в браузере.</w:t>
-      </w:r>
-    </w:p>
-    <w:p>
-      <w:r>
-        <w:t>Рендеринг — процесс визуализации трёхмерной модели в двумерное изображение с учётом освещения, материалов и камеры.</w:t>
-      </w:r>
-    </w:p>
-    <w:p>
-      <w:r>
-        <w:t>БД (База данных) — представленная в объективной форме совокупность данных, систематизированных таким образом, чтобы эти данные могли быть найдены и обработаны с помощью ЭВМ.</w:t>
-      </w:r>
-    </w:p>
-    <w:p>
-      <w:r>
-        <w:t>ИС (Информационная система) — система, предназначенная для хранения, поиска, обработки и визуализации информации, а также соответствующие организационные, программные и технические средства.</w:t>
-      </w:r>
-    </w:p>
-    <w:p>
-      <w:r>
-        <w:t>СУБД — система управления базами данных, обеспечивающая создание, хранение и обработку данных.</w:t>
-      </w:r>
-    </w:p>
-    <w:p>
-      <w:proofErr w:type="spellStart"/>
-      <w:r>
-        <w:t>WebGL</w:t>
-      </w:r>
-      <w:proofErr w:type="spellEnd"/>
-      <w:r>
-        <w:t xml:space="preserve"> — технология для рендеринга интерактивной 3D-графики в веб-браузере без использования плагинов.</w:t>
-      </w:r>
-    </w:p>
-    <w:p>
-      <w:r>
-        <w:t>HTML — стандартизированный язык разметки веб-страниц.</w:t>
-      </w:r>
-    </w:p>
-    <w:p>
-      <w:r>
-        <w:t>CSS — язык описания внешнего вида документа.</w:t>
-      </w:r>
-    </w:p>
-    <w:p>
-      <w:r>
-        <w:t>JavaScript — язык программирования для реализации интерактивных элементов клиентской части веб-приложений.</w:t>
-      </w:r>
-    </w:p>
-    <w:p>
-      <w:r>
-        <w:t>URL — унифицированный указатель ресурса в сети Интернет.</w:t>
-      </w:r>
-    </w:p>
-    <w:p>
-      <w:pPr>
-        <w:pStyle w:val="2"/>
-      </w:pPr>
       <w:bookmarkStart w:id="11" w:name="_Toc223338633"/>
       <w:r>
-        <w:lastRenderedPageBreak/>
         <w:t>Описание бизнес-ролей</w:t>
       </w:r>
       <w:bookmarkEnd w:id="11"/>
@@ -4474,7 +4593,22 @@
         <w:ind w:left="0" w:firstLine="709"/>
       </w:pPr>
       <w:r>
-        <w:t>предоставление пользователям удобного доступа к каталогу 3D-моделей;</w:t>
+        <w:t xml:space="preserve">предоставление пользователям удобного </w:t>
+      </w:r>
+      <w:r>
+        <w:t>(</w:t>
+      </w:r>
+      <w:r>
+        <w:rPr>
+          <w:highlight w:val="yellow"/>
+        </w:rPr>
+        <w:t>Конкретизировать</w:t>
+      </w:r>
+      <w:r>
+        <w:t>)</w:t>
+      </w:r>
+      <w:r>
+        <w:t>доступа к каталогу 3D-моделей;</w:t>
       </w:r>
     </w:p>
     <w:p>
@@ -4519,8 +4653,21 @@
     <w:p>
       <w:pPr>
         <w:pStyle w:val="a1"/>
-        <w:ind w:left="709" w:firstLine="0"/>
-      </w:pPr>
+        <w:numPr>
+          <w:ilvl w:val="0"/>
+          <w:numId w:val="30"/>
+        </w:numPr>
+        <w:ind w:left="0" w:firstLine="709"/>
+        <w:rPr>
+          <w:highlight w:val="yellow"/>
+        </w:rPr>
+      </w:pPr>
+      <w:r>
+        <w:rPr>
+          <w:highlight w:val="yellow"/>
+        </w:rPr>
+        <w:t>Больше подробностей с метриками</w:t>
+      </w:r>
     </w:p>
     <w:p>
       <w:pPr>
@@ -4867,6 +5014,25 @@
       </w:r>
     </w:p>
     <w:p>
+      <w:pPr>
+        <w:pStyle w:val="a1"/>
+        <w:numPr>
+          <w:ilvl w:val="0"/>
+          <w:numId w:val="30"/>
+        </w:numPr>
+        <w:ind w:left="0" w:firstLine="709"/>
+        <w:rPr>
+          <w:highlight w:val="yellow"/>
+        </w:rPr>
+      </w:pPr>
+      <w:r>
+        <w:rPr>
+          <w:highlight w:val="yellow"/>
+        </w:rPr>
+        <w:t>Системные администраторы и Спец по ИБ и Админ</w:t>
+      </w:r>
+    </w:p>
+    <w:p>
       <w:r>
         <w:t>Режим работы администраторов зависит от работы организации, использующей систему, за исключением работы по устранению ошибок программного обеспечения, которые могут быть обнаружены в процессе эксплуатации и требуют оперативного вмешательства.</w:t>
       </w:r>
@@ -4893,6 +5059,7 @@
           <w:ilvl w:val="0"/>
           <w:numId w:val="33"/>
         </w:numPr>
+        <w:ind w:left="0" w:firstLine="720"/>
       </w:pPr>
       <w:r>
         <w:t>Время на полный запуск (или перезапуск) системы и компонентов системы должно составлять не более 15 минут. Время загрузки отдельной 3D-модели — не более 15 секунд при размере файла</w:t>
@@ -4913,6 +5080,7 @@
           <w:ilvl w:val="0"/>
           <w:numId w:val="33"/>
         </w:numPr>
+        <w:ind w:left="0" w:firstLine="720"/>
       </w:pPr>
       <w:r>
         <w:t>Время полной загрузки сайта не более 10 секунд.</w:t>
@@ -4924,6 +5092,7 @@
           <w:ilvl w:val="0"/>
           <w:numId w:val="33"/>
         </w:numPr>
+        <w:ind w:left="0" w:firstLine="720"/>
       </w:pPr>
       <w:r>
         <w:t>Время частичной загрузки сайта не более 3 секунд.</w:t>
@@ -4935,6 +5104,7 @@
           <w:ilvl w:val="0"/>
           <w:numId w:val="33"/>
         </w:numPr>
+        <w:ind w:left="0" w:firstLine="720"/>
       </w:pPr>
       <w:r>
         <w:t>Коэффициент юзабилити — не менее 85 %.</w:t>
@@ -4946,6 +5116,7 @@
           <w:ilvl w:val="0"/>
           <w:numId w:val="33"/>
         </w:numPr>
+        <w:ind w:left="0" w:firstLine="720"/>
       </w:pPr>
       <w:r>
         <w:t>Коэффициент интерактивности</w:t>
@@ -4966,6 +5137,7 @@
           <w:ilvl w:val="0"/>
           <w:numId w:val="33"/>
         </w:numPr>
+        <w:ind w:left="0" w:firstLine="720"/>
       </w:pPr>
       <w:r>
         <w:t>Достоверность отображаемых данных — не менее 9</w:t>
@@ -4983,6 +5155,7 @@
           <w:ilvl w:val="0"/>
           <w:numId w:val="33"/>
         </w:numPr>
+        <w:ind w:left="0" w:firstLine="720"/>
       </w:pPr>
       <w:r>
         <w:t>Время отклика пользовательского интерфейса — не более 3 секунд.</w:t>
@@ -4994,6 +5167,7 @@
           <w:ilvl w:val="0"/>
           <w:numId w:val="33"/>
         </w:numPr>
+        <w:ind w:left="0" w:firstLine="720"/>
       </w:pPr>
       <w:r>
         <w:t xml:space="preserve">REST API подсистемы </w:t>
@@ -5024,18 +5198,30 @@
         <w:pStyle w:val="3"/>
       </w:pPr>
       <w:r>
+        <w:lastRenderedPageBreak/>
         <w:t>Требования к надежности</w:t>
       </w:r>
     </w:p>
     <w:p>
       <w:r>
-        <w:t>Программное обеспечение не должно выходить из строя более чем на 3 минуты.</w:t>
-      </w:r>
-    </w:p>
-    <w:p>
-      <w:r>
-        <w:lastRenderedPageBreak/>
-        <w:t>Для обеспечения устойчивости к потере данных должна быть предусмотрена регулярная процедура резервного копирования базы данных и загружаемого контента.</w:t>
+        <w:t>Программное обеспечение не должно выходить из строя более чем на 3 минуты</w:t>
+      </w:r>
+      <w:r>
+        <w:t xml:space="preserve"> в день</w:t>
+      </w:r>
+      <w:r>
+        <w:t>.</w:t>
+      </w:r>
+    </w:p>
+    <w:p>
+      <w:r>
+        <w:t>Для обеспечения устойчивости к потере данных должна быть предусмотрена регулярная</w:t>
+      </w:r>
+      <w:r>
+        <w:t xml:space="preserve"> (3 дня)</w:t>
+      </w:r>
+      <w:r>
+        <w:t xml:space="preserve"> процедура резервного копирования базы данных и загружаемого контента.</w:t>
       </w:r>
     </w:p>
     <w:p>
@@ -5053,7 +5239,10 @@
         <w:ind w:left="0" w:firstLine="709"/>
       </w:pPr>
       <w:r>
-        <w:t>применения технических средств, системного и базового программного обеспечения, соответствующих классу решаемых задач;</w:t>
+        <w:t>П</w:t>
+      </w:r>
+      <w:r>
+        <w:t>рименения технических средств, системного и базового программного обеспечения, соответствующих классу решаемых задач;</w:t>
       </w:r>
     </w:p>
     <w:p>
@@ -5066,7 +5255,10 @@
         <w:ind w:left="0" w:firstLine="709"/>
       </w:pPr>
       <w:r>
-        <w:t>соблюдения правил эксплуатации и технического обслуживания программно-аппаратных средств;</w:t>
+        <w:t>С</w:t>
+      </w:r>
+      <w:r>
+        <w:t>облюдения правил эксплуатации и технического обслуживания программно-аппаратных средств;</w:t>
       </w:r>
     </w:p>
     <w:p>
@@ -5079,7 +5271,22 @@
         <w:ind w:left="0" w:firstLine="709"/>
       </w:pPr>
       <w:r>
-        <w:t>предварительного обучения пользователей.</w:t>
+        <w:t>Регулярное р</w:t>
+      </w:r>
+      <w:r>
+        <w:t>езервно</w:t>
+      </w:r>
+      <w:r>
+        <w:t xml:space="preserve">е </w:t>
+      </w:r>
+      <w:r>
+        <w:t>копировани</w:t>
+      </w:r>
+      <w:r>
+        <w:t xml:space="preserve">е </w:t>
+      </w:r>
+      <w:r>
+        <w:t>базы данных</w:t>
       </w:r>
     </w:p>
     <w:p>
@@ -5183,8 +5390,44 @@
       </w:r>
     </w:p>
     <w:p>
-      <w:r>
-        <w:t>Требования к патентной чистоте не предъявляются.</w:t>
+      <w:pPr>
+        <w:pStyle w:val="a1"/>
+        <w:numPr>
+          <w:ilvl w:val="0"/>
+          <w:numId w:val="30"/>
+        </w:numPr>
+        <w:ind w:left="0" w:firstLine="709"/>
+        <w:rPr>
+          <w:highlight w:val="yellow"/>
+        </w:rPr>
+      </w:pPr>
+      <w:proofErr w:type="gramStart"/>
+      <w:r>
+        <w:rPr>
+          <w:highlight w:val="yellow"/>
+        </w:rPr>
+        <w:t>Что то</w:t>
+      </w:r>
+      <w:proofErr w:type="gramEnd"/>
+      <w:r>
+        <w:rPr>
+          <w:highlight w:val="yellow"/>
+        </w:rPr>
+        <w:t xml:space="preserve"> про </w:t>
+      </w:r>
+      <w:proofErr w:type="spellStart"/>
+      <w:r>
+        <w:rPr>
+          <w:highlight w:val="yellow"/>
+        </w:rPr>
+        <w:t>патетнты</w:t>
+      </w:r>
+      <w:proofErr w:type="spellEnd"/>
+      <w:r>
+        <w:rPr>
+          <w:highlight w:val="yellow"/>
+        </w:rPr>
+        <w:t xml:space="preserve"> переложить на пользователя</w:t>
       </w:r>
     </w:p>
     <w:p>
@@ -5961,6 +6204,31 @@
       </w:r>
     </w:p>
     <w:p>
+      <w:pPr>
+        <w:pStyle w:val="a1"/>
+        <w:numPr>
+          <w:ilvl w:val="0"/>
+          <w:numId w:val="30"/>
+        </w:numPr>
+        <w:ind w:left="0" w:firstLine="709"/>
+        <w:rPr>
+          <w:highlight w:val="yellow"/>
+        </w:rPr>
+      </w:pPr>
+      <w:r>
+        <w:rPr>
+          <w:highlight w:val="yellow"/>
+        </w:rPr>
+        <w:t>Дочертить роли</w:t>
+      </w:r>
+      <w:r>
+        <w:rPr>
+          <w:highlight w:val="yellow"/>
+        </w:rPr>
+        <w:t xml:space="preserve"> на рисунке </w:t>
+      </w:r>
+    </w:p>
+    <w:p>
       <w:r>
         <w:t>Связь «Подсистема обработки, хранения и поддержки базы данных – Подсистема работы с БД» определяет процесс работы администратора с данными на серверном уровне, включая резервное копирование, загрузку, анализ и обеспечение актуальности информации, хранящейся в базе данных.</w:t>
       </w:r>
@@ -6048,31 +6316,7 @@
     </w:p>
     <w:p>
       <w:r>
-        <w:t xml:space="preserve">Математическое обеспечение системы должно обеспечивать реализацию перечисленных в данном ТЗ функций, а также выполнение операций конфигу </w:t>
-      </w:r>
-      <w:proofErr w:type="spellStart"/>
-      <w:r>
-        <w:t>рирования</w:t>
-      </w:r>
-      <w:proofErr w:type="spellEnd"/>
-      <w:r>
-        <w:t xml:space="preserve">, программирования, управления базами данных и </w:t>
-      </w:r>
-      <w:proofErr w:type="spellStart"/>
-      <w:r>
-        <w:t>документирова</w:t>
-      </w:r>
-      <w:proofErr w:type="spellEnd"/>
-      <w:r>
-        <w:t xml:space="preserve"> </w:t>
-      </w:r>
-      <w:proofErr w:type="spellStart"/>
-      <w:r>
-        <w:t>ния</w:t>
-      </w:r>
-      <w:proofErr w:type="spellEnd"/>
-      <w:r>
-        <w:t>. Алгоритмы должны быть разработаны с учетом возможности получения некорректной входной информации и предусматривать соответствующую ре акцию на такие события.</w:t>
+        <w:t>Математическое обеспечение системы должно обеспечивать реализацию перечисленных в данном ТЗ функций, а также выполнение операций конфигурирования, программирования, управления базами данных и документирования. Алгоритмы должны быть разработаны с учетом возможности получения некорректной входной информации и предусматривать соответствующую ре акцию на такие события.</w:t>
       </w:r>
     </w:p>
     <w:p>
@@ -6089,15 +6333,7 @@
       </w:r>
       <w:r>
         <w:lastRenderedPageBreak/>
-        <w:t xml:space="preserve">системой, должны храниться в реляционной СУБД. Структура базы данных определяется с учетом особенностей </w:t>
-      </w:r>
-      <w:proofErr w:type="spellStart"/>
-      <w:r>
-        <w:t>внутрен</w:t>
-      </w:r>
-      <w:proofErr w:type="spellEnd"/>
-      <w:r>
-        <w:t xml:space="preserve"> ней модели системы принятия решений. Информационный обмен между серверной и клиентской частями системы должен осуществляться по протоколу HTTP</w:t>
+        <w:t>системой, должны храниться в реляционной СУБД. Структура базы данных определяется с учетом особенностей внутренней модели системы принятия решений. Информационный обмен между серверной и клиентской частями системы должен осуществляться по протоколу HTTP</w:t>
       </w:r>
       <w:r>
         <w:rPr>
@@ -6293,10 +6529,30 @@
     </w:p>
     <w:p>
       <w:pPr>
+        <w:pStyle w:val="a1"/>
+        <w:ind w:left="709" w:firstLine="0"/>
+      </w:pPr>
+      <w:r>
+        <w:rPr>
+          <w:highlight w:val="yellow"/>
+        </w:rPr>
+        <w:t xml:space="preserve">+ количество пользователей + место + </w:t>
+      </w:r>
+      <w:proofErr w:type="spellStart"/>
+      <w:r>
+        <w:rPr>
+          <w:highlight w:val="yellow"/>
+        </w:rPr>
+        <w:t>gpu</w:t>
+      </w:r>
+      <w:proofErr w:type="spellEnd"/>
+      <w:r>
+        <w:t>.</w:t>
+      </w:r>
+    </w:p>
+    <w:p>
+      <w:pPr>
         <w:pStyle w:val="3"/>
-        <w:rPr>
-          <w:lang w:val="en-US"/>
-        </w:rPr>
       </w:pPr>
       <w:r>
         <w:t>Требования к метрологическому обеспечению системы</w:t>
@@ -6368,15 +6624,39 @@
     <w:p>
       <w:pPr>
         <w:pStyle w:val="a1"/>
-        <w:ind w:left="709" w:firstLine="0"/>
-      </w:pPr>
+        <w:numPr>
+          <w:ilvl w:val="0"/>
+          <w:numId w:val="30"/>
+        </w:numPr>
+        <w:ind w:left="0" w:firstLine="709"/>
+        <w:rPr>
+          <w:highlight w:val="yellow"/>
+        </w:rPr>
+      </w:pPr>
+      <w:r>
+        <w:rPr>
+          <w:highlight w:val="yellow"/>
+        </w:rPr>
+        <w:t xml:space="preserve">Изменить </w:t>
+      </w:r>
+      <w:proofErr w:type="spellStart"/>
+      <w:r>
+        <w:rPr>
+          <w:highlight w:val="yellow"/>
+        </w:rPr>
+        <w:t>поличество</w:t>
+      </w:r>
+      <w:proofErr w:type="spellEnd"/>
+      <w:r>
+        <w:rPr>
+          <w:highlight w:val="yellow"/>
+        </w:rPr>
+        <w:t xml:space="preserve"> ролей под ранние правки</w:t>
+      </w:r>
     </w:p>
     <w:p>
       <w:pPr>
         <w:pStyle w:val="a"/>
-        <w:rPr>
-          <w:lang w:val="en-US"/>
-        </w:rPr>
       </w:pPr>
       <w:bookmarkStart w:id="23" w:name="_Toc223338645"/>
       <w:r>
@@ -7542,9 +7822,6 @@
           <w:numId w:val="39"/>
         </w:numPr>
         <w:ind w:left="0" w:firstLine="709"/>
-        <w:rPr>
-          <w:lang w:val="en-US"/>
-        </w:rPr>
       </w:pPr>
       <w:r>
         <w:t>описание технологического процесса обработки данных;</w:t>
@@ -7622,9 +7899,6 @@
           <w:numId w:val="39"/>
         </w:numPr>
         <w:ind w:left="0" w:firstLine="709"/>
-        <w:rPr>
-          <w:lang w:val="en-US"/>
-        </w:rPr>
       </w:pPr>
       <w:r>
         <w:t>описание контрольного примера (по ГОСТ 24.102);</w:t>
@@ -7793,13 +8067,30 @@
     </w:p>
     <w:p>
       <w:pPr>
+        <w:pStyle w:val="a1"/>
+        <w:numPr>
+          <w:ilvl w:val="0"/>
+          <w:numId w:val="30"/>
+        </w:numPr>
+        <w:ind w:left="0" w:firstLine="709"/>
         <w:rPr>
-          <w:rFonts w:cs="Times New Roman"/>
-          <w:szCs w:val="28"/>
-          <w:shd w:val="clear" w:color="auto" w:fill="FFFFFF"/>
-          <w:lang w:val="en-US"/>
+          <w:highlight w:val="yellow"/>
         </w:rPr>
       </w:pPr>
+      <w:proofErr w:type="gramStart"/>
+      <w:r>
+        <w:rPr>
+          <w:highlight w:val="yellow"/>
+        </w:rPr>
+        <w:t>Что то</w:t>
+      </w:r>
+      <w:proofErr w:type="gramEnd"/>
+      <w:r>
+        <w:rPr>
+          <w:highlight w:val="yellow"/>
+        </w:rPr>
+        <w:t xml:space="preserve"> по 3D</w:t>
+      </w:r>
     </w:p>
     <w:sectPr>
       <w:footerReference w:type="default" r:id="rId10"/>

--- a/ПР1,3.docx
+++ b/ПР1,3.docx
@@ -783,7 +783,7 @@
                 <w:b/>
                 <w:szCs w:val="28"/>
               </w:rPr>
-              <w:t>Информационная система «Каталог и визуализатор 3D-моделей»</w:t>
+              <w:t>Информационная система «Каталог и визуализатор 3D-моделей</w:t>
             </w:r>
             <w:r>
               <w:rPr>
@@ -1520,7 +1520,7 @@
           <w:r>
             <w:fldChar w:fldCharType="separate"/>
           </w:r>
-          <w:hyperlink w:anchor="_Toc223338622" w:history="1">
+          <w:hyperlink w:anchor="_Toc223628349" w:history="1">
             <w:r>
               <w:rPr>
                 <w:rStyle w:val="af2"/>
@@ -1547,7 +1547,7 @@
                 <w:noProof/>
                 <w:webHidden/>
               </w:rPr>
-              <w:instrText xml:space="preserve"> PAGEREF _Toc223338622 \h </w:instrText>
+              <w:instrText xml:space="preserve"> PAGEREF _Toc223628349 \h </w:instrText>
             </w:r>
             <w:r>
               <w:rPr>
@@ -1592,7 +1592,7 @@
               <w14:ligatures w14:val="standardContextual"/>
             </w:rPr>
           </w:pPr>
-          <w:hyperlink w:anchor="_Toc223338623" w:history="1">
+          <w:hyperlink w:anchor="_Toc223628350" w:history="1">
             <w:r>
               <w:rPr>
                 <w:rStyle w:val="af2"/>
@@ -1619,7 +1619,7 @@
                 <w:noProof/>
                 <w:webHidden/>
               </w:rPr>
-              <w:instrText xml:space="preserve"> PAGEREF _Toc223338623 \h </w:instrText>
+              <w:instrText xml:space="preserve"> PAGEREF _Toc223628350 \h </w:instrText>
             </w:r>
             <w:r>
               <w:rPr>
@@ -1663,7 +1663,7 @@
               <w14:ligatures w14:val="standardContextual"/>
             </w:rPr>
           </w:pPr>
-          <w:hyperlink w:anchor="_Toc223338624" w:history="1">
+          <w:hyperlink w:anchor="_Toc223628351" w:history="1">
             <w:r>
               <w:rPr>
                 <w:rStyle w:val="af2"/>
@@ -1690,7 +1690,7 @@
                 <w:noProof/>
                 <w:webHidden/>
               </w:rPr>
-              <w:instrText xml:space="preserve"> PAGEREF _Toc223338624 \h </w:instrText>
+              <w:instrText xml:space="preserve"> PAGEREF _Toc223628351 \h </w:instrText>
             </w:r>
             <w:r>
               <w:rPr>
@@ -1734,7 +1734,7 @@
               <w14:ligatures w14:val="standardContextual"/>
             </w:rPr>
           </w:pPr>
-          <w:hyperlink w:anchor="_Toc223338625" w:history="1">
+          <w:hyperlink w:anchor="_Toc223628352" w:history="1">
             <w:r>
               <w:rPr>
                 <w:rStyle w:val="af2"/>
@@ -1761,7 +1761,7 @@
                 <w:noProof/>
                 <w:webHidden/>
               </w:rPr>
-              <w:instrText xml:space="preserve"> PAGEREF _Toc223338625 \h </w:instrText>
+              <w:instrText xml:space="preserve"> PAGEREF _Toc223628352 \h </w:instrText>
             </w:r>
             <w:r>
               <w:rPr>
@@ -1805,7 +1805,7 @@
               <w14:ligatures w14:val="standardContextual"/>
             </w:rPr>
           </w:pPr>
-          <w:hyperlink w:anchor="_Toc223338626" w:history="1">
+          <w:hyperlink w:anchor="_Toc223628353" w:history="1">
             <w:r>
               <w:rPr>
                 <w:rStyle w:val="af2"/>
@@ -1832,7 +1832,7 @@
                 <w:noProof/>
                 <w:webHidden/>
               </w:rPr>
-              <w:instrText xml:space="preserve"> PAGEREF _Toc223338626 \h </w:instrText>
+              <w:instrText xml:space="preserve"> PAGEREF _Toc223628353 \h </w:instrText>
             </w:r>
             <w:r>
               <w:rPr>
@@ -1876,7 +1876,7 @@
               <w14:ligatures w14:val="standardContextual"/>
             </w:rPr>
           </w:pPr>
-          <w:hyperlink w:anchor="_Toc223338627" w:history="1">
+          <w:hyperlink w:anchor="_Toc223628354" w:history="1">
             <w:r>
               <w:rPr>
                 <w:rStyle w:val="af2"/>
@@ -1911,7 +1911,7 @@
                 <w:noProof/>
                 <w:webHidden/>
               </w:rPr>
-              <w:instrText xml:space="preserve"> PAGEREF _Toc223338627 \h </w:instrText>
+              <w:instrText xml:space="preserve"> PAGEREF _Toc223628354 \h </w:instrText>
             </w:r>
             <w:r>
               <w:rPr>
@@ -1955,7 +1955,7 @@
               <w14:ligatures w14:val="standardContextual"/>
             </w:rPr>
           </w:pPr>
-          <w:hyperlink w:anchor="_Toc223338628" w:history="1">
+          <w:hyperlink w:anchor="_Toc223628355" w:history="1">
             <w:r>
               <w:rPr>
                 <w:rStyle w:val="af2"/>
@@ -1982,7 +1982,7 @@
                 <w:noProof/>
                 <w:webHidden/>
               </w:rPr>
-              <w:instrText xml:space="preserve"> PAGEREF _Toc223338628 \h </w:instrText>
+              <w:instrText xml:space="preserve"> PAGEREF _Toc223628355 \h </w:instrText>
             </w:r>
             <w:r>
               <w:rPr>
@@ -2026,7 +2026,7 @@
               <w14:ligatures w14:val="standardContextual"/>
             </w:rPr>
           </w:pPr>
-          <w:hyperlink w:anchor="_Toc223338629" w:history="1">
+          <w:hyperlink w:anchor="_Toc223628356" w:history="1">
             <w:r>
               <w:rPr>
                 <w:rStyle w:val="af2"/>
@@ -2061,7 +2061,7 @@
                 <w:noProof/>
                 <w:webHidden/>
               </w:rPr>
-              <w:instrText xml:space="preserve"> PAGEREF _Toc223338629 \h </w:instrText>
+              <w:instrText xml:space="preserve"> PAGEREF _Toc223628356 \h </w:instrText>
             </w:r>
             <w:r>
               <w:rPr>
@@ -2081,7 +2081,7 @@
                 <w:noProof/>
                 <w:webHidden/>
               </w:rPr>
-              <w:t>5</w:t>
+              <w:t>6</w:t>
             </w:r>
             <w:r>
               <w:rPr>
@@ -2105,7 +2105,7 @@
               <w14:ligatures w14:val="standardContextual"/>
             </w:rPr>
           </w:pPr>
-          <w:hyperlink w:anchor="_Toc223338630" w:history="1">
+          <w:hyperlink w:anchor="_Toc223628357" w:history="1">
             <w:r>
               <w:rPr>
                 <w:rStyle w:val="af2"/>
@@ -2132,7 +2132,7 @@
                 <w:noProof/>
                 <w:webHidden/>
               </w:rPr>
-              <w:instrText xml:space="preserve"> PAGEREF _Toc223338630 \h </w:instrText>
+              <w:instrText xml:space="preserve"> PAGEREF _Toc223628357 \h </w:instrText>
             </w:r>
             <w:r>
               <w:rPr>
@@ -2176,7 +2176,7 @@
               <w14:ligatures w14:val="standardContextual"/>
             </w:rPr>
           </w:pPr>
-          <w:hyperlink w:anchor="_Toc223338631" w:history="1">
+          <w:hyperlink w:anchor="_Toc223628358" w:history="1">
             <w:r>
               <w:rPr>
                 <w:rStyle w:val="af2"/>
@@ -2203,7 +2203,7 @@
                 <w:noProof/>
                 <w:webHidden/>
               </w:rPr>
-              <w:instrText xml:space="preserve"> PAGEREF _Toc223338631 \h </w:instrText>
+              <w:instrText xml:space="preserve"> PAGEREF _Toc223628358 \h </w:instrText>
             </w:r>
             <w:r>
               <w:rPr>
@@ -2223,7 +2223,7 @@
                 <w:noProof/>
                 <w:webHidden/>
               </w:rPr>
-              <w:t>6</w:t>
+              <w:t>7</w:t>
             </w:r>
             <w:r>
               <w:rPr>
@@ -2247,7 +2247,7 @@
               <w14:ligatures w14:val="standardContextual"/>
             </w:rPr>
           </w:pPr>
-          <w:hyperlink w:anchor="_Toc223338632" w:history="1">
+          <w:hyperlink w:anchor="_Toc223628359" w:history="1">
             <w:r>
               <w:rPr>
                 <w:rStyle w:val="af2"/>
@@ -2274,7 +2274,7 @@
                 <w:noProof/>
                 <w:webHidden/>
               </w:rPr>
-              <w:instrText xml:space="preserve"> PAGEREF _Toc223338632 \h </w:instrText>
+              <w:instrText xml:space="preserve"> PAGEREF _Toc223628359 \h </w:instrText>
             </w:r>
             <w:r>
               <w:rPr>
@@ -2318,7 +2318,7 @@
               <w14:ligatures w14:val="standardContextual"/>
             </w:rPr>
           </w:pPr>
-          <w:hyperlink w:anchor="_Toc223338633" w:history="1">
+          <w:hyperlink w:anchor="_Toc223628360" w:history="1">
             <w:r>
               <w:rPr>
                 <w:rStyle w:val="af2"/>
@@ -2345,7 +2345,7 @@
                 <w:noProof/>
                 <w:webHidden/>
               </w:rPr>
-              <w:instrText xml:space="preserve"> PAGEREF _Toc223338633 \h </w:instrText>
+              <w:instrText xml:space="preserve"> PAGEREF _Toc223628360 \h </w:instrText>
             </w:r>
             <w:r>
               <w:rPr>
@@ -2390,7 +2390,7 @@
               <w14:ligatures w14:val="standardContextual"/>
             </w:rPr>
           </w:pPr>
-          <w:hyperlink w:anchor="_Toc223338634" w:history="1">
+          <w:hyperlink w:anchor="_Toc223628361" w:history="1">
             <w:r>
               <w:rPr>
                 <w:rStyle w:val="af2"/>
@@ -2417,7 +2417,7 @@
                 <w:noProof/>
                 <w:webHidden/>
               </w:rPr>
-              <w:instrText xml:space="preserve"> PAGEREF _Toc223338634 \h </w:instrText>
+              <w:instrText xml:space="preserve"> PAGEREF _Toc223628361 \h </w:instrText>
             </w:r>
             <w:r>
               <w:rPr>
@@ -2437,7 +2437,7 @@
                 <w:noProof/>
                 <w:webHidden/>
               </w:rPr>
-              <w:t>9</w:t>
+              <w:t>10</w:t>
             </w:r>
             <w:r>
               <w:rPr>
@@ -2461,7 +2461,7 @@
               <w14:ligatures w14:val="standardContextual"/>
             </w:rPr>
           </w:pPr>
-          <w:hyperlink w:anchor="_Toc223338635" w:history="1">
+          <w:hyperlink w:anchor="_Toc223628362" w:history="1">
             <w:r>
               <w:rPr>
                 <w:rStyle w:val="af2"/>
@@ -2496,7 +2496,7 @@
                 <w:noProof/>
                 <w:webHidden/>
               </w:rPr>
-              <w:instrText xml:space="preserve"> PAGEREF _Toc223338635 \h </w:instrText>
+              <w:instrText xml:space="preserve"> PAGEREF _Toc223628362 \h </w:instrText>
             </w:r>
             <w:r>
               <w:rPr>
@@ -2516,7 +2516,7 @@
                 <w:noProof/>
                 <w:webHidden/>
               </w:rPr>
-              <w:t>9</w:t>
+              <w:t>10</w:t>
             </w:r>
             <w:r>
               <w:rPr>
@@ -2540,7 +2540,7 @@
               <w14:ligatures w14:val="standardContextual"/>
             </w:rPr>
           </w:pPr>
-          <w:hyperlink w:anchor="_Toc223338636" w:history="1">
+          <w:hyperlink w:anchor="_Toc223628363" w:history="1">
             <w:r>
               <w:rPr>
                 <w:rStyle w:val="af2"/>
@@ -2575,7 +2575,7 @@
                 <w:noProof/>
                 <w:webHidden/>
               </w:rPr>
-              <w:instrText xml:space="preserve"> PAGEREF _Toc223338636 \h </w:instrText>
+              <w:instrText xml:space="preserve"> PAGEREF _Toc223628363 \h </w:instrText>
             </w:r>
             <w:r>
               <w:rPr>
@@ -2595,7 +2595,7 @@
                 <w:noProof/>
                 <w:webHidden/>
               </w:rPr>
-              <w:t>9</w:t>
+              <w:t>10</w:t>
             </w:r>
             <w:r>
               <w:rPr>
@@ -2620,7 +2620,7 @@
               <w14:ligatures w14:val="standardContextual"/>
             </w:rPr>
           </w:pPr>
-          <w:hyperlink w:anchor="_Toc223338637" w:history="1">
+          <w:hyperlink w:anchor="_Toc223628364" w:history="1">
             <w:r>
               <w:rPr>
                 <w:rStyle w:val="af2"/>
@@ -2655,7 +2655,7 @@
                 <w:noProof/>
                 <w:webHidden/>
               </w:rPr>
-              <w:instrText xml:space="preserve"> PAGEREF _Toc223338637 \h </w:instrText>
+              <w:instrText xml:space="preserve"> PAGEREF _Toc223628364 \h </w:instrText>
             </w:r>
             <w:r>
               <w:rPr>
@@ -2675,7 +2675,7 @@
                 <w:noProof/>
                 <w:webHidden/>
               </w:rPr>
-              <w:t>10</w:t>
+              <w:t>11</w:t>
             </w:r>
             <w:r>
               <w:rPr>
@@ -2699,7 +2699,7 @@
               <w14:ligatures w14:val="standardContextual"/>
             </w:rPr>
           </w:pPr>
-          <w:hyperlink w:anchor="_Toc223338638" w:history="1">
+          <w:hyperlink w:anchor="_Toc223628365" w:history="1">
             <w:r>
               <w:rPr>
                 <w:rStyle w:val="af2"/>
@@ -2726,7 +2726,7 @@
                 <w:noProof/>
                 <w:webHidden/>
               </w:rPr>
-              <w:instrText xml:space="preserve"> PAGEREF _Toc223338638 \h </w:instrText>
+              <w:instrText xml:space="preserve"> PAGEREF _Toc223628365 \h </w:instrText>
             </w:r>
             <w:r>
               <w:rPr>
@@ -2746,7 +2746,7 @@
                 <w:noProof/>
                 <w:webHidden/>
               </w:rPr>
-              <w:t>10</w:t>
+              <w:t>11</w:t>
             </w:r>
             <w:r>
               <w:rPr>
@@ -2770,7 +2770,7 @@
               <w14:ligatures w14:val="standardContextual"/>
             </w:rPr>
           </w:pPr>
-          <w:hyperlink w:anchor="_Toc223338639" w:history="1">
+          <w:hyperlink w:anchor="_Toc223628366" w:history="1">
             <w:r>
               <w:rPr>
                 <w:rStyle w:val="af2"/>
@@ -2797,7 +2797,7 @@
                 <w:noProof/>
                 <w:webHidden/>
               </w:rPr>
-              <w:instrText xml:space="preserve"> PAGEREF _Toc223338639 \h </w:instrText>
+              <w:instrText xml:space="preserve"> PAGEREF _Toc223628366 \h </w:instrText>
             </w:r>
             <w:r>
               <w:rPr>
@@ -2817,7 +2817,7 @@
                 <w:noProof/>
                 <w:webHidden/>
               </w:rPr>
-              <w:t>10</w:t>
+              <w:t>11</w:t>
             </w:r>
             <w:r>
               <w:rPr>
@@ -2842,7 +2842,7 @@
               <w14:ligatures w14:val="standardContextual"/>
             </w:rPr>
           </w:pPr>
-          <w:hyperlink w:anchor="_Toc223338640" w:history="1">
+          <w:hyperlink w:anchor="_Toc223628367" w:history="1">
             <w:r>
               <w:rPr>
                 <w:rStyle w:val="af2"/>
@@ -2869,7 +2869,7 @@
                 <w:noProof/>
                 <w:webHidden/>
               </w:rPr>
-              <w:instrText xml:space="preserve"> PAGEREF _Toc223338640 \h </w:instrText>
+              <w:instrText xml:space="preserve"> PAGEREF _Toc223628367 \h </w:instrText>
             </w:r>
             <w:r>
               <w:rPr>
@@ -2889,7 +2889,7 @@
                 <w:noProof/>
                 <w:webHidden/>
               </w:rPr>
-              <w:t>11</w:t>
+              <w:t>12</w:t>
             </w:r>
             <w:r>
               <w:rPr>
@@ -2913,7 +2913,7 @@
               <w14:ligatures w14:val="standardContextual"/>
             </w:rPr>
           </w:pPr>
-          <w:hyperlink w:anchor="_Toc223338641" w:history="1">
+          <w:hyperlink w:anchor="_Toc223628368" w:history="1">
             <w:r>
               <w:rPr>
                 <w:rStyle w:val="af2"/>
@@ -2940,7 +2940,7 @@
                 <w:noProof/>
                 <w:webHidden/>
               </w:rPr>
-              <w:instrText xml:space="preserve"> PAGEREF _Toc223338641 \h </w:instrText>
+              <w:instrText xml:space="preserve"> PAGEREF _Toc223628368 \h </w:instrText>
             </w:r>
             <w:r>
               <w:rPr>
@@ -2960,7 +2960,7 @@
                 <w:noProof/>
                 <w:webHidden/>
               </w:rPr>
-              <w:t>11</w:t>
+              <w:t>12</w:t>
             </w:r>
             <w:r>
               <w:rPr>
@@ -2984,7 +2984,7 @@
               <w14:ligatures w14:val="standardContextual"/>
             </w:rPr>
           </w:pPr>
-          <w:hyperlink w:anchor="_Toc223338642" w:history="1">
+          <w:hyperlink w:anchor="_Toc223628369" w:history="1">
             <w:r>
               <w:rPr>
                 <w:rStyle w:val="af2"/>
@@ -3011,7 +3011,7 @@
                 <w:noProof/>
                 <w:webHidden/>
               </w:rPr>
-              <w:instrText xml:space="preserve"> PAGEREF _Toc223338642 \h </w:instrText>
+              <w:instrText xml:space="preserve"> PAGEREF _Toc223628369 \h </w:instrText>
             </w:r>
             <w:r>
               <w:rPr>
@@ -3031,7 +3031,7 @@
                 <w:noProof/>
                 <w:webHidden/>
               </w:rPr>
-              <w:t>15</w:t>
+              <w:t>17</w:t>
             </w:r>
             <w:r>
               <w:rPr>
@@ -3055,7 +3055,7 @@
               <w14:ligatures w14:val="standardContextual"/>
             </w:rPr>
           </w:pPr>
-          <w:hyperlink w:anchor="_Toc223338643" w:history="1">
+          <w:hyperlink w:anchor="_Toc223628370" w:history="1">
             <w:r>
               <w:rPr>
                 <w:rStyle w:val="af2"/>
@@ -3082,7 +3082,7 @@
                 <w:noProof/>
                 <w:webHidden/>
               </w:rPr>
-              <w:instrText xml:space="preserve"> PAGEREF _Toc223338643 \h </w:instrText>
+              <w:instrText xml:space="preserve"> PAGEREF _Toc223628370 \h </w:instrText>
             </w:r>
             <w:r>
               <w:rPr>
@@ -3102,7 +3102,7 @@
                 <w:noProof/>
                 <w:webHidden/>
               </w:rPr>
-              <w:t>16</w:t>
+              <w:t>18</w:t>
             </w:r>
             <w:r>
               <w:rPr>
@@ -3126,7 +3126,7 @@
               <w14:ligatures w14:val="standardContextual"/>
             </w:rPr>
           </w:pPr>
-          <w:hyperlink w:anchor="_Toc223338644" w:history="1">
+          <w:hyperlink w:anchor="_Toc223628371" w:history="1">
             <w:r>
               <w:rPr>
                 <w:rStyle w:val="af2"/>
@@ -3153,7 +3153,7 @@
                 <w:noProof/>
                 <w:webHidden/>
               </w:rPr>
-              <w:instrText xml:space="preserve"> PAGEREF _Toc223338644 \h </w:instrText>
+              <w:instrText xml:space="preserve"> PAGEREF _Toc223628371 \h </w:instrText>
             </w:r>
             <w:r>
               <w:rPr>
@@ -3173,7 +3173,7 @@
                 <w:noProof/>
                 <w:webHidden/>
               </w:rPr>
-              <w:t>17</w:t>
+              <w:t>19</w:t>
             </w:r>
             <w:r>
               <w:rPr>
@@ -3198,21 +3198,13 @@
               <w14:ligatures w14:val="standardContextual"/>
             </w:rPr>
           </w:pPr>
-          <w:hyperlink w:anchor="_Toc223338645" w:history="1">
+          <w:hyperlink w:anchor="_Toc223628372" w:history="1">
             <w:r>
               <w:rPr>
                 <w:rStyle w:val="af2"/>
                 <w:noProof/>
-                <w:lang w:val="en-US"/>
-              </w:rPr>
-              <w:t>5</w:t>
-            </w:r>
-            <w:r>
-              <w:rPr>
-                <w:rStyle w:val="af2"/>
-                <w:noProof/>
-              </w:rPr>
-              <w:t xml:space="preserve"> Состав и содержание работ по созданию (развитию) системы</w:t>
+              </w:rPr>
+              <w:t>5 Состав и содержание работ по созданию (развитию) системы</w:t>
             </w:r>
             <w:r>
               <w:rPr>
@@ -3233,7 +3225,7 @@
                 <w:noProof/>
                 <w:webHidden/>
               </w:rPr>
-              <w:instrText xml:space="preserve"> PAGEREF _Toc223338645 \h </w:instrText>
+              <w:instrText xml:space="preserve"> PAGEREF _Toc223628372 \h </w:instrText>
             </w:r>
             <w:r>
               <w:rPr>
@@ -3253,7 +3245,7 @@
                 <w:noProof/>
                 <w:webHidden/>
               </w:rPr>
-              <w:t>20</w:t>
+              <w:t>22</w:t>
             </w:r>
             <w:r>
               <w:rPr>
@@ -3278,7 +3270,7 @@
               <w14:ligatures w14:val="standardContextual"/>
             </w:rPr>
           </w:pPr>
-          <w:hyperlink w:anchor="_Toc223338646" w:history="1">
+          <w:hyperlink w:anchor="_Toc223628373" w:history="1">
             <w:r>
               <w:rPr>
                 <w:rStyle w:val="af2"/>
@@ -3305,7 +3297,7 @@
                 <w:noProof/>
                 <w:webHidden/>
               </w:rPr>
-              <w:instrText xml:space="preserve"> PAGEREF _Toc223338646 \h </w:instrText>
+              <w:instrText xml:space="preserve"> PAGEREF _Toc223628373 \h </w:instrText>
             </w:r>
             <w:r>
               <w:rPr>
@@ -3325,7 +3317,7 @@
                 <w:noProof/>
                 <w:webHidden/>
               </w:rPr>
-              <w:t>21</w:t>
+              <w:t>23</w:t>
             </w:r>
             <w:r>
               <w:rPr>
@@ -3350,7 +3342,7 @@
               <w14:ligatures w14:val="standardContextual"/>
             </w:rPr>
           </w:pPr>
-          <w:hyperlink w:anchor="_Toc223338647" w:history="1">
+          <w:hyperlink w:anchor="_Toc223628374" w:history="1">
             <w:r>
               <w:rPr>
                 <w:rStyle w:val="af2"/>
@@ -3377,7 +3369,7 @@
                 <w:noProof/>
                 <w:webHidden/>
               </w:rPr>
-              <w:instrText xml:space="preserve"> PAGEREF _Toc223338647 \h </w:instrText>
+              <w:instrText xml:space="preserve"> PAGEREF _Toc223628374 \h </w:instrText>
             </w:r>
             <w:r>
               <w:rPr>
@@ -3397,7 +3389,7 @@
                 <w:noProof/>
                 <w:webHidden/>
               </w:rPr>
-              <w:t>22</w:t>
+              <w:t>24</w:t>
             </w:r>
             <w:r>
               <w:rPr>
@@ -3421,7 +3413,7 @@
               <w14:ligatures w14:val="standardContextual"/>
             </w:rPr>
           </w:pPr>
-          <w:hyperlink w:anchor="_Toc223338648" w:history="1">
+          <w:hyperlink w:anchor="_Toc223628375" w:history="1">
             <w:r>
               <w:rPr>
                 <w:rStyle w:val="af2"/>
@@ -3448,7 +3440,7 @@
                 <w:noProof/>
                 <w:webHidden/>
               </w:rPr>
-              <w:instrText xml:space="preserve"> PAGEREF _Toc223338648 \h </w:instrText>
+              <w:instrText xml:space="preserve"> PAGEREF _Toc223628375 \h </w:instrText>
             </w:r>
             <w:r>
               <w:rPr>
@@ -3468,7 +3460,7 @@
                 <w:noProof/>
                 <w:webHidden/>
               </w:rPr>
-              <w:t>22</w:t>
+              <w:t>24</w:t>
             </w:r>
             <w:r>
               <w:rPr>
@@ -3492,7 +3484,7 @@
               <w14:ligatures w14:val="standardContextual"/>
             </w:rPr>
           </w:pPr>
-          <w:hyperlink w:anchor="_Toc223338649" w:history="1">
+          <w:hyperlink w:anchor="_Toc223628376" w:history="1">
             <w:r>
               <w:rPr>
                 <w:rStyle w:val="af2"/>
@@ -3519,7 +3511,7 @@
                 <w:noProof/>
                 <w:webHidden/>
               </w:rPr>
-              <w:instrText xml:space="preserve"> PAGEREF _Toc223338649 \h </w:instrText>
+              <w:instrText xml:space="preserve"> PAGEREF _Toc223628376 \h </w:instrText>
             </w:r>
             <w:r>
               <w:rPr>
@@ -3539,7 +3531,7 @@
                 <w:noProof/>
                 <w:webHidden/>
               </w:rPr>
-              <w:t>22</w:t>
+              <w:t>24</w:t>
             </w:r>
             <w:r>
               <w:rPr>
@@ -3563,7 +3555,7 @@
               <w14:ligatures w14:val="standardContextual"/>
             </w:rPr>
           </w:pPr>
-          <w:hyperlink w:anchor="_Toc223338650" w:history="1">
+          <w:hyperlink w:anchor="_Toc223628377" w:history="1">
             <w:r>
               <w:rPr>
                 <w:rStyle w:val="af2"/>
@@ -3590,7 +3582,7 @@
                 <w:noProof/>
                 <w:webHidden/>
               </w:rPr>
-              <w:instrText xml:space="preserve"> PAGEREF _Toc223338650 \h </w:instrText>
+              <w:instrText xml:space="preserve"> PAGEREF _Toc223628377 \h </w:instrText>
             </w:r>
             <w:r>
               <w:rPr>
@@ -3610,7 +3602,7 @@
                 <w:noProof/>
                 <w:webHidden/>
               </w:rPr>
-              <w:t>22</w:t>
+              <w:t>24</w:t>
             </w:r>
             <w:r>
               <w:rPr>
@@ -3634,7 +3626,7 @@
               <w14:ligatures w14:val="standardContextual"/>
             </w:rPr>
           </w:pPr>
-          <w:hyperlink w:anchor="_Toc223338651" w:history="1">
+          <w:hyperlink w:anchor="_Toc223628378" w:history="1">
             <w:r>
               <w:rPr>
                 <w:rStyle w:val="af2"/>
@@ -3661,7 +3653,7 @@
                 <w:noProof/>
                 <w:webHidden/>
               </w:rPr>
-              <w:instrText xml:space="preserve"> PAGEREF _Toc223338651 \h </w:instrText>
+              <w:instrText xml:space="preserve"> PAGEREF _Toc223628378 \h </w:instrText>
             </w:r>
             <w:r>
               <w:rPr>
@@ -3681,7 +3673,7 @@
                 <w:noProof/>
                 <w:webHidden/>
               </w:rPr>
-              <w:t>23</w:t>
+              <w:t>25</w:t>
             </w:r>
             <w:r>
               <w:rPr>
@@ -3705,7 +3697,7 @@
               <w14:ligatures w14:val="standardContextual"/>
             </w:rPr>
           </w:pPr>
-          <w:hyperlink w:anchor="_Toc223338652" w:history="1">
+          <w:hyperlink w:anchor="_Toc223628379" w:history="1">
             <w:r>
               <w:rPr>
                 <w:rStyle w:val="af2"/>
@@ -3732,7 +3724,7 @@
                 <w:noProof/>
                 <w:webHidden/>
               </w:rPr>
-              <w:instrText xml:space="preserve"> PAGEREF _Toc223338652 \h </w:instrText>
+              <w:instrText xml:space="preserve"> PAGEREF _Toc223628379 \h </w:instrText>
             </w:r>
             <w:r>
               <w:rPr>
@@ -3752,7 +3744,7 @@
                 <w:noProof/>
                 <w:webHidden/>
               </w:rPr>
-              <w:t>23</w:t>
+              <w:t>25</w:t>
             </w:r>
             <w:r>
               <w:rPr>
@@ -3777,7 +3769,7 @@
               <w14:ligatures w14:val="standardContextual"/>
             </w:rPr>
           </w:pPr>
-          <w:hyperlink w:anchor="_Toc223338653" w:history="1">
+          <w:hyperlink w:anchor="_Toc223628380" w:history="1">
             <w:r>
               <w:rPr>
                 <w:rStyle w:val="af2"/>
@@ -3804,7 +3796,7 @@
                 <w:noProof/>
                 <w:webHidden/>
               </w:rPr>
-              <w:instrText xml:space="preserve"> PAGEREF _Toc223338653 \h </w:instrText>
+              <w:instrText xml:space="preserve"> PAGEREF _Toc223628380 \h </w:instrText>
             </w:r>
             <w:r>
               <w:rPr>
@@ -3824,7 +3816,7 @@
                 <w:noProof/>
                 <w:webHidden/>
               </w:rPr>
-              <w:t>24</w:t>
+              <w:t>26</w:t>
             </w:r>
             <w:r>
               <w:rPr>
@@ -3849,7 +3841,7 @@
               <w14:ligatures w14:val="standardContextual"/>
             </w:rPr>
           </w:pPr>
-          <w:hyperlink w:anchor="_Toc223338654" w:history="1">
+          <w:hyperlink w:anchor="_Toc223628381" w:history="1">
             <w:r>
               <w:rPr>
                 <w:rStyle w:val="af2"/>
@@ -3884,7 +3876,7 @@
                 <w:noProof/>
                 <w:webHidden/>
               </w:rPr>
-              <w:instrText xml:space="preserve"> PAGEREF _Toc223338654 \h </w:instrText>
+              <w:instrText xml:space="preserve"> PAGEREF _Toc223628381 \h </w:instrText>
             </w:r>
             <w:r>
               <w:rPr>
@@ -3904,7 +3896,7 @@
                 <w:noProof/>
                 <w:webHidden/>
               </w:rPr>
-              <w:t>25</w:t>
+              <w:t>27</w:t>
             </w:r>
             <w:r>
               <w:rPr>
@@ -3942,8 +3934,18 @@
           <w:ilvl w:val="0"/>
           <w:numId w:val="0"/>
         </w:numPr>
-      </w:pPr>
-      <w:bookmarkStart w:id="0" w:name="_Toc223338622"/>
+        <w:rPr>
+          <w:rFonts w:eastAsiaTheme="minorEastAsia" w:cstheme="minorBidi"/>
+          <w:b w:val="0"/>
+          <w:caps w:val="0"/>
+          <w:spacing w:val="0"/>
+          <w:kern w:val="0"/>
+          <w:sz w:val="28"/>
+          <w:szCs w:val="22"/>
+          <w14:ligatures w14:val="none"/>
+        </w:rPr>
+      </w:pPr>
+      <w:bookmarkStart w:id="0" w:name="_Toc223628349"/>
       <w:r>
         <w:lastRenderedPageBreak/>
         <w:t>Введение</w:t>
@@ -3951,76 +3953,13 @@
       <w:bookmarkEnd w:id="0"/>
     </w:p>
     <w:p>
-      <w:pPr>
-        <w:rPr>
-          <w:rFonts w:eastAsiaTheme="minorEastAsia"/>
-        </w:rPr>
-      </w:pPr>
-      <w:r>
-        <w:rPr>
-          <w:rFonts w:eastAsiaTheme="minorEastAsia"/>
-        </w:rPr>
-        <w:t>В последние годы технологии трёхмерного моделирования активно развиваются и находят применение в различных сферах деятельности: образовании, промышленном проектировании, архитектуре, дизайне, игровой индустрии и научных исследованиях. Количество создаваемых 3D-моделей постоянно увеличивается, что приводит к необходимости их систематизации, структурированного хранения и удобного представления пользователям. Эффективная работа с трехмерным контентом требует не только надежного хранилища данных, но и инструментов интерактивной визуализации, обеспечивающих наглядное отображение объектов в веб-среде без установки дополнительного программного обеспечения.</w:t>
-      </w:r>
-    </w:p>
-    <w:p>
-      <w:pPr>
-        <w:rPr>
-          <w:rFonts w:eastAsiaTheme="minorEastAsia"/>
-        </w:rPr>
-      </w:pPr>
-      <w:r>
-        <w:rPr>
-          <w:rFonts w:eastAsiaTheme="minorEastAsia"/>
-        </w:rPr>
-        <w:t>Современные веб-технологии позволяют реализовать просмотр и взаимодействие с 3D-объектами непосредственно в браузере, что значительно упрощает доступ к таким ресурсам для широкого круга пользователей. Однако отсутствие единого структурированного каталога и удобных средств поиска может затруднять работу с большим объемом моделей, снижать эффективность их использования и усложнять управление контентом.</w:t>
-      </w:r>
-    </w:p>
-    <w:p>
-      <w:pPr>
-        <w:rPr>
-          <w:rFonts w:eastAsiaTheme="minorEastAsia"/>
-        </w:rPr>
-      </w:pPr>
-      <w:r>
-        <w:rPr>
-          <w:rFonts w:eastAsiaTheme="minorEastAsia"/>
-        </w:rPr>
-        <w:t>Информационная система «Каталог и визуализатор 3D-моделей» (КВ3D) предназначена для хранения, систематизации, поиска и интерактивной визуализации 3D-моделей в веб-среде. Система позволит пользователям загружать модели, управлять ими через личный кабинет, выполнять поиск и фильтрацию по различным параметрам, а также просматривать объекты в интерактивном режиме с возможностью изменения масштаба, положения камеры и рендеринга.</w:t>
-      </w:r>
-    </w:p>
-    <w:p>
-      <w:pPr>
-        <w:rPr>
-          <w:rFonts w:eastAsiaTheme="minorEastAsia"/>
-        </w:rPr>
-      </w:pPr>
-      <w:r>
-        <w:rPr>
-          <w:rFonts w:eastAsiaTheme="minorEastAsia"/>
-        </w:rPr>
-        <w:t xml:space="preserve">Целью практической работы является формирование требований к разрабатываемой информационной системе в соответствии с действующими нормативно-техническими документами. В рамках работы необходимо описать объект автоматизации, определить основные задачи и цели создания системы, сформулировать функциональные и нефункциональные требования, а также </w:t>
-      </w:r>
-      <w:r>
-        <w:rPr>
-          <w:rFonts w:eastAsiaTheme="minorEastAsia"/>
-        </w:rPr>
-        <w:lastRenderedPageBreak/>
-        <w:t>установить требования к составу, структуре и условиям эксплуатации проектируемой информационной системы.</w:t>
-      </w:r>
-    </w:p>
-    <w:p>
-      <w:pPr>
-        <w:rPr>
-          <w:rFonts w:eastAsiaTheme="minorEastAsia"/>
-        </w:rPr>
-      </w:pPr>
-      <w:r>
-        <w:rPr>
-          <w:rFonts w:eastAsiaTheme="minorEastAsia"/>
-          <w:highlight w:val="yellow"/>
-        </w:rPr>
-        <w:t>Только зачем нужна</w:t>
+      <w:r>
+        <w:t>Информационная система «Каталог и визуализатор 3D-моделей» предназначена для хранения, систематизации и удобного доступа к 3D-моделям. Она необходима для упорядочивания большого количества моделей и обеспечения возможности их просмотра и использования через веб-интерфейс без установки дополнительного программного обеспечения.</w:t>
+      </w:r>
+    </w:p>
+    <w:p>
+      <w:r>
+        <w:t>Система решает задачи хранения 3D-моделей, их структурирования, поиска и фильтрации, а также интерактивной визуализации в браузере. Это позволяет пользователям загружать модели, управлять ими и просматривать объекты в удобной и наглядной форме.</w:t>
       </w:r>
     </w:p>
     <w:p>
@@ -4036,7 +3975,7 @@
       <w:pPr>
         <w:pStyle w:val="a"/>
       </w:pPr>
-      <w:bookmarkStart w:id="1" w:name="_Toc223338623"/>
+      <w:bookmarkStart w:id="1" w:name="_Toc223628350"/>
       <w:r>
         <w:lastRenderedPageBreak/>
         <w:t>Общие сведения</w:t>
@@ -4047,7 +3986,7 @@
       <w:pPr>
         <w:pStyle w:val="2"/>
       </w:pPr>
-      <w:bookmarkStart w:id="2" w:name="_Toc223338624"/>
+      <w:bookmarkStart w:id="2" w:name="_Toc223628351"/>
       <w:r>
         <w:t>Полное наименование системы и ее условное обозначение</w:t>
       </w:r>
@@ -4081,7 +4020,7 @@
       <w:pPr>
         <w:pStyle w:val="2"/>
       </w:pPr>
-      <w:bookmarkStart w:id="3" w:name="_Toc223338625"/>
+      <w:bookmarkStart w:id="3" w:name="_Toc223628352"/>
       <w:r>
         <w:t>Номер договора</w:t>
       </w:r>
@@ -4116,7 +4055,7 @@
       <w:pPr>
         <w:pStyle w:val="2"/>
       </w:pPr>
-      <w:bookmarkStart w:id="4" w:name="_Toc223338626"/>
+      <w:bookmarkStart w:id="4" w:name="_Toc223628353"/>
       <w:r>
         <w:t>Наименование организаций – Заказчика и Разработчика</w:t>
       </w:r>
@@ -4153,7 +4092,7 @@
           <w:lang w:val="en-US"/>
         </w:rPr>
       </w:pPr>
-      <w:bookmarkStart w:id="5" w:name="_Toc223338627"/>
+      <w:bookmarkStart w:id="5" w:name="_Toc223628354"/>
       <w:r>
         <w:t>Основания для разработки системы</w:t>
       </w:r>
@@ -4189,7 +4128,7 @@
       <w:pPr>
         <w:pStyle w:val="2"/>
       </w:pPr>
-      <w:bookmarkStart w:id="6" w:name="_Toc223338628"/>
+      <w:bookmarkStart w:id="6" w:name="_Toc223628355"/>
       <w:r>
         <w:t>Плановые сроки начала и окончания работы по созданию системы</w:t>
       </w:r>
@@ -4212,36 +4151,73 @@
           <w:lang w:val="en-US"/>
         </w:rPr>
       </w:pPr>
-      <w:bookmarkStart w:id="7" w:name="_Toc223338629"/>
-      <w:r>
+      <w:bookmarkStart w:id="7" w:name="_Toc223628356"/>
+      <w:r>
+        <w:lastRenderedPageBreak/>
         <w:t>Источники и порядок финансирования работ</w:t>
       </w:r>
       <w:bookmarkEnd w:id="7"/>
     </w:p>
     <w:p>
       <w:r>
-        <w:t>Собственные средства разработчика</w:t>
-      </w:r>
-      <w:r>
-        <w:t>.</w:t>
-      </w:r>
-      <w:r>
-        <w:t xml:space="preserve"> </w:t>
-      </w:r>
-      <w:r>
-        <w:rPr>
-          <w:highlight w:val="yellow"/>
-        </w:rPr>
-        <w:t>В каком порядке получать средства</w:t>
+        <w:t>Финансирование работ по созданию информационной системы осуществляется за счет собственных средств разработчика.</w:t>
+      </w:r>
+    </w:p>
+    <w:p>
+      <w:r>
+        <w:t>Финансирование производится поэтапно в соответствии с календарным планом выполнения работ, предусмотренным контрактом №1/11-11-11-001 от 10.02.2026.</w:t>
+      </w:r>
+    </w:p>
+    <w:p>
+      <w:r>
+        <w:t>Порядок финансирования работ осуществляется по следующей схеме:</w:t>
+      </w:r>
+    </w:p>
+    <w:p>
+      <w:pPr>
+        <w:pStyle w:val="a1"/>
+        <w:numPr>
+          <w:ilvl w:val="0"/>
+          <w:numId w:val="43"/>
+        </w:numPr>
+        <w:ind w:left="0" w:firstLine="709"/>
+      </w:pPr>
+      <w:r>
+        <w:t>На начальном этапе выполняется разработка и согласование полного технического задания на создание системы.</w:t>
+      </w:r>
+    </w:p>
+    <w:p>
+      <w:pPr>
+        <w:pStyle w:val="a1"/>
+        <w:numPr>
+          <w:ilvl w:val="0"/>
+          <w:numId w:val="43"/>
+        </w:numPr>
+        <w:ind w:left="0" w:firstLine="709"/>
+      </w:pPr>
+      <w:r>
+        <w:t>После утверждения технического задания Заказчиком Разработчику выплачивается аванс в размере 50 % от общей стоимости работ.</w:t>
+      </w:r>
+    </w:p>
+    <w:p>
+      <w:pPr>
+        <w:pStyle w:val="a1"/>
+        <w:numPr>
+          <w:ilvl w:val="0"/>
+          <w:numId w:val="43"/>
+        </w:numPr>
+        <w:ind w:left="0" w:firstLine="709"/>
+      </w:pPr>
+      <w:r>
+        <w:t>Оставшиеся 50 % стоимости работ выплачиваются после завершения разработки системы, передачи программного продукта и проектно-эксплуатационной документации, а также подписания сторонами итогового акта сдачи-приемки выполненных работ.</w:t>
       </w:r>
     </w:p>
     <w:p>
       <w:pPr>
         <w:pStyle w:val="2"/>
       </w:pPr>
-      <w:bookmarkStart w:id="8" w:name="_Toc223338630"/>
-      <w:r>
-        <w:lastRenderedPageBreak/>
+      <w:bookmarkStart w:id="8" w:name="_Toc223628357"/>
+      <w:r>
         <w:t>Порядок оформления и предъявления заказчику результатов работ по созданию системы</w:t>
       </w:r>
       <w:bookmarkEnd w:id="8"/>
@@ -4308,8 +4284,9 @@
       <w:pPr>
         <w:pStyle w:val="2"/>
       </w:pPr>
-      <w:bookmarkStart w:id="9" w:name="_Toc223338631"/>
-      <w:r>
+      <w:bookmarkStart w:id="9" w:name="_Toc223628358"/>
+      <w:r>
+        <w:lastRenderedPageBreak/>
         <w:t>Перечень нормативно-технических документов и методических материалов, использованных при разработке ТЗ</w:t>
       </w:r>
       <w:bookmarkEnd w:id="9"/>
@@ -4380,7 +4357,6 @@
         </w:rPr>
       </w:pPr>
       <w:r>
-        <w:lastRenderedPageBreak/>
         <w:t>ГОСТ 34.201–2020. Информационные технологии. Комплекс стандартов на автоматизированные системы. Виды, комплектность и обозначение документов при создании автоматизированных систем.</w:t>
       </w:r>
     </w:p>
@@ -4408,38 +4384,53 @@
           <w:numId w:val="30"/>
         </w:numPr>
         <w:ind w:left="0" w:firstLine="709"/>
-        <w:rPr>
-          <w:highlight w:val="yellow"/>
-          <w:lang w:val="en-US"/>
-        </w:rPr>
-      </w:pPr>
-      <w:proofErr w:type="gramStart"/>
-      <w:r>
-        <w:rPr>
-          <w:highlight w:val="yellow"/>
-        </w:rPr>
-        <w:t>Что то</w:t>
-      </w:r>
-      <w:proofErr w:type="gramEnd"/>
-      <w:r>
-        <w:rPr>
-          <w:highlight w:val="yellow"/>
-        </w:rPr>
-        <w:t xml:space="preserve"> про </w:t>
-      </w:r>
-      <w:r>
-        <w:rPr>
-          <w:highlight w:val="yellow"/>
-          <w:lang w:val="en-US"/>
-        </w:rPr>
-        <w:t>3D</w:t>
+      </w:pPr>
+      <w:r>
+        <w:t xml:space="preserve">ГОСТ Р 2.521–2021. Единая система конструкторской документации. Электронная конструкторская документация. </w:t>
+      </w:r>
+      <w:r>
+        <w:t>Требования к форматам представления трехмерных геометрических моделей</w:t>
+      </w:r>
+      <w:r>
+        <w:t>.</w:t>
+      </w:r>
+    </w:p>
+    <w:p>
+      <w:pPr>
+        <w:pStyle w:val="a1"/>
+        <w:numPr>
+          <w:ilvl w:val="0"/>
+          <w:numId w:val="30"/>
+        </w:numPr>
+        <w:ind w:left="0" w:firstLine="709"/>
+      </w:pPr>
+      <w:r>
+        <w:t xml:space="preserve">ГОСТ </w:t>
+      </w:r>
+      <w:r>
+        <w:t>2.052</w:t>
+      </w:r>
+      <w:r>
+        <w:t>–2021</w:t>
+      </w:r>
+      <w:r>
+        <w:t xml:space="preserve"> </w:t>
+      </w:r>
+      <w:r>
+        <w:t>Единая система конструкторской документации</w:t>
+      </w:r>
+      <w:r>
+        <w:t>.</w:t>
+      </w:r>
+      <w:r>
+        <w:t xml:space="preserve"> Электронная модель изделия.</w:t>
       </w:r>
     </w:p>
     <w:p>
       <w:pPr>
         <w:pStyle w:val="2"/>
       </w:pPr>
-      <w:bookmarkStart w:id="10" w:name="_Toc223338632"/>
+      <w:bookmarkStart w:id="10" w:name="_Toc223628359"/>
       <w:r>
         <w:t>Определения, обозначения и сокращения</w:t>
       </w:r>
@@ -4452,6 +4443,7 @@
     </w:p>
     <w:p>
       <w:r>
+        <w:lastRenderedPageBreak/>
         <w:t>Каталог 3D-моделей — структурированная совокупность 3D-моделей с возможностью поиска, фильтрации и просмотра.</w:t>
       </w:r>
     </w:p>
@@ -4502,45 +4494,56 @@
     </w:p>
     <w:p>
       <w:r>
+        <w:t>JavaScript — язык программирования для реализации интерактивных элементов клиентской части веб-приложений.</w:t>
+      </w:r>
+    </w:p>
+    <w:p>
+      <w:r>
+        <w:t>URL — унифицированный указатель ресурса в сети Интернет.</w:t>
+      </w:r>
+    </w:p>
+    <w:p>
+      <w:pPr>
+        <w:pStyle w:val="2"/>
+      </w:pPr>
+      <w:bookmarkStart w:id="11" w:name="_Toc223628360"/>
+      <w:r>
+        <w:t>Описание бизнес-ролей</w:t>
+      </w:r>
+      <w:bookmarkEnd w:id="11"/>
+    </w:p>
+    <w:p>
+      <w:r>
+        <w:t>Гость — пользователь, имеющий доступ к просмотру каталога и визуализации 3D-моделей без регистрации.</w:t>
+      </w:r>
+    </w:p>
+    <w:p>
+      <w:r>
+        <w:t>Пользователь — зарегистрированный пользователь системы, имеющий доступ к загрузке моделей, управлению личным кабинетом и расширенным функциям.</w:t>
+      </w:r>
+    </w:p>
+    <w:p>
+      <w:r>
         <w:lastRenderedPageBreak/>
-        <w:t>JavaScript — язык программирования для реализации интерактивных элементов клиентской части веб-приложений.</w:t>
-      </w:r>
-    </w:p>
-    <w:p>
-      <w:r>
-        <w:t>URL — унифицированный указатель ресурса в сети Интернет.</w:t>
-      </w:r>
-    </w:p>
-    <w:p>
-      <w:pPr>
-        <w:pStyle w:val="2"/>
-      </w:pPr>
-      <w:bookmarkStart w:id="11" w:name="_Toc223338633"/>
-      <w:r>
-        <w:t>Описание бизнес-ролей</w:t>
-      </w:r>
-      <w:bookmarkEnd w:id="11"/>
-    </w:p>
-    <w:p>
-      <w:r>
-        <w:t>Гость — пользователь, имеющий доступ к просмотру каталога и визуализации 3D-моделей без регистрации.</w:t>
-      </w:r>
-    </w:p>
-    <w:p>
-      <w:r>
-        <w:t>Пользователь — зарегистрированный пользователь системы, имеющий доступ к загрузке моделей, управлению личным кабинетом и расширенным функциям.</w:t>
-      </w:r>
-    </w:p>
-    <w:p>
-      <w:r>
-        <w:t>Администратор — специалист, отвечающий за сопровождение системы, управление пользователями, модерацию контента и поддержание работоспособности ИС.</w:t>
-      </w:r>
-    </w:p>
+        <w:t>Администратор системы — специалист, обеспечивающий сопровождение и корректное функционирование системы. Администратор выполняет управление пользователями, модерацию загружаемого контента, контроль корректности работы системы и взаимодействие с интерфейсом администрирования.</w:t>
+      </w:r>
+    </w:p>
+    <w:p>
+      <w:r>
+        <w:t>Системный администратор — специалист, отвечающий за техническое сопровождение серверной инфраструктуры системы. В его обязанности входит администрирование серверных операционных систем, поддержание работоспособности сетевой инфраструктуры и обеспечение стабильной работы программно-технической среды системы.</w:t>
+      </w:r>
+    </w:p>
+    <w:p>
+      <w:r>
+        <w:t>Специалист по информационной безопасности — специалист, отвечающий за обеспечение защиты информации в системе. В его задачи входит контроль доступа к ресурсам системы, мониторинг событий информационной безопасности, выявление и реагирование на возможные инциденты безопасности.</w:t>
+      </w:r>
+    </w:p>
+    <w:p/>
     <w:p>
       <w:pPr>
         <w:pStyle w:val="a"/>
       </w:pPr>
-      <w:bookmarkStart w:id="12" w:name="_Toc223338634"/>
+      <w:bookmarkStart w:id="12" w:name="_Toc223628361"/>
       <w:r>
         <w:lastRenderedPageBreak/>
         <w:t>Назначение и цели создания (развития) системы</w:t>
@@ -4554,7 +4557,7 @@
           <w:lang w:val="en-US"/>
         </w:rPr>
       </w:pPr>
-      <w:bookmarkStart w:id="13" w:name="_Toc223338635"/>
+      <w:bookmarkStart w:id="13" w:name="_Toc223628362"/>
       <w:r>
         <w:t>Назначение системы</w:t>
       </w:r>
@@ -4572,7 +4575,7 @@
           <w:lang w:val="en-US"/>
         </w:rPr>
       </w:pPr>
-      <w:bookmarkStart w:id="14" w:name="_Toc223338636"/>
+      <w:bookmarkStart w:id="14" w:name="_Toc223628363"/>
       <w:r>
         <w:t>Цели создания системы</w:t>
       </w:r>
@@ -4593,22 +4596,13 @@
         <w:ind w:left="0" w:firstLine="709"/>
       </w:pPr>
       <w:r>
-        <w:t xml:space="preserve">предоставление пользователям удобного </w:t>
-      </w:r>
-      <w:r>
-        <w:t>(</w:t>
-      </w:r>
-      <w:r>
-        <w:rPr>
-          <w:highlight w:val="yellow"/>
-        </w:rPr>
-        <w:t>Конкретизировать</w:t>
-      </w:r>
-      <w:r>
-        <w:t>)</w:t>
-      </w:r>
-      <w:r>
-        <w:t>доступа к каталогу 3D-моделей;</w:t>
+        <w:t>предоставление пользователям доступа к каталогу 3D-моделей</w:t>
+      </w:r>
+      <w:r>
+        <w:t xml:space="preserve"> не более чем 6 кликов мыши</w:t>
+      </w:r>
+      <w:r>
+        <w:t>;</w:t>
       </w:r>
     </w:p>
     <w:p>
@@ -4621,7 +4615,13 @@
         <w:ind w:left="0" w:firstLine="709"/>
       </w:pPr>
       <w:r>
-        <w:t>обеспечение интерактивной визуализации 3D-объектов в браузере;</w:t>
+        <w:t xml:space="preserve">обеспечение интерактивной </w:t>
+      </w:r>
+      <w:r>
+        <w:t xml:space="preserve">(изменение положение и угол камеры) </w:t>
+      </w:r>
+      <w:r>
+        <w:t>визуализации 3D-объектов в браузере;</w:t>
       </w:r>
     </w:p>
     <w:p>
@@ -4634,7 +4634,33 @@
         <w:ind w:left="0" w:firstLine="709"/>
       </w:pPr>
       <w:r>
-        <w:t>упрощение процесса загрузки и управления 3D-контентом;</w:t>
+        <w:t>упрощение процесса загрузки</w:t>
+      </w:r>
+      <w:r>
+        <w:t xml:space="preserve"> (</w:t>
+      </w:r>
+      <w:proofErr w:type="spellStart"/>
+      <w:r>
+        <w:t>Drag-and-drop</w:t>
+      </w:r>
+      <w:proofErr w:type="spellEnd"/>
+      <w:r>
+        <w:t>)</w:t>
+      </w:r>
+      <w:r>
+        <w:t xml:space="preserve"> и управления 3D-контентом</w:t>
+      </w:r>
+      <w:r>
+        <w:t xml:space="preserve"> (</w:t>
+      </w:r>
+      <w:r>
+        <w:t>представление в виде дерева каталогов</w:t>
+      </w:r>
+      <w:r>
+        <w:t>)</w:t>
+      </w:r>
+      <w:r>
+        <w:t>;</w:t>
       </w:r>
     </w:p>
     <w:p>
@@ -4652,31 +4678,12 @@
     </w:p>
     <w:p>
       <w:pPr>
-        <w:pStyle w:val="a1"/>
-        <w:numPr>
-          <w:ilvl w:val="0"/>
-          <w:numId w:val="30"/>
-        </w:numPr>
-        <w:ind w:left="0" w:firstLine="709"/>
-        <w:rPr>
-          <w:highlight w:val="yellow"/>
-        </w:rPr>
-      </w:pPr>
-      <w:r>
-        <w:rPr>
-          <w:highlight w:val="yellow"/>
-        </w:rPr>
-        <w:t>Больше подробностей с метриками</w:t>
-      </w:r>
-    </w:p>
-    <w:p>
-      <w:pPr>
         <w:pStyle w:val="a"/>
         <w:rPr>
           <w:lang w:val="en-US"/>
         </w:rPr>
       </w:pPr>
-      <w:bookmarkStart w:id="15" w:name="_Toc223338637"/>
+      <w:bookmarkStart w:id="15" w:name="_Toc223628364"/>
       <w:r>
         <w:lastRenderedPageBreak/>
         <w:t>Характеристика объекта автоматизации</w:t>
@@ -4687,7 +4694,7 @@
       <w:pPr>
         <w:pStyle w:val="2"/>
       </w:pPr>
-      <w:bookmarkStart w:id="16" w:name="_Toc223338638"/>
+      <w:bookmarkStart w:id="16" w:name="_Toc223628365"/>
       <w:r>
         <w:t>Краткие сведения об объекте автоматизации</w:t>
       </w:r>
@@ -4720,7 +4727,7 @@
       <w:pPr>
         <w:pStyle w:val="2"/>
       </w:pPr>
-      <w:bookmarkStart w:id="17" w:name="_Toc223338639"/>
+      <w:bookmarkStart w:id="17" w:name="_Toc223628366"/>
       <w:r>
         <w:t>Сведения об условиях эксплуатации объекта автоматизации</w:t>
       </w:r>
@@ -4776,7 +4783,7 @@
       <w:pPr>
         <w:pStyle w:val="a"/>
       </w:pPr>
-      <w:bookmarkStart w:id="18" w:name="_Toc223338640"/>
+      <w:bookmarkStart w:id="18" w:name="_Toc223628367"/>
       <w:r>
         <w:lastRenderedPageBreak/>
         <w:t>Требования к системе</w:t>
@@ -4787,7 +4794,7 @@
       <w:pPr>
         <w:pStyle w:val="2"/>
       </w:pPr>
-      <w:bookmarkStart w:id="19" w:name="_Toc223338641"/>
+      <w:bookmarkStart w:id="19" w:name="_Toc223628368"/>
       <w:r>
         <w:t>Требования к системе в целом</w:t>
       </w:r>
@@ -5010,29 +5017,23 @@
     </w:p>
     <w:p>
       <w:r>
-        <w:t>Администраторы системы должны иметь квалификацию не ниже специалиста по информационной безопасности или системного администратора.</w:t>
-      </w:r>
-    </w:p>
-    <w:p>
-      <w:pPr>
-        <w:pStyle w:val="a1"/>
-        <w:numPr>
-          <w:ilvl w:val="0"/>
-          <w:numId w:val="30"/>
-        </w:numPr>
-        <w:ind w:left="0" w:firstLine="709"/>
-        <w:rPr>
-          <w:highlight w:val="yellow"/>
-        </w:rPr>
-      </w:pPr>
-      <w:r>
-        <w:rPr>
-          <w:highlight w:val="yellow"/>
-        </w:rPr>
-        <w:t>Системные администраторы и Спец по ИБ и Админ</w:t>
-      </w:r>
-    </w:p>
-    <w:p>
+        <w:t>Системный администратор должен обладать знаниями в области администрирования серверных операционных систем, сетевой инфраструктуры и средств обеспечения работоспособности информационных систем.</w:t>
+      </w:r>
+    </w:p>
+    <w:p>
+      <w:r>
+        <w:t>Специалист по информационной безопасности должен обладать знаниями и навыками в области обеспечения защиты информации, контроля доступа, мониторинга безопасности и реагирования на инциденты информационной безопасности.</w:t>
+      </w:r>
+    </w:p>
+    <w:p>
+      <w:r>
+        <w:t>Администратор системы должен обладать навыками работы с интерфейсом администрирования системы, управления пользователями, модерации контента и контроля корректности работы системы.</w:t>
+      </w:r>
+    </w:p>
+    <w:p>
+      <w:pPr>
+        <w:ind w:firstLine="708"/>
+      </w:pPr>
       <w:r>
         <w:t>Режим работы администраторов зависит от работы организации, использующей систему, за исключением работы по устранению ошибок программного обеспечения, которые могут быть обнаружены в процессе эксплуатации и требуют оперативного вмешательства.</w:t>
       </w:r>
@@ -5170,6 +5171,7 @@
         <w:ind w:left="0" w:firstLine="720"/>
       </w:pPr>
       <w:r>
+        <w:lastRenderedPageBreak/>
         <w:t xml:space="preserve">REST API подсистемы </w:t>
       </w:r>
       <w:r>
@@ -5198,7 +5200,6 @@
         <w:pStyle w:val="3"/>
       </w:pPr>
       <w:r>
-        <w:lastRenderedPageBreak/>
         <w:t>Требования к надежности</w:t>
       </w:r>
     </w:p>
@@ -5312,7 +5313,11 @@
     </w:p>
     <w:p>
       <w:r>
-        <w:t>Взаимодействие пользователей с прикладным программным обеспечением, входящим в состав системы должно осуществляться посредством визуального графического интерфейса (GUI). Интерфейс системы должен быть интуитивно понятным, не перегруженным графическими элементами и обеспечивать быстрое отображение экранных форм и 3D-моделей.</w:t>
+        <w:t xml:space="preserve">Взаимодействие пользователей с прикладным программным обеспечением, входящим в состав системы должно осуществляться посредством визуального графического интерфейса (GUI). Интерфейс системы должен быть </w:t>
+      </w:r>
+      <w:r>
+        <w:lastRenderedPageBreak/>
+        <w:t>интуитивно понятным, не перегруженным графическими элементами и обеспечивать быстрое отображение экранных форм и 3D-моделей.</w:t>
       </w:r>
     </w:p>
     <w:p>
@@ -5333,13 +5338,52 @@
         <w:pStyle w:val="3"/>
       </w:pPr>
       <w:r>
+        <w:t>Требования к эксплуатации, техническому обслуживанию, ремонту и хранению компонентов системы</w:t>
+      </w:r>
+    </w:p>
+    <w:p>
+      <w:r>
+        <w:t>Техническим обслуживанием, ремонтом и хранением сервера АС занимаются сетевые инженеры-техники, специалисты по серверным и сетевым технологиям, а также мастера по ремонту компьютерного и другого технического оборудования.</w:t>
+      </w:r>
+    </w:p>
+    <w:p>
+      <w:pPr>
+        <w:pStyle w:val="3"/>
+      </w:pPr>
+      <w:r>
+        <w:t>Требования к защите информации от несанкционированного доступа</w:t>
+      </w:r>
+    </w:p>
+    <w:p>
+      <w:r>
+        <w:t>При работе с системой необходимо, чтобы данные могли быть восстановлены в случае потери, информация компании и пользователей была защищена от доступа или модификации несанкционированными лицами.</w:t>
+      </w:r>
+    </w:p>
+    <w:p>
+      <w:pPr>
+        <w:pStyle w:val="3"/>
+      </w:pPr>
+      <w:r>
+        <w:t>Требования по сохранности информации при авариях</w:t>
+      </w:r>
+    </w:p>
+    <w:p>
+      <w:r>
+        <w:t>Серверное программное обеспечение системы должно восстанавливать свое функционирование при перезапуске аппаратных средств. Для обеспечения сохранности данных требуется предусмотреть резервное копирование.</w:t>
+      </w:r>
+    </w:p>
+    <w:p>
+      <w:pPr>
+        <w:pStyle w:val="3"/>
+      </w:pPr>
+      <w:r>
         <w:lastRenderedPageBreak/>
-        <w:t>Требования к эксплуатации, техническому обслуживанию, ремонту и хранению компонентов системы</w:t>
-      </w:r>
-    </w:p>
-    <w:p>
-      <w:r>
-        <w:t>Техническим обслуживанием, ремонтом и хранением сервера АС занимаются сетевые инженеры-техники, специалисты по серверным и сетевым технологиям, а также мастера по ремонту компьютерного и другого технического оборудования.</w:t>
+        <w:t>Требования к защите от влияния внешних воздействий</w:t>
+      </w:r>
+    </w:p>
+    <w:p>
+      <w:r>
+        <w:t>Требование к защите от влияния внешних воздействий не предъявляются.</w:t>
       </w:r>
     </w:p>
     <w:p>
@@ -5347,12 +5391,33 @@
         <w:pStyle w:val="3"/>
       </w:pPr>
       <w:r>
-        <w:t>Требования к защите информации от несанкционированного доступа</w:t>
-      </w:r>
-    </w:p>
-    <w:p>
-      <w:r>
-        <w:t>При работе с системой необходимо, чтобы данные могли быть восстановлены в случае потери, информация компании и пользователей была защищена от доступа или модификации несанкционированными лицами.</w:t>
+        <w:t>Требования к патентной чистоте</w:t>
+      </w:r>
+    </w:p>
+    <w:p>
+      <w:pPr>
+        <w:rPr>
+          <w:sz w:val="24"/>
+          <w:szCs w:val="24"/>
+        </w:rPr>
+      </w:pPr>
+      <w:r>
+        <w:t>Разрабатываемая информационная система должна использовать программные компоненты, библиотеки и технологии, распространяемые на законных основаниях и допускающие их применение в рамках разрабатываемого программного обеспечения.</w:t>
+      </w:r>
+    </w:p>
+    <w:p>
+      <w:r>
+        <w:t>Разработчик не несет ответственности за возможное нарушение патентных прав третьих лиц, возникающее в результате использования пользователями системы загружаемых ими 3D-моделей, текстур, материалов, программных компонентов или иных объектов интеллектуальной собственности.</w:t>
+      </w:r>
+    </w:p>
+    <w:p>
+      <w:r>
+        <w:t>Ответственность за соблюдение патентных прав, авторских прав и иных прав интеллектуальной собственности на загружаемые в систему 3D-модели и сопутствующие материалы полностью возлагается на пользователя системы, осуществляющего их загрузку и использование.</w:t>
+      </w:r>
+    </w:p>
+    <w:p>
+      <w:r>
+        <w:t>Пользователь системы, размещая 3D-модели и связанные с ними материалы, гарантирует наличие у него необходимых прав на использование, распространение и публикацию данных объектов в информационной системе.</w:t>
       </w:r>
     </w:p>
     <w:p>
@@ -5360,82 +5425,6 @@
         <w:pStyle w:val="3"/>
       </w:pPr>
       <w:r>
-        <w:t>Требования по сохранности информации при авариях</w:t>
-      </w:r>
-    </w:p>
-    <w:p>
-      <w:r>
-        <w:t>Серверное программное обеспечение системы должно восстанавливать свое функционирование при перезапуске аппаратных средств. Для обеспечения сохранности данных требуется предусмотреть резервное копирование.</w:t>
-      </w:r>
-    </w:p>
-    <w:p>
-      <w:pPr>
-        <w:pStyle w:val="3"/>
-      </w:pPr>
-      <w:r>
-        <w:t>Требования к защите от влияния внешних воздействий</w:t>
-      </w:r>
-    </w:p>
-    <w:p>
-      <w:r>
-        <w:t>Требование к защите от влияния внешних воздействий не предъявляются.</w:t>
-      </w:r>
-    </w:p>
-    <w:p>
-      <w:pPr>
-        <w:pStyle w:val="3"/>
-      </w:pPr>
-      <w:r>
-        <w:t>Требования к патентной чистоте</w:t>
-      </w:r>
-    </w:p>
-    <w:p>
-      <w:pPr>
-        <w:pStyle w:val="a1"/>
-        <w:numPr>
-          <w:ilvl w:val="0"/>
-          <w:numId w:val="30"/>
-        </w:numPr>
-        <w:ind w:left="0" w:firstLine="709"/>
-        <w:rPr>
-          <w:highlight w:val="yellow"/>
-        </w:rPr>
-      </w:pPr>
-      <w:proofErr w:type="gramStart"/>
-      <w:r>
-        <w:rPr>
-          <w:highlight w:val="yellow"/>
-        </w:rPr>
-        <w:t>Что то</w:t>
-      </w:r>
-      <w:proofErr w:type="gramEnd"/>
-      <w:r>
-        <w:rPr>
-          <w:highlight w:val="yellow"/>
-        </w:rPr>
-        <w:t xml:space="preserve"> про </w:t>
-      </w:r>
-      <w:proofErr w:type="spellStart"/>
-      <w:r>
-        <w:rPr>
-          <w:highlight w:val="yellow"/>
-        </w:rPr>
-        <w:t>патетнты</w:t>
-      </w:r>
-      <w:proofErr w:type="spellEnd"/>
-      <w:r>
-        <w:rPr>
-          <w:highlight w:val="yellow"/>
-        </w:rPr>
-        <w:t xml:space="preserve"> переложить на пользователя</w:t>
-      </w:r>
-    </w:p>
-    <w:p>
-      <w:pPr>
-        <w:pStyle w:val="3"/>
-      </w:pPr>
-      <w:r>
-        <w:lastRenderedPageBreak/>
         <w:t>Требования по стандартизации и унификации</w:t>
       </w:r>
     </w:p>
@@ -5464,6 +5453,7 @@
         </w:rPr>
       </w:pPr>
       <w:r>
+        <w:lastRenderedPageBreak/>
         <w:t>Дополнительные требования</w:t>
       </w:r>
     </w:p>
@@ -5481,7 +5471,7 @@
       <w:pPr>
         <w:pStyle w:val="2"/>
       </w:pPr>
-      <w:bookmarkStart w:id="20" w:name="_Toc223338642"/>
+      <w:bookmarkStart w:id="20" w:name="_Toc223628369"/>
       <w:r>
         <w:t>Требования к функциям (задачам), выполняемым системой</w:t>
       </w:r>
@@ -6130,7 +6120,7 @@
       <w:pPr>
         <w:pStyle w:val="2"/>
       </w:pPr>
-      <w:bookmarkStart w:id="21" w:name="_Toc223338643"/>
+      <w:bookmarkStart w:id="21" w:name="_Toc223628370"/>
       <w:r>
         <w:lastRenderedPageBreak/>
         <w:t>Функциональная структура системы</w:t>
@@ -6146,10 +6136,10 @@
           <w:noProof/>
         </w:rPr>
         <w:drawing>
-          <wp:inline distT="0" distB="0" distL="0" distR="0" wp14:anchorId="057B76B2" wp14:editId="1F718C09">
-            <wp:extent cx="6111240" cy="3467100"/>
-            <wp:effectExtent l="0" t="0" r="3810" b="0"/>
-            <wp:docPr id="519295980" name="Рисунок 4"/>
+          <wp:inline distT="0" distB="0" distL="0" distR="0" wp14:anchorId="152F6047" wp14:editId="29F0E698">
+            <wp:extent cx="6106795" cy="3464560"/>
+            <wp:effectExtent l="0" t="0" r="8255" b="2540"/>
+            <wp:docPr id="1955939510" name="Рисунок 2"/>
             <wp:cNvGraphicFramePr>
               <a:graphicFrameLocks xmlns:a="http://schemas.openxmlformats.org/drawingml/2006/main" noChangeAspect="1"/>
             </wp:cNvGraphicFramePr>
@@ -6157,7 +6147,7 @@
               <a:graphicData uri="http://schemas.openxmlformats.org/drawingml/2006/picture">
                 <pic:pic xmlns:pic="http://schemas.openxmlformats.org/drawingml/2006/picture">
                   <pic:nvPicPr>
-                    <pic:cNvPr id="0" name="Picture 3"/>
+                    <pic:cNvPr id="0" name="Picture 1"/>
                     <pic:cNvPicPr>
                       <a:picLocks noChangeAspect="1" noChangeArrowheads="1"/>
                     </pic:cNvPicPr>
@@ -6178,7 +6168,7 @@
                   <pic:spPr bwMode="auto">
                     <a:xfrm>
                       <a:off x="0" y="0"/>
-                      <a:ext cx="6111240" cy="3467100"/>
+                      <a:ext cx="6106795" cy="3464560"/>
                     </a:xfrm>
                     <a:prstGeom prst="rect">
                       <a:avLst/>
@@ -6204,33 +6194,8 @@
       </w:r>
     </w:p>
     <w:p>
-      <w:pPr>
-        <w:pStyle w:val="a1"/>
-        <w:numPr>
-          <w:ilvl w:val="0"/>
-          <w:numId w:val="30"/>
-        </w:numPr>
-        <w:ind w:left="0" w:firstLine="709"/>
-        <w:rPr>
-          <w:highlight w:val="yellow"/>
-        </w:rPr>
-      </w:pPr>
-      <w:r>
-        <w:rPr>
-          <w:highlight w:val="yellow"/>
-        </w:rPr>
-        <w:t>Дочертить роли</w:t>
-      </w:r>
-      <w:r>
-        <w:rPr>
-          <w:highlight w:val="yellow"/>
-        </w:rPr>
-        <w:t xml:space="preserve"> на рисунке </w:t>
-      </w:r>
-    </w:p>
-    <w:p>
-      <w:r>
-        <w:t>Связь «Подсистема обработки, хранения и поддержки базы данных – Подсистема работы с БД» определяет процесс работы администратора с данными на серверном уровне, включая резервное копирование, загрузку, анализ и обеспечение актуальности информации, хранящейся в базе данных.</w:t>
+      <w:r>
+        <w:t>Связь «Подсистема обработки, хранения и поддержки базы данных – Подсистема работы с БД» определяет процесс работы системного администратора с данными на серверном уровне, включая резервное копирование, загрузку, анализ и обеспечение актуальности информации, хранящейся в базе данных.</w:t>
       </w:r>
     </w:p>
     <w:p>
@@ -6240,45 +6205,18 @@
     </w:p>
     <w:p>
       <w:r>
-        <w:t>Связь «Подсистема работы с пользователями – Подсистема визуализации» определяет возможность доступа пользователя к функциям просмотра и взаимодействия с 3D-моделями в зависимости от его статуса и прав доступа в системе.</w:t>
-      </w:r>
-    </w:p>
-    <w:p>
-      <w:r>
-        <w:t>Связь «Подсистема каталога 3D-моделей</w:t>
-      </w:r>
-      <w:r>
-        <w:t xml:space="preserve"> –</w:t>
-      </w:r>
-      <w:r>
-        <w:t xml:space="preserve"> </w:t>
-      </w:r>
-      <w:r>
-        <w:t>Подсистема работы с БД</w:t>
-      </w:r>
-      <w:r>
-        <w:t>» определяет процесс получения и обработки данных о 3D-моделях, необходимых для отображения каталога, поиска и фильтрации моделей.</w:t>
+        <w:t>Связь «Подсистема работы с пользователями – Подсистема визуализации» определяет возможность доступа пользователя системы к функциям просмотра и взаимодействия с 3D-моделями в зависимости от его статуса и прав доступа в системе.</w:t>
+      </w:r>
+    </w:p>
+    <w:p>
+      <w:r>
+        <w:t>Связь «Подсистема каталога 3D-моделей – Подсистема работы с БД» определяет процесс получения и обработки данных о 3D-моделях, необходимых для отображения каталога, поиска и фильтрации моделей.</w:t>
       </w:r>
     </w:p>
     <w:p>
       <w:r>
         <w:lastRenderedPageBreak/>
-        <w:t>Связь «Подсистема визуализации</w:t>
-      </w:r>
-      <w:r>
-        <w:t xml:space="preserve"> </w:t>
-      </w:r>
-      <w:r>
-        <w:t>–</w:t>
-      </w:r>
-      <w:r>
-        <w:t xml:space="preserve"> </w:t>
-      </w:r>
-      <w:r>
-        <w:t>Подсистема каталога 3D-моделей</w:t>
-      </w:r>
-      <w:r>
-        <w:t>» определяет передачу выбранных пользователем данных о 3D-моделях для последующей загрузки, рендеринга и отображения в интерактивном режиме.</w:t>
+        <w:t>Связь «Подсистема визуализации – Подсистема каталога 3D-моделей» определяет передачу выбранных пользователем данных о 3D-моделях для последующей загрузки, рендеринга и отображения в интерактивном режиме.</w:t>
       </w:r>
     </w:p>
     <w:p>
@@ -6288,19 +6226,19 @@
     </w:p>
     <w:p>
       <w:r>
-        <w:t>Связь «Подсистема администрирования – Подсистема работы с БД» определяет выполнение администратором операций администрирования, контроля состояния данных и управления системой через средства администрирования.</w:t>
-      </w:r>
-    </w:p>
-    <w:p>
-      <w:r>
-        <w:t>Связь «Подсистема администрирования – Подсистема работы с пользователями» определяет процесс управления учетными записями пользователей, включая контроль регистрации, изменение прав доступа, блокировку и восстановление учетных записей, а также мониторинг действий пользователей в системе.</w:t>
+        <w:t>Связь «Подсистема администрирования – Подсистема работы с БД» определяет выполнение администратором системы операций администрирования, контроля состояния данных и управления системой через средства администрирования.</w:t>
+      </w:r>
+    </w:p>
+    <w:p>
+      <w:r>
+        <w:t>Связь «Подсистема администрирования – Подсистема работы с пользователями» определяет процесс управления администратором системы учетными записями пользователей, включая контроль регистрации, изменение прав доступа, блокировку и восстановление учетных записей, а также мониторинг действий пользователей в системе.</w:t>
       </w:r>
     </w:p>
     <w:p>
       <w:pPr>
         <w:pStyle w:val="2"/>
       </w:pPr>
-      <w:bookmarkStart w:id="22" w:name="_Toc223338644"/>
+      <w:bookmarkStart w:id="22" w:name="_Toc223628371"/>
       <w:r>
         <w:t>Требования к видам обеспечения</w:t>
       </w:r>
@@ -6476,7 +6414,13 @@
         <w:ind w:left="0" w:firstLine="709"/>
       </w:pPr>
       <w:r>
-        <w:t>не менее 4 GB оперативной памяти;</w:t>
+        <w:t xml:space="preserve">не менее </w:t>
+      </w:r>
+      <w:r>
+        <w:t>16</w:t>
+      </w:r>
+      <w:r>
+        <w:t xml:space="preserve"> GB оперативной памяти;</w:t>
       </w:r>
     </w:p>
     <w:p>
@@ -6489,7 +6433,19 @@
         <w:ind w:left="0" w:firstLine="709"/>
       </w:pPr>
       <w:r>
-        <w:t>не менее 500 GB свободного места на жестком диске; OC на базе Linux или ОС Windows;</w:t>
+        <w:t xml:space="preserve">не менее </w:t>
+      </w:r>
+      <w:r>
+        <w:t>500</w:t>
+      </w:r>
+      <w:r>
+        <w:t xml:space="preserve"> GB свободного места на жестком диске; OC на базе Linux</w:t>
+      </w:r>
+      <w:r>
+        <w:t>, и СХД объемом 10 ТБ</w:t>
+      </w:r>
+      <w:r>
+        <w:t>;</w:t>
       </w:r>
     </w:p>
     <w:p>
@@ -6502,7 +6458,19 @@
         <w:ind w:left="0" w:firstLine="709"/>
       </w:pPr>
       <w:r>
-        <w:t>поддерживаемый протокол передачи данных HTTP / HTTPS, скорость передачи данных 20 Мбит/с;</w:t>
+        <w:t xml:space="preserve">поддерживаемый протокол передачи данных HTTP / HTTPS, скорость передачи данных </w:t>
+      </w:r>
+      <w:r>
+        <w:t>1</w:t>
+      </w:r>
+      <w:r>
+        <w:t xml:space="preserve"> </w:t>
+      </w:r>
+      <w:r>
+        <w:t>Г</w:t>
+      </w:r>
+      <w:r>
+        <w:t>бит/с;</w:t>
       </w:r>
     </w:p>
     <w:p>
@@ -6530,24 +6498,10 @@
     <w:p>
       <w:pPr>
         <w:pStyle w:val="a1"/>
-        <w:ind w:left="709" w:firstLine="0"/>
-      </w:pPr>
-      <w:r>
-        <w:rPr>
-          <w:highlight w:val="yellow"/>
-        </w:rPr>
-        <w:t xml:space="preserve">+ количество пользователей + место + </w:t>
-      </w:r>
-      <w:proofErr w:type="spellStart"/>
-      <w:r>
-        <w:rPr>
-          <w:highlight w:val="yellow"/>
-        </w:rPr>
-        <w:t>gpu</w:t>
-      </w:r>
-      <w:proofErr w:type="spellEnd"/>
-      <w:r>
-        <w:t>.</w:t>
+        <w:ind w:left="709" w:firstLine="707"/>
+      </w:pPr>
+      <w:r>
+        <w:t>Расчет идет для 1000 активных пользователей, который заходят каждый день.</w:t>
       </w:r>
     </w:p>
     <w:p>
@@ -6600,12 +6554,12 @@
         <w:pStyle w:val="a1"/>
         <w:numPr>
           <w:ilvl w:val="0"/>
-          <w:numId w:val="37"/>
+          <w:numId w:val="44"/>
         </w:numPr>
         <w:ind w:left="0" w:firstLine="709"/>
       </w:pPr>
       <w:r>
-        <w:t>руководство пользователя для администраторов ресурса;</w:t>
+        <w:t>руководство пользователя — документ, предназначенный для гостей и зарегистрированных пользователей системы, содержащий описание основных функций системы, правил работы с каталогом, просмотра и визуализации 3D-моделей, а также использования возможностей личного кабинета;</w:t>
       </w:r>
     </w:p>
     <w:p>
@@ -6613,12 +6567,12 @@
         <w:pStyle w:val="a1"/>
         <w:numPr>
           <w:ilvl w:val="0"/>
-          <w:numId w:val="37"/>
+          <w:numId w:val="44"/>
         </w:numPr>
         <w:ind w:left="0" w:firstLine="709"/>
       </w:pPr>
       <w:r>
-        <w:t>руководство пользователя для клиентов сервиса.</w:t>
+        <w:t>руководство администратора системы — документ, предназначенный для администраторов системы, содержащий описание функций администрирования, управления пользователями, модерации контента и контроля корректности работы системы;</w:t>
       </w:r>
     </w:p>
     <w:p>
@@ -6626,39 +6580,32 @@
         <w:pStyle w:val="a1"/>
         <w:numPr>
           <w:ilvl w:val="0"/>
-          <w:numId w:val="30"/>
+          <w:numId w:val="44"/>
         </w:numPr>
         <w:ind w:left="0" w:firstLine="709"/>
-        <w:rPr>
-          <w:highlight w:val="yellow"/>
-        </w:rPr>
-      </w:pPr>
-      <w:r>
-        <w:rPr>
-          <w:highlight w:val="yellow"/>
-        </w:rPr>
-        <w:t xml:space="preserve">Изменить </w:t>
-      </w:r>
-      <w:proofErr w:type="spellStart"/>
-      <w:r>
-        <w:rPr>
-          <w:highlight w:val="yellow"/>
-        </w:rPr>
-        <w:t>поличество</w:t>
-      </w:r>
-      <w:proofErr w:type="spellEnd"/>
-      <w:r>
-        <w:rPr>
-          <w:highlight w:val="yellow"/>
-        </w:rPr>
-        <w:t xml:space="preserve"> ролей под ранние правки</w:t>
+      </w:pPr>
+      <w:r>
+        <w:t>руководство системного администратора — документ, содержащий инструкции по установке, настройке, сопровождению и обеспечению работоспособности серверной инфраструктуры системы;</w:t>
+      </w:r>
+    </w:p>
+    <w:p>
+      <w:pPr>
+        <w:pStyle w:val="a1"/>
+        <w:numPr>
+          <w:ilvl w:val="0"/>
+          <w:numId w:val="44"/>
+        </w:numPr>
+        <w:ind w:left="0" w:firstLine="709"/>
+      </w:pPr>
+      <w:r>
+        <w:t>руководство специалиста по информационной безопасности — документ, содержащий описание механизмов обеспечения защиты информации, управления доступом, мониторинга безопасности и реагирования на инциденты информационной безопасности.</w:t>
       </w:r>
     </w:p>
     <w:p>
       <w:pPr>
         <w:pStyle w:val="a"/>
       </w:pPr>
-      <w:bookmarkStart w:id="23" w:name="_Toc223338645"/>
+      <w:bookmarkStart w:id="23" w:name="_Toc223628372"/>
       <w:r>
         <w:lastRenderedPageBreak/>
         <w:t>Состав и содержание работ по созданию (развитию) системы</w:t>
@@ -7545,7 +7492,7 @@
       <w:pPr>
         <w:pStyle w:val="a"/>
       </w:pPr>
-      <w:bookmarkStart w:id="24" w:name="_Toc223338646"/>
+      <w:bookmarkStart w:id="24" w:name="_Toc223628373"/>
       <w:r>
         <w:lastRenderedPageBreak/>
         <w:t>Порядок контроля и приемки системы</w:t>
@@ -7590,7 +7537,7 @@
       <w:pPr>
         <w:pStyle w:val="a"/>
       </w:pPr>
-      <w:bookmarkStart w:id="25" w:name="_Toc223338647"/>
+      <w:bookmarkStart w:id="25" w:name="_Toc223628374"/>
       <w:r>
         <w:lastRenderedPageBreak/>
         <w:t>Требования к составу и содержанию ПОДГОТОВКИ объекта автоматизации к вводу системы в действие</w:t>
@@ -7674,7 +7621,7 @@
       <w:pPr>
         <w:pStyle w:val="2"/>
       </w:pPr>
-      <w:bookmarkStart w:id="26" w:name="_Toc223338648"/>
+      <w:bookmarkStart w:id="26" w:name="_Toc223628375"/>
       <w:r>
         <w:t>Приведение поступающей в систему информации к виду, пригодному для обработки с помощью ЭВМ</w:t>
       </w:r>
@@ -7689,7 +7636,7 @@
       <w:pPr>
         <w:pStyle w:val="2"/>
       </w:pPr>
-      <w:bookmarkStart w:id="27" w:name="_Toc223338649"/>
+      <w:bookmarkStart w:id="27" w:name="_Toc223628376"/>
       <w:r>
         <w:t>Изменения, которые необходимо осуществить в объекте автоматизации</w:t>
       </w:r>
@@ -7704,7 +7651,7 @@
       <w:pPr>
         <w:pStyle w:val="2"/>
       </w:pPr>
-      <w:bookmarkStart w:id="28" w:name="_Toc223338650"/>
+      <w:bookmarkStart w:id="28" w:name="_Toc223628377"/>
       <w:r>
         <w:t>Создание условий функционирования объекта автоматизации, при которых гарантируется соответствие создаваемой системы требованиям, содержащимся в ТЗ</w:t>
       </w:r>
@@ -7719,7 +7666,7 @@
       <w:pPr>
         <w:pStyle w:val="2"/>
       </w:pPr>
-      <w:bookmarkStart w:id="29" w:name="_Toc223338651"/>
+      <w:bookmarkStart w:id="29" w:name="_Toc223628378"/>
       <w:r>
         <w:lastRenderedPageBreak/>
         <w:t>Создание необходимых для функционирования системы подразделений и служб</w:t>
@@ -7735,7 +7682,7 @@
       <w:pPr>
         <w:pStyle w:val="2"/>
       </w:pPr>
-      <w:bookmarkStart w:id="30" w:name="_Toc223338652"/>
+      <w:bookmarkStart w:id="30" w:name="_Toc223628379"/>
       <w:r>
         <w:t>Сроки и порядок комплектования штатов и обучения персонала</w:t>
       </w:r>
@@ -7751,7 +7698,7 @@
       <w:pPr>
         <w:pStyle w:val="a"/>
       </w:pPr>
-      <w:bookmarkStart w:id="31" w:name="_Toc223338653"/>
+      <w:bookmarkStart w:id="31" w:name="_Toc223628380"/>
       <w:r>
         <w:lastRenderedPageBreak/>
         <w:t>Требования к документированию</w:t>
@@ -7932,7 +7879,7 @@
           <w:lang w:val="en-US"/>
         </w:rPr>
       </w:pPr>
-      <w:bookmarkStart w:id="32" w:name="_Toc223338654"/>
+      <w:bookmarkStart w:id="32" w:name="_Toc223628381"/>
       <w:r>
         <w:lastRenderedPageBreak/>
         <w:t>Источники разработки</w:t>
@@ -8070,27 +8017,45 @@
         <w:pStyle w:val="a1"/>
         <w:numPr>
           <w:ilvl w:val="0"/>
-          <w:numId w:val="30"/>
+          <w:numId w:val="46"/>
         </w:numPr>
-        <w:ind w:left="0" w:firstLine="709"/>
-        <w:rPr>
-          <w:highlight w:val="yellow"/>
-        </w:rPr>
-      </w:pPr>
-      <w:proofErr w:type="gramStart"/>
-      <w:r>
-        <w:rPr>
-          <w:highlight w:val="yellow"/>
-        </w:rPr>
-        <w:t>Что то</w:t>
-      </w:r>
-      <w:proofErr w:type="gramEnd"/>
-      <w:r>
-        <w:rPr>
-          <w:highlight w:val="yellow"/>
-        </w:rPr>
-        <w:t xml:space="preserve"> по 3D</w:t>
-      </w:r>
+      </w:pPr>
+      <w:r>
+        <w:t xml:space="preserve">ГОСТ Р 2.521–2021. Единая система конструкторской документации. Электронная конструкторская документация. </w:t>
+      </w:r>
+      <w:r>
+        <w:t>Требования к форматам представления трехмерных геометрических моделей</w:t>
+      </w:r>
+      <w:r>
+        <w:t>.</w:t>
+      </w:r>
+    </w:p>
+    <w:p>
+      <w:pPr>
+        <w:pStyle w:val="a1"/>
+        <w:numPr>
+          <w:ilvl w:val="0"/>
+          <w:numId w:val="46"/>
+        </w:numPr>
+      </w:pPr>
+      <w:r>
+        <w:t>ГОСТ 2.052</w:t>
+      </w:r>
+      <w:r>
+        <w:t xml:space="preserve">–2021 </w:t>
+      </w:r>
+      <w:r>
+        <w:t>Единая система конструкторской документации</w:t>
+      </w:r>
+      <w:r>
+        <w:t>. Электронная модель изделия.</w:t>
+      </w:r>
+    </w:p>
+    <w:p>
+      <w:pPr>
+        <w:pStyle w:val="a1"/>
+        <w:ind w:left="709" w:firstLine="0"/>
+      </w:pPr>
     </w:p>
     <w:sectPr>
       <w:footerReference w:type="default" r:id="rId10"/>
@@ -8379,6 +8344,119 @@
     </w:lvl>
   </w:abstractNum>
   <w:abstractNum w:abstractNumId="1" w15:restartNumberingAfterBreak="0">
+    <w:nsid w:val="00D52A36"/>
+    <w:multiLevelType w:val="hybridMultilevel"/>
+    <w:tmpl w:val="2376C72C"/>
+    <w:lvl w:ilvl="0" w:tplc="04190001">
+      <w:start w:val="1"/>
+      <w:numFmt w:val="bullet"/>
+      <w:lvlText w:val=""/>
+      <w:lvlJc w:val="left"/>
+      <w:pPr>
+        <w:ind w:left="1429" w:hanging="360"/>
+      </w:pPr>
+      <w:rPr>
+        <w:rFonts w:ascii="Symbol" w:hAnsi="Symbol" w:hint="default"/>
+      </w:rPr>
+    </w:lvl>
+    <w:lvl w:ilvl="1" w:tplc="04190003" w:tentative="1">
+      <w:start w:val="1"/>
+      <w:numFmt w:val="bullet"/>
+      <w:lvlText w:val="o"/>
+      <w:lvlJc w:val="left"/>
+      <w:pPr>
+        <w:ind w:left="2149" w:hanging="360"/>
+      </w:pPr>
+      <w:rPr>
+        <w:rFonts w:ascii="Courier New" w:hAnsi="Courier New" w:cs="Courier New" w:hint="default"/>
+      </w:rPr>
+    </w:lvl>
+    <w:lvl w:ilvl="2" w:tplc="04190005" w:tentative="1">
+      <w:start w:val="1"/>
+      <w:numFmt w:val="bullet"/>
+      <w:lvlText w:val=""/>
+      <w:lvlJc w:val="left"/>
+      <w:pPr>
+        <w:ind w:left="2869" w:hanging="360"/>
+      </w:pPr>
+      <w:rPr>
+        <w:rFonts w:ascii="Wingdings" w:hAnsi="Wingdings" w:hint="default"/>
+      </w:rPr>
+    </w:lvl>
+    <w:lvl w:ilvl="3" w:tplc="04190001" w:tentative="1">
+      <w:start w:val="1"/>
+      <w:numFmt w:val="bullet"/>
+      <w:lvlText w:val=""/>
+      <w:lvlJc w:val="left"/>
+      <w:pPr>
+        <w:ind w:left="3589" w:hanging="360"/>
+      </w:pPr>
+      <w:rPr>
+        <w:rFonts w:ascii="Symbol" w:hAnsi="Symbol" w:hint="default"/>
+      </w:rPr>
+    </w:lvl>
+    <w:lvl w:ilvl="4" w:tplc="04190003" w:tentative="1">
+      <w:start w:val="1"/>
+      <w:numFmt w:val="bullet"/>
+      <w:lvlText w:val="o"/>
+      <w:lvlJc w:val="left"/>
+      <w:pPr>
+        <w:ind w:left="4309" w:hanging="360"/>
+      </w:pPr>
+      <w:rPr>
+        <w:rFonts w:ascii="Courier New" w:hAnsi="Courier New" w:cs="Courier New" w:hint="default"/>
+      </w:rPr>
+    </w:lvl>
+    <w:lvl w:ilvl="5" w:tplc="04190005" w:tentative="1">
+      <w:start w:val="1"/>
+      <w:numFmt w:val="bullet"/>
+      <w:lvlText w:val=""/>
+      <w:lvlJc w:val="left"/>
+      <w:pPr>
+        <w:ind w:left="5029" w:hanging="360"/>
+      </w:pPr>
+      <w:rPr>
+        <w:rFonts w:ascii="Wingdings" w:hAnsi="Wingdings" w:hint="default"/>
+      </w:rPr>
+    </w:lvl>
+    <w:lvl w:ilvl="6" w:tplc="04190001" w:tentative="1">
+      <w:start w:val="1"/>
+      <w:numFmt w:val="bullet"/>
+      <w:lvlText w:val=""/>
+      <w:lvlJc w:val="left"/>
+      <w:pPr>
+        <w:ind w:left="5749" w:hanging="360"/>
+      </w:pPr>
+      <w:rPr>
+        <w:rFonts w:ascii="Symbol" w:hAnsi="Symbol" w:hint="default"/>
+      </w:rPr>
+    </w:lvl>
+    <w:lvl w:ilvl="7" w:tplc="04190003" w:tentative="1">
+      <w:start w:val="1"/>
+      <w:numFmt w:val="bullet"/>
+      <w:lvlText w:val="o"/>
+      <w:lvlJc w:val="left"/>
+      <w:pPr>
+        <w:ind w:left="6469" w:hanging="360"/>
+      </w:pPr>
+      <w:rPr>
+        <w:rFonts w:ascii="Courier New" w:hAnsi="Courier New" w:cs="Courier New" w:hint="default"/>
+      </w:rPr>
+    </w:lvl>
+    <w:lvl w:ilvl="8" w:tplc="04190005" w:tentative="1">
+      <w:start w:val="1"/>
+      <w:numFmt w:val="bullet"/>
+      <w:lvlText w:val=""/>
+      <w:lvlJc w:val="left"/>
+      <w:pPr>
+        <w:ind w:left="7189" w:hanging="360"/>
+      </w:pPr>
+      <w:rPr>
+        <w:rFonts w:ascii="Wingdings" w:hAnsi="Wingdings" w:hint="default"/>
+      </w:rPr>
+    </w:lvl>
+  </w:abstractNum>
+  <w:abstractNum w:abstractNumId="2" w15:restartNumberingAfterBreak="0">
     <w:nsid w:val="054E3F54"/>
     <w:multiLevelType w:val="hybridMultilevel"/>
     <w:tmpl w:val="7D9ADDF8"/>
@@ -8491,7 +8569,7 @@
       </w:rPr>
     </w:lvl>
   </w:abstractNum>
-  <w:abstractNum w:abstractNumId="2" w15:restartNumberingAfterBreak="0">
+  <w:abstractNum w:abstractNumId="3" w15:restartNumberingAfterBreak="0">
     <w:nsid w:val="09AB1F60"/>
     <w:multiLevelType w:val="multilevel"/>
     <w:tmpl w:val="DEB43730"/>
@@ -8604,7 +8682,7 @@
       </w:pPr>
     </w:lvl>
   </w:abstractNum>
-  <w:abstractNum w:abstractNumId="3" w15:restartNumberingAfterBreak="0">
+  <w:abstractNum w:abstractNumId="4" w15:restartNumberingAfterBreak="0">
     <w:nsid w:val="0A644C4F"/>
     <w:multiLevelType w:val="multilevel"/>
     <w:tmpl w:val="59FA47A8"/>
@@ -8717,7 +8795,7 @@
       </w:pPr>
     </w:lvl>
   </w:abstractNum>
-  <w:abstractNum w:abstractNumId="4" w15:restartNumberingAfterBreak="0">
+  <w:abstractNum w:abstractNumId="5" w15:restartNumberingAfterBreak="0">
     <w:nsid w:val="0AB7496B"/>
     <w:multiLevelType w:val="multilevel"/>
     <w:tmpl w:val="AE9041CC"/>
@@ -8866,7 +8944,7 @@
       </w:rPr>
     </w:lvl>
   </w:abstractNum>
-  <w:abstractNum w:abstractNumId="5" w15:restartNumberingAfterBreak="0">
+  <w:abstractNum w:abstractNumId="6" w15:restartNumberingAfterBreak="0">
     <w:nsid w:val="0C8455F0"/>
     <w:multiLevelType w:val="multilevel"/>
     <w:tmpl w:val="0419001F"/>
@@ -8952,7 +9030,7 @@
       </w:pPr>
     </w:lvl>
   </w:abstractNum>
-  <w:abstractNum w:abstractNumId="6" w15:restartNumberingAfterBreak="0">
+  <w:abstractNum w:abstractNumId="7" w15:restartNumberingAfterBreak="0">
     <w:nsid w:val="11E779E5"/>
     <w:multiLevelType w:val="multilevel"/>
     <w:tmpl w:val="1A8A8C4E"/>
@@ -9101,7 +9179,7 @@
       </w:rPr>
     </w:lvl>
   </w:abstractNum>
-  <w:abstractNum w:abstractNumId="7" w15:restartNumberingAfterBreak="0">
+  <w:abstractNum w:abstractNumId="8" w15:restartNumberingAfterBreak="0">
     <w:nsid w:val="121B4A2D"/>
     <w:multiLevelType w:val="hybridMultilevel"/>
     <w:tmpl w:val="B8A65480"/>
@@ -9214,7 +9292,7 @@
       </w:rPr>
     </w:lvl>
   </w:abstractNum>
-  <w:abstractNum w:abstractNumId="8" w15:restartNumberingAfterBreak="0">
+  <w:abstractNum w:abstractNumId="9" w15:restartNumberingAfterBreak="0">
     <w:nsid w:val="12406166"/>
     <w:multiLevelType w:val="hybridMultilevel"/>
     <w:tmpl w:val="C7826C76"/>
@@ -9303,7 +9381,7 @@
       </w:pPr>
     </w:lvl>
   </w:abstractNum>
-  <w:abstractNum w:abstractNumId="9" w15:restartNumberingAfterBreak="0">
+  <w:abstractNum w:abstractNumId="10" w15:restartNumberingAfterBreak="0">
     <w:nsid w:val="15772CFF"/>
     <w:multiLevelType w:val="hybridMultilevel"/>
     <w:tmpl w:val="11B46F5A"/>
@@ -9392,7 +9470,7 @@
       </w:pPr>
     </w:lvl>
   </w:abstractNum>
-  <w:abstractNum w:abstractNumId="10" w15:restartNumberingAfterBreak="0">
+  <w:abstractNum w:abstractNumId="11" w15:restartNumberingAfterBreak="0">
     <w:nsid w:val="15D84655"/>
     <w:multiLevelType w:val="multilevel"/>
     <w:tmpl w:val="F10CD830"/>
@@ -9541,7 +9619,120 @@
       </w:rPr>
     </w:lvl>
   </w:abstractNum>
-  <w:abstractNum w:abstractNumId="11" w15:restartNumberingAfterBreak="0">
+  <w:abstractNum w:abstractNumId="12" w15:restartNumberingAfterBreak="0">
+    <w:nsid w:val="1A1C6C93"/>
+    <w:multiLevelType w:val="multilevel"/>
+    <w:tmpl w:val="27C4F26C"/>
+    <w:lvl w:ilvl="0">
+      <w:start w:val="1"/>
+      <w:numFmt w:val="decimal"/>
+      <w:lvlText w:val="%1."/>
+      <w:lvlJc w:val="left"/>
+      <w:pPr>
+        <w:tabs>
+          <w:tab w:val="num" w:pos="720"/>
+        </w:tabs>
+        <w:ind w:left="720" w:hanging="360"/>
+      </w:pPr>
+    </w:lvl>
+    <w:lvl w:ilvl="1" w:tentative="1">
+      <w:start w:val="1"/>
+      <w:numFmt w:val="decimal"/>
+      <w:lvlText w:val="%2."/>
+      <w:lvlJc w:val="left"/>
+      <w:pPr>
+        <w:tabs>
+          <w:tab w:val="num" w:pos="1440"/>
+        </w:tabs>
+        <w:ind w:left="1440" w:hanging="360"/>
+      </w:pPr>
+    </w:lvl>
+    <w:lvl w:ilvl="2" w:tentative="1">
+      <w:start w:val="1"/>
+      <w:numFmt w:val="decimal"/>
+      <w:lvlText w:val="%3."/>
+      <w:lvlJc w:val="left"/>
+      <w:pPr>
+        <w:tabs>
+          <w:tab w:val="num" w:pos="2160"/>
+        </w:tabs>
+        <w:ind w:left="2160" w:hanging="360"/>
+      </w:pPr>
+    </w:lvl>
+    <w:lvl w:ilvl="3" w:tentative="1">
+      <w:start w:val="1"/>
+      <w:numFmt w:val="decimal"/>
+      <w:lvlText w:val="%4."/>
+      <w:lvlJc w:val="left"/>
+      <w:pPr>
+        <w:tabs>
+          <w:tab w:val="num" w:pos="2880"/>
+        </w:tabs>
+        <w:ind w:left="2880" w:hanging="360"/>
+      </w:pPr>
+    </w:lvl>
+    <w:lvl w:ilvl="4" w:tentative="1">
+      <w:start w:val="1"/>
+      <w:numFmt w:val="decimal"/>
+      <w:lvlText w:val="%5."/>
+      <w:lvlJc w:val="left"/>
+      <w:pPr>
+        <w:tabs>
+          <w:tab w:val="num" w:pos="3600"/>
+        </w:tabs>
+        <w:ind w:left="3600" w:hanging="360"/>
+      </w:pPr>
+    </w:lvl>
+    <w:lvl w:ilvl="5" w:tentative="1">
+      <w:start w:val="1"/>
+      <w:numFmt w:val="decimal"/>
+      <w:lvlText w:val="%6."/>
+      <w:lvlJc w:val="left"/>
+      <w:pPr>
+        <w:tabs>
+          <w:tab w:val="num" w:pos="4320"/>
+        </w:tabs>
+        <w:ind w:left="4320" w:hanging="360"/>
+      </w:pPr>
+    </w:lvl>
+    <w:lvl w:ilvl="6" w:tentative="1">
+      <w:start w:val="1"/>
+      <w:numFmt w:val="decimal"/>
+      <w:lvlText w:val="%7."/>
+      <w:lvlJc w:val="left"/>
+      <w:pPr>
+        <w:tabs>
+          <w:tab w:val="num" w:pos="5040"/>
+        </w:tabs>
+        <w:ind w:left="5040" w:hanging="360"/>
+      </w:pPr>
+    </w:lvl>
+    <w:lvl w:ilvl="7" w:tentative="1">
+      <w:start w:val="1"/>
+      <w:numFmt w:val="decimal"/>
+      <w:lvlText w:val="%8."/>
+      <w:lvlJc w:val="left"/>
+      <w:pPr>
+        <w:tabs>
+          <w:tab w:val="num" w:pos="5760"/>
+        </w:tabs>
+        <w:ind w:left="5760" w:hanging="360"/>
+      </w:pPr>
+    </w:lvl>
+    <w:lvl w:ilvl="8" w:tentative="1">
+      <w:start w:val="1"/>
+      <w:numFmt w:val="decimal"/>
+      <w:lvlText w:val="%9."/>
+      <w:lvlJc w:val="left"/>
+      <w:pPr>
+        <w:tabs>
+          <w:tab w:val="num" w:pos="6480"/>
+        </w:tabs>
+        <w:ind w:left="6480" w:hanging="360"/>
+      </w:pPr>
+    </w:lvl>
+  </w:abstractNum>
+  <w:abstractNum w:abstractNumId="13" w15:restartNumberingAfterBreak="0">
     <w:nsid w:val="220C503C"/>
     <w:multiLevelType w:val="hybridMultilevel"/>
     <w:tmpl w:val="BA6AE298"/>
@@ -9654,7 +9845,7 @@
       </w:rPr>
     </w:lvl>
   </w:abstractNum>
-  <w:abstractNum w:abstractNumId="12" w15:restartNumberingAfterBreak="0">
+  <w:abstractNum w:abstractNumId="14" w15:restartNumberingAfterBreak="0">
     <w:nsid w:val="22182F46"/>
     <w:multiLevelType w:val="hybridMultilevel"/>
     <w:tmpl w:val="8BBC4FC6"/>
@@ -9767,7 +9958,121 @@
       </w:rPr>
     </w:lvl>
   </w:abstractNum>
-  <w:abstractNum w:abstractNumId="13" w15:restartNumberingAfterBreak="0">
+  <w:abstractNum w:abstractNumId="15" w15:restartNumberingAfterBreak="0">
+    <w:nsid w:val="23151512"/>
+    <w:multiLevelType w:val="multilevel"/>
+    <w:tmpl w:val="D87EE710"/>
+    <w:lvl w:ilvl="0">
+      <w:start w:val="1"/>
+      <w:numFmt w:val="bullet"/>
+      <w:lvlText w:val=""/>
+      <w:lvlJc w:val="left"/>
+      <w:pPr>
+        <w:ind w:left="-709" w:firstLine="1418"/>
+      </w:pPr>
+      <w:rPr>
+        <w:rFonts w:ascii="Symbol" w:hAnsi="Symbol" w:hint="default"/>
+      </w:rPr>
+    </w:lvl>
+    <w:lvl w:ilvl="1">
+      <w:start w:val="1"/>
+      <w:numFmt w:val="bullet"/>
+      <w:lvlText w:val=""/>
+      <w:lvlJc w:val="left"/>
+      <w:pPr>
+        <w:ind w:left="1069" w:hanging="360"/>
+      </w:pPr>
+      <w:rPr>
+        <w:rFonts w:ascii="Symbol" w:hAnsi="Symbol" w:hint="default"/>
+      </w:rPr>
+    </w:lvl>
+    <w:lvl w:ilvl="2">
+      <w:start w:val="1"/>
+      <w:numFmt w:val="decimal"/>
+      <w:suff w:val="space"/>
+      <w:lvlText w:val="%1.%2.%3"/>
+      <w:lvlJc w:val="left"/>
+      <w:pPr>
+        <w:ind w:left="1224" w:hanging="515"/>
+      </w:pPr>
+      <w:rPr>
+        <w:rFonts w:hint="default"/>
+      </w:rPr>
+    </w:lvl>
+    <w:lvl w:ilvl="3">
+      <w:start w:val="1"/>
+      <w:numFmt w:val="decimal"/>
+      <w:lvlText w:val="%1.%2.%3.%4."/>
+      <w:lvlJc w:val="left"/>
+      <w:pPr>
+        <w:ind w:left="1728" w:hanging="648"/>
+      </w:pPr>
+      <w:rPr>
+        <w:rFonts w:hint="default"/>
+      </w:rPr>
+    </w:lvl>
+    <w:lvl w:ilvl="4">
+      <w:start w:val="1"/>
+      <w:numFmt w:val="decimal"/>
+      <w:lvlText w:val="%1.%2.%3.%4.%5."/>
+      <w:lvlJc w:val="left"/>
+      <w:pPr>
+        <w:ind w:left="2232" w:hanging="792"/>
+      </w:pPr>
+      <w:rPr>
+        <w:rFonts w:hint="default"/>
+      </w:rPr>
+    </w:lvl>
+    <w:lvl w:ilvl="5">
+      <w:start w:val="1"/>
+      <w:numFmt w:val="decimal"/>
+      <w:lvlText w:val="%1.%2.%3.%4.%5.%6."/>
+      <w:lvlJc w:val="left"/>
+      <w:pPr>
+        <w:ind w:left="2736" w:hanging="936"/>
+      </w:pPr>
+      <w:rPr>
+        <w:rFonts w:hint="default"/>
+      </w:rPr>
+    </w:lvl>
+    <w:lvl w:ilvl="6">
+      <w:start w:val="1"/>
+      <w:numFmt w:val="decimal"/>
+      <w:lvlText w:val="%1.%2.%3.%4.%5.%6.%7."/>
+      <w:lvlJc w:val="left"/>
+      <w:pPr>
+        <w:ind w:left="3240" w:hanging="1080"/>
+      </w:pPr>
+      <w:rPr>
+        <w:rFonts w:hint="default"/>
+      </w:rPr>
+    </w:lvl>
+    <w:lvl w:ilvl="7">
+      <w:start w:val="1"/>
+      <w:numFmt w:val="decimal"/>
+      <w:lvlText w:val="%1.%2.%3.%4.%5.%6.%7.%8."/>
+      <w:lvlJc w:val="left"/>
+      <w:pPr>
+        <w:ind w:left="3744" w:hanging="1224"/>
+      </w:pPr>
+      <w:rPr>
+        <w:rFonts w:hint="default"/>
+      </w:rPr>
+    </w:lvl>
+    <w:lvl w:ilvl="8">
+      <w:start w:val="1"/>
+      <w:numFmt w:val="decimal"/>
+      <w:lvlText w:val="%1.%2.%3.%4.%5.%6.%7.%8.%9."/>
+      <w:lvlJc w:val="left"/>
+      <w:pPr>
+        <w:ind w:left="4320" w:hanging="1440"/>
+      </w:pPr>
+      <w:rPr>
+        <w:rFonts w:hint="default"/>
+      </w:rPr>
+    </w:lvl>
+  </w:abstractNum>
+  <w:abstractNum w:abstractNumId="16" w15:restartNumberingAfterBreak="0">
     <w:nsid w:val="29D465B4"/>
     <w:multiLevelType w:val="hybridMultilevel"/>
     <w:tmpl w:val="E17027B6"/>
@@ -9880,7 +10185,7 @@
       </w:rPr>
     </w:lvl>
   </w:abstractNum>
-  <w:abstractNum w:abstractNumId="14" w15:restartNumberingAfterBreak="0">
+  <w:abstractNum w:abstractNumId="17" w15:restartNumberingAfterBreak="0">
     <w:nsid w:val="325E00F9"/>
     <w:multiLevelType w:val="hybridMultilevel"/>
     <w:tmpl w:val="6BF8A800"/>
@@ -9969,7 +10274,7 @@
       </w:pPr>
     </w:lvl>
   </w:abstractNum>
-  <w:abstractNum w:abstractNumId="15" w15:restartNumberingAfterBreak="0">
+  <w:abstractNum w:abstractNumId="18" w15:restartNumberingAfterBreak="0">
     <w:nsid w:val="33CA1536"/>
     <w:multiLevelType w:val="multilevel"/>
     <w:tmpl w:val="B9687546"/>
@@ -10082,7 +10387,7 @@
       </w:pPr>
     </w:lvl>
   </w:abstractNum>
-  <w:abstractNum w:abstractNumId="16" w15:restartNumberingAfterBreak="0">
+  <w:abstractNum w:abstractNumId="19" w15:restartNumberingAfterBreak="0">
     <w:nsid w:val="38914671"/>
     <w:multiLevelType w:val="hybridMultilevel"/>
     <w:tmpl w:val="4B160014"/>
@@ -10168,7 +10473,7 @@
       </w:pPr>
     </w:lvl>
   </w:abstractNum>
-  <w:abstractNum w:abstractNumId="17" w15:restartNumberingAfterBreak="0">
+  <w:abstractNum w:abstractNumId="20" w15:restartNumberingAfterBreak="0">
     <w:nsid w:val="399B1CF3"/>
     <w:multiLevelType w:val="multilevel"/>
     <w:tmpl w:val="DEB43730"/>
@@ -10281,7 +10586,7 @@
       </w:pPr>
     </w:lvl>
   </w:abstractNum>
-  <w:abstractNum w:abstractNumId="18" w15:restartNumberingAfterBreak="0">
+  <w:abstractNum w:abstractNumId="21" w15:restartNumberingAfterBreak="0">
     <w:nsid w:val="3A806D84"/>
     <w:multiLevelType w:val="multilevel"/>
     <w:tmpl w:val="7B1EBEFA"/>
@@ -10394,7 +10699,7 @@
       </w:pPr>
     </w:lvl>
   </w:abstractNum>
-  <w:abstractNum w:abstractNumId="19" w15:restartNumberingAfterBreak="0">
+  <w:abstractNum w:abstractNumId="22" w15:restartNumberingAfterBreak="0">
     <w:nsid w:val="404851A9"/>
     <w:multiLevelType w:val="hybridMultilevel"/>
     <w:tmpl w:val="15DAA0FA"/>
@@ -10483,7 +10788,7 @@
       </w:pPr>
     </w:lvl>
   </w:abstractNum>
-  <w:abstractNum w:abstractNumId="20" w15:restartNumberingAfterBreak="0">
+  <w:abstractNum w:abstractNumId="23" w15:restartNumberingAfterBreak="0">
     <w:nsid w:val="464E5BC7"/>
     <w:multiLevelType w:val="multilevel"/>
     <w:tmpl w:val="0419001F"/>
@@ -10569,7 +10874,7 @@
       </w:pPr>
     </w:lvl>
   </w:abstractNum>
-  <w:abstractNum w:abstractNumId="21" w15:restartNumberingAfterBreak="0">
+  <w:abstractNum w:abstractNumId="24" w15:restartNumberingAfterBreak="0">
     <w:nsid w:val="47B125F1"/>
     <w:multiLevelType w:val="hybridMultilevel"/>
     <w:tmpl w:val="95D8F03C"/>
@@ -10682,7 +10987,7 @@
       </w:rPr>
     </w:lvl>
   </w:abstractNum>
-  <w:abstractNum w:abstractNumId="22" w15:restartNumberingAfterBreak="0">
+  <w:abstractNum w:abstractNumId="25" w15:restartNumberingAfterBreak="0">
     <w:nsid w:val="519C23C3"/>
     <w:multiLevelType w:val="multilevel"/>
     <w:tmpl w:val="3480954E"/>
@@ -10798,7 +11103,7 @@
       </w:pPr>
     </w:lvl>
   </w:abstractNum>
-  <w:abstractNum w:abstractNumId="23" w15:restartNumberingAfterBreak="0">
+  <w:abstractNum w:abstractNumId="26" w15:restartNumberingAfterBreak="0">
     <w:nsid w:val="52277B25"/>
     <w:multiLevelType w:val="hybridMultilevel"/>
     <w:tmpl w:val="F11C743E"/>
@@ -10890,7 +11195,7 @@
       </w:pPr>
     </w:lvl>
   </w:abstractNum>
-  <w:abstractNum w:abstractNumId="24" w15:restartNumberingAfterBreak="0">
+  <w:abstractNum w:abstractNumId="27" w15:restartNumberingAfterBreak="0">
     <w:nsid w:val="5657184C"/>
     <w:multiLevelType w:val="hybridMultilevel"/>
     <w:tmpl w:val="92FC7878"/>
@@ -11003,7 +11308,7 @@
       </w:rPr>
     </w:lvl>
   </w:abstractNum>
-  <w:abstractNum w:abstractNumId="25" w15:restartNumberingAfterBreak="0">
+  <w:abstractNum w:abstractNumId="28" w15:restartNumberingAfterBreak="0">
     <w:nsid w:val="62827293"/>
     <w:multiLevelType w:val="hybridMultilevel"/>
     <w:tmpl w:val="82542ECC"/>
@@ -11116,7 +11421,7 @@
       </w:rPr>
     </w:lvl>
   </w:abstractNum>
-  <w:abstractNum w:abstractNumId="26" w15:restartNumberingAfterBreak="0">
+  <w:abstractNum w:abstractNumId="29" w15:restartNumberingAfterBreak="0">
     <w:nsid w:val="6E1E3E3A"/>
     <w:multiLevelType w:val="hybridMultilevel"/>
     <w:tmpl w:val="D054C590"/>
@@ -11229,7 +11534,7 @@
       </w:rPr>
     </w:lvl>
   </w:abstractNum>
-  <w:abstractNum w:abstractNumId="27" w15:restartNumberingAfterBreak="0">
+  <w:abstractNum w:abstractNumId="30" w15:restartNumberingAfterBreak="0">
     <w:nsid w:val="70B5177B"/>
     <w:multiLevelType w:val="hybridMultilevel"/>
     <w:tmpl w:val="DA9AFA34"/>
@@ -11342,7 +11647,120 @@
       </w:rPr>
     </w:lvl>
   </w:abstractNum>
-  <w:abstractNum w:abstractNumId="28" w15:restartNumberingAfterBreak="0">
+  <w:abstractNum w:abstractNumId="31" w15:restartNumberingAfterBreak="0">
+    <w:nsid w:val="7326427E"/>
+    <w:multiLevelType w:val="hybridMultilevel"/>
+    <w:tmpl w:val="56C413C6"/>
+    <w:lvl w:ilvl="0" w:tplc="04190001">
+      <w:start w:val="1"/>
+      <w:numFmt w:val="bullet"/>
+      <w:lvlText w:val=""/>
+      <w:lvlJc w:val="left"/>
+      <w:pPr>
+        <w:ind w:left="1429" w:hanging="360"/>
+      </w:pPr>
+      <w:rPr>
+        <w:rFonts w:ascii="Symbol" w:hAnsi="Symbol" w:hint="default"/>
+      </w:rPr>
+    </w:lvl>
+    <w:lvl w:ilvl="1" w:tplc="04190003" w:tentative="1">
+      <w:start w:val="1"/>
+      <w:numFmt w:val="bullet"/>
+      <w:lvlText w:val="o"/>
+      <w:lvlJc w:val="left"/>
+      <w:pPr>
+        <w:ind w:left="2149" w:hanging="360"/>
+      </w:pPr>
+      <w:rPr>
+        <w:rFonts w:ascii="Courier New" w:hAnsi="Courier New" w:cs="Courier New" w:hint="default"/>
+      </w:rPr>
+    </w:lvl>
+    <w:lvl w:ilvl="2" w:tplc="04190005" w:tentative="1">
+      <w:start w:val="1"/>
+      <w:numFmt w:val="bullet"/>
+      <w:lvlText w:val=""/>
+      <w:lvlJc w:val="left"/>
+      <w:pPr>
+        <w:ind w:left="2869" w:hanging="360"/>
+      </w:pPr>
+      <w:rPr>
+        <w:rFonts w:ascii="Wingdings" w:hAnsi="Wingdings" w:hint="default"/>
+      </w:rPr>
+    </w:lvl>
+    <w:lvl w:ilvl="3" w:tplc="04190001" w:tentative="1">
+      <w:start w:val="1"/>
+      <w:numFmt w:val="bullet"/>
+      <w:lvlText w:val=""/>
+      <w:lvlJc w:val="left"/>
+      <w:pPr>
+        <w:ind w:left="3589" w:hanging="360"/>
+      </w:pPr>
+      <w:rPr>
+        <w:rFonts w:ascii="Symbol" w:hAnsi="Symbol" w:hint="default"/>
+      </w:rPr>
+    </w:lvl>
+    <w:lvl w:ilvl="4" w:tplc="04190003" w:tentative="1">
+      <w:start w:val="1"/>
+      <w:numFmt w:val="bullet"/>
+      <w:lvlText w:val="o"/>
+      <w:lvlJc w:val="left"/>
+      <w:pPr>
+        <w:ind w:left="4309" w:hanging="360"/>
+      </w:pPr>
+      <w:rPr>
+        <w:rFonts w:ascii="Courier New" w:hAnsi="Courier New" w:cs="Courier New" w:hint="default"/>
+      </w:rPr>
+    </w:lvl>
+    <w:lvl w:ilvl="5" w:tplc="04190005" w:tentative="1">
+      <w:start w:val="1"/>
+      <w:numFmt w:val="bullet"/>
+      <w:lvlText w:val=""/>
+      <w:lvlJc w:val="left"/>
+      <w:pPr>
+        <w:ind w:left="5029" w:hanging="360"/>
+      </w:pPr>
+      <w:rPr>
+        <w:rFonts w:ascii="Wingdings" w:hAnsi="Wingdings" w:hint="default"/>
+      </w:rPr>
+    </w:lvl>
+    <w:lvl w:ilvl="6" w:tplc="04190001" w:tentative="1">
+      <w:start w:val="1"/>
+      <w:numFmt w:val="bullet"/>
+      <w:lvlText w:val=""/>
+      <w:lvlJc w:val="left"/>
+      <w:pPr>
+        <w:ind w:left="5749" w:hanging="360"/>
+      </w:pPr>
+      <w:rPr>
+        <w:rFonts w:ascii="Symbol" w:hAnsi="Symbol" w:hint="default"/>
+      </w:rPr>
+    </w:lvl>
+    <w:lvl w:ilvl="7" w:tplc="04190003" w:tentative="1">
+      <w:start w:val="1"/>
+      <w:numFmt w:val="bullet"/>
+      <w:lvlText w:val="o"/>
+      <w:lvlJc w:val="left"/>
+      <w:pPr>
+        <w:ind w:left="6469" w:hanging="360"/>
+      </w:pPr>
+      <w:rPr>
+        <w:rFonts w:ascii="Courier New" w:hAnsi="Courier New" w:cs="Courier New" w:hint="default"/>
+      </w:rPr>
+    </w:lvl>
+    <w:lvl w:ilvl="8" w:tplc="04190005" w:tentative="1">
+      <w:start w:val="1"/>
+      <w:numFmt w:val="bullet"/>
+      <w:lvlText w:val=""/>
+      <w:lvlJc w:val="left"/>
+      <w:pPr>
+        <w:ind w:left="7189" w:hanging="360"/>
+      </w:pPr>
+      <w:rPr>
+        <w:rFonts w:ascii="Wingdings" w:hAnsi="Wingdings" w:hint="default"/>
+      </w:rPr>
+    </w:lvl>
+  </w:abstractNum>
+  <w:abstractNum w:abstractNumId="32" w15:restartNumberingAfterBreak="0">
     <w:nsid w:val="73D32F83"/>
     <w:multiLevelType w:val="multilevel"/>
     <w:tmpl w:val="FF3E7F0E"/>
@@ -11454,7 +11872,7 @@
       </w:rPr>
     </w:lvl>
   </w:abstractNum>
-  <w:abstractNum w:abstractNumId="29" w15:restartNumberingAfterBreak="0">
+  <w:abstractNum w:abstractNumId="33" w15:restartNumberingAfterBreak="0">
     <w:nsid w:val="75A75444"/>
     <w:multiLevelType w:val="multilevel"/>
     <w:tmpl w:val="FF3E7F0E"/>
@@ -11566,7 +11984,7 @@
       </w:rPr>
     </w:lvl>
   </w:abstractNum>
-  <w:abstractNum w:abstractNumId="30" w15:restartNumberingAfterBreak="0">
+  <w:abstractNum w:abstractNumId="34" w15:restartNumberingAfterBreak="0">
     <w:nsid w:val="77566347"/>
     <w:multiLevelType w:val="hybridMultilevel"/>
     <w:tmpl w:val="E06EA10E"/>
@@ -11652,7 +12070,119 @@
       </w:pPr>
     </w:lvl>
   </w:abstractNum>
-  <w:abstractNum w:abstractNumId="31" w15:restartNumberingAfterBreak="0">
+  <w:abstractNum w:abstractNumId="35" w15:restartNumberingAfterBreak="0">
+    <w:nsid w:val="790E6B07"/>
+    <w:multiLevelType w:val="multilevel"/>
+    <w:tmpl w:val="FF3E7F0E"/>
+    <w:lvl w:ilvl="0">
+      <w:start w:val="1"/>
+      <w:numFmt w:val="decimal"/>
+      <w:suff w:val="space"/>
+      <w:lvlText w:val="%1"/>
+      <w:lvlJc w:val="left"/>
+      <w:pPr>
+        <w:ind w:left="-709" w:firstLine="1418"/>
+      </w:pPr>
+    </w:lvl>
+    <w:lvl w:ilvl="1">
+      <w:start w:val="1"/>
+      <w:numFmt w:val="bullet"/>
+      <w:lvlText w:val=""/>
+      <w:lvlJc w:val="left"/>
+      <w:pPr>
+        <w:ind w:left="1069" w:hanging="360"/>
+      </w:pPr>
+      <w:rPr>
+        <w:rFonts w:ascii="Symbol" w:hAnsi="Symbol" w:hint="default"/>
+      </w:rPr>
+    </w:lvl>
+    <w:lvl w:ilvl="2">
+      <w:start w:val="1"/>
+      <w:numFmt w:val="decimal"/>
+      <w:suff w:val="space"/>
+      <w:lvlText w:val="%1.%2.%3"/>
+      <w:lvlJc w:val="left"/>
+      <w:pPr>
+        <w:ind w:left="1224" w:hanging="515"/>
+      </w:pPr>
+      <w:rPr>
+        <w:rFonts w:hint="default"/>
+      </w:rPr>
+    </w:lvl>
+    <w:lvl w:ilvl="3">
+      <w:start w:val="1"/>
+      <w:numFmt w:val="decimal"/>
+      <w:lvlText w:val="%1.%2.%3.%4."/>
+      <w:lvlJc w:val="left"/>
+      <w:pPr>
+        <w:ind w:left="1728" w:hanging="648"/>
+      </w:pPr>
+      <w:rPr>
+        <w:rFonts w:hint="default"/>
+      </w:rPr>
+    </w:lvl>
+    <w:lvl w:ilvl="4">
+      <w:start w:val="1"/>
+      <w:numFmt w:val="decimal"/>
+      <w:lvlText w:val="%1.%2.%3.%4.%5."/>
+      <w:lvlJc w:val="left"/>
+      <w:pPr>
+        <w:ind w:left="2232" w:hanging="792"/>
+      </w:pPr>
+      <w:rPr>
+        <w:rFonts w:hint="default"/>
+      </w:rPr>
+    </w:lvl>
+    <w:lvl w:ilvl="5">
+      <w:start w:val="1"/>
+      <w:numFmt w:val="decimal"/>
+      <w:lvlText w:val="%1.%2.%3.%4.%5.%6."/>
+      <w:lvlJc w:val="left"/>
+      <w:pPr>
+        <w:ind w:left="2736" w:hanging="936"/>
+      </w:pPr>
+      <w:rPr>
+        <w:rFonts w:hint="default"/>
+      </w:rPr>
+    </w:lvl>
+    <w:lvl w:ilvl="6">
+      <w:start w:val="1"/>
+      <w:numFmt w:val="decimal"/>
+      <w:lvlText w:val="%1.%2.%3.%4.%5.%6.%7."/>
+      <w:lvlJc w:val="left"/>
+      <w:pPr>
+        <w:ind w:left="3240" w:hanging="1080"/>
+      </w:pPr>
+      <w:rPr>
+        <w:rFonts w:hint="default"/>
+      </w:rPr>
+    </w:lvl>
+    <w:lvl w:ilvl="7">
+      <w:start w:val="1"/>
+      <w:numFmt w:val="decimal"/>
+      <w:lvlText w:val="%1.%2.%3.%4.%5.%6.%7.%8."/>
+      <w:lvlJc w:val="left"/>
+      <w:pPr>
+        <w:ind w:left="3744" w:hanging="1224"/>
+      </w:pPr>
+      <w:rPr>
+        <w:rFonts w:hint="default"/>
+      </w:rPr>
+    </w:lvl>
+    <w:lvl w:ilvl="8">
+      <w:start w:val="1"/>
+      <w:numFmt w:val="decimal"/>
+      <w:lvlText w:val="%1.%2.%3.%4.%5.%6.%7.%8.%9."/>
+      <w:lvlJc w:val="left"/>
+      <w:pPr>
+        <w:ind w:left="4320" w:hanging="1440"/>
+      </w:pPr>
+      <w:rPr>
+        <w:rFonts w:hint="default"/>
+      </w:rPr>
+    </w:lvl>
+  </w:abstractNum>
+  <w:abstractNum w:abstractNumId="36" w15:restartNumberingAfterBreak="0">
     <w:nsid w:val="7AF67C37"/>
     <w:multiLevelType w:val="hybridMultilevel"/>
     <w:tmpl w:val="297CFB30"/>
@@ -11765,7 +12295,7 @@
       </w:rPr>
     </w:lvl>
   </w:abstractNum>
-  <w:abstractNum w:abstractNumId="32" w15:restartNumberingAfterBreak="0">
+  <w:abstractNum w:abstractNumId="37" w15:restartNumberingAfterBreak="0">
     <w:nsid w:val="7C7B566E"/>
     <w:multiLevelType w:val="multilevel"/>
     <w:tmpl w:val="961651F8"/>
@@ -11878,7 +12408,7 @@
       </w:rPr>
     </w:lvl>
   </w:abstractNum>
-  <w:abstractNum w:abstractNumId="33" w15:restartNumberingAfterBreak="0">
+  <w:abstractNum w:abstractNumId="38" w15:restartNumberingAfterBreak="0">
     <w:nsid w:val="7D475DED"/>
     <w:multiLevelType w:val="multilevel"/>
     <w:tmpl w:val="33F47B1C"/>
@@ -12028,49 +12558,49 @@
     </w:lvl>
   </w:abstractNum>
   <w:num w:numId="1" w16cid:durableId="1945965779">
+    <w:abstractNumId w:val="26"/>
+  </w:num>
+  <w:num w:numId="2" w16cid:durableId="1203590824">
+    <w:abstractNumId w:val="3"/>
+  </w:num>
+  <w:num w:numId="3" w16cid:durableId="373892793">
+    <w:abstractNumId w:val="22"/>
+  </w:num>
+  <w:num w:numId="4" w16cid:durableId="582372677">
+    <w:abstractNumId w:val="6"/>
+  </w:num>
+  <w:num w:numId="5" w16cid:durableId="580917646">
+    <w:abstractNumId w:val="9"/>
+  </w:num>
+  <w:num w:numId="6" w16cid:durableId="739133416">
+    <w:abstractNumId w:val="25"/>
+  </w:num>
+  <w:num w:numId="7" w16cid:durableId="736441645">
+    <w:abstractNumId w:val="17"/>
+  </w:num>
+  <w:num w:numId="8" w16cid:durableId="1370030234">
     <w:abstractNumId w:val="23"/>
   </w:num>
-  <w:num w:numId="2" w16cid:durableId="1203590824">
-    <w:abstractNumId w:val="2"/>
+  <w:num w:numId="9" w16cid:durableId="1448086367">
+    <w:abstractNumId w:val="37"/>
   </w:num>
-  <w:num w:numId="3" w16cid:durableId="373892793">
+  <w:num w:numId="10" w16cid:durableId="262810773">
+    <w:abstractNumId w:val="21"/>
+  </w:num>
+  <w:num w:numId="11" w16cid:durableId="899051698">
+    <w:abstractNumId w:val="20"/>
+  </w:num>
+  <w:num w:numId="12" w16cid:durableId="2125804398">
     <w:abstractNumId w:val="19"/>
   </w:num>
-  <w:num w:numId="4" w16cid:durableId="582372677">
-    <w:abstractNumId w:val="5"/>
-  </w:num>
-  <w:num w:numId="5" w16cid:durableId="580917646">
-    <w:abstractNumId w:val="8"/>
-  </w:num>
-  <w:num w:numId="6" w16cid:durableId="739133416">
-    <w:abstractNumId w:val="22"/>
-  </w:num>
-  <w:num w:numId="7" w16cid:durableId="736441645">
-    <w:abstractNumId w:val="14"/>
-  </w:num>
-  <w:num w:numId="8" w16cid:durableId="1370030234">
-    <w:abstractNumId w:val="20"/>
-  </w:num>
-  <w:num w:numId="9" w16cid:durableId="1448086367">
-    <w:abstractNumId w:val="32"/>
-  </w:num>
-  <w:num w:numId="10" w16cid:durableId="262810773">
-    <w:abstractNumId w:val="18"/>
-  </w:num>
-  <w:num w:numId="11" w16cid:durableId="899051698">
-    <w:abstractNumId w:val="17"/>
-  </w:num>
-  <w:num w:numId="12" w16cid:durableId="2125804398">
-    <w:abstractNumId w:val="16"/>
-  </w:num>
   <w:num w:numId="13" w16cid:durableId="84616158">
-    <w:abstractNumId w:val="11"/>
+    <w:abstractNumId w:val="13"/>
   </w:num>
   <w:num w:numId="14" w16cid:durableId="917443197">
-    <w:abstractNumId w:val="11"/>
+    <w:abstractNumId w:val="13"/>
   </w:num>
   <w:num w:numId="15" w16cid:durableId="9526953">
-    <w:abstractNumId w:val="32"/>
+    <w:abstractNumId w:val="37"/>
     <w:lvlOverride w:ilvl="0">
       <w:startOverride w:val="1"/>
     </w:lvlOverride>
@@ -12100,7 +12630,7 @@
     </w:lvlOverride>
   </w:num>
   <w:num w:numId="16" w16cid:durableId="312684390">
-    <w:abstractNumId w:val="32"/>
+    <w:abstractNumId w:val="37"/>
     <w:lvlOverride w:ilvl="0">
       <w:startOverride w:val="1"/>
     </w:lvlOverride>
@@ -12130,7 +12660,7 @@
     </w:lvlOverride>
   </w:num>
   <w:num w:numId="17" w16cid:durableId="46535139">
-    <w:abstractNumId w:val="32"/>
+    <w:abstractNumId w:val="37"/>
     <w:lvlOverride w:ilvl="0">
       <w:startOverride w:val="1"/>
     </w:lvlOverride>
@@ -12160,7 +12690,7 @@
     </w:lvlOverride>
   </w:num>
   <w:num w:numId="18" w16cid:durableId="357389536">
-    <w:abstractNumId w:val="32"/>
+    <w:abstractNumId w:val="37"/>
     <w:lvlOverride w:ilvl="0">
       <w:startOverride w:val="1"/>
     </w:lvlOverride>
@@ -12190,7 +12720,7 @@
     </w:lvlOverride>
   </w:num>
   <w:num w:numId="19" w16cid:durableId="1289505879">
-    <w:abstractNumId w:val="32"/>
+    <w:abstractNumId w:val="37"/>
     <w:lvlOverride w:ilvl="0">
       <w:startOverride w:val="1"/>
     </w:lvlOverride>
@@ -12220,13 +12750,13 @@
     </w:lvlOverride>
   </w:num>
   <w:num w:numId="20" w16cid:durableId="854073688">
-    <w:abstractNumId w:val="15"/>
+    <w:abstractNumId w:val="18"/>
   </w:num>
   <w:num w:numId="21" w16cid:durableId="1242906757">
-    <w:abstractNumId w:val="25"/>
+    <w:abstractNumId w:val="28"/>
   </w:num>
   <w:num w:numId="22" w16cid:durableId="287661626">
-    <w:abstractNumId w:val="32"/>
+    <w:abstractNumId w:val="37"/>
     <w:lvlOverride w:ilvl="0">
       <w:startOverride w:val="1"/>
     </w:lvlOverride>
@@ -12256,61 +12786,76 @@
     </w:lvlOverride>
   </w:num>
   <w:num w:numId="23" w16cid:durableId="147594694">
-    <w:abstractNumId w:val="26"/>
+    <w:abstractNumId w:val="29"/>
   </w:num>
   <w:num w:numId="24" w16cid:durableId="1373845190">
-    <w:abstractNumId w:val="30"/>
+    <w:abstractNumId w:val="34"/>
   </w:num>
   <w:num w:numId="25" w16cid:durableId="258105607">
-    <w:abstractNumId w:val="6"/>
+    <w:abstractNumId w:val="7"/>
   </w:num>
   <w:num w:numId="26" w16cid:durableId="2025549755">
     <w:abstractNumId w:val="0"/>
   </w:num>
   <w:num w:numId="27" w16cid:durableId="1186333496">
-    <w:abstractNumId w:val="13"/>
+    <w:abstractNumId w:val="16"/>
   </w:num>
   <w:num w:numId="28" w16cid:durableId="619266622">
+    <w:abstractNumId w:val="11"/>
+  </w:num>
+  <w:num w:numId="29" w16cid:durableId="1828790143">
+    <w:abstractNumId w:val="8"/>
+  </w:num>
+  <w:num w:numId="30" w16cid:durableId="2139255934">
+    <w:abstractNumId w:val="24"/>
+  </w:num>
+  <w:num w:numId="31" w16cid:durableId="1029255982">
+    <w:abstractNumId w:val="38"/>
+  </w:num>
+  <w:num w:numId="32" w16cid:durableId="304043861">
+    <w:abstractNumId w:val="14"/>
+  </w:num>
+  <w:num w:numId="33" w16cid:durableId="1197543200">
+    <w:abstractNumId w:val="4"/>
+  </w:num>
+  <w:num w:numId="34" w16cid:durableId="2071541018">
+    <w:abstractNumId w:val="30"/>
+  </w:num>
+  <w:num w:numId="35" w16cid:durableId="1350714493">
+    <w:abstractNumId w:val="5"/>
+  </w:num>
+  <w:num w:numId="36" w16cid:durableId="210767971">
+    <w:abstractNumId w:val="27"/>
+  </w:num>
+  <w:num w:numId="37" w16cid:durableId="1313018724">
+    <w:abstractNumId w:val="2"/>
+  </w:num>
+  <w:num w:numId="38" w16cid:durableId="56323635">
+    <w:abstractNumId w:val="36"/>
+  </w:num>
+  <w:num w:numId="39" w16cid:durableId="1061709231">
     <w:abstractNumId w:val="10"/>
   </w:num>
-  <w:num w:numId="29" w16cid:durableId="1828790143">
-    <w:abstractNumId w:val="7"/>
+  <w:num w:numId="40" w16cid:durableId="1810201294">
+    <w:abstractNumId w:val="32"/>
   </w:num>
-  <w:num w:numId="30" w16cid:durableId="2139255934">
-    <w:abstractNumId w:val="21"/>
-  </w:num>
-  <w:num w:numId="31" w16cid:durableId="1029255982">
+  <w:num w:numId="41" w16cid:durableId="580650587">
     <w:abstractNumId w:val="33"/>
   </w:num>
-  <w:num w:numId="32" w16cid:durableId="304043861">
+  <w:num w:numId="42" w16cid:durableId="1435442025">
     <w:abstractNumId w:val="12"/>
   </w:num>
-  <w:num w:numId="33" w16cid:durableId="1197543200">
-    <w:abstractNumId w:val="3"/>
+  <w:num w:numId="43" w16cid:durableId="1307590105">
+    <w:abstractNumId w:val="31"/>
   </w:num>
-  <w:num w:numId="34" w16cid:durableId="2071541018">
-    <w:abstractNumId w:val="27"/>
-  </w:num>
-  <w:num w:numId="35" w16cid:durableId="1350714493">
-    <w:abstractNumId w:val="4"/>
-  </w:num>
-  <w:num w:numId="36" w16cid:durableId="210767971">
-    <w:abstractNumId w:val="24"/>
-  </w:num>
-  <w:num w:numId="37" w16cid:durableId="1313018724">
+  <w:num w:numId="44" w16cid:durableId="371076291">
     <w:abstractNumId w:val="1"/>
   </w:num>
-  <w:num w:numId="38" w16cid:durableId="56323635">
-    <w:abstractNumId w:val="31"/>
+  <w:num w:numId="45" w16cid:durableId="1182550900">
+    <w:abstractNumId w:val="35"/>
   </w:num>
-  <w:num w:numId="39" w16cid:durableId="1061709231">
-    <w:abstractNumId w:val="9"/>
-  </w:num>
-  <w:num w:numId="40" w16cid:durableId="1810201294">
-    <w:abstractNumId w:val="28"/>
-  </w:num>
-  <w:num w:numId="41" w16cid:durableId="580650587">
-    <w:abstractNumId w:val="29"/>
+  <w:num w:numId="46" w16cid:durableId="428548841">
+    <w:abstractNumId w:val="15"/>
   </w:num>
 </w:numbering>
 </file>

--- a/ПР1,3.docx
+++ b/ПР1,3.docx
@@ -4583,7 +4583,7 @@
     </w:p>
     <w:p>
       <w:r>
-        <w:t>Основными целями создания системы являются:</w:t>
+        <w:t>Основными целями создания информационной системы «Каталог и визуализатор 3D-моделей» являются:</w:t>
       </w:r>
     </w:p>
     <w:p>
@@ -4591,18 +4591,18 @@
         <w:pStyle w:val="a1"/>
         <w:numPr>
           <w:ilvl w:val="0"/>
-          <w:numId w:val="32"/>
+          <w:numId w:val="48"/>
         </w:numPr>
         <w:ind w:left="0" w:firstLine="709"/>
       </w:pPr>
       <w:r>
-        <w:t>предоставление пользователям доступа к каталогу 3D-моделей</w:t>
-      </w:r>
-      <w:r>
-        <w:t xml:space="preserve"> не более чем 6 кликов мыши</w:t>
-      </w:r>
-      <w:r>
-        <w:t>;</w:t>
+        <w:t>сокращение времени поиска и доступа пользователя к требуемой 3D-модели до не более 1</w:t>
+      </w:r>
+      <w:r>
+        <w:t>5</w:t>
+      </w:r>
+      <w:r>
+        <w:t xml:space="preserve"> секунд при использовании встроенных средств поиска и навигации;</w:t>
       </w:r>
     </w:p>
     <w:p>
@@ -4610,18 +4610,24 @@
         <w:pStyle w:val="a1"/>
         <w:numPr>
           <w:ilvl w:val="0"/>
-          <w:numId w:val="32"/>
+          <w:numId w:val="48"/>
         </w:numPr>
         <w:ind w:left="0" w:firstLine="709"/>
       </w:pPr>
       <w:r>
-        <w:t xml:space="preserve">обеспечение интерактивной </w:t>
-      </w:r>
-      <w:r>
-        <w:t xml:space="preserve">(изменение положение и угол камеры) </w:t>
-      </w:r>
-      <w:r>
-        <w:t>визуализации 3D-объектов в браузере;</w:t>
+        <w:t xml:space="preserve">обеспечение времени загрузки и начала отображения 3D-модели в визуализаторе не более </w:t>
+      </w:r>
+      <w:r>
+        <w:t>1</w:t>
+      </w:r>
+      <w:r>
+        <w:t xml:space="preserve">5 секунд при размере файла модели до </w:t>
+      </w:r>
+      <w:r>
+        <w:t>100</w:t>
+      </w:r>
+      <w:r>
+        <w:t xml:space="preserve"> МБ;</w:t>
       </w:r>
     </w:p>
     <w:p>
@@ -4629,38 +4635,18 @@
         <w:pStyle w:val="a1"/>
         <w:numPr>
           <w:ilvl w:val="0"/>
-          <w:numId w:val="32"/>
+          <w:numId w:val="48"/>
         </w:numPr>
         <w:ind w:left="0" w:firstLine="709"/>
       </w:pPr>
       <w:r>
-        <w:t>упрощение процесса загрузки</w:t>
-      </w:r>
-      <w:r>
-        <w:t xml:space="preserve"> (</w:t>
-      </w:r>
-      <w:proofErr w:type="spellStart"/>
-      <w:r>
-        <w:t>Drag-and-drop</w:t>
-      </w:r>
-      <w:proofErr w:type="spellEnd"/>
-      <w:r>
-        <w:t>)</w:t>
-      </w:r>
-      <w:r>
-        <w:t xml:space="preserve"> и управления 3D-контентом</w:t>
-      </w:r>
-      <w:r>
-        <w:t xml:space="preserve"> (</w:t>
-      </w:r>
-      <w:r>
-        <w:t>представление в виде дерева каталогов</w:t>
-      </w:r>
-      <w:r>
-        <w:t>)</w:t>
-      </w:r>
-      <w:r>
-        <w:t>;</w:t>
+        <w:t>обеспечение одновременной работы не менее 100</w:t>
+      </w:r>
+      <w:r>
+        <w:t>0</w:t>
+      </w:r>
+      <w:r>
+        <w:t xml:space="preserve"> пользователей без существенного снижения производительности системы;</w:t>
       </w:r>
     </w:p>
     <w:p>
@@ -4668,12 +4654,44 @@
         <w:pStyle w:val="a1"/>
         <w:numPr>
           <w:ilvl w:val="0"/>
-          <w:numId w:val="32"/>
+          <w:numId w:val="48"/>
         </w:numPr>
         <w:ind w:left="0" w:firstLine="709"/>
       </w:pPr>
       <w:r>
-        <w:t>формирование базы данных 3D-моделей;</w:t>
+        <w:t>обеспечение доли успешных операций загрузки и отображения 3D-моделей не менее 9</w:t>
+      </w:r>
+      <w:r>
+        <w:t>5</w:t>
+      </w:r>
+      <w:r>
+        <w:t xml:space="preserve"> % от общего количества операций;</w:t>
+      </w:r>
+    </w:p>
+    <w:p>
+      <w:pPr>
+        <w:pStyle w:val="a1"/>
+        <w:numPr>
+          <w:ilvl w:val="0"/>
+          <w:numId w:val="48"/>
+        </w:numPr>
+        <w:ind w:left="0" w:firstLine="709"/>
+      </w:pPr>
+      <w:r>
+        <w:t>обеспечение надежного хранения и систематизации 3D-моделей в базе данных с возможностью масштабирования объема хранимых данных не менее чем до 10 00 моделей;</w:t>
+      </w:r>
+    </w:p>
+    <w:p>
+      <w:pPr>
+        <w:pStyle w:val="a1"/>
+        <w:numPr>
+          <w:ilvl w:val="0"/>
+          <w:numId w:val="48"/>
+        </w:numPr>
+        <w:ind w:left="0" w:firstLine="709"/>
+      </w:pPr>
+      <w:r>
+        <w:t>обеспечение доступности системы для пользователей через веб-браузер с поддержкой современных технологий интерактивной 3D-визуализации.</w:t>
       </w:r>
     </w:p>
     <w:p>
@@ -4693,34 +4711,128 @@
     <w:p>
       <w:pPr>
         <w:pStyle w:val="2"/>
-      </w:pPr>
-      <w:bookmarkStart w:id="16" w:name="_Toc223628365"/>
-      <w:r>
-        <w:t>Краткие сведения об объекте автоматизации</w:t>
-      </w:r>
-      <w:bookmarkEnd w:id="16"/>
-    </w:p>
-    <w:p>
-      <w:r>
-        <w:t>Объектом автоматизации является</w:t>
-      </w:r>
-      <w:r>
-        <w:t xml:space="preserve"> визуализация и хранение 3</w:t>
-      </w:r>
-      <w:r>
         <w:rPr>
           <w:lang w:val="en-US"/>
         </w:rPr>
-        <w:t>D</w:t>
-      </w:r>
-      <w:r>
-        <w:t xml:space="preserve"> </w:t>
-      </w:r>
-      <w:r>
-        <w:t>моделей</w:t>
-      </w:r>
-      <w:r>
-        <w:t>.</w:t>
+      </w:pPr>
+      <w:bookmarkStart w:id="16" w:name="_Toc223628365"/>
+      <w:r>
+        <w:t>Краткие сведения об объекте автоматизации</w:t>
+      </w:r>
+      <w:bookmarkEnd w:id="16"/>
+    </w:p>
+    <w:p>
+      <w:r>
+        <w:t>Объектом автоматизации являются процессы хранения, каталогизации, поиска и визуализации трехмерных моделей в веб-среде.</w:t>
+      </w:r>
+    </w:p>
+    <w:p>
+      <w:r>
+        <w:t>В рамках создаваемой информационной системы автоматизируются следующие процессы:</w:t>
+      </w:r>
+    </w:p>
+    <w:p>
+      <w:pPr>
+        <w:pStyle w:val="a1"/>
+        <w:numPr>
+          <w:ilvl w:val="0"/>
+          <w:numId w:val="50"/>
+        </w:numPr>
+        <w:ind w:left="0" w:firstLine="709"/>
+      </w:pPr>
+      <w:r>
+        <w:t>загрузка пользователями файлов 3D-моделей в систему;</w:t>
+      </w:r>
+    </w:p>
+    <w:p>
+      <w:pPr>
+        <w:pStyle w:val="a1"/>
+        <w:numPr>
+          <w:ilvl w:val="0"/>
+          <w:numId w:val="50"/>
+        </w:numPr>
+        <w:ind w:left="0" w:firstLine="709"/>
+      </w:pPr>
+      <w:r>
+        <w:t>хранение 3D-моделей и связанных с ними метаданных в базе данных;</w:t>
+      </w:r>
+    </w:p>
+    <w:p>
+      <w:pPr>
+        <w:pStyle w:val="a1"/>
+        <w:numPr>
+          <w:ilvl w:val="0"/>
+          <w:numId w:val="50"/>
+        </w:numPr>
+        <w:ind w:left="0" w:firstLine="709"/>
+      </w:pPr>
+      <w:r>
+        <w:t>систематизация моделей по категориям, тегам и атрибутам;</w:t>
+      </w:r>
+    </w:p>
+    <w:p>
+      <w:pPr>
+        <w:pStyle w:val="a1"/>
+        <w:numPr>
+          <w:ilvl w:val="0"/>
+          <w:numId w:val="50"/>
+        </w:numPr>
+        <w:ind w:left="0" w:firstLine="709"/>
+      </w:pPr>
+      <w:r>
+        <w:t>поиск и фильтрация 3D-моделей по различным параметрам;</w:t>
+      </w:r>
+    </w:p>
+    <w:p>
+      <w:pPr>
+        <w:pStyle w:val="a1"/>
+        <w:numPr>
+          <w:ilvl w:val="0"/>
+          <w:numId w:val="50"/>
+        </w:numPr>
+        <w:ind w:left="0" w:firstLine="709"/>
+      </w:pPr>
+      <w:r>
+        <w:t>интерактивная визуализация 3D-моделей в веб-браузере;</w:t>
+      </w:r>
+    </w:p>
+    <w:p>
+      <w:pPr>
+        <w:pStyle w:val="a1"/>
+        <w:numPr>
+          <w:ilvl w:val="0"/>
+          <w:numId w:val="50"/>
+        </w:numPr>
+        <w:ind w:left="0" w:firstLine="709"/>
+      </w:pPr>
+      <w:r>
+        <w:t>управление учетными записями пользователей;</w:t>
+      </w:r>
+    </w:p>
+    <w:p>
+      <w:pPr>
+        <w:pStyle w:val="a1"/>
+        <w:numPr>
+          <w:ilvl w:val="0"/>
+          <w:numId w:val="50"/>
+        </w:numPr>
+        <w:ind w:left="0" w:firstLine="709"/>
+      </w:pPr>
+      <w:r>
+        <w:t>разграничение прав доступа к функциям системы;</w:t>
+      </w:r>
+    </w:p>
+    <w:p>
+      <w:pPr>
+        <w:pStyle w:val="a1"/>
+        <w:numPr>
+          <w:ilvl w:val="0"/>
+          <w:numId w:val="50"/>
+        </w:numPr>
+        <w:ind w:left="0" w:firstLine="709"/>
+      </w:pPr>
+      <w:r>
+        <w:t>модерация и администрирование загружаемого контента.</w:t>
       </w:r>
     </w:p>
     <w:p>
@@ -4762,6 +4874,166 @@
     </w:p>
     <w:p>
       <w:r>
+        <w:t>Информационная система «Каталог и визуализатор 3D-моделей» функционирует в виде веб-приложения и эксплуатируется в сети Интернет или локальной сети организации.</w:t>
+      </w:r>
+    </w:p>
+    <w:p>
+      <w:r>
+        <w:t xml:space="preserve">Доступ к системе осуществляется через современные веб-браузеры с поддержкой технологий </w:t>
+      </w:r>
+      <w:proofErr w:type="spellStart"/>
+      <w:r>
+        <w:t>WebGL</w:t>
+      </w:r>
+      <w:proofErr w:type="spellEnd"/>
+      <w:r>
+        <w:t>, HTML5 и JavaScript, включая:</w:t>
+      </w:r>
+    </w:p>
+    <w:p>
+      <w:pPr>
+        <w:pStyle w:val="a1"/>
+        <w:numPr>
+          <w:ilvl w:val="0"/>
+          <w:numId w:val="55"/>
+        </w:numPr>
+      </w:pPr>
+      <w:r>
+        <w:t xml:space="preserve">Google </w:t>
+      </w:r>
+      <w:proofErr w:type="spellStart"/>
+      <w:r>
+        <w:t>Chrome</w:t>
+      </w:r>
+      <w:proofErr w:type="spellEnd"/>
+      <w:r>
+        <w:t xml:space="preserve"> (версия не ниже 1</w:t>
+      </w:r>
+      <w:r>
+        <w:t>45</w:t>
+      </w:r>
+      <w:r>
+        <w:t>);</w:t>
+      </w:r>
+    </w:p>
+    <w:p>
+      <w:r>
+        <w:lastRenderedPageBreak/>
+        <w:t xml:space="preserve">Для корректной работы визуализатора 3D-моделей требуется поддержка аппаратного ускорения графики и технологии </w:t>
+      </w:r>
+      <w:proofErr w:type="spellStart"/>
+      <w:r>
+        <w:t>WebGL</w:t>
+      </w:r>
+      <w:proofErr w:type="spellEnd"/>
+      <w:r>
+        <w:t xml:space="preserve"> в браузере пользователя.</w:t>
+      </w:r>
+    </w:p>
+    <w:p>
+      <w:r>
+        <w:t>Минимальные требования к пользовательскому рабочему месту:</w:t>
+      </w:r>
+    </w:p>
+    <w:p>
+      <w:pPr>
+        <w:pStyle w:val="a1"/>
+        <w:numPr>
+          <w:ilvl w:val="0"/>
+          <w:numId w:val="55"/>
+        </w:numPr>
+      </w:pPr>
+      <w:r>
+        <w:t>персональный компьютер или ноутбук;</w:t>
+      </w:r>
+    </w:p>
+    <w:p>
+      <w:pPr>
+        <w:pStyle w:val="a1"/>
+        <w:numPr>
+          <w:ilvl w:val="0"/>
+          <w:numId w:val="55"/>
+        </w:numPr>
+      </w:pPr>
+      <w:r>
+        <w:t>оперативная память не менее 8 ГБ;</w:t>
+      </w:r>
+    </w:p>
+    <w:p>
+      <w:pPr>
+        <w:pStyle w:val="a1"/>
+        <w:numPr>
+          <w:ilvl w:val="0"/>
+          <w:numId w:val="55"/>
+        </w:numPr>
+      </w:pPr>
+      <w:r>
+        <w:t xml:space="preserve">современный графический адаптер с поддержкой </w:t>
+      </w:r>
+      <w:proofErr w:type="spellStart"/>
+      <w:r>
+        <w:t>WebGL</w:t>
+      </w:r>
+      <w:proofErr w:type="spellEnd"/>
+      <w:r>
+        <w:t>;</w:t>
+      </w:r>
+    </w:p>
+    <w:p>
+      <w:pPr>
+        <w:pStyle w:val="a1"/>
+        <w:numPr>
+          <w:ilvl w:val="0"/>
+          <w:numId w:val="55"/>
+        </w:numPr>
+      </w:pPr>
+      <w:r>
+        <w:t>доступ к сети Интернет со скоростью не менее 10 Мбит/с.</w:t>
+      </w:r>
+    </w:p>
+    <w:p>
+      <w:r>
+        <w:t>Ограничения эксплуатации:</w:t>
+      </w:r>
+    </w:p>
+    <w:p>
+      <w:pPr>
+        <w:pStyle w:val="a1"/>
+        <w:numPr>
+          <w:ilvl w:val="0"/>
+          <w:numId w:val="56"/>
+        </w:numPr>
+      </w:pPr>
+      <w:r>
+        <w:t>максимальный размер загружаемой 3D-модели — до 100 МБ;</w:t>
+      </w:r>
+    </w:p>
+    <w:p>
+      <w:pPr>
+        <w:pStyle w:val="a1"/>
+        <w:numPr>
+          <w:ilvl w:val="0"/>
+          <w:numId w:val="56"/>
+        </w:numPr>
+      </w:pPr>
+      <w:r>
+        <w:t>одновременное количество пользователей — не менее 1000;</w:t>
+      </w:r>
+    </w:p>
+    <w:p>
+      <w:pPr>
+        <w:pStyle w:val="a1"/>
+        <w:numPr>
+          <w:ilvl w:val="0"/>
+          <w:numId w:val="56"/>
+        </w:numPr>
+      </w:pPr>
+      <w:r>
+        <w:t>поддерживаемые форматы 3D-моделей определяются на этапе технического проектирования.</w:t>
+      </w:r>
+    </w:p>
+    <w:p>
+      <w:r>
         <w:t xml:space="preserve">Условия эксплуатации персональных компьютеров Системы соответствуют Гигиеническим требованиям к видео-дисплейным терминалам, персональным электронно-вычислительным машинам и организации работы (Санитарные правила и нормы. СанПиН </w:t>
       </w:r>
       <w:proofErr w:type="gramStart"/>
@@ -4774,11 +5046,15 @@
       </w:r>
     </w:p>
     <w:p>
+      <w:pPr>
+        <w:rPr>
+          <w:lang w:val="en-US"/>
+        </w:rPr>
+      </w:pPr>
       <w:r>
         <w:t>Исполнитель должен проверить соблюдение условий эксплуатации комплекса технических средств на этапе технического проектирования.</w:t>
       </w:r>
     </w:p>
-    <w:p/>
     <w:p>
       <w:pPr>
         <w:pStyle w:val="a"/>
@@ -5056,194 +5332,15 @@
     </w:p>
     <w:p>
       <w:pPr>
-        <w:numPr>
-          <w:ilvl w:val="0"/>
-          <w:numId w:val="33"/>
-        </w:numPr>
-        <w:ind w:left="0" w:firstLine="720"/>
-      </w:pPr>
-      <w:r>
-        <w:t>Время на полный запуск (или перезапуск) системы и компонентов системы должно составлять не более 15 минут. Время загрузки отдельной 3D-модели — не более 15 секунд при размере файла</w:t>
-      </w:r>
-      <w:r>
-        <w:t xml:space="preserve"> 100 </w:t>
-      </w:r>
-      <w:r>
-        <w:t>МБ</w:t>
-      </w:r>
-      <w:r>
-        <w:t>.</w:t>
-      </w:r>
-    </w:p>
-    <w:p>
-      <w:pPr>
-        <w:numPr>
-          <w:ilvl w:val="0"/>
-          <w:numId w:val="33"/>
-        </w:numPr>
-        <w:ind w:left="0" w:firstLine="720"/>
-      </w:pPr>
-      <w:r>
-        <w:t>Время полной загрузки сайта не более 10 секунд.</w:t>
-      </w:r>
-    </w:p>
-    <w:p>
-      <w:pPr>
-        <w:numPr>
-          <w:ilvl w:val="0"/>
-          <w:numId w:val="33"/>
-        </w:numPr>
-        <w:ind w:left="0" w:firstLine="720"/>
-      </w:pPr>
-      <w:r>
-        <w:t>Время частичной загрузки сайта не более 3 секунд.</w:t>
-      </w:r>
-    </w:p>
-    <w:p>
-      <w:pPr>
-        <w:numPr>
-          <w:ilvl w:val="0"/>
-          <w:numId w:val="33"/>
-        </w:numPr>
-        <w:ind w:left="0" w:firstLine="720"/>
-      </w:pPr>
-      <w:r>
-        <w:t>Коэффициент юзабилити — не менее 85 %.</w:t>
-      </w:r>
-    </w:p>
-    <w:p>
-      <w:pPr>
-        <w:numPr>
-          <w:ilvl w:val="0"/>
-          <w:numId w:val="33"/>
-        </w:numPr>
-        <w:ind w:left="0" w:firstLine="720"/>
-      </w:pPr>
-      <w:r>
-        <w:t>Коэффициент интерактивности</w:t>
-      </w:r>
-      <w:r>
-        <w:rPr>
-          <w:lang w:val="en-US"/>
-        </w:rPr>
-        <w:t xml:space="preserve"> </w:t>
-      </w:r>
-      <w:r>
-        <w:t>— не менее 90 %.</w:t>
-      </w:r>
-    </w:p>
-    <w:p>
-      <w:pPr>
-        <w:numPr>
-          <w:ilvl w:val="0"/>
-          <w:numId w:val="33"/>
-        </w:numPr>
-        <w:ind w:left="0" w:firstLine="720"/>
-      </w:pPr>
-      <w:r>
-        <w:t>Достоверность отображаемых данных — не менее 9</w:t>
-      </w:r>
-      <w:r>
-        <w:t>5</w:t>
-      </w:r>
-      <w:r>
-        <w:t xml:space="preserve"> %.</w:t>
-      </w:r>
-    </w:p>
-    <w:p>
-      <w:pPr>
-        <w:numPr>
-          <w:ilvl w:val="0"/>
-          <w:numId w:val="33"/>
-        </w:numPr>
-        <w:ind w:left="0" w:firstLine="720"/>
-      </w:pPr>
-      <w:r>
-        <w:t>Время отклика пользовательского интерфейса — не более 3 секунд.</w:t>
-      </w:r>
-    </w:p>
-    <w:p>
-      <w:pPr>
-        <w:numPr>
-          <w:ilvl w:val="0"/>
-          <w:numId w:val="33"/>
-        </w:numPr>
-        <w:ind w:left="0" w:firstLine="720"/>
-      </w:pPr>
-      <w:r>
-        <w:lastRenderedPageBreak/>
-        <w:t xml:space="preserve">REST API подсистемы </w:t>
-      </w:r>
-      <w:r>
-        <w:t xml:space="preserve">визуализации — не менее </w:t>
-      </w:r>
-      <w:r>
-        <w:t>30</w:t>
-      </w:r>
-      <w:r>
-        <w:t xml:space="preserve"> запросов в минуту</w:t>
-      </w:r>
-      <w:r>
-        <w:t xml:space="preserve"> на пользователя</w:t>
-      </w:r>
-      <w:r>
-        <w:t>.</w:t>
-      </w:r>
-    </w:p>
-    <w:p>
-      <w:r>
-        <w:t>Требования к аппаратным средствам и масштабированию системы для обеспечения указанных показателей определяются на этапе технического проектирования.</w:t>
-      </w:r>
-    </w:p>
-    <w:p>
-      <w:pPr>
-        <w:pStyle w:val="3"/>
-      </w:pPr>
-      <w:r>
-        <w:t>Требования к надежности</w:t>
-      </w:r>
-    </w:p>
-    <w:p>
-      <w:r>
-        <w:t>Программное обеспечение не должно выходить из строя более чем на 3 минуты</w:t>
-      </w:r>
-      <w:r>
-        <w:t xml:space="preserve"> в день</w:t>
-      </w:r>
-      <w:r>
-        <w:t>.</w:t>
-      </w:r>
-    </w:p>
-    <w:p>
-      <w:r>
-        <w:t>Для обеспечения устойчивости к потере данных должна быть предусмотрена регулярная</w:t>
-      </w:r>
-      <w:r>
-        <w:t xml:space="preserve"> (3 дня)</w:t>
-      </w:r>
-      <w:r>
-        <w:t xml:space="preserve"> процедура резервного копирования базы данных и загружаемого контента.</w:t>
-      </w:r>
-    </w:p>
-    <w:p>
-      <w:r>
-        <w:t>Надежность должна обеспечиваться за счет:</w:t>
-      </w:r>
-    </w:p>
-    <w:p>
-      <w:pPr>
         <w:pStyle w:val="a1"/>
         <w:numPr>
           <w:ilvl w:val="0"/>
-          <w:numId w:val="34"/>
+          <w:numId w:val="27"/>
         </w:numPr>
         <w:ind w:left="0" w:firstLine="709"/>
       </w:pPr>
       <w:r>
-        <w:t>П</w:t>
-      </w:r>
-      <w:r>
-        <w:t>рименения технических средств, системного и базового программного обеспечения, соответствующих классу решаемых задач;</w:t>
+        <w:t>Время полного запуска (или перезапуска) системы и её компонентов должно составлять не более 15 минут.</w:t>
       </w:r>
     </w:p>
     <w:p>
@@ -5251,15 +5348,12 @@
         <w:pStyle w:val="a1"/>
         <w:numPr>
           <w:ilvl w:val="0"/>
-          <w:numId w:val="34"/>
+          <w:numId w:val="27"/>
         </w:numPr>
         <w:ind w:left="0" w:firstLine="709"/>
       </w:pPr>
       <w:r>
-        <w:t>С</w:t>
-      </w:r>
-      <w:r>
-        <w:t>облюдения правил эксплуатации и технического обслуживания программно-аппаратных средств;</w:t>
+        <w:t>Время загрузки и начала отображения отдельной 3D-модели в визуализаторе должно составлять не более 15 секунд при размере файла модели до 100 МБ.</w:t>
       </w:r>
     </w:p>
     <w:p>
@@ -5267,27 +5361,65 @@
         <w:pStyle w:val="a1"/>
         <w:numPr>
           <w:ilvl w:val="0"/>
-          <w:numId w:val="34"/>
+          <w:numId w:val="27"/>
         </w:numPr>
         <w:ind w:left="0" w:firstLine="709"/>
       </w:pPr>
       <w:r>
-        <w:t>Регулярное р</w:t>
-      </w:r>
-      <w:r>
-        <w:t>езервно</w:t>
-      </w:r>
-      <w:r>
-        <w:t xml:space="preserve">е </w:t>
-      </w:r>
-      <w:r>
-        <w:t>копировани</w:t>
-      </w:r>
-      <w:r>
-        <w:t xml:space="preserve">е </w:t>
-      </w:r>
-      <w:r>
-        <w:t>базы данных</w:t>
+        <w:t>Время полной загрузки главной страницы веб-приложения должно составлять не более 10 секунд при стандартном интернет-соединении пользователя.</w:t>
+      </w:r>
+    </w:p>
+    <w:p>
+      <w:pPr>
+        <w:pStyle w:val="a1"/>
+        <w:numPr>
+          <w:ilvl w:val="0"/>
+          <w:numId w:val="27"/>
+        </w:numPr>
+        <w:ind w:left="0" w:firstLine="709"/>
+      </w:pPr>
+      <w:r>
+        <w:t>Время частичной загрузки страниц (подгрузка элементов интерфейса, данных каталога) должно составлять не более 3 секунд.</w:t>
+      </w:r>
+    </w:p>
+    <w:p>
+      <w:pPr>
+        <w:pStyle w:val="a1"/>
+        <w:numPr>
+          <w:ilvl w:val="0"/>
+          <w:numId w:val="27"/>
+        </w:numPr>
+        <w:ind w:left="0" w:firstLine="709"/>
+      </w:pPr>
+      <w:r>
+        <w:lastRenderedPageBreak/>
+        <w:t>Время отклика пользовательского интерфейса на действия пользователя должно составлять не более 3 секунд.</w:t>
+      </w:r>
+    </w:p>
+    <w:p>
+      <w:pPr>
+        <w:pStyle w:val="a1"/>
+        <w:numPr>
+          <w:ilvl w:val="0"/>
+          <w:numId w:val="27"/>
+        </w:numPr>
+        <w:ind w:left="0" w:firstLine="709"/>
+      </w:pPr>
+      <w:r>
+        <w:t>Система должна обеспечивать одновременную работу не менее 1000 пользователей без существенного снижения производительности.</w:t>
+      </w:r>
+    </w:p>
+    <w:p>
+      <w:pPr>
+        <w:pStyle w:val="a1"/>
+        <w:numPr>
+          <w:ilvl w:val="0"/>
+          <w:numId w:val="27"/>
+        </w:numPr>
+        <w:ind w:left="0" w:firstLine="709"/>
+      </w:pPr>
+      <w:r>
+        <w:t>Подсистема API должна обеспечивать обработку не менее 30 запросов в минуту на одного пользователя.</w:t>
       </w:r>
     </w:p>
     <w:p>
@@ -5295,12 +5427,233 @@
         <w:pStyle w:val="3"/>
       </w:pPr>
       <w:r>
+        <w:t>Требования к надежности</w:t>
+      </w:r>
+    </w:p>
+    <w:p>
+      <w:r>
+        <w:t>Информационная система должна обеспечивать устойчивую и непрерывную работу при штатных условиях эксплуатации.</w:t>
+      </w:r>
+    </w:p>
+    <w:p>
+      <w:r>
+        <w:t>Допустимое суммарное время недоступности системы не должно превышать 30 минут в сутки, за исключением плановых регламентных работ.</w:t>
+      </w:r>
+    </w:p>
+    <w:p>
+      <w:r>
+        <w:t>Для обеспечения сохранности данных и восстановления системы после сбоев должны быть реализованы механизмы резервного копирования.</w:t>
+      </w:r>
+    </w:p>
+    <w:p>
+      <w:r>
+        <w:t>Резервное копирование должно осуществляться следующим образом:</w:t>
+      </w:r>
+    </w:p>
+    <w:p>
+      <w:pPr>
+        <w:pStyle w:val="a1"/>
+        <w:numPr>
+          <w:ilvl w:val="0"/>
+          <w:numId w:val="60"/>
+        </w:numPr>
+        <w:ind w:left="0" w:firstLine="709"/>
+      </w:pPr>
+      <w:r>
+        <w:t>ежедневное резервное копирование базы данных;</w:t>
+      </w:r>
+    </w:p>
+    <w:p>
+      <w:pPr>
+        <w:pStyle w:val="a1"/>
+        <w:numPr>
+          <w:ilvl w:val="0"/>
+          <w:numId w:val="60"/>
+        </w:numPr>
+        <w:ind w:left="0" w:firstLine="709"/>
+      </w:pPr>
+      <w:r>
+        <w:t>ежедневное резервное копирование загружаемого пользователями контента (3D-моделей);</w:t>
+      </w:r>
+    </w:p>
+    <w:p>
+      <w:pPr>
+        <w:pStyle w:val="a1"/>
+        <w:numPr>
+          <w:ilvl w:val="0"/>
+          <w:numId w:val="60"/>
+        </w:numPr>
+        <w:ind w:left="0" w:firstLine="709"/>
+      </w:pPr>
+      <w:r>
+        <w:t>хранение резервных копий не менее 7 календарных дней.</w:t>
+      </w:r>
+    </w:p>
+    <w:p>
+      <w:r>
+        <w:t>В случае возникновения сбоя система должна обеспечивать возможность восстановления работоспособности и целостности данных из резервной копии.</w:t>
+      </w:r>
+    </w:p>
+    <w:p>
+      <w:r>
+        <w:t>Надежность системы должна обеспечиваться за счет:</w:t>
+      </w:r>
+    </w:p>
+    <w:p>
+      <w:pPr>
+        <w:pStyle w:val="a1"/>
+        <w:numPr>
+          <w:ilvl w:val="0"/>
+          <w:numId w:val="61"/>
+        </w:numPr>
+        <w:ind w:left="0" w:firstLine="709"/>
+      </w:pPr>
+      <w:r>
+        <w:t>применения технических средств, системного и прикладного программного обеспечения, соответствующих классу решаемых задач;</w:t>
+      </w:r>
+    </w:p>
+    <w:p>
+      <w:pPr>
+        <w:pStyle w:val="a1"/>
+        <w:numPr>
+          <w:ilvl w:val="0"/>
+          <w:numId w:val="61"/>
+        </w:numPr>
+        <w:ind w:left="0" w:firstLine="709"/>
+      </w:pPr>
+      <w:r>
+        <w:t>соблюдения правил эксплуатации и технического обслуживания программно-аппаратных средств;</w:t>
+      </w:r>
+    </w:p>
+    <w:p>
+      <w:pPr>
+        <w:pStyle w:val="a1"/>
+        <w:numPr>
+          <w:ilvl w:val="0"/>
+          <w:numId w:val="61"/>
+        </w:numPr>
+        <w:ind w:left="0" w:firstLine="709"/>
+      </w:pPr>
+      <w:r>
+        <w:t>регулярного резервного копирования базы данных и пользовательского контента;</w:t>
+      </w:r>
+    </w:p>
+    <w:p>
+      <w:pPr>
+        <w:pStyle w:val="a1"/>
+        <w:numPr>
+          <w:ilvl w:val="0"/>
+          <w:numId w:val="61"/>
+        </w:numPr>
+        <w:ind w:left="0" w:firstLine="709"/>
+      </w:pPr>
+      <w:r>
+        <w:lastRenderedPageBreak/>
+        <w:t>мониторинга состояния серверной инфраструктуры и своевременного выявления сбоев.</w:t>
+      </w:r>
+    </w:p>
+    <w:p>
+      <w:pPr>
+        <w:pStyle w:val="3"/>
+      </w:pPr>
+      <w:r>
         <w:t>Требования к безопасности</w:t>
       </w:r>
     </w:p>
     <w:p>
       <w:r>
-        <w:t>Безопасность данных пользователей должна обеспечиваться шифрованием, а также обеспечением устойчивости программно-технических средств к возможным кибератакам.</w:t>
+        <w:t>Информационная система должна обеспечивать защиту данных пользователей и устойчивость к несанкционированному доступу и возможным сетевым атакам.</w:t>
+      </w:r>
+    </w:p>
+    <w:p>
+      <w:r>
+        <w:t>Для обеспечения безопасности в системе должны быть реализованы следующие механизмы:</w:t>
+      </w:r>
+    </w:p>
+    <w:p>
+      <w:pPr>
+        <w:pStyle w:val="a1"/>
+        <w:numPr>
+          <w:ilvl w:val="0"/>
+          <w:numId w:val="63"/>
+        </w:numPr>
+        <w:ind w:left="0" w:firstLine="709"/>
+      </w:pPr>
+      <w:r>
+        <w:t>аутентификация и авторизация пользователей при доступе к функциональным возможностям системы;</w:t>
+      </w:r>
+    </w:p>
+    <w:p>
+      <w:pPr>
+        <w:pStyle w:val="a1"/>
+        <w:numPr>
+          <w:ilvl w:val="0"/>
+          <w:numId w:val="63"/>
+        </w:numPr>
+        <w:ind w:left="0" w:firstLine="709"/>
+      </w:pPr>
+      <w:r>
+        <w:t>разграничение прав доступа пользователей в соответствии с их ролями (гость, пользователь, администратор);</w:t>
+      </w:r>
+    </w:p>
+    <w:p>
+      <w:pPr>
+        <w:pStyle w:val="a1"/>
+        <w:numPr>
+          <w:ilvl w:val="0"/>
+          <w:numId w:val="63"/>
+        </w:numPr>
+        <w:ind w:left="0" w:firstLine="709"/>
+      </w:pPr>
+      <w:r>
+        <w:t>шифрование передаваемых данных между клиентской и серверной частями системы с использованием протокола HTTPS;</w:t>
+      </w:r>
+    </w:p>
+    <w:p>
+      <w:pPr>
+        <w:pStyle w:val="a1"/>
+        <w:numPr>
+          <w:ilvl w:val="0"/>
+          <w:numId w:val="63"/>
+        </w:numPr>
+        <w:ind w:left="0" w:firstLine="709"/>
+      </w:pPr>
+      <w:r>
+        <w:t xml:space="preserve">защищенное хранение учетных данных пользователей, включая хранение паролей в виде криптографических </w:t>
+      </w:r>
+      <w:proofErr w:type="spellStart"/>
+      <w:r>
+        <w:t>хешей</w:t>
+      </w:r>
+      <w:proofErr w:type="spellEnd"/>
+      <w:r>
+        <w:t>;</w:t>
+      </w:r>
+    </w:p>
+    <w:p>
+      <w:pPr>
+        <w:pStyle w:val="a1"/>
+        <w:numPr>
+          <w:ilvl w:val="0"/>
+          <w:numId w:val="63"/>
+        </w:numPr>
+        <w:ind w:left="0" w:firstLine="709"/>
+      </w:pPr>
+      <w:r>
+        <w:t>ограничение доступа к административным функциям только для пользователей с соответствующими правами;</w:t>
+      </w:r>
+    </w:p>
+    <w:p>
+      <w:pPr>
+        <w:pStyle w:val="a1"/>
+        <w:numPr>
+          <w:ilvl w:val="0"/>
+          <w:numId w:val="63"/>
+        </w:numPr>
+        <w:ind w:left="0" w:firstLine="709"/>
+      </w:pPr>
+      <w:r>
+        <w:t>защита от типовых веб-угроз, включая попытки подбора пароля, внедрения вредоносного кода и несанкционированного доступа к данным.</w:t>
       </w:r>
     </w:p>
     <w:p>
@@ -5313,11 +5666,91 @@
     </w:p>
     <w:p>
       <w:r>
-        <w:t xml:space="preserve">Взаимодействие пользователей с прикладным программным обеспечением, входящим в состав системы должно осуществляться посредством визуального графического интерфейса (GUI). Интерфейс системы должен быть </w:t>
-      </w:r>
+        <w:t>Взаимодействие пользователей с программным обеспечением системы должно осуществляться посредством визуального графического интерфейса (GUI), доступного через веб-браузер.</w:t>
+      </w:r>
+    </w:p>
+    <w:p>
+      <w:r>
+        <w:t>Интерфейс системы должен соответствовать следующим требованиям:</w:t>
+      </w:r>
+    </w:p>
+    <w:p>
+      <w:pPr>
+        <w:pStyle w:val="a1"/>
+        <w:numPr>
+          <w:ilvl w:val="0"/>
+          <w:numId w:val="67"/>
+        </w:numPr>
+        <w:ind w:left="0" w:firstLine="709"/>
+      </w:pPr>
       <w:r>
         <w:lastRenderedPageBreak/>
-        <w:t>интуитивно понятным, не перегруженным графическими элементами и обеспечивать быстрое отображение экранных форм и 3D-моделей.</w:t>
+        <w:t>интерфейс должен обеспечивать навигацию по основным разделам системы (каталог моделей, поиск, личный кабинет, загрузка моделей) через элементы меню или панели навигации;</w:t>
+      </w:r>
+    </w:p>
+    <w:p>
+      <w:pPr>
+        <w:pStyle w:val="a1"/>
+        <w:numPr>
+          <w:ilvl w:val="0"/>
+          <w:numId w:val="67"/>
+        </w:numPr>
+        <w:ind w:left="0" w:firstLine="709"/>
+      </w:pPr>
+      <w:r>
+        <w:t>время отклика интерфейса на действия пользователя (открытие страницы, выполнение команды) должно составлять не более 3 секунд;</w:t>
+      </w:r>
+    </w:p>
+    <w:p>
+      <w:pPr>
+        <w:pStyle w:val="a1"/>
+        <w:numPr>
+          <w:ilvl w:val="0"/>
+          <w:numId w:val="67"/>
+        </w:numPr>
+        <w:ind w:left="0" w:firstLine="709"/>
+      </w:pPr>
+      <w:r>
+        <w:t>основные функции системы должны быть доступны пользователю не более чем за 3 перехода по интерфейсу;</w:t>
+      </w:r>
+    </w:p>
+    <w:p>
+      <w:pPr>
+        <w:pStyle w:val="a1"/>
+        <w:numPr>
+          <w:ilvl w:val="0"/>
+          <w:numId w:val="67"/>
+        </w:numPr>
+        <w:ind w:left="0" w:firstLine="709"/>
+      </w:pPr>
+      <w:r>
+        <w:t>элементы управления (кнопки, поля ввода, меню) должны иметь единый стиль оформления и расположение на всех страницах системы;</w:t>
+      </w:r>
+    </w:p>
+    <w:p>
+      <w:pPr>
+        <w:pStyle w:val="a1"/>
+        <w:numPr>
+          <w:ilvl w:val="0"/>
+          <w:numId w:val="67"/>
+        </w:numPr>
+        <w:ind w:left="0" w:firstLine="709"/>
+      </w:pPr>
+      <w:r>
+        <w:t>интерфейс должен корректно отображаться в поддерживаемых веб-браузерах при разрешении экрана не менее 1280×720;</w:t>
+      </w:r>
+    </w:p>
+    <w:p>
+      <w:pPr>
+        <w:pStyle w:val="a1"/>
+        <w:numPr>
+          <w:ilvl w:val="0"/>
+          <w:numId w:val="67"/>
+        </w:numPr>
+        <w:ind w:left="0" w:firstLine="709"/>
+      </w:pPr>
+      <w:r>
+        <w:t>система должна обеспечивать корректное отображение 3D-моделей и элементов интерфейса без искажения и наложения графических элементов.</w:t>
       </w:r>
     </w:p>
     <w:p>
@@ -5351,12 +5784,96 @@
         <w:pStyle w:val="3"/>
       </w:pPr>
       <w:r>
+        <w:lastRenderedPageBreak/>
         <w:t>Требования к защите информации от несанкционированного доступа</w:t>
       </w:r>
     </w:p>
     <w:p>
       <w:r>
-        <w:t>При работе с системой необходимо, чтобы данные могли быть восстановлены в случае потери, информация компании и пользователей была защищена от доступа или модификации несанкционированными лицами.</w:t>
+        <w:t>Система должна обеспечивать защиту информации от несанкционированного доступа, изменения и удаления данных.</w:t>
+      </w:r>
+    </w:p>
+    <w:p>
+      <w:r>
+        <w:t>Для обеспечения защиты информации должны быть реализованы следующие требования:</w:t>
+      </w:r>
+    </w:p>
+    <w:p>
+      <w:pPr>
+        <w:pStyle w:val="a1"/>
+        <w:numPr>
+          <w:ilvl w:val="0"/>
+          <w:numId w:val="65"/>
+        </w:numPr>
+        <w:ind w:left="0" w:firstLine="709"/>
+      </w:pPr>
+      <w:r>
+        <w:t>применение механизмов аутентификации пользователей при входе в систему;</w:t>
+      </w:r>
+    </w:p>
+    <w:p>
+      <w:pPr>
+        <w:pStyle w:val="a1"/>
+        <w:numPr>
+          <w:ilvl w:val="0"/>
+          <w:numId w:val="65"/>
+        </w:numPr>
+        <w:ind w:left="0" w:firstLine="709"/>
+      </w:pPr>
+      <w:r>
+        <w:t>разграничение прав доступа к функциям системы и данным в зависимости от роли пользователя;</w:t>
+      </w:r>
+    </w:p>
+    <w:p>
+      <w:pPr>
+        <w:pStyle w:val="a1"/>
+        <w:numPr>
+          <w:ilvl w:val="0"/>
+          <w:numId w:val="65"/>
+        </w:numPr>
+        <w:ind w:left="0" w:firstLine="709"/>
+      </w:pPr>
+      <w:r>
+        <w:t>журналирование действий пользователей и администраторов, включая операции входа в систему, загрузки и удаления 3D-моделей, а также изменения прав доступа;</w:t>
+      </w:r>
+    </w:p>
+    <w:p>
+      <w:pPr>
+        <w:pStyle w:val="a1"/>
+        <w:numPr>
+          <w:ilvl w:val="0"/>
+          <w:numId w:val="65"/>
+        </w:numPr>
+        <w:ind w:left="0" w:firstLine="709"/>
+      </w:pPr>
+      <w:r>
+        <w:t>контроль доступа к базе данных и серверным ресурсам системы;</w:t>
+      </w:r>
+    </w:p>
+    <w:p>
+      <w:pPr>
+        <w:pStyle w:val="a1"/>
+        <w:numPr>
+          <w:ilvl w:val="0"/>
+          <w:numId w:val="65"/>
+        </w:numPr>
+        <w:ind w:left="0" w:firstLine="709"/>
+      </w:pPr>
+      <w:r>
+        <w:t>обеспечение возможности восстановления данных из резервных копий в случае их утраты или повреждения;</w:t>
+      </w:r>
+    </w:p>
+    <w:p>
+      <w:pPr>
+        <w:pStyle w:val="a1"/>
+        <w:numPr>
+          <w:ilvl w:val="0"/>
+          <w:numId w:val="65"/>
+        </w:numPr>
+        <w:ind w:left="0" w:firstLine="709"/>
+      </w:pPr>
+      <w:r>
+        <w:t>защита системы от несанкционированного доступа к административным интерфейсам.</w:t>
       </w:r>
     </w:p>
     <w:p>
@@ -5377,20 +5894,20 @@
         <w:pStyle w:val="3"/>
       </w:pPr>
       <w:r>
+        <w:t>Требования к защите от влияния внешних воздействий</w:t>
+      </w:r>
+    </w:p>
+    <w:p>
+      <w:r>
+        <w:t>Требование к защите от влияния внешних воздействий не предъявляются.</w:t>
+      </w:r>
+    </w:p>
+    <w:p>
+      <w:pPr>
+        <w:pStyle w:val="3"/>
+      </w:pPr>
+      <w:r>
         <w:lastRenderedPageBreak/>
-        <w:t>Требования к защите от влияния внешних воздействий</w:t>
-      </w:r>
-    </w:p>
-    <w:p>
-      <w:r>
-        <w:t>Требование к защите от влияния внешних воздействий не предъявляются.</w:t>
-      </w:r>
-    </w:p>
-    <w:p>
-      <w:pPr>
-        <w:pStyle w:val="3"/>
-      </w:pPr>
-      <w:r>
         <w:t>Требования к патентной чистоте</w:t>
       </w:r>
     </w:p>
@@ -5430,19 +5947,83 @@
     </w:p>
     <w:p>
       <w:r>
-        <w:t>Для реализации статических страниц и шаблонов должны использоваться языки HTML и CSS. Исходный код должен разрабатываться в соответствии со стандартами W3C (HTML 5). Для реализации интерактивных элементов клиентской части должны использоваться языки JavaScript</w:t>
-      </w:r>
-      <w:r>
-        <w:t xml:space="preserve">, </w:t>
-      </w:r>
-      <w:r>
-        <w:rPr>
-          <w:lang w:val="en-US"/>
-        </w:rPr>
-        <w:t>TypeScript</w:t>
-      </w:r>
-      <w:r>
-        <w:t>.</w:t>
+        <w:t>Разрабатываемая информационная система должна использовать общепринятые стандарты и технологии веб-разработки, обеспечивающие совместимость с современными веб-браузерами.</w:t>
+      </w:r>
+    </w:p>
+    <w:p>
+      <w:r>
+        <w:t>Клиентская часть системы должна обеспечивать корректное отображение пользовательского интерфейса и функционирование интерактивных элементов в поддерживаемых веб-браузерах.</w:t>
+      </w:r>
+    </w:p>
+    <w:p>
+      <w:r>
+        <w:t xml:space="preserve">При разработке системы должны использоваться стандарты и спецификации, рекомендуемые консорциумом World Wide Web </w:t>
+      </w:r>
+      <w:proofErr w:type="spellStart"/>
+      <w:r>
+        <w:t>Consortium</w:t>
+      </w:r>
+      <w:proofErr w:type="spellEnd"/>
+      <w:r>
+        <w:t>, включая:</w:t>
+      </w:r>
+    </w:p>
+    <w:p>
+      <w:pPr>
+        <w:pStyle w:val="a1"/>
+        <w:numPr>
+          <w:ilvl w:val="0"/>
+          <w:numId w:val="69"/>
+        </w:numPr>
+        <w:ind w:left="0" w:firstLine="709"/>
+      </w:pPr>
+      <w:r>
+        <w:t>спецификации языка разметки HTML;</w:t>
+      </w:r>
+    </w:p>
+    <w:p>
+      <w:pPr>
+        <w:pStyle w:val="a1"/>
+        <w:numPr>
+          <w:ilvl w:val="0"/>
+          <w:numId w:val="69"/>
+        </w:numPr>
+        <w:ind w:left="0" w:firstLine="709"/>
+      </w:pPr>
+      <w:r>
+        <w:t>спецификации таблиц стилей CSS;</w:t>
+      </w:r>
+    </w:p>
+    <w:p>
+      <w:pPr>
+        <w:pStyle w:val="a1"/>
+        <w:numPr>
+          <w:ilvl w:val="0"/>
+          <w:numId w:val="69"/>
+        </w:numPr>
+        <w:ind w:left="0" w:firstLine="709"/>
+      </w:pPr>
+      <w:r>
+        <w:lastRenderedPageBreak/>
+        <w:t>стандарты работы веб-браузеров с документами и объектной моделью Document Object Model;</w:t>
+      </w:r>
+    </w:p>
+    <w:p>
+      <w:pPr>
+        <w:pStyle w:val="a1"/>
+        <w:numPr>
+          <w:ilvl w:val="0"/>
+          <w:numId w:val="69"/>
+        </w:numPr>
+        <w:ind w:left="0" w:firstLine="709"/>
+      </w:pPr>
+      <w:r>
+        <w:t>стандарты обмена данными и сетевого взаимодействия на основе протоколов HTTP и HTTPS.</w:t>
+      </w:r>
+    </w:p>
+    <w:p>
+      <w:r>
+        <w:t>Выбор конкретных языков программирования, фреймворков и библиотек для реализации системы определяется на этапе технического проектирования.</w:t>
       </w:r>
     </w:p>
     <w:p>
@@ -5453,19 +6034,30 @@
         </w:rPr>
       </w:pPr>
       <w:r>
-        <w:lastRenderedPageBreak/>
         <w:t>Дополнительные требования</w:t>
       </w:r>
     </w:p>
+    <w:p>
+      <w:r>
+        <w:t>Дополнительные требования не предъявляются.</w:t>
+      </w:r>
+    </w:p>
+    <w:p/>
     <w:p>
       <w:pPr>
         <w:rPr>
           <w:lang w:val="en-US"/>
         </w:rPr>
-      </w:pPr>
-      <w:r>
-        <w:t>Дополнительные требования не предъявляются.</w:t>
-      </w:r>
+        <w:sectPr>
+          <w:footerReference w:type="default" r:id="rId9"/>
+          <w:footerReference w:type="first" r:id="rId10"/>
+          <w:pgSz w:w="11906" w:h="16838" w:code="9"/>
+          <w:pgMar w:top="1134" w:right="567" w:bottom="1134" w:left="1701" w:header="709" w:footer="709" w:gutter="0"/>
+          <w:cols w:space="708"/>
+          <w:titlePg/>
+          <w:docGrid w:linePitch="360"/>
+        </w:sectPr>
+      </w:pPr>
     </w:p>
     <w:p>
       <w:pPr>
@@ -5473,6 +6065,7 @@
       </w:pPr>
       <w:bookmarkStart w:id="20" w:name="_Toc223628369"/>
       <w:r>
+        <w:lastRenderedPageBreak/>
         <w:t>Требования к функциям (задачам), выполняемым системой</w:t>
       </w:r>
       <w:bookmarkEnd w:id="20"/>
@@ -5487,58 +6080,85 @@
     </w:p>
     <w:tbl>
       <w:tblPr>
-        <w:tblStyle w:val="ae"/>
-        <w:tblW w:w="0" w:type="auto"/>
+        <w:tblStyle w:val="11"/>
+        <w:tblW w:w="5000" w:type="pct"/>
         <w:tblLook w:val="04A0" w:firstRow="1" w:lastRow="0" w:firstColumn="1" w:lastColumn="0" w:noHBand="0" w:noVBand="1"/>
       </w:tblPr>
       <w:tblGrid>
-        <w:gridCol w:w="4814"/>
-        <w:gridCol w:w="4814"/>
+        <w:gridCol w:w="2469"/>
+        <w:gridCol w:w="2676"/>
+        <w:gridCol w:w="2717"/>
+        <w:gridCol w:w="3556"/>
+        <w:gridCol w:w="3142"/>
       </w:tblGrid>
       <w:tr>
         <w:tc>
           <w:tcPr>
-            <w:tcW w:w="4814" w:type="dxa"/>
+            <w:tcW w:w="848" w:type="pct"/>
+            <w:hideMark/>
           </w:tcPr>
           <w:p>
             <w:pPr>
               <w:pStyle w:val="af7"/>
-              <w:jc w:val="center"/>
-              <w:rPr>
-                <w:b/>
-                <w:bCs/>
-                <w:lang w:val="en-US"/>
-              </w:rPr>
             </w:pPr>
             <w:r>
-              <w:rPr>
-                <w:b/>
-                <w:bCs/>
-              </w:rPr>
               <w:t>Функция</w:t>
             </w:r>
           </w:p>
         </w:tc>
         <w:tc>
           <w:tcPr>
-            <w:tcW w:w="4814" w:type="dxa"/>
+            <w:tcW w:w="919" w:type="pct"/>
+            <w:hideMark/>
           </w:tcPr>
           <w:p>
             <w:pPr>
               <w:pStyle w:val="af7"/>
-              <w:jc w:val="center"/>
-              <w:rPr>
-                <w:b/>
-                <w:bCs/>
-                <w:lang w:val="en-US"/>
-              </w:rPr>
             </w:pPr>
             <w:r>
-              <w:rPr>
-                <w:b/>
-                <w:bCs/>
-              </w:rPr>
               <w:t>Задача</w:t>
+            </w:r>
+          </w:p>
+        </w:tc>
+        <w:tc>
+          <w:tcPr>
+            <w:tcW w:w="933" w:type="pct"/>
+            <w:hideMark/>
+          </w:tcPr>
+          <w:p>
+            <w:pPr>
+              <w:pStyle w:val="af7"/>
+            </w:pPr>
+            <w:r>
+              <w:t>Входные данные</w:t>
+            </w:r>
+          </w:p>
+        </w:tc>
+        <w:tc>
+          <w:tcPr>
+            <w:tcW w:w="1221" w:type="pct"/>
+            <w:hideMark/>
+          </w:tcPr>
+          <w:p>
+            <w:pPr>
+              <w:pStyle w:val="af7"/>
+            </w:pPr>
+            <w:r>
+              <w:t>Условия выполнения</w:t>
+            </w:r>
+          </w:p>
+        </w:tc>
+        <w:tc>
+          <w:tcPr>
+            <w:tcW w:w="1079" w:type="pct"/>
+            <w:hideMark/>
+          </w:tcPr>
+          <w:p>
+            <w:pPr>
+              <w:pStyle w:val="af7"/>
+            </w:pPr>
+            <w:r>
+              <w:t>Результат</w:t>
             </w:r>
           </w:p>
         </w:tc>
@@ -5546,31 +6166,71 @@
       <w:tr>
         <w:tc>
           <w:tcPr>
-            <w:tcW w:w="4814" w:type="dxa"/>
-            <w:vMerge w:val="restart"/>
-          </w:tcPr>
-          <w:p>
-            <w:pPr>
-              <w:pStyle w:val="af7"/>
-              <w:rPr>
-                <w:lang w:val="en-US"/>
-              </w:rPr>
-            </w:pPr>
-            <w:r>
-              <w:t>Работа с 3D-моделями</w:t>
-            </w:r>
-          </w:p>
-        </w:tc>
-        <w:tc>
-          <w:tcPr>
-            <w:tcW w:w="4814" w:type="dxa"/>
+            <w:tcW w:w="848" w:type="pct"/>
+            <w:hideMark/>
           </w:tcPr>
           <w:p>
             <w:pPr>
               <w:pStyle w:val="af7"/>
             </w:pPr>
             <w:r>
-              <w:t>Загрузка 3D-моделей в систему</w:t>
+              <w:t>Работа с 3D-моделями</w:t>
+            </w:r>
+          </w:p>
+        </w:tc>
+        <w:tc>
+          <w:tcPr>
+            <w:tcW w:w="919" w:type="pct"/>
+            <w:hideMark/>
+          </w:tcPr>
+          <w:p>
+            <w:pPr>
+              <w:pStyle w:val="af7"/>
+            </w:pPr>
+            <w:r>
+              <w:t>Загрузка 3D-моделей</w:t>
+            </w:r>
+          </w:p>
+        </w:tc>
+        <w:tc>
+          <w:tcPr>
+            <w:tcW w:w="933" w:type="pct"/>
+            <w:hideMark/>
+          </w:tcPr>
+          <w:p>
+            <w:pPr>
+              <w:pStyle w:val="af7"/>
+            </w:pPr>
+            <w:r>
+              <w:t>Файл модели, название, описание, теги</w:t>
+            </w:r>
+          </w:p>
+        </w:tc>
+        <w:tc>
+          <w:tcPr>
+            <w:tcW w:w="1221" w:type="pct"/>
+            <w:hideMark/>
+          </w:tcPr>
+          <w:p>
+            <w:pPr>
+              <w:pStyle w:val="af7"/>
+            </w:pPr>
+            <w:r>
+              <w:t>Пользователь авторизован; размер файла не превышает 100 МБ</w:t>
+            </w:r>
+          </w:p>
+        </w:tc>
+        <w:tc>
+          <w:tcPr>
+            <w:tcW w:w="1079" w:type="pct"/>
+            <w:hideMark/>
+          </w:tcPr>
+          <w:p>
+            <w:pPr>
+              <w:pStyle w:val="af7"/>
+            </w:pPr>
+            <w:r>
+              <w:t>Модель сохранена в системе и добавлена в каталог</w:t>
             </w:r>
           </w:p>
         </w:tc>
@@ -5578,18 +6238,22 @@
       <w:tr>
         <w:tc>
           <w:tcPr>
-            <w:tcW w:w="4814" w:type="dxa"/>
-            <w:vMerge/>
+            <w:tcW w:w="848" w:type="pct"/>
+            <w:hideMark/>
           </w:tcPr>
           <w:p>
             <w:pPr>
               <w:pStyle w:val="af7"/>
             </w:pPr>
+            <w:r>
+              <w:t>Работа с 3D-моделями</w:t>
+            </w:r>
           </w:p>
         </w:tc>
         <w:tc>
           <w:tcPr>
-            <w:tcW w:w="4814" w:type="dxa"/>
+            <w:tcW w:w="919" w:type="pct"/>
+            <w:hideMark/>
           </w:tcPr>
           <w:p>
             <w:pPr>
@@ -5597,6 +6261,48 @@
             </w:pPr>
             <w:r>
               <w:t>Удаление 3D-моделей</w:t>
+            </w:r>
+          </w:p>
+        </w:tc>
+        <w:tc>
+          <w:tcPr>
+            <w:tcW w:w="933" w:type="pct"/>
+            <w:hideMark/>
+          </w:tcPr>
+          <w:p>
+            <w:pPr>
+              <w:pStyle w:val="af7"/>
+            </w:pPr>
+            <w:r>
+              <w:t>Идентификатор модели</w:t>
+            </w:r>
+          </w:p>
+        </w:tc>
+        <w:tc>
+          <w:tcPr>
+            <w:tcW w:w="1221" w:type="pct"/>
+            <w:hideMark/>
+          </w:tcPr>
+          <w:p>
+            <w:pPr>
+              <w:pStyle w:val="af7"/>
+            </w:pPr>
+            <w:r>
+              <w:t>Пользователь является владельцем модели или администратором</w:t>
+            </w:r>
+          </w:p>
+        </w:tc>
+        <w:tc>
+          <w:tcPr>
+            <w:tcW w:w="1079" w:type="pct"/>
+            <w:hideMark/>
+          </w:tcPr>
+          <w:p>
+            <w:pPr>
+              <w:pStyle w:val="af7"/>
+            </w:pPr>
+            <w:r>
+              <w:t>Модель удалена из системы</w:t>
             </w:r>
           </w:p>
         </w:tc>
@@ -5604,28 +6310,71 @@
       <w:tr>
         <w:tc>
           <w:tcPr>
-            <w:tcW w:w="4814" w:type="dxa"/>
-            <w:vMerge/>
+            <w:tcW w:w="848" w:type="pct"/>
+            <w:hideMark/>
           </w:tcPr>
           <w:p>
             <w:pPr>
               <w:pStyle w:val="af7"/>
             </w:pPr>
+            <w:r>
+              <w:t>Работа с 3D-моделями</w:t>
+            </w:r>
           </w:p>
         </w:tc>
         <w:tc>
           <w:tcPr>
-            <w:tcW w:w="4814" w:type="dxa"/>
+            <w:tcW w:w="919" w:type="pct"/>
+            <w:hideMark/>
           </w:tcPr>
           <w:p>
             <w:pPr>
               <w:pStyle w:val="af7"/>
             </w:pPr>
             <w:r>
-              <w:t xml:space="preserve">Обновление </w:t>
-            </w:r>
-            <w:r>
-              <w:t>3D-моделей</w:t>
+              <w:t>Обновление 3D-модели</w:t>
+            </w:r>
+          </w:p>
+        </w:tc>
+        <w:tc>
+          <w:tcPr>
+            <w:tcW w:w="933" w:type="pct"/>
+            <w:hideMark/>
+          </w:tcPr>
+          <w:p>
+            <w:pPr>
+              <w:pStyle w:val="af7"/>
+            </w:pPr>
+            <w:r>
+              <w:t>Новый файл модели</w:t>
+            </w:r>
+          </w:p>
+        </w:tc>
+        <w:tc>
+          <w:tcPr>
+            <w:tcW w:w="1221" w:type="pct"/>
+            <w:hideMark/>
+          </w:tcPr>
+          <w:p>
+            <w:pPr>
+              <w:pStyle w:val="af7"/>
+            </w:pPr>
+            <w:r>
+              <w:t>Пользователь имеет право редактирования</w:t>
+            </w:r>
+          </w:p>
+        </w:tc>
+        <w:tc>
+          <w:tcPr>
+            <w:tcW w:w="1079" w:type="pct"/>
+            <w:hideMark/>
+          </w:tcPr>
+          <w:p>
+            <w:pPr>
+              <w:pStyle w:val="af7"/>
+            </w:pPr>
+            <w:r>
+              <w:t>Файл модели заменён новой версией</w:t>
             </w:r>
           </w:p>
         </w:tc>
@@ -5633,31 +6382,71 @@
       <w:tr>
         <w:tc>
           <w:tcPr>
-            <w:tcW w:w="4814" w:type="dxa"/>
-            <w:vMerge/>
+            <w:tcW w:w="848" w:type="pct"/>
+            <w:hideMark/>
           </w:tcPr>
           <w:p>
             <w:pPr>
               <w:pStyle w:val="af7"/>
             </w:pPr>
+            <w:r>
+              <w:t>Работа с 3D-моделями</w:t>
+            </w:r>
           </w:p>
         </w:tc>
         <w:tc>
           <w:tcPr>
-            <w:tcW w:w="4814" w:type="dxa"/>
+            <w:tcW w:w="919" w:type="pct"/>
+            <w:hideMark/>
           </w:tcPr>
           <w:p>
             <w:pPr>
               <w:pStyle w:val="af7"/>
             </w:pPr>
             <w:r>
-              <w:t xml:space="preserve">Изменение названия </w:t>
-            </w:r>
-            <w:r>
-              <w:t>3D-модел</w:t>
-            </w:r>
-            <w:r>
-              <w:t>и</w:t>
+              <w:t>Изменение названия модели</w:t>
+            </w:r>
+          </w:p>
+        </w:tc>
+        <w:tc>
+          <w:tcPr>
+            <w:tcW w:w="933" w:type="pct"/>
+            <w:hideMark/>
+          </w:tcPr>
+          <w:p>
+            <w:pPr>
+              <w:pStyle w:val="af7"/>
+            </w:pPr>
+            <w:r>
+              <w:t>Новое название</w:t>
+            </w:r>
+          </w:p>
+        </w:tc>
+        <w:tc>
+          <w:tcPr>
+            <w:tcW w:w="1221" w:type="pct"/>
+            <w:hideMark/>
+          </w:tcPr>
+          <w:p>
+            <w:pPr>
+              <w:pStyle w:val="af7"/>
+            </w:pPr>
+            <w:r>
+              <w:t>Пользователь имеет право редактирования</w:t>
+            </w:r>
+          </w:p>
+        </w:tc>
+        <w:tc>
+          <w:tcPr>
+            <w:tcW w:w="1079" w:type="pct"/>
+            <w:hideMark/>
+          </w:tcPr>
+          <w:p>
+            <w:pPr>
+              <w:pStyle w:val="af7"/>
+            </w:pPr>
+            <w:r>
+              <w:t>Название модели обновлено</w:t>
             </w:r>
           </w:p>
         </w:tc>
@@ -5665,31 +6454,71 @@
       <w:tr>
         <w:tc>
           <w:tcPr>
-            <w:tcW w:w="4814" w:type="dxa"/>
-            <w:vMerge/>
+            <w:tcW w:w="848" w:type="pct"/>
+            <w:hideMark/>
           </w:tcPr>
           <w:p>
             <w:pPr>
               <w:pStyle w:val="af7"/>
             </w:pPr>
+            <w:r>
+              <w:t>Работа с 3D-моделями</w:t>
+            </w:r>
           </w:p>
         </w:tc>
         <w:tc>
           <w:tcPr>
-            <w:tcW w:w="4814" w:type="dxa"/>
+            <w:tcW w:w="919" w:type="pct"/>
+            <w:hideMark/>
           </w:tcPr>
           <w:p>
             <w:pPr>
               <w:pStyle w:val="af7"/>
             </w:pPr>
             <w:r>
-              <w:t xml:space="preserve">Изменение прав доступа к </w:t>
-            </w:r>
-            <w:r>
-              <w:t>3D-модел</w:t>
-            </w:r>
-            <w:r>
-              <w:t>и</w:t>
+              <w:t>Управление тегами</w:t>
+            </w:r>
+          </w:p>
+        </w:tc>
+        <w:tc>
+          <w:tcPr>
+            <w:tcW w:w="933" w:type="pct"/>
+            <w:hideMark/>
+          </w:tcPr>
+          <w:p>
+            <w:pPr>
+              <w:pStyle w:val="af7"/>
+            </w:pPr>
+            <w:r>
+              <w:t>Теги модели</w:t>
+            </w:r>
+          </w:p>
+        </w:tc>
+        <w:tc>
+          <w:tcPr>
+            <w:tcW w:w="1221" w:type="pct"/>
+            <w:hideMark/>
+          </w:tcPr>
+          <w:p>
+            <w:pPr>
+              <w:pStyle w:val="af7"/>
+            </w:pPr>
+            <w:r>
+              <w:t>Пользователь имеет право редактирования</w:t>
+            </w:r>
+          </w:p>
+        </w:tc>
+        <w:tc>
+          <w:tcPr>
+            <w:tcW w:w="1079" w:type="pct"/>
+            <w:hideMark/>
+          </w:tcPr>
+          <w:p>
+            <w:pPr>
+              <w:pStyle w:val="af7"/>
+            </w:pPr>
+            <w:r>
+              <w:t>Теги добавлены или изменены</w:t>
             </w:r>
           </w:p>
         </w:tc>
@@ -5697,37 +6526,71 @@
       <w:tr>
         <w:tc>
           <w:tcPr>
-            <w:tcW w:w="4814" w:type="dxa"/>
-            <w:vMerge/>
+            <w:tcW w:w="848" w:type="pct"/>
+            <w:hideMark/>
           </w:tcPr>
           <w:p>
             <w:pPr>
               <w:pStyle w:val="af7"/>
             </w:pPr>
+            <w:r>
+              <w:t>Работа с 3D-моделями</w:t>
+            </w:r>
           </w:p>
         </w:tc>
         <w:tc>
           <w:tcPr>
-            <w:tcW w:w="4814" w:type="dxa"/>
+            <w:tcW w:w="919" w:type="pct"/>
+            <w:hideMark/>
           </w:tcPr>
           <w:p>
             <w:pPr>
               <w:pStyle w:val="af7"/>
             </w:pPr>
             <w:r>
-              <w:t>Добавление тегов на 3</w:t>
-            </w:r>
-            <w:r>
-              <w:rPr>
-                <w:lang w:val="en-US"/>
-              </w:rPr>
-              <w:t>D</w:t>
-            </w:r>
-            <w:r>
-              <w:t xml:space="preserve"> </w:t>
-            </w:r>
-            <w:r>
-              <w:t>модель</w:t>
+              <w:t>Изменение прав доступа</w:t>
+            </w:r>
+          </w:p>
+        </w:tc>
+        <w:tc>
+          <w:tcPr>
+            <w:tcW w:w="933" w:type="pct"/>
+            <w:hideMark/>
+          </w:tcPr>
+          <w:p>
+            <w:pPr>
+              <w:pStyle w:val="af7"/>
+            </w:pPr>
+            <w:r>
+              <w:t>Тип доступа</w:t>
+            </w:r>
+          </w:p>
+        </w:tc>
+        <w:tc>
+          <w:tcPr>
+            <w:tcW w:w="1221" w:type="pct"/>
+            <w:hideMark/>
+          </w:tcPr>
+          <w:p>
+            <w:pPr>
+              <w:pStyle w:val="af7"/>
+            </w:pPr>
+            <w:r>
+              <w:t>Пользователь является владельцем модели</w:t>
+            </w:r>
+          </w:p>
+        </w:tc>
+        <w:tc>
+          <w:tcPr>
+            <w:tcW w:w="1079" w:type="pct"/>
+            <w:hideMark/>
+          </w:tcPr>
+          <w:p>
+            <w:pPr>
+              <w:pStyle w:val="af7"/>
+            </w:pPr>
+            <w:r>
+              <w:t>Права доступа обновлены</w:t>
             </w:r>
           </w:p>
         </w:tc>
@@ -5735,8 +6598,8 @@
       <w:tr>
         <w:tc>
           <w:tcPr>
-            <w:tcW w:w="4814" w:type="dxa"/>
-            <w:vMerge w:val="restart"/>
+            <w:tcW w:w="848" w:type="pct"/>
+            <w:hideMark/>
           </w:tcPr>
           <w:p>
             <w:pPr>
@@ -5749,14 +6612,57 @@
         </w:tc>
         <w:tc>
           <w:tcPr>
-            <w:tcW w:w="4814" w:type="dxa"/>
+            <w:tcW w:w="919" w:type="pct"/>
+            <w:hideMark/>
           </w:tcPr>
           <w:p>
             <w:pPr>
               <w:pStyle w:val="af7"/>
             </w:pPr>
             <w:r>
-              <w:t>Отображение 3D-моделей в браузере</w:t>
+              <w:t>Отображение 3D-модели</w:t>
+            </w:r>
+          </w:p>
+        </w:tc>
+        <w:tc>
+          <w:tcPr>
+            <w:tcW w:w="933" w:type="pct"/>
+            <w:hideMark/>
+          </w:tcPr>
+          <w:p>
+            <w:pPr>
+              <w:pStyle w:val="af7"/>
+            </w:pPr>
+            <w:r>
+              <w:t>Идентификатор модели</w:t>
+            </w:r>
+          </w:p>
+        </w:tc>
+        <w:tc>
+          <w:tcPr>
+            <w:tcW w:w="1221" w:type="pct"/>
+            <w:hideMark/>
+          </w:tcPr>
+          <w:p>
+            <w:pPr>
+              <w:pStyle w:val="af7"/>
+            </w:pPr>
+            <w:r>
+              <w:t>Модель существует в каталоге</w:t>
+            </w:r>
+          </w:p>
+        </w:tc>
+        <w:tc>
+          <w:tcPr>
+            <w:tcW w:w="1079" w:type="pct"/>
+            <w:hideMark/>
+          </w:tcPr>
+          <w:p>
+            <w:pPr>
+              <w:pStyle w:val="af7"/>
+            </w:pPr>
+            <w:r>
+              <w:t>Модель отображена в браузере</w:t>
             </w:r>
           </w:p>
         </w:tc>
@@ -5764,34 +6670,76 @@
       <w:tr>
         <w:tc>
           <w:tcPr>
-            <w:tcW w:w="4814" w:type="dxa"/>
-            <w:vMerge/>
+            <w:tcW w:w="848" w:type="pct"/>
+            <w:hideMark/>
           </w:tcPr>
           <w:p>
             <w:pPr>
               <w:pStyle w:val="af7"/>
             </w:pPr>
+            <w:r>
+              <w:t>Визуализация</w:t>
+            </w:r>
           </w:p>
         </w:tc>
         <w:tc>
           <w:tcPr>
-            <w:tcW w:w="4814" w:type="dxa"/>
+            <w:tcW w:w="919" w:type="pct"/>
+            <w:hideMark/>
           </w:tcPr>
           <w:p>
             <w:pPr>
               <w:pStyle w:val="af7"/>
             </w:pPr>
             <w:r>
-              <w:t xml:space="preserve">Изменение </w:t>
-            </w:r>
-            <w:r>
-              <w:t>3D-моделей</w:t>
-            </w:r>
-            <w:r>
-              <w:t xml:space="preserve"> </w:t>
-            </w:r>
-            <w:r>
-              <w:t>в браузере</w:t>
+              <w:t>Рендеринг модели</w:t>
+            </w:r>
+          </w:p>
+        </w:tc>
+        <w:tc>
+          <w:tcPr>
+            <w:tcW w:w="933" w:type="pct"/>
+            <w:hideMark/>
+          </w:tcPr>
+          <w:p>
+            <w:pPr>
+              <w:pStyle w:val="af7"/>
+            </w:pPr>
+            <w:r>
+              <w:t>Геометрия, материалы, текстуры</w:t>
+            </w:r>
+          </w:p>
+        </w:tc>
+        <w:tc>
+          <w:tcPr>
+            <w:tcW w:w="1221" w:type="pct"/>
+            <w:hideMark/>
+          </w:tcPr>
+          <w:p>
+            <w:pPr>
+              <w:pStyle w:val="af7"/>
+            </w:pPr>
+            <w:r>
+              <w:t xml:space="preserve">Браузер поддерживает </w:t>
+            </w:r>
+            <w:proofErr w:type="spellStart"/>
+            <w:r>
+              <w:t>WebGL</w:t>
+            </w:r>
+            <w:proofErr w:type="spellEnd"/>
+          </w:p>
+        </w:tc>
+        <w:tc>
+          <w:tcPr>
+            <w:tcW w:w="1079" w:type="pct"/>
+            <w:hideMark/>
+          </w:tcPr>
+          <w:p>
+            <w:pPr>
+              <w:pStyle w:val="af7"/>
+            </w:pPr>
+            <w:r>
+              <w:t>Модель отображена с применением освещения и материалов</w:t>
             </w:r>
           </w:p>
         </w:tc>
@@ -5799,34 +6747,71 @@
       <w:tr>
         <w:tc>
           <w:tcPr>
-            <w:tcW w:w="4814" w:type="dxa"/>
-            <w:vMerge/>
+            <w:tcW w:w="848" w:type="pct"/>
+            <w:hideMark/>
           </w:tcPr>
           <w:p>
             <w:pPr>
               <w:pStyle w:val="af7"/>
             </w:pPr>
+            <w:r>
+              <w:t>Визуализация</w:t>
+            </w:r>
           </w:p>
         </w:tc>
         <w:tc>
           <w:tcPr>
-            <w:tcW w:w="4814" w:type="dxa"/>
+            <w:tcW w:w="919" w:type="pct"/>
+            <w:hideMark/>
           </w:tcPr>
           <w:p>
             <w:pPr>
               <w:pStyle w:val="af7"/>
             </w:pPr>
             <w:r>
-              <w:t xml:space="preserve">Рендеринг </w:t>
-            </w:r>
-            <w:r>
-              <w:t>3D-моделей</w:t>
-            </w:r>
-            <w:r>
-              <w:t xml:space="preserve"> </w:t>
-            </w:r>
-            <w:r>
-              <w:t>в браузере</w:t>
+              <w:t>Управление камерой</w:t>
+            </w:r>
+          </w:p>
+        </w:tc>
+        <w:tc>
+          <w:tcPr>
+            <w:tcW w:w="933" w:type="pct"/>
+            <w:hideMark/>
+          </w:tcPr>
+          <w:p>
+            <w:pPr>
+              <w:pStyle w:val="af7"/>
+            </w:pPr>
+            <w:r>
+              <w:t>Действия пользователя (мышь, клавиатура)</w:t>
+            </w:r>
+          </w:p>
+        </w:tc>
+        <w:tc>
+          <w:tcPr>
+            <w:tcW w:w="1221" w:type="pct"/>
+            <w:hideMark/>
+          </w:tcPr>
+          <w:p>
+            <w:pPr>
+              <w:pStyle w:val="af7"/>
+            </w:pPr>
+            <w:r>
+              <w:t>Модель загружена в визуализатор</w:t>
+            </w:r>
+          </w:p>
+        </w:tc>
+        <w:tc>
+          <w:tcPr>
+            <w:tcW w:w="1079" w:type="pct"/>
+            <w:hideMark/>
+          </w:tcPr>
+          <w:p>
+            <w:pPr>
+              <w:pStyle w:val="af7"/>
+            </w:pPr>
+            <w:r>
+              <w:t>Изменён ракурс просмотра</w:t>
             </w:r>
           </w:p>
         </w:tc>
@@ -5834,25 +6819,71 @@
       <w:tr>
         <w:tc>
           <w:tcPr>
-            <w:tcW w:w="4814" w:type="dxa"/>
-            <w:vMerge/>
+            <w:tcW w:w="848" w:type="pct"/>
+            <w:hideMark/>
           </w:tcPr>
           <w:p>
             <w:pPr>
               <w:pStyle w:val="af7"/>
             </w:pPr>
+            <w:r>
+              <w:t>Визуализация</w:t>
+            </w:r>
           </w:p>
         </w:tc>
         <w:tc>
           <w:tcPr>
-            <w:tcW w:w="4814" w:type="dxa"/>
+            <w:tcW w:w="919" w:type="pct"/>
+            <w:hideMark/>
           </w:tcPr>
           <w:p>
             <w:pPr>
               <w:pStyle w:val="af7"/>
             </w:pPr>
             <w:r>
-              <w:t>Управление камерой и масштабом</w:t>
+              <w:t>Масштабирование модели</w:t>
+            </w:r>
+          </w:p>
+        </w:tc>
+        <w:tc>
+          <w:tcPr>
+            <w:tcW w:w="933" w:type="pct"/>
+            <w:hideMark/>
+          </w:tcPr>
+          <w:p>
+            <w:pPr>
+              <w:pStyle w:val="af7"/>
+            </w:pPr>
+            <w:r>
+              <w:t>Действие пользователя</w:t>
+            </w:r>
+          </w:p>
+        </w:tc>
+        <w:tc>
+          <w:tcPr>
+            <w:tcW w:w="1221" w:type="pct"/>
+            <w:hideMark/>
+          </w:tcPr>
+          <w:p>
+            <w:pPr>
+              <w:pStyle w:val="af7"/>
+            </w:pPr>
+            <w:r>
+              <w:t>Модель отображается в визуализаторе</w:t>
+            </w:r>
+          </w:p>
+        </w:tc>
+        <w:tc>
+          <w:tcPr>
+            <w:tcW w:w="1079" w:type="pct"/>
+            <w:hideMark/>
+          </w:tcPr>
+          <w:p>
+            <w:pPr>
+              <w:pStyle w:val="af7"/>
+            </w:pPr>
+            <w:r>
+              <w:t>Изменён масштаб модели</w:t>
             </w:r>
           </w:p>
         </w:tc>
@@ -5860,8 +6891,8 @@
       <w:tr>
         <w:tc>
           <w:tcPr>
-            <w:tcW w:w="4814" w:type="dxa"/>
-            <w:vMerge w:val="restart"/>
+            <w:tcW w:w="848" w:type="pct"/>
+            <w:hideMark/>
           </w:tcPr>
           <w:p>
             <w:pPr>
@@ -5874,17 +6905,57 @@
         </w:tc>
         <w:tc>
           <w:tcPr>
-            <w:tcW w:w="4814" w:type="dxa"/>
+            <w:tcW w:w="919" w:type="pct"/>
+            <w:hideMark/>
           </w:tcPr>
           <w:p>
             <w:pPr>
               <w:pStyle w:val="af7"/>
             </w:pPr>
             <w:r>
-              <w:t>Поиск моделей по названию</w:t>
-            </w:r>
-            <w:r>
-              <w:t>, дате создания, дате изменения</w:t>
+              <w:t>Поиск моделей</w:t>
+            </w:r>
+          </w:p>
+        </w:tc>
+        <w:tc>
+          <w:tcPr>
+            <w:tcW w:w="933" w:type="pct"/>
+            <w:hideMark/>
+          </w:tcPr>
+          <w:p>
+            <w:pPr>
+              <w:pStyle w:val="af7"/>
+            </w:pPr>
+            <w:r>
+              <w:t>Поисковый запрос</w:t>
+            </w:r>
+          </w:p>
+        </w:tc>
+        <w:tc>
+          <w:tcPr>
+            <w:tcW w:w="1221" w:type="pct"/>
+            <w:hideMark/>
+          </w:tcPr>
+          <w:p>
+            <w:pPr>
+              <w:pStyle w:val="af7"/>
+            </w:pPr>
+            <w:r>
+              <w:t>Каталог содержит модели</w:t>
+            </w:r>
+          </w:p>
+        </w:tc>
+        <w:tc>
+          <w:tcPr>
+            <w:tcW w:w="1079" w:type="pct"/>
+            <w:hideMark/>
+          </w:tcPr>
+          <w:p>
+            <w:pPr>
+              <w:pStyle w:val="af7"/>
+            </w:pPr>
+            <w:r>
+              <w:t>Отображён список найденных моделей</w:t>
             </w:r>
           </w:p>
         </w:tc>
@@ -5892,25 +6963,80 @@
       <w:tr>
         <w:tc>
           <w:tcPr>
-            <w:tcW w:w="4814" w:type="dxa"/>
-            <w:vMerge/>
+            <w:tcW w:w="848" w:type="pct"/>
+            <w:hideMark/>
           </w:tcPr>
           <w:p>
             <w:pPr>
               <w:pStyle w:val="af7"/>
             </w:pPr>
+            <w:r>
+              <w:t>Поиск и фильтрация</w:t>
+            </w:r>
           </w:p>
         </w:tc>
         <w:tc>
           <w:tcPr>
-            <w:tcW w:w="4814" w:type="dxa"/>
+            <w:tcW w:w="919" w:type="pct"/>
+            <w:hideMark/>
           </w:tcPr>
           <w:p>
             <w:pPr>
               <w:pStyle w:val="af7"/>
             </w:pPr>
             <w:r>
-              <w:t>Фильтрация по категориям</w:t>
+              <w:t xml:space="preserve">Фильтрация по </w:t>
+            </w:r>
+            <w:r>
+              <w:lastRenderedPageBreak/>
+              <w:t>категориям</w:t>
+            </w:r>
+          </w:p>
+        </w:tc>
+        <w:tc>
+          <w:tcPr>
+            <w:tcW w:w="933" w:type="pct"/>
+            <w:hideMark/>
+          </w:tcPr>
+          <w:p>
+            <w:pPr>
+              <w:pStyle w:val="af7"/>
+            </w:pPr>
+            <w:r>
+              <w:lastRenderedPageBreak/>
+              <w:t>Выбранная категория</w:t>
+            </w:r>
+          </w:p>
+        </w:tc>
+        <w:tc>
+          <w:tcPr>
+            <w:tcW w:w="1221" w:type="pct"/>
+            <w:hideMark/>
+          </w:tcPr>
+          <w:p>
+            <w:pPr>
+              <w:pStyle w:val="af7"/>
+            </w:pPr>
+            <w:r>
+              <w:t>Категория существует</w:t>
+            </w:r>
+          </w:p>
+        </w:tc>
+        <w:tc>
+          <w:tcPr>
+            <w:tcW w:w="1079" w:type="pct"/>
+            <w:hideMark/>
+          </w:tcPr>
+          <w:p>
+            <w:pPr>
+              <w:pStyle w:val="af7"/>
+            </w:pPr>
+            <w:r>
+              <w:t xml:space="preserve">Отображены модели </w:t>
+            </w:r>
+            <w:r>
+              <w:lastRenderedPageBreak/>
+              <w:t>выбранной категории</w:t>
             </w:r>
           </w:p>
         </w:tc>
@@ -5918,18 +7044,23 @@
       <w:tr>
         <w:tc>
           <w:tcPr>
-            <w:tcW w:w="4814" w:type="dxa"/>
-            <w:vMerge/>
+            <w:tcW w:w="848" w:type="pct"/>
+            <w:hideMark/>
           </w:tcPr>
           <w:p>
             <w:pPr>
               <w:pStyle w:val="af7"/>
             </w:pPr>
+            <w:r>
+              <w:lastRenderedPageBreak/>
+              <w:t>Поиск и фильтрация</w:t>
+            </w:r>
           </w:p>
         </w:tc>
         <w:tc>
           <w:tcPr>
-            <w:tcW w:w="4814" w:type="dxa"/>
+            <w:tcW w:w="919" w:type="pct"/>
+            <w:hideMark/>
           </w:tcPr>
           <w:p>
             <w:pPr>
@@ -5937,6 +7068,48 @@
             </w:pPr>
             <w:r>
               <w:t>Фильтрация по тегам</w:t>
+            </w:r>
+          </w:p>
+        </w:tc>
+        <w:tc>
+          <w:tcPr>
+            <w:tcW w:w="933" w:type="pct"/>
+            <w:hideMark/>
+          </w:tcPr>
+          <w:p>
+            <w:pPr>
+              <w:pStyle w:val="af7"/>
+            </w:pPr>
+            <w:r>
+              <w:t>Выбранные теги</w:t>
+            </w:r>
+          </w:p>
+        </w:tc>
+        <w:tc>
+          <w:tcPr>
+            <w:tcW w:w="1221" w:type="pct"/>
+            <w:hideMark/>
+          </w:tcPr>
+          <w:p>
+            <w:pPr>
+              <w:pStyle w:val="af7"/>
+            </w:pPr>
+            <w:r>
+              <w:t>Теги существуют в системе</w:t>
+            </w:r>
+          </w:p>
+        </w:tc>
+        <w:tc>
+          <w:tcPr>
+            <w:tcW w:w="1079" w:type="pct"/>
+            <w:hideMark/>
+          </w:tcPr>
+          <w:p>
+            <w:pPr>
+              <w:pStyle w:val="af7"/>
+            </w:pPr>
+            <w:r>
+              <w:t>Отображены модели с выбранными тегами</w:t>
             </w:r>
           </w:p>
         </w:tc>
@@ -5944,8 +7117,8 @@
       <w:tr>
         <w:tc>
           <w:tcPr>
-            <w:tcW w:w="4814" w:type="dxa"/>
-            <w:vMerge w:val="restart"/>
+            <w:tcW w:w="848" w:type="pct"/>
+            <w:hideMark/>
           </w:tcPr>
           <w:p>
             <w:pPr>
@@ -5958,14 +7131,57 @@
         </w:tc>
         <w:tc>
           <w:tcPr>
-            <w:tcW w:w="4814" w:type="dxa"/>
+            <w:tcW w:w="919" w:type="pct"/>
+            <w:hideMark/>
           </w:tcPr>
           <w:p>
             <w:pPr>
               <w:pStyle w:val="af7"/>
             </w:pPr>
             <w:r>
-              <w:t>Регистрация пользователей</w:t>
+              <w:t>Регистрация пользователя</w:t>
+            </w:r>
+          </w:p>
+        </w:tc>
+        <w:tc>
+          <w:tcPr>
+            <w:tcW w:w="933" w:type="pct"/>
+            <w:hideMark/>
+          </w:tcPr>
+          <w:p>
+            <w:pPr>
+              <w:pStyle w:val="af7"/>
+            </w:pPr>
+            <w:r>
+              <w:t>Логин, пароль, электронная почта</w:t>
+            </w:r>
+          </w:p>
+        </w:tc>
+        <w:tc>
+          <w:tcPr>
+            <w:tcW w:w="1221" w:type="pct"/>
+            <w:hideMark/>
+          </w:tcPr>
+          <w:p>
+            <w:pPr>
+              <w:pStyle w:val="af7"/>
+            </w:pPr>
+            <w:r>
+              <w:t>Пользователь не зарегистрирован</w:t>
+            </w:r>
+          </w:p>
+        </w:tc>
+        <w:tc>
+          <w:tcPr>
+            <w:tcW w:w="1079" w:type="pct"/>
+            <w:hideMark/>
+          </w:tcPr>
+          <w:p>
+            <w:pPr>
+              <w:pStyle w:val="af7"/>
+            </w:pPr>
+            <w:r>
+              <w:t>Создана новая учетная запись</w:t>
             </w:r>
           </w:p>
         </w:tc>
@@ -5973,25 +7189,71 @@
       <w:tr>
         <w:tc>
           <w:tcPr>
-            <w:tcW w:w="4814" w:type="dxa"/>
-            <w:vMerge/>
+            <w:tcW w:w="848" w:type="pct"/>
+            <w:hideMark/>
           </w:tcPr>
           <w:p>
             <w:pPr>
               <w:pStyle w:val="af7"/>
             </w:pPr>
+            <w:r>
+              <w:t>Работа с пользователями</w:t>
+            </w:r>
           </w:p>
         </w:tc>
         <w:tc>
           <w:tcPr>
-            <w:tcW w:w="4814" w:type="dxa"/>
+            <w:tcW w:w="919" w:type="pct"/>
+            <w:hideMark/>
           </w:tcPr>
           <w:p>
             <w:pPr>
               <w:pStyle w:val="af7"/>
             </w:pPr>
             <w:r>
-              <w:t>Авторизация и аутентификация</w:t>
+              <w:t>Авторизация</w:t>
+            </w:r>
+          </w:p>
+        </w:tc>
+        <w:tc>
+          <w:tcPr>
+            <w:tcW w:w="933" w:type="pct"/>
+            <w:hideMark/>
+          </w:tcPr>
+          <w:p>
+            <w:pPr>
+              <w:pStyle w:val="af7"/>
+            </w:pPr>
+            <w:r>
+              <w:t>Логин и пароль</w:t>
+            </w:r>
+          </w:p>
+        </w:tc>
+        <w:tc>
+          <w:tcPr>
+            <w:tcW w:w="1221" w:type="pct"/>
+            <w:hideMark/>
+          </w:tcPr>
+          <w:p>
+            <w:pPr>
+              <w:pStyle w:val="af7"/>
+            </w:pPr>
+            <w:r>
+              <w:t>Пользователь зарегистрирован</w:t>
+            </w:r>
+          </w:p>
+        </w:tc>
+        <w:tc>
+          <w:tcPr>
+            <w:tcW w:w="1079" w:type="pct"/>
+            <w:hideMark/>
+          </w:tcPr>
+          <w:p>
+            <w:pPr>
+              <w:pStyle w:val="af7"/>
+            </w:pPr>
+            <w:r>
+              <w:t>Предоставлен доступ к системе</w:t>
             </w:r>
           </w:p>
         </w:tc>
@@ -5999,34 +7261,71 @@
       <w:tr>
         <w:tc>
           <w:tcPr>
-            <w:tcW w:w="4814" w:type="dxa"/>
-            <w:vMerge/>
+            <w:tcW w:w="848" w:type="pct"/>
+            <w:hideMark/>
           </w:tcPr>
           <w:p>
             <w:pPr>
               <w:pStyle w:val="af7"/>
             </w:pPr>
+            <w:r>
+              <w:t>Работа с пользователями</w:t>
+            </w:r>
           </w:p>
         </w:tc>
         <w:tc>
           <w:tcPr>
-            <w:tcW w:w="4814" w:type="dxa"/>
+            <w:tcW w:w="919" w:type="pct"/>
+            <w:hideMark/>
           </w:tcPr>
           <w:p>
             <w:pPr>
               <w:pStyle w:val="af7"/>
             </w:pPr>
             <w:r>
-              <w:t xml:space="preserve">Отображение всех </w:t>
-            </w:r>
-            <w:r>
-              <w:t xml:space="preserve">доступных </w:t>
-            </w:r>
-            <w:r>
-              <w:t>3D-моделей</w:t>
-            </w:r>
-            <w:r>
-              <w:t xml:space="preserve"> в личном кабинете</w:t>
+              <w:t>Отображение моделей пользователя</w:t>
+            </w:r>
+          </w:p>
+        </w:tc>
+        <w:tc>
+          <w:tcPr>
+            <w:tcW w:w="933" w:type="pct"/>
+            <w:hideMark/>
+          </w:tcPr>
+          <w:p>
+            <w:pPr>
+              <w:pStyle w:val="af7"/>
+            </w:pPr>
+            <w:r>
+              <w:t>Идентификатор пользователя</w:t>
+            </w:r>
+          </w:p>
+        </w:tc>
+        <w:tc>
+          <w:tcPr>
+            <w:tcW w:w="1221" w:type="pct"/>
+            <w:hideMark/>
+          </w:tcPr>
+          <w:p>
+            <w:pPr>
+              <w:pStyle w:val="af7"/>
+            </w:pPr>
+            <w:r>
+              <w:t>Пользователь авторизован</w:t>
+            </w:r>
+          </w:p>
+        </w:tc>
+        <w:tc>
+          <w:tcPr>
+            <w:tcW w:w="1079" w:type="pct"/>
+            <w:hideMark/>
+          </w:tcPr>
+          <w:p>
+            <w:pPr>
+              <w:pStyle w:val="af7"/>
+            </w:pPr>
+            <w:r>
+              <w:t>Отображён список доступных моделей</w:t>
             </w:r>
           </w:p>
         </w:tc>
@@ -6034,8 +7333,8 @@
       <w:tr>
         <w:tc>
           <w:tcPr>
-            <w:tcW w:w="4814" w:type="dxa"/>
-            <w:vMerge w:val="restart"/>
+            <w:tcW w:w="848" w:type="pct"/>
+            <w:hideMark/>
           </w:tcPr>
           <w:p>
             <w:pPr>
@@ -6048,7 +7347,8 @@
         </w:tc>
         <w:tc>
           <w:tcPr>
-            <w:tcW w:w="4814" w:type="dxa"/>
+            <w:tcW w:w="919" w:type="pct"/>
+            <w:hideMark/>
           </w:tcPr>
           <w:p>
             <w:pPr>
@@ -6056,6 +7356,48 @@
             </w:pPr>
             <w:r>
               <w:t>Управление пользователями</w:t>
+            </w:r>
+          </w:p>
+        </w:tc>
+        <w:tc>
+          <w:tcPr>
+            <w:tcW w:w="933" w:type="pct"/>
+            <w:hideMark/>
+          </w:tcPr>
+          <w:p>
+            <w:pPr>
+              <w:pStyle w:val="af7"/>
+            </w:pPr>
+            <w:r>
+              <w:t>Идентификатор пользователя, действие</w:t>
+            </w:r>
+          </w:p>
+        </w:tc>
+        <w:tc>
+          <w:tcPr>
+            <w:tcW w:w="1221" w:type="pct"/>
+            <w:hideMark/>
+          </w:tcPr>
+          <w:p>
+            <w:pPr>
+              <w:pStyle w:val="af7"/>
+            </w:pPr>
+            <w:r>
+              <w:t>Пользователь имеет права администратора</w:t>
+            </w:r>
+          </w:p>
+        </w:tc>
+        <w:tc>
+          <w:tcPr>
+            <w:tcW w:w="1079" w:type="pct"/>
+            <w:hideMark/>
+          </w:tcPr>
+          <w:p>
+            <w:pPr>
+              <w:pStyle w:val="af7"/>
+            </w:pPr>
+            <w:r>
+              <w:t>Права пользователя изменены</w:t>
             </w:r>
           </w:p>
         </w:tc>
@@ -6063,18 +7405,22 @@
       <w:tr>
         <w:tc>
           <w:tcPr>
-            <w:tcW w:w="4814" w:type="dxa"/>
-            <w:vMerge/>
+            <w:tcW w:w="848" w:type="pct"/>
+            <w:hideMark/>
           </w:tcPr>
           <w:p>
             <w:pPr>
               <w:pStyle w:val="af7"/>
             </w:pPr>
+            <w:r>
+              <w:t>Администрирование</w:t>
+            </w:r>
           </w:p>
         </w:tc>
         <w:tc>
           <w:tcPr>
-            <w:tcW w:w="4814" w:type="dxa"/>
+            <w:tcW w:w="919" w:type="pct"/>
+            <w:hideMark/>
           </w:tcPr>
           <w:p>
             <w:pPr>
@@ -6082,6 +7428,48 @@
             </w:pPr>
             <w:r>
               <w:t>Модерация контента</w:t>
+            </w:r>
+          </w:p>
+        </w:tc>
+        <w:tc>
+          <w:tcPr>
+            <w:tcW w:w="933" w:type="pct"/>
+            <w:hideMark/>
+          </w:tcPr>
+          <w:p>
+            <w:pPr>
+              <w:pStyle w:val="af7"/>
+            </w:pPr>
+            <w:r>
+              <w:t>Идентификатор модели</w:t>
+            </w:r>
+          </w:p>
+        </w:tc>
+        <w:tc>
+          <w:tcPr>
+            <w:tcW w:w="1221" w:type="pct"/>
+            <w:hideMark/>
+          </w:tcPr>
+          <w:p>
+            <w:pPr>
+              <w:pStyle w:val="af7"/>
+            </w:pPr>
+            <w:r>
+              <w:t>Пользователь имеет права администратора</w:t>
+            </w:r>
+          </w:p>
+        </w:tc>
+        <w:tc>
+          <w:tcPr>
+            <w:tcW w:w="1079" w:type="pct"/>
+            <w:hideMark/>
+          </w:tcPr>
+          <w:p>
+            <w:pPr>
+              <w:pStyle w:val="af7"/>
+            </w:pPr>
+            <w:r>
+              <w:t>Контент подтверждён или заблокирован</w:t>
             </w:r>
           </w:p>
         </w:tc>
@@ -6089,7 +7477,8 @@
       <w:tr>
         <w:tc>
           <w:tcPr>
-            <w:tcW w:w="4814" w:type="dxa"/>
+            <w:tcW w:w="848" w:type="pct"/>
+            <w:hideMark/>
           </w:tcPr>
           <w:p>
             <w:pPr>
@@ -6102,20 +7491,74 @@
         </w:tc>
         <w:tc>
           <w:tcPr>
-            <w:tcW w:w="4814" w:type="dxa"/>
+            <w:tcW w:w="919" w:type="pct"/>
+            <w:hideMark/>
           </w:tcPr>
           <w:p>
             <w:pPr>
               <w:pStyle w:val="af7"/>
             </w:pPr>
             <w:r>
-              <w:t>Создание резервных копий</w:t>
+              <w:t>Создание резервной копии</w:t>
+            </w:r>
+          </w:p>
+        </w:tc>
+        <w:tc>
+          <w:tcPr>
+            <w:tcW w:w="933" w:type="pct"/>
+            <w:hideMark/>
+          </w:tcPr>
+          <w:p>
+            <w:pPr>
+              <w:pStyle w:val="af7"/>
+            </w:pPr>
+            <w:r>
+              <w:t>База данных системы</w:t>
+            </w:r>
+          </w:p>
+        </w:tc>
+        <w:tc>
+          <w:tcPr>
+            <w:tcW w:w="1221" w:type="pct"/>
+            <w:hideMark/>
+          </w:tcPr>
+          <w:p>
+            <w:pPr>
+              <w:pStyle w:val="af7"/>
+            </w:pPr>
+            <w:r>
+              <w:t>Запущена процедура резервного копирования</w:t>
+            </w:r>
+          </w:p>
+        </w:tc>
+        <w:tc>
+          <w:tcPr>
+            <w:tcW w:w="1079" w:type="pct"/>
+            <w:hideMark/>
+          </w:tcPr>
+          <w:p>
+            <w:pPr>
+              <w:pStyle w:val="af7"/>
+            </w:pPr>
+            <w:r>
+              <w:t>Создана резервная копия данных</w:t>
             </w:r>
           </w:p>
         </w:tc>
       </w:tr>
     </w:tbl>
-    <w:p/>
+    <w:p>
+      <w:pPr>
+        <w:ind w:firstLine="0"/>
+        <w:sectPr>
+          <w:pgSz w:w="16838" w:h="11906" w:orient="landscape" w:code="9"/>
+          <w:pgMar w:top="1701" w:right="1134" w:bottom="567" w:left="1134" w:header="709" w:footer="709" w:gutter="0"/>
+          <w:cols w:space="708"/>
+          <w:titlePg/>
+          <w:docGrid w:linePitch="381"/>
+        </w:sectPr>
+      </w:pPr>
+    </w:p>
     <w:p>
       <w:pPr>
         <w:pStyle w:val="2"/>
@@ -6136,10 +7579,10 @@
           <w:noProof/>
         </w:rPr>
         <w:drawing>
-          <wp:inline distT="0" distB="0" distL="0" distR="0" wp14:anchorId="152F6047" wp14:editId="29F0E698">
-            <wp:extent cx="6106795" cy="3464560"/>
-            <wp:effectExtent l="0" t="0" r="8255" b="2540"/>
-            <wp:docPr id="1955939510" name="Рисунок 2"/>
+          <wp:inline distT="0" distB="0" distL="0" distR="0" wp14:anchorId="5BCE751B" wp14:editId="1AA51DE1">
+            <wp:extent cx="6115685" cy="3463290"/>
+            <wp:effectExtent l="0" t="0" r="0" b="3810"/>
+            <wp:docPr id="635437490" name="Рисунок 2"/>
             <wp:cNvGraphicFramePr>
               <a:graphicFrameLocks xmlns:a="http://schemas.openxmlformats.org/drawingml/2006/main" noChangeAspect="1"/>
             </wp:cNvGraphicFramePr>
@@ -6153,7 +7596,7 @@
                     </pic:cNvPicPr>
                   </pic:nvPicPr>
                   <pic:blipFill>
-                    <a:blip r:embed="rId9" cstate="print">
+                    <a:blip r:embed="rId11" cstate="print">
                       <a:extLst>
                         <a:ext uri="{28A0092B-C50C-407E-A947-70E740481C1C}">
                           <a14:useLocalDpi xmlns:a14="http://schemas.microsoft.com/office/drawing/2010/main" val="0"/>
@@ -6168,7 +7611,7 @@
                   <pic:spPr bwMode="auto">
                     <a:xfrm>
                       <a:off x="0" y="0"/>
-                      <a:ext cx="6106795" cy="3464560"/>
+                      <a:ext cx="6115685" cy="3463290"/>
                     </a:xfrm>
                     <a:prstGeom prst="rect">
                       <a:avLst/>
@@ -6194,51 +7637,51 @@
       </w:r>
     </w:p>
     <w:p>
-      <w:r>
-        <w:t>Связь «Подсистема обработки, хранения и поддержки базы данных – Подсистема работы с БД» определяет процесс работы системного администратора с данными на серверном уровне, включая резервное копирование, загрузку, анализ и обеспечение актуальности информации, хранящейся в базе данных.</w:t>
-      </w:r>
-    </w:p>
-    <w:p>
-      <w:r>
-        <w:t>Связь «Подсистема работы с БД – Подсистема работы с пользователями» определяет процесс записи, изменения и получения данных в базе данных при регистрации, авторизации и аутентификации пользователей, а также при предоставлении доступа к личному кабинету.</w:t>
-      </w:r>
-    </w:p>
-    <w:p>
-      <w:r>
-        <w:t>Связь «Подсистема работы с пользователями – Подсистема визуализации» определяет возможность доступа пользователя системы к функциям просмотра и взаимодействия с 3D-моделями в зависимости от его статуса и прав доступа в системе.</w:t>
-      </w:r>
-    </w:p>
-    <w:p>
-      <w:r>
-        <w:t>Связь «Подсистема каталога 3D-моделей – Подсистема работы с БД» определяет процесс получения и обработки данных о 3D-моделях, необходимых для отображения каталога, поиска и фильтрации моделей.</w:t>
+      <w:bookmarkStart w:id="22" w:name="_Toc223628371"/>
+      <w:r>
+        <w:t>Связь «Управление данными – Работа с БД» определяет процесс работы системного администратора с данными на серверном уровне, включая резервное копирование, загрузку, анализ и обеспечение актуальности информации, хранящейся в базе данных.</w:t>
+      </w:r>
+    </w:p>
+    <w:p>
+      <w:r>
+        <w:t>Связь «Работа с БД – Пользователи» определяет процесс записи, изменения и получения данных в базе данных при регистрации, авторизации и аутентификации пользователей, а также при предоставлении доступа к личному кабинету.</w:t>
+      </w:r>
+    </w:p>
+    <w:p>
+      <w:r>
+        <w:t>Связь «Пользователи – Визуализация» определяет возможность доступа пользователя системы к функциям просмотра и взаимодействия с 3D-моделями в зависимости от его статуса и прав доступа в системе.</w:t>
+      </w:r>
+    </w:p>
+    <w:p>
+      <w:r>
+        <w:t>Связь «Каталог 3D – Работа с БД» определяет процесс получения и обработки данных о 3D-моделях, необходимых для отображения каталога, поиска и фильтрации моделей.</w:t>
       </w:r>
     </w:p>
     <w:p>
       <w:r>
         <w:lastRenderedPageBreak/>
-        <w:t>Связь «Подсистема визуализации – Подсистема каталога 3D-моделей» определяет передачу выбранных пользователем данных о 3D-моделях для последующей загрузки, рендеринга и отображения в интерактивном режиме.</w:t>
-      </w:r>
-    </w:p>
-    <w:p>
-      <w:r>
-        <w:t>Связь «Подсистема визуализации – Подсистема работы с БД» определяет загрузку геометрии, текстур и материалов 3D-моделей из базы данных в оперативную память для отображения в режиме реального времени.</w:t>
-      </w:r>
-    </w:p>
-    <w:p>
-      <w:r>
-        <w:t>Связь «Подсистема администрирования – Подсистема работы с БД» определяет выполнение администратором системы операций администрирования, контроля состояния данных и управления системой через средства администрирования.</w:t>
-      </w:r>
-    </w:p>
-    <w:p>
-      <w:r>
-        <w:t>Связь «Подсистема администрирования – Подсистема работы с пользователями» определяет процесс управления администратором системы учетными записями пользователей, включая контроль регистрации, изменение прав доступа, блокировку и восстановление учетных записей, а также мониторинг действий пользователей в системе.</w:t>
+        <w:t>Связь «Визуализация – Каталог 3D» определяет передачу выбранных пользователем данных о 3D-моделях для последующей загрузки, рендеринга и отображения в интерактивном режиме.</w:t>
+      </w:r>
+    </w:p>
+    <w:p>
+      <w:r>
+        <w:t>Связь «Визуализация – Работа с БД» определяет загрузку геометрии, текстур и материалов 3D-моделей из базы данных в оперативную память для отображения в режиме реального времени.</w:t>
+      </w:r>
+    </w:p>
+    <w:p>
+      <w:r>
+        <w:t>Связь «Администрирование – Работа с БД» определяет выполнение администратором системы операций администрирования, контроля состояния данных и управления системой через средства администрирования.</w:t>
+      </w:r>
+    </w:p>
+    <w:p>
+      <w:r>
+        <w:t>Связь «Администрирование – Пользователи» определяет процесс управления администратором системы учетными записями пользователей, включая контроль регистрации, изменение прав доступа, блокировку и восстановление учетных записей, а также мониторинг действий пользователей в системе.</w:t>
       </w:r>
     </w:p>
     <w:p>
       <w:pPr>
         <w:pStyle w:val="2"/>
       </w:pPr>
-      <w:bookmarkStart w:id="22" w:name="_Toc223628371"/>
       <w:r>
         <w:t>Требования к видам обеспечения</w:t>
       </w:r>
@@ -6267,11 +7710,11 @@
     </w:p>
     <w:p>
       <w:r>
-        <w:t xml:space="preserve">Состав, структура и способы организации данных в системе должны быть определены на этапе технического проектирования. Данные, используемые </w:t>
+        <w:t xml:space="preserve">Состав, структура и способы организации данных в системе должны быть определены на этапе технического проектирования. Данные, используемые системой, должны храниться в реляционной СУБД. Структура базы данных </w:t>
       </w:r>
       <w:r>
         <w:lastRenderedPageBreak/>
-        <w:t>системой, должны храниться в реляционной СУБД. Структура базы данных определяется с учетом особенностей внутренней модели системы принятия решений. Информационный обмен между серверной и клиентской частями системы должен осуществляться по протоколу HTTP</w:t>
+        <w:t>определяется с учетом особенностей внутренней модели системы принятия решений. Информационный обмен между серверной и клиентской частями системы должен осуществляться по протоколу HTTP</w:t>
       </w:r>
       <w:r>
         <w:rPr>
@@ -6483,7 +7926,6 @@
         <w:ind w:left="0" w:firstLine="709"/>
       </w:pPr>
       <w:r>
-        <w:lastRenderedPageBreak/>
         <w:t xml:space="preserve">процессор с тактовой частотой не менее 4.6 </w:t>
       </w:r>
       <w:proofErr w:type="spellStart"/>
@@ -6501,6 +7943,7 @@
         <w:ind w:left="709" w:firstLine="707"/>
       </w:pPr>
       <w:r>
+        <w:lastRenderedPageBreak/>
         <w:t>Расчет идет для 1000 активных пользователей, который заходят каждый день.</w:t>
       </w:r>
     </w:p>
@@ -6530,15 +7973,105 @@
     </w:p>
     <w:p>
       <w:r>
-        <w:t>Требования к организационному обеспечению системы не предъявляются.</w:t>
-      </w:r>
-    </w:p>
-    <w:p>
-      <w:pPr>
-        <w:pStyle w:val="3"/>
+        <w:t>Организационное обеспечение системы должно обеспечивать условия для её внедрения, эксплуатации и сопровождения.</w:t>
+      </w:r>
+    </w:p>
+    <w:p>
+      <w:r>
+        <w:t>В рамках организационного обеспечения должны быть выполнены следующие мероприятия:</w:t>
+      </w:r>
+    </w:p>
+    <w:p>
+      <w:pPr>
+        <w:pStyle w:val="a1"/>
+        <w:numPr>
+          <w:ilvl w:val="0"/>
+          <w:numId w:val="71"/>
+        </w:numPr>
+        <w:ind w:left="0" w:firstLine="709"/>
+      </w:pPr>
+      <w:r>
+        <w:t>подготовка серверной инфраструктуры для развертывания системы;</w:t>
+      </w:r>
+    </w:p>
+    <w:p>
+      <w:pPr>
+        <w:pStyle w:val="a1"/>
+        <w:numPr>
+          <w:ilvl w:val="0"/>
+          <w:numId w:val="71"/>
+        </w:numPr>
+        <w:ind w:left="0" w:firstLine="709"/>
+      </w:pPr>
+      <w:r>
+        <w:t>установка и настройка программного обеспечения системы;</w:t>
+      </w:r>
+    </w:p>
+    <w:p>
+      <w:pPr>
+        <w:pStyle w:val="a1"/>
+        <w:numPr>
+          <w:ilvl w:val="0"/>
+          <w:numId w:val="71"/>
+        </w:numPr>
+        <w:ind w:left="0" w:firstLine="709"/>
+      </w:pPr>
+      <w:r>
+        <w:t>проведение диагностики устойчивости сетевой инфраструктуры к предполагаемой нагрузке;</w:t>
+      </w:r>
+    </w:p>
+    <w:p>
+      <w:pPr>
+        <w:pStyle w:val="a1"/>
+        <w:numPr>
+          <w:ilvl w:val="0"/>
+          <w:numId w:val="71"/>
+        </w:numPr>
+        <w:ind w:left="0" w:firstLine="709"/>
+      </w:pPr>
+      <w:r>
+        <w:t>организация доступа пользователей к системе;</w:t>
+      </w:r>
+    </w:p>
+    <w:p>
+      <w:pPr>
+        <w:pStyle w:val="a1"/>
+        <w:numPr>
+          <w:ilvl w:val="0"/>
+          <w:numId w:val="71"/>
+        </w:numPr>
+        <w:ind w:left="0" w:firstLine="709"/>
+      </w:pPr>
+      <w:r>
+        <w:t>обучение пользователей и администраторов работе с системой;</w:t>
+      </w:r>
+    </w:p>
+    <w:p>
+      <w:pPr>
+        <w:pStyle w:val="a1"/>
+        <w:numPr>
+          <w:ilvl w:val="0"/>
+          <w:numId w:val="71"/>
+        </w:numPr>
+        <w:ind w:left="0" w:firstLine="709"/>
+      </w:pPr>
+      <w:r>
+        <w:t>назначение ответственных лиц за администрирование, сопровождение и обеспечение информационной безопасности системы.</w:t>
+      </w:r>
+    </w:p>
+    <w:p>
+      <w:pPr>
         <w:rPr>
           <w:lang w:val="en-US"/>
         </w:rPr>
+      </w:pPr>
+      <w:r>
+        <w:t>Организационные мероприятия должны быть выполнены до начала этапа опытной эксплуатации системы.</w:t>
+      </w:r>
+    </w:p>
+    <w:p>
+      <w:pPr>
+        <w:pStyle w:val="3"/>
       </w:pPr>
       <w:r>
         <w:t>Требования к методическому обеспечению системы</w:t>
@@ -6572,6 +8105,7 @@
         <w:ind w:left="0" w:firstLine="709"/>
       </w:pPr>
       <w:r>
+        <w:lastRenderedPageBreak/>
         <w:t>руководство администратора системы — документ, предназначенный для администраторов системы, содержащий описание функций администрирования, управления пользователями, модерации контента и контроля корректности работы системы;</w:t>
       </w:r>
     </w:p>
@@ -6633,7 +8167,10 @@
         </w:rPr>
       </w:pPr>
       <w:r>
-        <w:t>Таблица 5.1 – Календарный план работ по созданию АС MM</w:t>
+        <w:t xml:space="preserve">Таблица 5.1 – Календарный план работ по созданию </w:t>
+      </w:r>
+      <w:r>
+        <w:t>КВ3D</w:t>
       </w:r>
     </w:p>
     <w:tbl>
@@ -7501,35 +9038,399 @@
     </w:p>
     <w:p>
       <w:r>
-        <w:t xml:space="preserve">В соответствии с разделом 5 необходимо на каждой стадии создания системы установить контроль и приемку результатов работ. </w:t>
-      </w:r>
-    </w:p>
-    <w:p>
-      <w:r>
-        <w:t xml:space="preserve">На стадии 5 происходит прием готовой версии программного продукта (модели), а остальные результаты работ представляются в виде документов согласно таблице 5.1. </w:t>
-      </w:r>
-    </w:p>
-    <w:p>
-      <w:r>
-        <w:t xml:space="preserve">Приемка этапа включает в себя рассмотрение и оценку объема работ и </w:t>
-      </w:r>
-    </w:p>
-    <w:p>
-      <w:pPr>
-        <w:ind w:firstLine="0"/>
-      </w:pPr>
-      <w:r>
-        <w:t xml:space="preserve">предоставленной технической документации в соответствии с требованиями технического задания. </w:t>
-      </w:r>
-    </w:p>
-    <w:p>
-      <w:r>
-        <w:t>Организацию и проведение приемки системы должен осуществлять заказчик, а приемка системы должна производиться только после того, как будут выполнены все задачи системы.</w:t>
-      </w:r>
-    </w:p>
-    <w:p>
-      <w:r>
-        <w:t>Заказчик обязан предоставить материальную часть (технические средства), проектную документацию и специально выделенный персонал. Последним этапом при приемке системы является составление акта приемки.</w:t>
+        <w:t>Контроль и приемка системы осуществляются на всех стадиях её разработки в соответствии с календарным планом работ, представленным в разделе 5.</w:t>
+      </w:r>
+    </w:p>
+    <w:p>
+      <w:r>
+        <w:t>Приемка результатов каждого этапа разработки выполняется на основании анализа выполненных работ и представленной проектной документации.</w:t>
+      </w:r>
+    </w:p>
+    <w:p>
+      <w:r>
+        <w:t>Перед вводом системы в эксплуатацию проводится комплекс испытаний, включающий следующие виды проверок.</w:t>
+      </w:r>
+    </w:p>
+    <w:p>
+      <w:pPr>
+        <w:pStyle w:val="2"/>
+      </w:pPr>
+      <w:r>
+        <w:t>Функциональные испытания</w:t>
+      </w:r>
+    </w:p>
+    <w:p>
+      <w:r>
+        <w:t>Функциональные испытания проводятся с целью проверки корректности реализации функций системы.</w:t>
+      </w:r>
+    </w:p>
+    <w:p>
+      <w:pPr>
+        <w:pStyle w:val="a1"/>
+        <w:numPr>
+          <w:ilvl w:val="0"/>
+          <w:numId w:val="80"/>
+        </w:numPr>
+        <w:ind w:left="0" w:firstLine="709"/>
+      </w:pPr>
+      <w:r>
+        <w:t>Проверке подлежат следующие функции:</w:t>
+      </w:r>
+    </w:p>
+    <w:p>
+      <w:pPr>
+        <w:pStyle w:val="a1"/>
+        <w:numPr>
+          <w:ilvl w:val="0"/>
+          <w:numId w:val="80"/>
+        </w:numPr>
+        <w:ind w:left="0" w:firstLine="709"/>
+      </w:pPr>
+      <w:r>
+        <w:t>регистрация и авторизация пользователей;</w:t>
+      </w:r>
+    </w:p>
+    <w:p>
+      <w:pPr>
+        <w:pStyle w:val="a1"/>
+        <w:numPr>
+          <w:ilvl w:val="0"/>
+          <w:numId w:val="80"/>
+        </w:numPr>
+        <w:ind w:left="0" w:firstLine="709"/>
+      </w:pPr>
+      <w:r>
+        <w:t>загрузка, удаление и редактирование 3D-моделей;</w:t>
+      </w:r>
+    </w:p>
+    <w:p>
+      <w:pPr>
+        <w:pStyle w:val="a1"/>
+        <w:numPr>
+          <w:ilvl w:val="0"/>
+          <w:numId w:val="80"/>
+        </w:numPr>
+        <w:ind w:left="0" w:firstLine="709"/>
+      </w:pPr>
+      <w:r>
+        <w:t>поиск и фильтрация моделей в каталоге;</w:t>
+      </w:r>
+    </w:p>
+    <w:p>
+      <w:pPr>
+        <w:pStyle w:val="a1"/>
+        <w:numPr>
+          <w:ilvl w:val="0"/>
+          <w:numId w:val="80"/>
+        </w:numPr>
+        <w:ind w:left="0" w:firstLine="709"/>
+      </w:pPr>
+      <w:r>
+        <w:t>отображение и интерактивная визуализация 3D-моделей;</w:t>
+      </w:r>
+    </w:p>
+    <w:p>
+      <w:pPr>
+        <w:pStyle w:val="a1"/>
+        <w:numPr>
+          <w:ilvl w:val="0"/>
+          <w:numId w:val="80"/>
+        </w:numPr>
+        <w:ind w:left="0" w:firstLine="709"/>
+      </w:pPr>
+      <w:r>
+        <w:t>управление пользователями и правами доступа;</w:t>
+      </w:r>
+    </w:p>
+    <w:p>
+      <w:pPr>
+        <w:pStyle w:val="a1"/>
+        <w:numPr>
+          <w:ilvl w:val="0"/>
+          <w:numId w:val="80"/>
+        </w:numPr>
+        <w:ind w:left="0" w:firstLine="709"/>
+      </w:pPr>
+      <w:r>
+        <w:t>работа административного интерфейса.</w:t>
+      </w:r>
+    </w:p>
+    <w:p>
+      <w:r>
+        <w:t>Критерий успешности:</w:t>
+      </w:r>
+      <w:r>
+        <w:t xml:space="preserve"> </w:t>
+      </w:r>
+      <w:r>
+        <w:t>функции системы выполняются корректно и соответствуют требованиям, указанным в разделе 4 настоящего технического задания.</w:t>
+      </w:r>
+    </w:p>
+    <w:p>
+      <w:pPr>
+        <w:pStyle w:val="2"/>
+      </w:pPr>
+      <w:r>
+        <w:t>Нагрузочные испытания</w:t>
+      </w:r>
+    </w:p>
+    <w:p>
+      <w:r>
+        <w:t>Нагрузочные испытания проводятся для оценки производительности системы при одновременной работе пользователей.</w:t>
+      </w:r>
+    </w:p>
+    <w:p>
+      <w:r>
+        <w:t>Проверяется:</w:t>
+      </w:r>
+    </w:p>
+    <w:p>
+      <w:pPr>
+        <w:pStyle w:val="a1"/>
+        <w:numPr>
+          <w:ilvl w:val="0"/>
+          <w:numId w:val="79"/>
+        </w:numPr>
+        <w:ind w:left="0" w:firstLine="709"/>
+      </w:pPr>
+      <w:r>
+        <w:lastRenderedPageBreak/>
+        <w:t>устойчивость системы при одновременной работе не менее 1000 пользователей;</w:t>
+      </w:r>
+    </w:p>
+    <w:p>
+      <w:pPr>
+        <w:pStyle w:val="a1"/>
+        <w:numPr>
+          <w:ilvl w:val="0"/>
+          <w:numId w:val="79"/>
+        </w:numPr>
+        <w:ind w:left="0" w:firstLine="709"/>
+      </w:pPr>
+      <w:r>
+        <w:t>время загрузки страниц и элементов интерфейса;</w:t>
+      </w:r>
+    </w:p>
+    <w:p>
+      <w:pPr>
+        <w:pStyle w:val="a1"/>
+        <w:numPr>
+          <w:ilvl w:val="0"/>
+          <w:numId w:val="79"/>
+        </w:numPr>
+        <w:ind w:left="0" w:firstLine="709"/>
+      </w:pPr>
+      <w:r>
+        <w:t>время загрузки и отображения 3D-моделей.</w:t>
+      </w:r>
+    </w:p>
+    <w:p>
+      <w:pPr>
+        <w:pStyle w:val="a1"/>
+        <w:numPr>
+          <w:ilvl w:val="0"/>
+          <w:numId w:val="79"/>
+        </w:numPr>
+        <w:ind w:left="0" w:firstLine="709"/>
+      </w:pPr>
+      <w:r>
+        <w:t>Критерий успешности:</w:t>
+      </w:r>
+    </w:p>
+    <w:p>
+      <w:pPr>
+        <w:pStyle w:val="a1"/>
+        <w:numPr>
+          <w:ilvl w:val="0"/>
+          <w:numId w:val="79"/>
+        </w:numPr>
+        <w:ind w:left="0" w:firstLine="709"/>
+      </w:pPr>
+      <w:r>
+        <w:t>время загрузки главной страницы — не более 10 секунд;</w:t>
+      </w:r>
+    </w:p>
+    <w:p>
+      <w:pPr>
+        <w:pStyle w:val="a1"/>
+        <w:numPr>
+          <w:ilvl w:val="0"/>
+          <w:numId w:val="79"/>
+        </w:numPr>
+        <w:ind w:left="0" w:firstLine="709"/>
+      </w:pPr>
+      <w:r>
+        <w:t>время начала отображения 3D-модели — не более 15 секунд;</w:t>
+      </w:r>
+    </w:p>
+    <w:p>
+      <w:pPr>
+        <w:pStyle w:val="a1"/>
+        <w:numPr>
+          <w:ilvl w:val="0"/>
+          <w:numId w:val="79"/>
+        </w:numPr>
+        <w:ind w:left="0" w:firstLine="709"/>
+      </w:pPr>
+      <w:r>
+        <w:t>отсутствие критических ошибок и отказов системы.</w:t>
+      </w:r>
+    </w:p>
+    <w:p>
+      <w:pPr>
+        <w:pStyle w:val="2"/>
+      </w:pPr>
+      <w:r>
+        <w:t>Испытания надежности</w:t>
+      </w:r>
+    </w:p>
+    <w:p>
+      <w:pPr>
+        <w:ind w:left="709" w:firstLine="0"/>
+      </w:pPr>
+      <w:r>
+        <w:t>Испытания проводятся для проверки устойчивости системы к сбоям и возможности восстановления данных.</w:t>
+      </w:r>
+    </w:p>
+    <w:p>
+      <w:pPr>
+        <w:ind w:left="709" w:firstLine="0"/>
+      </w:pPr>
+      <w:r>
+        <w:t>Проверяется:</w:t>
+      </w:r>
+    </w:p>
+    <w:p>
+      <w:pPr>
+        <w:pStyle w:val="a1"/>
+        <w:numPr>
+          <w:ilvl w:val="0"/>
+          <w:numId w:val="78"/>
+        </w:numPr>
+        <w:ind w:left="0" w:firstLine="709"/>
+      </w:pPr>
+      <w:r>
+        <w:t>корректность работы механизмов резервного копирования;</w:t>
+      </w:r>
+    </w:p>
+    <w:p>
+      <w:pPr>
+        <w:pStyle w:val="a1"/>
+        <w:numPr>
+          <w:ilvl w:val="0"/>
+          <w:numId w:val="78"/>
+        </w:numPr>
+        <w:ind w:left="0" w:firstLine="709"/>
+      </w:pPr>
+      <w:r>
+        <w:t>возможность восстановления системы из резервной копии;</w:t>
+      </w:r>
+    </w:p>
+    <w:p>
+      <w:pPr>
+        <w:pStyle w:val="a1"/>
+        <w:numPr>
+          <w:ilvl w:val="0"/>
+          <w:numId w:val="78"/>
+        </w:numPr>
+        <w:ind w:left="0" w:firstLine="709"/>
+      </w:pPr>
+      <w:r>
+        <w:t>корректность перезапуска системы после сбоя.</w:t>
+      </w:r>
+    </w:p>
+    <w:p>
+      <w:pPr>
+        <w:ind w:left="709" w:firstLine="0"/>
+      </w:pPr>
+      <w:r>
+        <w:t>Критерий успешности:</w:t>
+      </w:r>
+      <w:r>
+        <w:t xml:space="preserve"> </w:t>
+      </w:r>
+      <w:r>
+        <w:t>система корректно восстанавливает работоспособность и целостность данных.</w:t>
+      </w:r>
+    </w:p>
+    <w:p>
+      <w:pPr>
+        <w:pStyle w:val="2"/>
+      </w:pPr>
+      <w:r>
+        <w:t>Приёмочные испытания</w:t>
+      </w:r>
+    </w:p>
+    <w:p>
+      <w:pPr>
+        <w:ind w:left="709" w:firstLine="0"/>
+      </w:pPr>
+      <w:r>
+        <w:t>Приемочные испытания проводятся заказчиком после завершения всех этапов разработки и испытаний системы.</w:t>
+      </w:r>
+    </w:p>
+    <w:p>
+      <w:pPr>
+        <w:ind w:left="709" w:firstLine="0"/>
+      </w:pPr>
+      <w:r>
+        <w:t>В ходе приемочных испытаний проверяется:</w:t>
+      </w:r>
+    </w:p>
+    <w:p>
+      <w:pPr>
+        <w:pStyle w:val="a1"/>
+        <w:numPr>
+          <w:ilvl w:val="0"/>
+          <w:numId w:val="77"/>
+        </w:numPr>
+        <w:ind w:left="0" w:firstLine="709"/>
+      </w:pPr>
+      <w:r>
+        <w:t>соответствие системы требованиям технического задания;</w:t>
+      </w:r>
+    </w:p>
+    <w:p>
+      <w:pPr>
+        <w:pStyle w:val="a1"/>
+        <w:numPr>
+          <w:ilvl w:val="0"/>
+          <w:numId w:val="77"/>
+        </w:numPr>
+        <w:ind w:left="0" w:firstLine="709"/>
+      </w:pPr>
+      <w:r>
+        <w:t>наличие и корректность проектно-эксплуатационной документации;</w:t>
+      </w:r>
+    </w:p>
+    <w:p>
+      <w:pPr>
+        <w:pStyle w:val="a1"/>
+        <w:numPr>
+          <w:ilvl w:val="0"/>
+          <w:numId w:val="77"/>
+        </w:numPr>
+        <w:ind w:left="0" w:firstLine="709"/>
+      </w:pPr>
+      <w:r>
+        <w:t>работоспособность основных функций системы.</w:t>
+      </w:r>
+    </w:p>
+    <w:p>
+      <w:pPr>
+        <w:ind w:left="709" w:firstLine="0"/>
+      </w:pPr>
+      <w:r>
+        <w:t>По результатам испытаний составляется протокол испытаний и акт приемки системы.</w:t>
+      </w:r>
+    </w:p>
+    <w:p>
+      <w:pPr>
+        <w:ind w:left="709" w:firstLine="0"/>
+      </w:pPr>
+      <w:r>
+        <w:lastRenderedPageBreak/>
+        <w:t>В случае успешного прохождения всех проверок система принимается заказчиком и допускается к промышленной эксплуатации.</w:t>
       </w:r>
     </w:p>
     <w:p/>
@@ -7665,75 +9566,81 @@
     <w:p>
       <w:pPr>
         <w:pStyle w:val="2"/>
-      </w:pPr>
-      <w:bookmarkStart w:id="29" w:name="_Toc223628378"/>
-      <w:r>
-        <w:lastRenderedPageBreak/>
-        <w:t>Создание необходимых для функционирования системы подразделений и служб</w:t>
-      </w:r>
-      <w:bookmarkEnd w:id="29"/>
-    </w:p>
-    <w:p>
-      <w:r>
-        <w:t>Для функционирования системы не требуется дополнительных подразделений и служб.</w:t>
-      </w:r>
-    </w:p>
-    <w:p>
-      <w:pPr>
-        <w:pStyle w:val="2"/>
-      </w:pPr>
-      <w:bookmarkStart w:id="30" w:name="_Toc223628379"/>
-      <w:r>
-        <w:t>Сроки и порядок комплектования штатов и обучения персонала</w:t>
-      </w:r>
-      <w:bookmarkEnd w:id="30"/>
-    </w:p>
-    <w:p>
-      <w:r>
-        <w:t>Комплектование штатов подразделений и служб, необходимых для функционирования системы, а также подготовка их сотрудников должны быть за вершены до начала опытной эксплуатации системы.</w:t>
-      </w:r>
-    </w:p>
-    <w:p/>
-    <w:p>
-      <w:pPr>
-        <w:pStyle w:val="a"/>
-      </w:pPr>
-      <w:bookmarkStart w:id="31" w:name="_Toc223628380"/>
-      <w:r>
-        <w:lastRenderedPageBreak/>
-        <w:t>Требования к документированию</w:t>
-      </w:r>
-      <w:bookmarkEnd w:id="31"/>
-    </w:p>
-    <w:p>
-      <w:r>
-        <w:t xml:space="preserve">Проектная документация должна быть разработана в соответствии с ГОСТ </w:t>
-      </w:r>
-      <w:proofErr w:type="gramStart"/>
-      <w:r>
-        <w:t>34.201-2020</w:t>
-      </w:r>
-      <w:proofErr w:type="gramEnd"/>
-      <w:r>
-        <w:t xml:space="preserve"> и ГОСТ </w:t>
-      </w:r>
-      <w:proofErr w:type="gramStart"/>
-      <w:r>
-        <w:t>7.32-2017</w:t>
-      </w:r>
-      <w:proofErr w:type="gramEnd"/>
-      <w:r>
-        <w:t>. Отчетные материалы должны включать в себя текстовые материалы (представленные в виде бумажной копии и на цифровом носителе в формате MS Word</w:t>
-      </w:r>
-      <w:r>
-        <w:t xml:space="preserve"> или </w:t>
-      </w:r>
-      <w:r>
         <w:rPr>
           <w:lang w:val="en-US"/>
         </w:rPr>
+      </w:pPr>
+      <w:bookmarkStart w:id="29" w:name="_Toc223628378"/>
+      <w:r>
+        <w:lastRenderedPageBreak/>
+        <w:t>Создание необходимых для функционирования системы подразделений и служб</w:t>
+      </w:r>
+      <w:bookmarkEnd w:id="29"/>
+    </w:p>
+    <w:p>
+      <w:r>
+        <w:t>Создание дополнительных подразделений и служб для функционирования системы не требуется.</w:t>
+      </w:r>
+    </w:p>
+    <w:p>
+      <w:r>
+        <w:t>Эксплуатация и сопровождение системы осуществляются существующим персоналом организации (администратор системы, системный администратор, специалист по информационной безопасности).</w:t>
+      </w:r>
+    </w:p>
+    <w:p>
+      <w:pPr>
+        <w:pStyle w:val="2"/>
+      </w:pPr>
+      <w:bookmarkStart w:id="30" w:name="_Toc223628379"/>
+      <w:r>
+        <w:t>Сроки и порядок комплектования штатов и обучения персонала</w:t>
+      </w:r>
+      <w:bookmarkEnd w:id="30"/>
+    </w:p>
+    <w:p>
+      <w:r>
+        <w:t>Обучение пользователей и администраторов работе с системой должно быть проведено до начала этапа опытной эксплуатации.</w:t>
+      </w:r>
+    </w:p>
+    <w:p>
+      <w:pPr>
+        <w:pStyle w:val="a"/>
+      </w:pPr>
+      <w:bookmarkStart w:id="31" w:name="_Toc223628380"/>
+      <w:r>
+        <w:lastRenderedPageBreak/>
+        <w:t>Требования к документированию</w:t>
+      </w:r>
+      <w:bookmarkEnd w:id="31"/>
+    </w:p>
+    <w:p>
+      <w:r>
+        <w:t xml:space="preserve">Проектная документация должна быть разработана в соответствии с ГОСТ </w:t>
+      </w:r>
+      <w:proofErr w:type="gramStart"/>
+      <w:r>
+        <w:t>34.201-2020</w:t>
+      </w:r>
+      <w:proofErr w:type="gramEnd"/>
+      <w:r>
+        <w:t xml:space="preserve"> и ГОСТ </w:t>
+      </w:r>
+      <w:proofErr w:type="gramStart"/>
+      <w:r>
+        <w:t>7.32-2017</w:t>
+      </w:r>
+      <w:proofErr w:type="gramEnd"/>
+      <w:r>
+        <w:t xml:space="preserve">. Отчетные материалы должны включать в себя текстовые материалы (представленные в виде бумажной копии и на цифровом носителе </w:t>
+      </w:r>
+      <w:r>
+        <w:t xml:space="preserve">в формате PDF или </w:t>
+      </w:r>
+      <w:proofErr w:type="spellStart"/>
+      <w:r>
         <w:t>Markdown</w:t>
       </w:r>
+      <w:proofErr w:type="spellEnd"/>
       <w:r>
         <w:t>) и графические материалы.</w:t>
       </w:r>
@@ -8016,39 +9923,289 @@
       <w:pPr>
         <w:pStyle w:val="a1"/>
         <w:numPr>
-          <w:ilvl w:val="0"/>
-          <w:numId w:val="46"/>
+          <w:ilvl w:val="1"/>
+          <w:numId w:val="41"/>
         </w:numPr>
+        <w:ind w:left="0" w:firstLine="709"/>
       </w:pPr>
       <w:r>
         <w:t xml:space="preserve">ГОСТ Р 2.521–2021. Единая система конструкторской документации. Электронная конструкторская документация. </w:t>
       </w:r>
       <w:r>
-        <w:t>Требования к форматам представления трехмерных геометрических моделей</w:t>
-      </w:r>
-      <w:r>
-        <w:t>.</w:t>
+        <w:t xml:space="preserve">Требования к форматам представления </w:t>
+      </w:r>
+      <w:r>
+        <w:t>трехмерных геометрических моделей.</w:t>
       </w:r>
     </w:p>
     <w:p>
       <w:pPr>
         <w:pStyle w:val="a1"/>
         <w:numPr>
-          <w:ilvl w:val="0"/>
-          <w:numId w:val="46"/>
+          <w:ilvl w:val="1"/>
+          <w:numId w:val="41"/>
         </w:numPr>
-      </w:pPr>
-      <w:r>
-        <w:t>ГОСТ 2.052</w:t>
-      </w:r>
-      <w:r>
-        <w:t xml:space="preserve">–2021 </w:t>
-      </w:r>
-      <w:r>
-        <w:t>Единая система конструкторской документации</w:t>
-      </w:r>
-      <w:r>
-        <w:t>. Электронная модель изделия.</w:t>
+        <w:ind w:left="0" w:firstLine="709"/>
+      </w:pPr>
+      <w:r>
+        <w:t>ГОСТ 2.052–2021 Единая система конструкторской документации. Электронная модель изделия.</w:t>
+      </w:r>
+    </w:p>
+    <w:p>
+      <w:pPr>
+        <w:pStyle w:val="a1"/>
+        <w:numPr>
+          <w:ilvl w:val="1"/>
+          <w:numId w:val="41"/>
+        </w:numPr>
+        <w:ind w:left="0" w:firstLine="709"/>
+      </w:pPr>
+      <w:r>
+        <w:t xml:space="preserve">Спецификация </w:t>
+      </w:r>
+      <w:proofErr w:type="spellStart"/>
+      <w:r>
+        <w:t>WebGL</w:t>
+      </w:r>
+      <w:proofErr w:type="spellEnd"/>
+      <w:r>
+        <w:t xml:space="preserve"> — технология аппаратного рендеринга 3D-графики в браузере // </w:t>
+      </w:r>
+      <w:proofErr w:type="spellStart"/>
+      <w:r>
+        <w:t>Khronos</w:t>
+      </w:r>
+      <w:proofErr w:type="spellEnd"/>
+      <w:r>
+        <w:t xml:space="preserve"> Group [сайт].</w:t>
+      </w:r>
+      <w:r>
+        <w:t xml:space="preserve"> </w:t>
+      </w:r>
+      <w:r>
+        <w:t xml:space="preserve">URL: </w:t>
+      </w:r>
+      <w:hyperlink r:id="rId12" w:tgtFrame="_new" w:history="1">
+        <w:r>
+          <w:rPr>
+            <w:rStyle w:val="af2"/>
+          </w:rPr>
+          <w:t>https://registry.khronos.org/webgl/specs/latest/1.0/</w:t>
+        </w:r>
+      </w:hyperlink>
+      <w:r>
+        <w:t xml:space="preserve"> (дата обращения: 16.03.2026).</w:t>
+      </w:r>
+    </w:p>
+    <w:p>
+      <w:pPr>
+        <w:pStyle w:val="a1"/>
+        <w:numPr>
+          <w:ilvl w:val="1"/>
+          <w:numId w:val="41"/>
+        </w:numPr>
+        <w:ind w:left="0" w:firstLine="709"/>
+      </w:pPr>
+      <w:proofErr w:type="spellStart"/>
+      <w:r>
+        <w:t>glTF</w:t>
+      </w:r>
+      <w:proofErr w:type="spellEnd"/>
+      <w:r>
+        <w:t xml:space="preserve"> — формат передачи 3D-сцен и моделей // </w:t>
+      </w:r>
+      <w:proofErr w:type="spellStart"/>
+      <w:r>
+        <w:t>Khronos</w:t>
+      </w:r>
+      <w:proofErr w:type="spellEnd"/>
+      <w:r>
+        <w:t xml:space="preserve"> Group [сайт].</w:t>
+      </w:r>
+      <w:r>
+        <w:t xml:space="preserve"> </w:t>
+      </w:r>
+      <w:r>
+        <w:t xml:space="preserve">URL: </w:t>
+      </w:r>
+      <w:hyperlink r:id="rId13" w:tgtFrame="_new" w:history="1">
+        <w:r>
+          <w:rPr>
+            <w:rStyle w:val="af2"/>
+          </w:rPr>
+          <w:t>https://www.khronos.org/gltf/</w:t>
+        </w:r>
+      </w:hyperlink>
+      <w:r>
+        <w:t xml:space="preserve"> (дата обращения: 16.03.2026).</w:t>
+      </w:r>
+    </w:p>
+    <w:p>
+      <w:pPr>
+        <w:pStyle w:val="a1"/>
+        <w:numPr>
+          <w:ilvl w:val="1"/>
+          <w:numId w:val="41"/>
+        </w:numPr>
+        <w:ind w:left="0" w:firstLine="709"/>
+      </w:pPr>
+      <w:r>
+        <w:lastRenderedPageBreak/>
+        <w:t xml:space="preserve">HTML </w:t>
+      </w:r>
+      <w:proofErr w:type="spellStart"/>
+      <w:r>
+        <w:t>Living</w:t>
+      </w:r>
+      <w:proofErr w:type="spellEnd"/>
+      <w:r>
+        <w:t xml:space="preserve"> Standard — спецификация языка разметки веб-страниц // WHATWG [сайт].</w:t>
+      </w:r>
+      <w:r>
+        <w:t xml:space="preserve"> </w:t>
+      </w:r>
+      <w:r>
+        <w:t xml:space="preserve">URL: </w:t>
+      </w:r>
+      <w:hyperlink r:id="rId14" w:tgtFrame="_new" w:history="1">
+        <w:r>
+          <w:rPr>
+            <w:rStyle w:val="af2"/>
+          </w:rPr>
+          <w:t>https://html.spec.whatwg.org/</w:t>
+        </w:r>
+      </w:hyperlink>
+      <w:r>
+        <w:t xml:space="preserve"> (дата обращения: 16.03.2026).</w:t>
+      </w:r>
+    </w:p>
+    <w:p>
+      <w:pPr>
+        <w:pStyle w:val="a1"/>
+        <w:numPr>
+          <w:ilvl w:val="1"/>
+          <w:numId w:val="41"/>
+        </w:numPr>
+        <w:ind w:left="0" w:firstLine="709"/>
+      </w:pPr>
+      <w:r>
+        <w:rPr>
+          <w:lang w:val="en-US"/>
+        </w:rPr>
+        <w:t xml:space="preserve">CSS Specifications — </w:t>
+      </w:r>
+      <w:r>
+        <w:t>стандарты</w:t>
+      </w:r>
+      <w:r>
+        <w:rPr>
+          <w:lang w:val="en-US"/>
+        </w:rPr>
+        <w:t xml:space="preserve"> </w:t>
+      </w:r>
+      <w:r>
+        <w:t>таблиц</w:t>
+      </w:r>
+      <w:r>
+        <w:rPr>
+          <w:lang w:val="en-US"/>
+        </w:rPr>
+        <w:t xml:space="preserve"> </w:t>
+      </w:r>
+      <w:r>
+        <w:t>стилей</w:t>
+      </w:r>
+      <w:r>
+        <w:rPr>
+          <w:lang w:val="en-US"/>
+        </w:rPr>
+        <w:t xml:space="preserve"> // World Wide Web Consortium [</w:t>
+      </w:r>
+      <w:r>
+        <w:t>сайт</w:t>
+      </w:r>
+      <w:r>
+        <w:rPr>
+          <w:lang w:val="en-US"/>
+        </w:rPr>
+        <w:t>].</w:t>
+      </w:r>
+      <w:r>
+        <w:rPr>
+          <w:lang w:val="en-US"/>
+        </w:rPr>
+        <w:t xml:space="preserve"> </w:t>
+      </w:r>
+      <w:r>
+        <w:t>URL: https://www.w3.org/TR/css/ (дата обращения: 16.03.2026).</w:t>
+      </w:r>
+    </w:p>
+    <w:p>
+      <w:pPr>
+        <w:pStyle w:val="a1"/>
+        <w:numPr>
+          <w:ilvl w:val="1"/>
+          <w:numId w:val="41"/>
+        </w:numPr>
+        <w:ind w:left="0" w:firstLine="709"/>
+      </w:pPr>
+      <w:r>
+        <w:t>Document Object Model — объектная модель документов // WHATWG [сайт].</w:t>
+      </w:r>
+      <w:r>
+        <w:t xml:space="preserve"> </w:t>
+      </w:r>
+      <w:r>
+        <w:t xml:space="preserve">URL: </w:t>
+      </w:r>
+      <w:hyperlink r:id="rId15" w:tgtFrame="_new" w:history="1">
+        <w:r>
+          <w:rPr>
+            <w:rStyle w:val="af2"/>
+          </w:rPr>
+          <w:t>https://dom.spec.whatwg.org/</w:t>
+        </w:r>
+      </w:hyperlink>
+      <w:r>
+        <w:t xml:space="preserve"> (дата обращения: 16.03.2026).</w:t>
+      </w:r>
+    </w:p>
+    <w:p>
+      <w:pPr>
+        <w:pStyle w:val="a1"/>
+        <w:numPr>
+          <w:ilvl w:val="1"/>
+          <w:numId w:val="41"/>
+        </w:numPr>
+        <w:ind w:left="0" w:firstLine="709"/>
+      </w:pPr>
+      <w:r>
+        <w:t xml:space="preserve">HTTP </w:t>
+      </w:r>
+      <w:proofErr w:type="spellStart"/>
+      <w:r>
+        <w:t>Semantics</w:t>
+      </w:r>
+      <w:proofErr w:type="spellEnd"/>
+      <w:r>
+        <w:t xml:space="preserve"> (RFC 9110) — спецификация протокола HTTP // RFC Editor [сайт].</w:t>
+      </w:r>
+      <w:r>
+        <w:t xml:space="preserve"> </w:t>
+      </w:r>
+      <w:r>
+        <w:t xml:space="preserve">URL: </w:t>
+      </w:r>
+      <w:hyperlink r:id="rId16" w:tgtFrame="_new" w:history="1">
+        <w:r>
+          <w:rPr>
+            <w:rStyle w:val="af2"/>
+          </w:rPr>
+          <w:t>https://www.rfc-editor.org/rfc/rfc9110</w:t>
+        </w:r>
+      </w:hyperlink>
+      <w:r>
+        <w:t xml:space="preserve"> (дата обращения: 16.03.2026).</w:t>
       </w:r>
     </w:p>
     <w:p>
@@ -8058,8 +10215,6 @@
       </w:pPr>
     </w:p>
     <w:sectPr>
-      <w:footerReference w:type="default" r:id="rId10"/>
-      <w:footerReference w:type="first" r:id="rId11"/>
       <w:pgSz w:w="11906" w:h="16838" w:code="9"/>
       <w:pgMar w:top="1134" w:right="567" w:bottom="1134" w:left="1701" w:header="709" w:footer="709" w:gutter="0"/>
       <w:cols w:space="708"/>
@@ -8457,6 +10612,155 @@
     </w:lvl>
   </w:abstractNum>
   <w:abstractNum w:abstractNumId="2" w15:restartNumberingAfterBreak="0">
+    <w:nsid w:val="02F23863"/>
+    <w:multiLevelType w:val="multilevel"/>
+    <w:tmpl w:val="FFF401EC"/>
+    <w:lvl w:ilvl="0">
+      <w:start w:val="1"/>
+      <w:numFmt w:val="bullet"/>
+      <w:lvlText w:val=""/>
+      <w:lvlJc w:val="left"/>
+      <w:pPr>
+        <w:tabs>
+          <w:tab w:val="num" w:pos="720"/>
+        </w:tabs>
+        <w:ind w:left="720" w:hanging="360"/>
+      </w:pPr>
+      <w:rPr>
+        <w:rFonts w:ascii="Symbol" w:hAnsi="Symbol" w:hint="default"/>
+        <w:sz w:val="20"/>
+      </w:rPr>
+    </w:lvl>
+    <w:lvl w:ilvl="1" w:tentative="1">
+      <w:start w:val="1"/>
+      <w:numFmt w:val="bullet"/>
+      <w:lvlText w:val="o"/>
+      <w:lvlJc w:val="left"/>
+      <w:pPr>
+        <w:tabs>
+          <w:tab w:val="num" w:pos="1440"/>
+        </w:tabs>
+        <w:ind w:left="1440" w:hanging="360"/>
+      </w:pPr>
+      <w:rPr>
+        <w:rFonts w:ascii="Courier New" w:hAnsi="Courier New" w:hint="default"/>
+        <w:sz w:val="20"/>
+      </w:rPr>
+    </w:lvl>
+    <w:lvl w:ilvl="2" w:tentative="1">
+      <w:start w:val="1"/>
+      <w:numFmt w:val="bullet"/>
+      <w:lvlText w:val=""/>
+      <w:lvlJc w:val="left"/>
+      <w:pPr>
+        <w:tabs>
+          <w:tab w:val="num" w:pos="2160"/>
+        </w:tabs>
+        <w:ind w:left="2160" w:hanging="360"/>
+      </w:pPr>
+      <w:rPr>
+        <w:rFonts w:ascii="Wingdings" w:hAnsi="Wingdings" w:hint="default"/>
+        <w:sz w:val="20"/>
+      </w:rPr>
+    </w:lvl>
+    <w:lvl w:ilvl="3" w:tentative="1">
+      <w:start w:val="1"/>
+      <w:numFmt w:val="bullet"/>
+      <w:lvlText w:val=""/>
+      <w:lvlJc w:val="left"/>
+      <w:pPr>
+        <w:tabs>
+          <w:tab w:val="num" w:pos="2880"/>
+        </w:tabs>
+        <w:ind w:left="2880" w:hanging="360"/>
+      </w:pPr>
+      <w:rPr>
+        <w:rFonts w:ascii="Wingdings" w:hAnsi="Wingdings" w:hint="default"/>
+        <w:sz w:val="20"/>
+      </w:rPr>
+    </w:lvl>
+    <w:lvl w:ilvl="4" w:tentative="1">
+      <w:start w:val="1"/>
+      <w:numFmt w:val="bullet"/>
+      <w:lvlText w:val=""/>
+      <w:lvlJc w:val="left"/>
+      <w:pPr>
+        <w:tabs>
+          <w:tab w:val="num" w:pos="3600"/>
+        </w:tabs>
+        <w:ind w:left="3600" w:hanging="360"/>
+      </w:pPr>
+      <w:rPr>
+        <w:rFonts w:ascii="Wingdings" w:hAnsi="Wingdings" w:hint="default"/>
+        <w:sz w:val="20"/>
+      </w:rPr>
+    </w:lvl>
+    <w:lvl w:ilvl="5" w:tentative="1">
+      <w:start w:val="1"/>
+      <w:numFmt w:val="bullet"/>
+      <w:lvlText w:val=""/>
+      <w:lvlJc w:val="left"/>
+      <w:pPr>
+        <w:tabs>
+          <w:tab w:val="num" w:pos="4320"/>
+        </w:tabs>
+        <w:ind w:left="4320" w:hanging="360"/>
+      </w:pPr>
+      <w:rPr>
+        <w:rFonts w:ascii="Wingdings" w:hAnsi="Wingdings" w:hint="default"/>
+        <w:sz w:val="20"/>
+      </w:rPr>
+    </w:lvl>
+    <w:lvl w:ilvl="6" w:tentative="1">
+      <w:start w:val="1"/>
+      <w:numFmt w:val="bullet"/>
+      <w:lvlText w:val=""/>
+      <w:lvlJc w:val="left"/>
+      <w:pPr>
+        <w:tabs>
+          <w:tab w:val="num" w:pos="5040"/>
+        </w:tabs>
+        <w:ind w:left="5040" w:hanging="360"/>
+      </w:pPr>
+      <w:rPr>
+        <w:rFonts w:ascii="Wingdings" w:hAnsi="Wingdings" w:hint="default"/>
+        <w:sz w:val="20"/>
+      </w:rPr>
+    </w:lvl>
+    <w:lvl w:ilvl="7" w:tentative="1">
+      <w:start w:val="1"/>
+      <w:numFmt w:val="bullet"/>
+      <w:lvlText w:val=""/>
+      <w:lvlJc w:val="left"/>
+      <w:pPr>
+        <w:tabs>
+          <w:tab w:val="num" w:pos="5760"/>
+        </w:tabs>
+        <w:ind w:left="5760" w:hanging="360"/>
+      </w:pPr>
+      <w:rPr>
+        <w:rFonts w:ascii="Wingdings" w:hAnsi="Wingdings" w:hint="default"/>
+        <w:sz w:val="20"/>
+      </w:rPr>
+    </w:lvl>
+    <w:lvl w:ilvl="8" w:tentative="1">
+      <w:start w:val="1"/>
+      <w:numFmt w:val="bullet"/>
+      <w:lvlText w:val=""/>
+      <w:lvlJc w:val="left"/>
+      <w:pPr>
+        <w:tabs>
+          <w:tab w:val="num" w:pos="6480"/>
+        </w:tabs>
+        <w:ind w:left="6480" w:hanging="360"/>
+      </w:pPr>
+      <w:rPr>
+        <w:rFonts w:ascii="Wingdings" w:hAnsi="Wingdings" w:hint="default"/>
+        <w:sz w:val="20"/>
+      </w:rPr>
+    </w:lvl>
+  </w:abstractNum>
+  <w:abstractNum w:abstractNumId="3" w15:restartNumberingAfterBreak="0">
     <w:nsid w:val="054E3F54"/>
     <w:multiLevelType w:val="hybridMultilevel"/>
     <w:tmpl w:val="7D9ADDF8"/>
@@ -8569,7 +10873,268 @@
       </w:rPr>
     </w:lvl>
   </w:abstractNum>
-  <w:abstractNum w:abstractNumId="3" w15:restartNumberingAfterBreak="0">
+  <w:abstractNum w:abstractNumId="4" w15:restartNumberingAfterBreak="0">
+    <w:nsid w:val="08B94176"/>
+    <w:multiLevelType w:val="multilevel"/>
+    <w:tmpl w:val="35A69112"/>
+    <w:lvl w:ilvl="0">
+      <w:start w:val="1"/>
+      <w:numFmt w:val="bullet"/>
+      <w:lvlText w:val=""/>
+      <w:lvlJc w:val="left"/>
+      <w:pPr>
+        <w:tabs>
+          <w:tab w:val="num" w:pos="720"/>
+        </w:tabs>
+        <w:ind w:left="720" w:hanging="360"/>
+      </w:pPr>
+      <w:rPr>
+        <w:rFonts w:ascii="Symbol" w:hAnsi="Symbol" w:hint="default"/>
+        <w:sz w:val="20"/>
+      </w:rPr>
+    </w:lvl>
+    <w:lvl w:ilvl="1" w:tentative="1">
+      <w:start w:val="1"/>
+      <w:numFmt w:val="bullet"/>
+      <w:lvlText w:val="o"/>
+      <w:lvlJc w:val="left"/>
+      <w:pPr>
+        <w:tabs>
+          <w:tab w:val="num" w:pos="1440"/>
+        </w:tabs>
+        <w:ind w:left="1440" w:hanging="360"/>
+      </w:pPr>
+      <w:rPr>
+        <w:rFonts w:ascii="Courier New" w:hAnsi="Courier New" w:hint="default"/>
+        <w:sz w:val="20"/>
+      </w:rPr>
+    </w:lvl>
+    <w:lvl w:ilvl="2" w:tentative="1">
+      <w:start w:val="1"/>
+      <w:numFmt w:val="bullet"/>
+      <w:lvlText w:val=""/>
+      <w:lvlJc w:val="left"/>
+      <w:pPr>
+        <w:tabs>
+          <w:tab w:val="num" w:pos="2160"/>
+        </w:tabs>
+        <w:ind w:left="2160" w:hanging="360"/>
+      </w:pPr>
+      <w:rPr>
+        <w:rFonts w:ascii="Wingdings" w:hAnsi="Wingdings" w:hint="default"/>
+        <w:sz w:val="20"/>
+      </w:rPr>
+    </w:lvl>
+    <w:lvl w:ilvl="3" w:tentative="1">
+      <w:start w:val="1"/>
+      <w:numFmt w:val="bullet"/>
+      <w:lvlText w:val=""/>
+      <w:lvlJc w:val="left"/>
+      <w:pPr>
+        <w:tabs>
+          <w:tab w:val="num" w:pos="2880"/>
+        </w:tabs>
+        <w:ind w:left="2880" w:hanging="360"/>
+      </w:pPr>
+      <w:rPr>
+        <w:rFonts w:ascii="Wingdings" w:hAnsi="Wingdings" w:hint="default"/>
+        <w:sz w:val="20"/>
+      </w:rPr>
+    </w:lvl>
+    <w:lvl w:ilvl="4" w:tentative="1">
+      <w:start w:val="1"/>
+      <w:numFmt w:val="bullet"/>
+      <w:lvlText w:val=""/>
+      <w:lvlJc w:val="left"/>
+      <w:pPr>
+        <w:tabs>
+          <w:tab w:val="num" w:pos="3600"/>
+        </w:tabs>
+        <w:ind w:left="3600" w:hanging="360"/>
+      </w:pPr>
+      <w:rPr>
+        <w:rFonts w:ascii="Wingdings" w:hAnsi="Wingdings" w:hint="default"/>
+        <w:sz w:val="20"/>
+      </w:rPr>
+    </w:lvl>
+    <w:lvl w:ilvl="5" w:tentative="1">
+      <w:start w:val="1"/>
+      <w:numFmt w:val="bullet"/>
+      <w:lvlText w:val=""/>
+      <w:lvlJc w:val="left"/>
+      <w:pPr>
+        <w:tabs>
+          <w:tab w:val="num" w:pos="4320"/>
+        </w:tabs>
+        <w:ind w:left="4320" w:hanging="360"/>
+      </w:pPr>
+      <w:rPr>
+        <w:rFonts w:ascii="Wingdings" w:hAnsi="Wingdings" w:hint="default"/>
+        <w:sz w:val="20"/>
+      </w:rPr>
+    </w:lvl>
+    <w:lvl w:ilvl="6" w:tentative="1">
+      <w:start w:val="1"/>
+      <w:numFmt w:val="bullet"/>
+      <w:lvlText w:val=""/>
+      <w:lvlJc w:val="left"/>
+      <w:pPr>
+        <w:tabs>
+          <w:tab w:val="num" w:pos="5040"/>
+        </w:tabs>
+        <w:ind w:left="5040" w:hanging="360"/>
+      </w:pPr>
+      <w:rPr>
+        <w:rFonts w:ascii="Wingdings" w:hAnsi="Wingdings" w:hint="default"/>
+        <w:sz w:val="20"/>
+      </w:rPr>
+    </w:lvl>
+    <w:lvl w:ilvl="7" w:tentative="1">
+      <w:start w:val="1"/>
+      <w:numFmt w:val="bullet"/>
+      <w:lvlText w:val=""/>
+      <w:lvlJc w:val="left"/>
+      <w:pPr>
+        <w:tabs>
+          <w:tab w:val="num" w:pos="5760"/>
+        </w:tabs>
+        <w:ind w:left="5760" w:hanging="360"/>
+      </w:pPr>
+      <w:rPr>
+        <w:rFonts w:ascii="Wingdings" w:hAnsi="Wingdings" w:hint="default"/>
+        <w:sz w:val="20"/>
+      </w:rPr>
+    </w:lvl>
+    <w:lvl w:ilvl="8" w:tentative="1">
+      <w:start w:val="1"/>
+      <w:numFmt w:val="bullet"/>
+      <w:lvlText w:val=""/>
+      <w:lvlJc w:val="left"/>
+      <w:pPr>
+        <w:tabs>
+          <w:tab w:val="num" w:pos="6480"/>
+        </w:tabs>
+        <w:ind w:left="6480" w:hanging="360"/>
+      </w:pPr>
+      <w:rPr>
+        <w:rFonts w:ascii="Wingdings" w:hAnsi="Wingdings" w:hint="default"/>
+        <w:sz w:val="20"/>
+      </w:rPr>
+    </w:lvl>
+  </w:abstractNum>
+  <w:abstractNum w:abstractNumId="5" w15:restartNumberingAfterBreak="0">
+    <w:nsid w:val="08EF6EB3"/>
+    <w:multiLevelType w:val="hybridMultilevel"/>
+    <w:tmpl w:val="2A5C6D30"/>
+    <w:lvl w:ilvl="0" w:tplc="44AE1364">
+      <w:numFmt w:val="bullet"/>
+      <w:lvlText w:val="•"/>
+      <w:lvlJc w:val="left"/>
+      <w:pPr>
+        <w:ind w:left="1069" w:hanging="360"/>
+      </w:pPr>
+      <w:rPr>
+        <w:rFonts w:ascii="Times New Roman" w:eastAsiaTheme="minorHAnsi" w:hAnsi="Times New Roman" w:cs="Times New Roman" w:hint="default"/>
+      </w:rPr>
+    </w:lvl>
+    <w:lvl w:ilvl="1" w:tplc="04190003" w:tentative="1">
+      <w:start w:val="1"/>
+      <w:numFmt w:val="bullet"/>
+      <w:lvlText w:val="o"/>
+      <w:lvlJc w:val="left"/>
+      <w:pPr>
+        <w:ind w:left="1789" w:hanging="360"/>
+      </w:pPr>
+      <w:rPr>
+        <w:rFonts w:ascii="Courier New" w:hAnsi="Courier New" w:cs="Courier New" w:hint="default"/>
+      </w:rPr>
+    </w:lvl>
+    <w:lvl w:ilvl="2" w:tplc="04190005" w:tentative="1">
+      <w:start w:val="1"/>
+      <w:numFmt w:val="bullet"/>
+      <w:lvlText w:val=""/>
+      <w:lvlJc w:val="left"/>
+      <w:pPr>
+        <w:ind w:left="2509" w:hanging="360"/>
+      </w:pPr>
+      <w:rPr>
+        <w:rFonts w:ascii="Wingdings" w:hAnsi="Wingdings" w:hint="default"/>
+      </w:rPr>
+    </w:lvl>
+    <w:lvl w:ilvl="3" w:tplc="04190001" w:tentative="1">
+      <w:start w:val="1"/>
+      <w:numFmt w:val="bullet"/>
+      <w:lvlText w:val=""/>
+      <w:lvlJc w:val="left"/>
+      <w:pPr>
+        <w:ind w:left="3229" w:hanging="360"/>
+      </w:pPr>
+      <w:rPr>
+        <w:rFonts w:ascii="Symbol" w:hAnsi="Symbol" w:hint="default"/>
+      </w:rPr>
+    </w:lvl>
+    <w:lvl w:ilvl="4" w:tplc="04190003" w:tentative="1">
+      <w:start w:val="1"/>
+      <w:numFmt w:val="bullet"/>
+      <w:lvlText w:val="o"/>
+      <w:lvlJc w:val="left"/>
+      <w:pPr>
+        <w:ind w:left="3949" w:hanging="360"/>
+      </w:pPr>
+      <w:rPr>
+        <w:rFonts w:ascii="Courier New" w:hAnsi="Courier New" w:cs="Courier New" w:hint="default"/>
+      </w:rPr>
+    </w:lvl>
+    <w:lvl w:ilvl="5" w:tplc="04190005" w:tentative="1">
+      <w:start w:val="1"/>
+      <w:numFmt w:val="bullet"/>
+      <w:lvlText w:val=""/>
+      <w:lvlJc w:val="left"/>
+      <w:pPr>
+        <w:ind w:left="4669" w:hanging="360"/>
+      </w:pPr>
+      <w:rPr>
+        <w:rFonts w:ascii="Wingdings" w:hAnsi="Wingdings" w:hint="default"/>
+      </w:rPr>
+    </w:lvl>
+    <w:lvl w:ilvl="6" w:tplc="04190001" w:tentative="1">
+      <w:start w:val="1"/>
+      <w:numFmt w:val="bullet"/>
+      <w:lvlText w:val=""/>
+      <w:lvlJc w:val="left"/>
+      <w:pPr>
+        <w:ind w:left="5389" w:hanging="360"/>
+      </w:pPr>
+      <w:rPr>
+        <w:rFonts w:ascii="Symbol" w:hAnsi="Symbol" w:hint="default"/>
+      </w:rPr>
+    </w:lvl>
+    <w:lvl w:ilvl="7" w:tplc="04190003" w:tentative="1">
+      <w:start w:val="1"/>
+      <w:numFmt w:val="bullet"/>
+      <w:lvlText w:val="o"/>
+      <w:lvlJc w:val="left"/>
+      <w:pPr>
+        <w:ind w:left="6109" w:hanging="360"/>
+      </w:pPr>
+      <w:rPr>
+        <w:rFonts w:ascii="Courier New" w:hAnsi="Courier New" w:cs="Courier New" w:hint="default"/>
+      </w:rPr>
+    </w:lvl>
+    <w:lvl w:ilvl="8" w:tplc="04190005" w:tentative="1">
+      <w:start w:val="1"/>
+      <w:numFmt w:val="bullet"/>
+      <w:lvlText w:val=""/>
+      <w:lvlJc w:val="left"/>
+      <w:pPr>
+        <w:ind w:left="6829" w:hanging="360"/>
+      </w:pPr>
+      <w:rPr>
+        <w:rFonts w:ascii="Wingdings" w:hAnsi="Wingdings" w:hint="default"/>
+      </w:rPr>
+    </w:lvl>
+  </w:abstractNum>
+  <w:abstractNum w:abstractNumId="6" w15:restartNumberingAfterBreak="0">
     <w:nsid w:val="09AB1F60"/>
     <w:multiLevelType w:val="multilevel"/>
     <w:tmpl w:val="DEB43730"/>
@@ -8682,7 +11247,7 @@
       </w:pPr>
     </w:lvl>
   </w:abstractNum>
-  <w:abstractNum w:abstractNumId="4" w15:restartNumberingAfterBreak="0">
+  <w:abstractNum w:abstractNumId="7" w15:restartNumberingAfterBreak="0">
     <w:nsid w:val="0A644C4F"/>
     <w:multiLevelType w:val="multilevel"/>
     <w:tmpl w:val="59FA47A8"/>
@@ -8795,7 +11360,7 @@
       </w:pPr>
     </w:lvl>
   </w:abstractNum>
-  <w:abstractNum w:abstractNumId="5" w15:restartNumberingAfterBreak="0">
+  <w:abstractNum w:abstractNumId="8" w15:restartNumberingAfterBreak="0">
     <w:nsid w:val="0AB7496B"/>
     <w:multiLevelType w:val="multilevel"/>
     <w:tmpl w:val="AE9041CC"/>
@@ -8944,7 +11509,7 @@
       </w:rPr>
     </w:lvl>
   </w:abstractNum>
-  <w:abstractNum w:abstractNumId="6" w15:restartNumberingAfterBreak="0">
+  <w:abstractNum w:abstractNumId="9" w15:restartNumberingAfterBreak="0">
     <w:nsid w:val="0C8455F0"/>
     <w:multiLevelType w:val="multilevel"/>
     <w:tmpl w:val="0419001F"/>
@@ -9030,7 +11595,7 @@
       </w:pPr>
     </w:lvl>
   </w:abstractNum>
-  <w:abstractNum w:abstractNumId="7" w15:restartNumberingAfterBreak="0">
+  <w:abstractNum w:abstractNumId="10" w15:restartNumberingAfterBreak="0">
     <w:nsid w:val="11E779E5"/>
     <w:multiLevelType w:val="multilevel"/>
     <w:tmpl w:val="1A8A8C4E"/>
@@ -9179,7 +11744,7 @@
       </w:rPr>
     </w:lvl>
   </w:abstractNum>
-  <w:abstractNum w:abstractNumId="8" w15:restartNumberingAfterBreak="0">
+  <w:abstractNum w:abstractNumId="11" w15:restartNumberingAfterBreak="0">
     <w:nsid w:val="121B4A2D"/>
     <w:multiLevelType w:val="hybridMultilevel"/>
     <w:tmpl w:val="B8A65480"/>
@@ -9292,7 +11857,7 @@
       </w:rPr>
     </w:lvl>
   </w:abstractNum>
-  <w:abstractNum w:abstractNumId="9" w15:restartNumberingAfterBreak="0">
+  <w:abstractNum w:abstractNumId="12" w15:restartNumberingAfterBreak="0">
     <w:nsid w:val="12406166"/>
     <w:multiLevelType w:val="hybridMultilevel"/>
     <w:tmpl w:val="C7826C76"/>
@@ -9381,7 +11946,156 @@
       </w:pPr>
     </w:lvl>
   </w:abstractNum>
-  <w:abstractNum w:abstractNumId="10" w15:restartNumberingAfterBreak="0">
+  <w:abstractNum w:abstractNumId="13" w15:restartNumberingAfterBreak="0">
+    <w:nsid w:val="128E7605"/>
+    <w:multiLevelType w:val="multilevel"/>
+    <w:tmpl w:val="F4AAA676"/>
+    <w:lvl w:ilvl="0">
+      <w:start w:val="1"/>
+      <w:numFmt w:val="bullet"/>
+      <w:lvlText w:val=""/>
+      <w:lvlJc w:val="left"/>
+      <w:pPr>
+        <w:tabs>
+          <w:tab w:val="num" w:pos="720"/>
+        </w:tabs>
+        <w:ind w:left="720" w:hanging="360"/>
+      </w:pPr>
+      <w:rPr>
+        <w:rFonts w:ascii="Symbol" w:hAnsi="Symbol" w:hint="default"/>
+        <w:sz w:val="20"/>
+      </w:rPr>
+    </w:lvl>
+    <w:lvl w:ilvl="1" w:tentative="1">
+      <w:start w:val="1"/>
+      <w:numFmt w:val="bullet"/>
+      <w:lvlText w:val="o"/>
+      <w:lvlJc w:val="left"/>
+      <w:pPr>
+        <w:tabs>
+          <w:tab w:val="num" w:pos="1440"/>
+        </w:tabs>
+        <w:ind w:left="1440" w:hanging="360"/>
+      </w:pPr>
+      <w:rPr>
+        <w:rFonts w:ascii="Courier New" w:hAnsi="Courier New" w:hint="default"/>
+        <w:sz w:val="20"/>
+      </w:rPr>
+    </w:lvl>
+    <w:lvl w:ilvl="2" w:tentative="1">
+      <w:start w:val="1"/>
+      <w:numFmt w:val="bullet"/>
+      <w:lvlText w:val=""/>
+      <w:lvlJc w:val="left"/>
+      <w:pPr>
+        <w:tabs>
+          <w:tab w:val="num" w:pos="2160"/>
+        </w:tabs>
+        <w:ind w:left="2160" w:hanging="360"/>
+      </w:pPr>
+      <w:rPr>
+        <w:rFonts w:ascii="Wingdings" w:hAnsi="Wingdings" w:hint="default"/>
+        <w:sz w:val="20"/>
+      </w:rPr>
+    </w:lvl>
+    <w:lvl w:ilvl="3" w:tentative="1">
+      <w:start w:val="1"/>
+      <w:numFmt w:val="bullet"/>
+      <w:lvlText w:val=""/>
+      <w:lvlJc w:val="left"/>
+      <w:pPr>
+        <w:tabs>
+          <w:tab w:val="num" w:pos="2880"/>
+        </w:tabs>
+        <w:ind w:left="2880" w:hanging="360"/>
+      </w:pPr>
+      <w:rPr>
+        <w:rFonts w:ascii="Wingdings" w:hAnsi="Wingdings" w:hint="default"/>
+        <w:sz w:val="20"/>
+      </w:rPr>
+    </w:lvl>
+    <w:lvl w:ilvl="4" w:tentative="1">
+      <w:start w:val="1"/>
+      <w:numFmt w:val="bullet"/>
+      <w:lvlText w:val=""/>
+      <w:lvlJc w:val="left"/>
+      <w:pPr>
+        <w:tabs>
+          <w:tab w:val="num" w:pos="3600"/>
+        </w:tabs>
+        <w:ind w:left="3600" w:hanging="360"/>
+      </w:pPr>
+      <w:rPr>
+        <w:rFonts w:ascii="Wingdings" w:hAnsi="Wingdings" w:hint="default"/>
+        <w:sz w:val="20"/>
+      </w:rPr>
+    </w:lvl>
+    <w:lvl w:ilvl="5" w:tentative="1">
+      <w:start w:val="1"/>
+      <w:numFmt w:val="bullet"/>
+      <w:lvlText w:val=""/>
+      <w:lvlJc w:val="left"/>
+      <w:pPr>
+        <w:tabs>
+          <w:tab w:val="num" w:pos="4320"/>
+        </w:tabs>
+        <w:ind w:left="4320" w:hanging="360"/>
+      </w:pPr>
+      <w:rPr>
+        <w:rFonts w:ascii="Wingdings" w:hAnsi="Wingdings" w:hint="default"/>
+        <w:sz w:val="20"/>
+      </w:rPr>
+    </w:lvl>
+    <w:lvl w:ilvl="6" w:tentative="1">
+      <w:start w:val="1"/>
+      <w:numFmt w:val="bullet"/>
+      <w:lvlText w:val=""/>
+      <w:lvlJc w:val="left"/>
+      <w:pPr>
+        <w:tabs>
+          <w:tab w:val="num" w:pos="5040"/>
+        </w:tabs>
+        <w:ind w:left="5040" w:hanging="360"/>
+      </w:pPr>
+      <w:rPr>
+        <w:rFonts w:ascii="Wingdings" w:hAnsi="Wingdings" w:hint="default"/>
+        <w:sz w:val="20"/>
+      </w:rPr>
+    </w:lvl>
+    <w:lvl w:ilvl="7" w:tentative="1">
+      <w:start w:val="1"/>
+      <w:numFmt w:val="bullet"/>
+      <w:lvlText w:val=""/>
+      <w:lvlJc w:val="left"/>
+      <w:pPr>
+        <w:tabs>
+          <w:tab w:val="num" w:pos="5760"/>
+        </w:tabs>
+        <w:ind w:left="5760" w:hanging="360"/>
+      </w:pPr>
+      <w:rPr>
+        <w:rFonts w:ascii="Wingdings" w:hAnsi="Wingdings" w:hint="default"/>
+        <w:sz w:val="20"/>
+      </w:rPr>
+    </w:lvl>
+    <w:lvl w:ilvl="8" w:tentative="1">
+      <w:start w:val="1"/>
+      <w:numFmt w:val="bullet"/>
+      <w:lvlText w:val=""/>
+      <w:lvlJc w:val="left"/>
+      <w:pPr>
+        <w:tabs>
+          <w:tab w:val="num" w:pos="6480"/>
+        </w:tabs>
+        <w:ind w:left="6480" w:hanging="360"/>
+      </w:pPr>
+      <w:rPr>
+        <w:rFonts w:ascii="Wingdings" w:hAnsi="Wingdings" w:hint="default"/>
+        <w:sz w:val="20"/>
+      </w:rPr>
+    </w:lvl>
+  </w:abstractNum>
+  <w:abstractNum w:abstractNumId="14" w15:restartNumberingAfterBreak="0">
     <w:nsid w:val="15772CFF"/>
     <w:multiLevelType w:val="hybridMultilevel"/>
     <w:tmpl w:val="11B46F5A"/>
@@ -9470,7 +12184,7 @@
       </w:pPr>
     </w:lvl>
   </w:abstractNum>
-  <w:abstractNum w:abstractNumId="11" w15:restartNumberingAfterBreak="0">
+  <w:abstractNum w:abstractNumId="15" w15:restartNumberingAfterBreak="0">
     <w:nsid w:val="15D84655"/>
     <w:multiLevelType w:val="multilevel"/>
     <w:tmpl w:val="F10CD830"/>
@@ -9619,7 +12333,7 @@
       </w:rPr>
     </w:lvl>
   </w:abstractNum>
-  <w:abstractNum w:abstractNumId="12" w15:restartNumberingAfterBreak="0">
+  <w:abstractNum w:abstractNumId="16" w15:restartNumberingAfterBreak="0">
     <w:nsid w:val="1A1C6C93"/>
     <w:multiLevelType w:val="multilevel"/>
     <w:tmpl w:val="27C4F26C"/>
@@ -9732,7 +12446,494 @@
       </w:pPr>
     </w:lvl>
   </w:abstractNum>
-  <w:abstractNum w:abstractNumId="13" w15:restartNumberingAfterBreak="0">
+  <w:abstractNum w:abstractNumId="17" w15:restartNumberingAfterBreak="0">
+    <w:nsid w:val="1A894237"/>
+    <w:multiLevelType w:val="hybridMultilevel"/>
+    <w:tmpl w:val="EA6A69E8"/>
+    <w:lvl w:ilvl="0" w:tplc="04190001">
+      <w:start w:val="1"/>
+      <w:numFmt w:val="bullet"/>
+      <w:lvlText w:val=""/>
+      <w:lvlJc w:val="left"/>
+      <w:pPr>
+        <w:ind w:left="1429" w:hanging="360"/>
+      </w:pPr>
+      <w:rPr>
+        <w:rFonts w:ascii="Symbol" w:hAnsi="Symbol" w:hint="default"/>
+      </w:rPr>
+    </w:lvl>
+    <w:lvl w:ilvl="1" w:tplc="04190003" w:tentative="1">
+      <w:start w:val="1"/>
+      <w:numFmt w:val="bullet"/>
+      <w:lvlText w:val="o"/>
+      <w:lvlJc w:val="left"/>
+      <w:pPr>
+        <w:ind w:left="2149" w:hanging="360"/>
+      </w:pPr>
+      <w:rPr>
+        <w:rFonts w:ascii="Courier New" w:hAnsi="Courier New" w:cs="Courier New" w:hint="default"/>
+      </w:rPr>
+    </w:lvl>
+    <w:lvl w:ilvl="2" w:tplc="04190005" w:tentative="1">
+      <w:start w:val="1"/>
+      <w:numFmt w:val="bullet"/>
+      <w:lvlText w:val=""/>
+      <w:lvlJc w:val="left"/>
+      <w:pPr>
+        <w:ind w:left="2869" w:hanging="360"/>
+      </w:pPr>
+      <w:rPr>
+        <w:rFonts w:ascii="Wingdings" w:hAnsi="Wingdings" w:hint="default"/>
+      </w:rPr>
+    </w:lvl>
+    <w:lvl w:ilvl="3" w:tplc="04190001" w:tentative="1">
+      <w:start w:val="1"/>
+      <w:numFmt w:val="bullet"/>
+      <w:lvlText w:val=""/>
+      <w:lvlJc w:val="left"/>
+      <w:pPr>
+        <w:ind w:left="3589" w:hanging="360"/>
+      </w:pPr>
+      <w:rPr>
+        <w:rFonts w:ascii="Symbol" w:hAnsi="Symbol" w:hint="default"/>
+      </w:rPr>
+    </w:lvl>
+    <w:lvl w:ilvl="4" w:tplc="04190003" w:tentative="1">
+      <w:start w:val="1"/>
+      <w:numFmt w:val="bullet"/>
+      <w:lvlText w:val="o"/>
+      <w:lvlJc w:val="left"/>
+      <w:pPr>
+        <w:ind w:left="4309" w:hanging="360"/>
+      </w:pPr>
+      <w:rPr>
+        <w:rFonts w:ascii="Courier New" w:hAnsi="Courier New" w:cs="Courier New" w:hint="default"/>
+      </w:rPr>
+    </w:lvl>
+    <w:lvl w:ilvl="5" w:tplc="04190005" w:tentative="1">
+      <w:start w:val="1"/>
+      <w:numFmt w:val="bullet"/>
+      <w:lvlText w:val=""/>
+      <w:lvlJc w:val="left"/>
+      <w:pPr>
+        <w:ind w:left="5029" w:hanging="360"/>
+      </w:pPr>
+      <w:rPr>
+        <w:rFonts w:ascii="Wingdings" w:hAnsi="Wingdings" w:hint="default"/>
+      </w:rPr>
+    </w:lvl>
+    <w:lvl w:ilvl="6" w:tplc="04190001" w:tentative="1">
+      <w:start w:val="1"/>
+      <w:numFmt w:val="bullet"/>
+      <w:lvlText w:val=""/>
+      <w:lvlJc w:val="left"/>
+      <w:pPr>
+        <w:ind w:left="5749" w:hanging="360"/>
+      </w:pPr>
+      <w:rPr>
+        <w:rFonts w:ascii="Symbol" w:hAnsi="Symbol" w:hint="default"/>
+      </w:rPr>
+    </w:lvl>
+    <w:lvl w:ilvl="7" w:tplc="04190003" w:tentative="1">
+      <w:start w:val="1"/>
+      <w:numFmt w:val="bullet"/>
+      <w:lvlText w:val="o"/>
+      <w:lvlJc w:val="left"/>
+      <w:pPr>
+        <w:ind w:left="6469" w:hanging="360"/>
+      </w:pPr>
+      <w:rPr>
+        <w:rFonts w:ascii="Courier New" w:hAnsi="Courier New" w:cs="Courier New" w:hint="default"/>
+      </w:rPr>
+    </w:lvl>
+    <w:lvl w:ilvl="8" w:tplc="04190005" w:tentative="1">
+      <w:start w:val="1"/>
+      <w:numFmt w:val="bullet"/>
+      <w:lvlText w:val=""/>
+      <w:lvlJc w:val="left"/>
+      <w:pPr>
+        <w:ind w:left="7189" w:hanging="360"/>
+      </w:pPr>
+      <w:rPr>
+        <w:rFonts w:ascii="Wingdings" w:hAnsi="Wingdings" w:hint="default"/>
+      </w:rPr>
+    </w:lvl>
+  </w:abstractNum>
+  <w:abstractNum w:abstractNumId="18" w15:restartNumberingAfterBreak="0">
+    <w:nsid w:val="1C29194B"/>
+    <w:multiLevelType w:val="multilevel"/>
+    <w:tmpl w:val="2EB8A682"/>
+    <w:lvl w:ilvl="0">
+      <w:start w:val="1"/>
+      <w:numFmt w:val="bullet"/>
+      <w:lvlText w:val=""/>
+      <w:lvlJc w:val="left"/>
+      <w:pPr>
+        <w:tabs>
+          <w:tab w:val="num" w:pos="720"/>
+        </w:tabs>
+        <w:ind w:left="720" w:hanging="360"/>
+      </w:pPr>
+      <w:rPr>
+        <w:rFonts w:ascii="Symbol" w:hAnsi="Symbol" w:hint="default"/>
+        <w:sz w:val="20"/>
+      </w:rPr>
+    </w:lvl>
+    <w:lvl w:ilvl="1" w:tentative="1">
+      <w:start w:val="1"/>
+      <w:numFmt w:val="bullet"/>
+      <w:lvlText w:val="o"/>
+      <w:lvlJc w:val="left"/>
+      <w:pPr>
+        <w:tabs>
+          <w:tab w:val="num" w:pos="1440"/>
+        </w:tabs>
+        <w:ind w:left="1440" w:hanging="360"/>
+      </w:pPr>
+      <w:rPr>
+        <w:rFonts w:ascii="Courier New" w:hAnsi="Courier New" w:hint="default"/>
+        <w:sz w:val="20"/>
+      </w:rPr>
+    </w:lvl>
+    <w:lvl w:ilvl="2" w:tentative="1">
+      <w:start w:val="1"/>
+      <w:numFmt w:val="bullet"/>
+      <w:lvlText w:val=""/>
+      <w:lvlJc w:val="left"/>
+      <w:pPr>
+        <w:tabs>
+          <w:tab w:val="num" w:pos="2160"/>
+        </w:tabs>
+        <w:ind w:left="2160" w:hanging="360"/>
+      </w:pPr>
+      <w:rPr>
+        <w:rFonts w:ascii="Wingdings" w:hAnsi="Wingdings" w:hint="default"/>
+        <w:sz w:val="20"/>
+      </w:rPr>
+    </w:lvl>
+    <w:lvl w:ilvl="3" w:tentative="1">
+      <w:start w:val="1"/>
+      <w:numFmt w:val="bullet"/>
+      <w:lvlText w:val=""/>
+      <w:lvlJc w:val="left"/>
+      <w:pPr>
+        <w:tabs>
+          <w:tab w:val="num" w:pos="2880"/>
+        </w:tabs>
+        <w:ind w:left="2880" w:hanging="360"/>
+      </w:pPr>
+      <w:rPr>
+        <w:rFonts w:ascii="Wingdings" w:hAnsi="Wingdings" w:hint="default"/>
+        <w:sz w:val="20"/>
+      </w:rPr>
+    </w:lvl>
+    <w:lvl w:ilvl="4" w:tentative="1">
+      <w:start w:val="1"/>
+      <w:numFmt w:val="bullet"/>
+      <w:lvlText w:val=""/>
+      <w:lvlJc w:val="left"/>
+      <w:pPr>
+        <w:tabs>
+          <w:tab w:val="num" w:pos="3600"/>
+        </w:tabs>
+        <w:ind w:left="3600" w:hanging="360"/>
+      </w:pPr>
+      <w:rPr>
+        <w:rFonts w:ascii="Wingdings" w:hAnsi="Wingdings" w:hint="default"/>
+        <w:sz w:val="20"/>
+      </w:rPr>
+    </w:lvl>
+    <w:lvl w:ilvl="5" w:tentative="1">
+      <w:start w:val="1"/>
+      <w:numFmt w:val="bullet"/>
+      <w:lvlText w:val=""/>
+      <w:lvlJc w:val="left"/>
+      <w:pPr>
+        <w:tabs>
+          <w:tab w:val="num" w:pos="4320"/>
+        </w:tabs>
+        <w:ind w:left="4320" w:hanging="360"/>
+      </w:pPr>
+      <w:rPr>
+        <w:rFonts w:ascii="Wingdings" w:hAnsi="Wingdings" w:hint="default"/>
+        <w:sz w:val="20"/>
+      </w:rPr>
+    </w:lvl>
+    <w:lvl w:ilvl="6" w:tentative="1">
+      <w:start w:val="1"/>
+      <w:numFmt w:val="bullet"/>
+      <w:lvlText w:val=""/>
+      <w:lvlJc w:val="left"/>
+      <w:pPr>
+        <w:tabs>
+          <w:tab w:val="num" w:pos="5040"/>
+        </w:tabs>
+        <w:ind w:left="5040" w:hanging="360"/>
+      </w:pPr>
+      <w:rPr>
+        <w:rFonts w:ascii="Wingdings" w:hAnsi="Wingdings" w:hint="default"/>
+        <w:sz w:val="20"/>
+      </w:rPr>
+    </w:lvl>
+    <w:lvl w:ilvl="7" w:tentative="1">
+      <w:start w:val="1"/>
+      <w:numFmt w:val="bullet"/>
+      <w:lvlText w:val=""/>
+      <w:lvlJc w:val="left"/>
+      <w:pPr>
+        <w:tabs>
+          <w:tab w:val="num" w:pos="5760"/>
+        </w:tabs>
+        <w:ind w:left="5760" w:hanging="360"/>
+      </w:pPr>
+      <w:rPr>
+        <w:rFonts w:ascii="Wingdings" w:hAnsi="Wingdings" w:hint="default"/>
+        <w:sz w:val="20"/>
+      </w:rPr>
+    </w:lvl>
+    <w:lvl w:ilvl="8" w:tentative="1">
+      <w:start w:val="1"/>
+      <w:numFmt w:val="bullet"/>
+      <w:lvlText w:val=""/>
+      <w:lvlJc w:val="left"/>
+      <w:pPr>
+        <w:tabs>
+          <w:tab w:val="num" w:pos="6480"/>
+        </w:tabs>
+        <w:ind w:left="6480" w:hanging="360"/>
+      </w:pPr>
+      <w:rPr>
+        <w:rFonts w:ascii="Wingdings" w:hAnsi="Wingdings" w:hint="default"/>
+        <w:sz w:val="20"/>
+      </w:rPr>
+    </w:lvl>
+  </w:abstractNum>
+  <w:abstractNum w:abstractNumId="19" w15:restartNumberingAfterBreak="0">
+    <w:nsid w:val="1C54666D"/>
+    <w:multiLevelType w:val="hybridMultilevel"/>
+    <w:tmpl w:val="66DC969A"/>
+    <w:lvl w:ilvl="0" w:tplc="44AE1364">
+      <w:numFmt w:val="bullet"/>
+      <w:lvlText w:val="•"/>
+      <w:lvlJc w:val="left"/>
+      <w:pPr>
+        <w:ind w:left="1429" w:hanging="360"/>
+      </w:pPr>
+      <w:rPr>
+        <w:rFonts w:ascii="Times New Roman" w:eastAsiaTheme="minorHAnsi" w:hAnsi="Times New Roman" w:cs="Times New Roman" w:hint="default"/>
+      </w:rPr>
+    </w:lvl>
+    <w:lvl w:ilvl="1" w:tplc="04190003" w:tentative="1">
+      <w:start w:val="1"/>
+      <w:numFmt w:val="bullet"/>
+      <w:lvlText w:val="o"/>
+      <w:lvlJc w:val="left"/>
+      <w:pPr>
+        <w:ind w:left="1800" w:hanging="360"/>
+      </w:pPr>
+      <w:rPr>
+        <w:rFonts w:ascii="Courier New" w:hAnsi="Courier New" w:cs="Courier New" w:hint="default"/>
+      </w:rPr>
+    </w:lvl>
+    <w:lvl w:ilvl="2" w:tplc="04190005" w:tentative="1">
+      <w:start w:val="1"/>
+      <w:numFmt w:val="bullet"/>
+      <w:lvlText w:val=""/>
+      <w:lvlJc w:val="left"/>
+      <w:pPr>
+        <w:ind w:left="2520" w:hanging="360"/>
+      </w:pPr>
+      <w:rPr>
+        <w:rFonts w:ascii="Wingdings" w:hAnsi="Wingdings" w:hint="default"/>
+      </w:rPr>
+    </w:lvl>
+    <w:lvl w:ilvl="3" w:tplc="04190001" w:tentative="1">
+      <w:start w:val="1"/>
+      <w:numFmt w:val="bullet"/>
+      <w:lvlText w:val=""/>
+      <w:lvlJc w:val="left"/>
+      <w:pPr>
+        <w:ind w:left="3240" w:hanging="360"/>
+      </w:pPr>
+      <w:rPr>
+        <w:rFonts w:ascii="Symbol" w:hAnsi="Symbol" w:hint="default"/>
+      </w:rPr>
+    </w:lvl>
+    <w:lvl w:ilvl="4" w:tplc="04190003" w:tentative="1">
+      <w:start w:val="1"/>
+      <w:numFmt w:val="bullet"/>
+      <w:lvlText w:val="o"/>
+      <w:lvlJc w:val="left"/>
+      <w:pPr>
+        <w:ind w:left="3960" w:hanging="360"/>
+      </w:pPr>
+      <w:rPr>
+        <w:rFonts w:ascii="Courier New" w:hAnsi="Courier New" w:cs="Courier New" w:hint="default"/>
+      </w:rPr>
+    </w:lvl>
+    <w:lvl w:ilvl="5" w:tplc="04190005" w:tentative="1">
+      <w:start w:val="1"/>
+      <w:numFmt w:val="bullet"/>
+      <w:lvlText w:val=""/>
+      <w:lvlJc w:val="left"/>
+      <w:pPr>
+        <w:ind w:left="4680" w:hanging="360"/>
+      </w:pPr>
+      <w:rPr>
+        <w:rFonts w:ascii="Wingdings" w:hAnsi="Wingdings" w:hint="default"/>
+      </w:rPr>
+    </w:lvl>
+    <w:lvl w:ilvl="6" w:tplc="04190001" w:tentative="1">
+      <w:start w:val="1"/>
+      <w:numFmt w:val="bullet"/>
+      <w:lvlText w:val=""/>
+      <w:lvlJc w:val="left"/>
+      <w:pPr>
+        <w:ind w:left="5400" w:hanging="360"/>
+      </w:pPr>
+      <w:rPr>
+        <w:rFonts w:ascii="Symbol" w:hAnsi="Symbol" w:hint="default"/>
+      </w:rPr>
+    </w:lvl>
+    <w:lvl w:ilvl="7" w:tplc="04190003" w:tentative="1">
+      <w:start w:val="1"/>
+      <w:numFmt w:val="bullet"/>
+      <w:lvlText w:val="o"/>
+      <w:lvlJc w:val="left"/>
+      <w:pPr>
+        <w:ind w:left="6120" w:hanging="360"/>
+      </w:pPr>
+      <w:rPr>
+        <w:rFonts w:ascii="Courier New" w:hAnsi="Courier New" w:cs="Courier New" w:hint="default"/>
+      </w:rPr>
+    </w:lvl>
+    <w:lvl w:ilvl="8" w:tplc="04190005" w:tentative="1">
+      <w:start w:val="1"/>
+      <w:numFmt w:val="bullet"/>
+      <w:lvlText w:val=""/>
+      <w:lvlJc w:val="left"/>
+      <w:pPr>
+        <w:ind w:left="6840" w:hanging="360"/>
+      </w:pPr>
+      <w:rPr>
+        <w:rFonts w:ascii="Wingdings" w:hAnsi="Wingdings" w:hint="default"/>
+      </w:rPr>
+    </w:lvl>
+  </w:abstractNum>
+  <w:abstractNum w:abstractNumId="20" w15:restartNumberingAfterBreak="0">
+    <w:nsid w:val="2182292E"/>
+    <w:multiLevelType w:val="hybridMultilevel"/>
+    <w:tmpl w:val="17D0053C"/>
+    <w:lvl w:ilvl="0" w:tplc="04190001">
+      <w:start w:val="1"/>
+      <w:numFmt w:val="bullet"/>
+      <w:lvlText w:val=""/>
+      <w:lvlJc w:val="left"/>
+      <w:pPr>
+        <w:ind w:left="1429" w:hanging="360"/>
+      </w:pPr>
+      <w:rPr>
+        <w:rFonts w:ascii="Symbol" w:hAnsi="Symbol" w:hint="default"/>
+      </w:rPr>
+    </w:lvl>
+    <w:lvl w:ilvl="1" w:tplc="04190003" w:tentative="1">
+      <w:start w:val="1"/>
+      <w:numFmt w:val="bullet"/>
+      <w:lvlText w:val="o"/>
+      <w:lvlJc w:val="left"/>
+      <w:pPr>
+        <w:ind w:left="2149" w:hanging="360"/>
+      </w:pPr>
+      <w:rPr>
+        <w:rFonts w:ascii="Courier New" w:hAnsi="Courier New" w:cs="Courier New" w:hint="default"/>
+      </w:rPr>
+    </w:lvl>
+    <w:lvl w:ilvl="2" w:tplc="04190005" w:tentative="1">
+      <w:start w:val="1"/>
+      <w:numFmt w:val="bullet"/>
+      <w:lvlText w:val=""/>
+      <w:lvlJc w:val="left"/>
+      <w:pPr>
+        <w:ind w:left="2869" w:hanging="360"/>
+      </w:pPr>
+      <w:rPr>
+        <w:rFonts w:ascii="Wingdings" w:hAnsi="Wingdings" w:hint="default"/>
+      </w:rPr>
+    </w:lvl>
+    <w:lvl w:ilvl="3" w:tplc="04190001" w:tentative="1">
+      <w:start w:val="1"/>
+      <w:numFmt w:val="bullet"/>
+      <w:lvlText w:val=""/>
+      <w:lvlJc w:val="left"/>
+      <w:pPr>
+        <w:ind w:left="3589" w:hanging="360"/>
+      </w:pPr>
+      <w:rPr>
+        <w:rFonts w:ascii="Symbol" w:hAnsi="Symbol" w:hint="default"/>
+      </w:rPr>
+    </w:lvl>
+    <w:lvl w:ilvl="4" w:tplc="04190003" w:tentative="1">
+      <w:start w:val="1"/>
+      <w:numFmt w:val="bullet"/>
+      <w:lvlText w:val="o"/>
+      <w:lvlJc w:val="left"/>
+      <w:pPr>
+        <w:ind w:left="4309" w:hanging="360"/>
+      </w:pPr>
+      <w:rPr>
+        <w:rFonts w:ascii="Courier New" w:hAnsi="Courier New" w:cs="Courier New" w:hint="default"/>
+      </w:rPr>
+    </w:lvl>
+    <w:lvl w:ilvl="5" w:tplc="04190005" w:tentative="1">
+      <w:start w:val="1"/>
+      <w:numFmt w:val="bullet"/>
+      <w:lvlText w:val=""/>
+      <w:lvlJc w:val="left"/>
+      <w:pPr>
+        <w:ind w:left="5029" w:hanging="360"/>
+      </w:pPr>
+      <w:rPr>
+        <w:rFonts w:ascii="Wingdings" w:hAnsi="Wingdings" w:hint="default"/>
+      </w:rPr>
+    </w:lvl>
+    <w:lvl w:ilvl="6" w:tplc="04190001" w:tentative="1">
+      <w:start w:val="1"/>
+      <w:numFmt w:val="bullet"/>
+      <w:lvlText w:val=""/>
+      <w:lvlJc w:val="left"/>
+      <w:pPr>
+        <w:ind w:left="5749" w:hanging="360"/>
+      </w:pPr>
+      <w:rPr>
+        <w:rFonts w:ascii="Symbol" w:hAnsi="Symbol" w:hint="default"/>
+      </w:rPr>
+    </w:lvl>
+    <w:lvl w:ilvl="7" w:tplc="04190003" w:tentative="1">
+      <w:start w:val="1"/>
+      <w:numFmt w:val="bullet"/>
+      <w:lvlText w:val="o"/>
+      <w:lvlJc w:val="left"/>
+      <w:pPr>
+        <w:ind w:left="6469" w:hanging="360"/>
+      </w:pPr>
+      <w:rPr>
+        <w:rFonts w:ascii="Courier New" w:hAnsi="Courier New" w:cs="Courier New" w:hint="default"/>
+      </w:rPr>
+    </w:lvl>
+    <w:lvl w:ilvl="8" w:tplc="04190005" w:tentative="1">
+      <w:start w:val="1"/>
+      <w:numFmt w:val="bullet"/>
+      <w:lvlText w:val=""/>
+      <w:lvlJc w:val="left"/>
+      <w:pPr>
+        <w:ind w:left="7189" w:hanging="360"/>
+      </w:pPr>
+      <w:rPr>
+        <w:rFonts w:ascii="Wingdings" w:hAnsi="Wingdings" w:hint="default"/>
+      </w:rPr>
+    </w:lvl>
+  </w:abstractNum>
+  <w:abstractNum w:abstractNumId="21" w15:restartNumberingAfterBreak="0">
     <w:nsid w:val="220C503C"/>
     <w:multiLevelType w:val="hybridMultilevel"/>
     <w:tmpl w:val="BA6AE298"/>
@@ -9845,7 +13046,7 @@
       </w:rPr>
     </w:lvl>
   </w:abstractNum>
-  <w:abstractNum w:abstractNumId="14" w15:restartNumberingAfterBreak="0">
+  <w:abstractNum w:abstractNumId="22" w15:restartNumberingAfterBreak="0">
     <w:nsid w:val="22182F46"/>
     <w:multiLevelType w:val="hybridMultilevel"/>
     <w:tmpl w:val="8BBC4FC6"/>
@@ -9958,7 +13159,156 @@
       </w:rPr>
     </w:lvl>
   </w:abstractNum>
-  <w:abstractNum w:abstractNumId="15" w15:restartNumberingAfterBreak="0">
+  <w:abstractNum w:abstractNumId="23" w15:restartNumberingAfterBreak="0">
+    <w:nsid w:val="224A311D"/>
+    <w:multiLevelType w:val="multilevel"/>
+    <w:tmpl w:val="DF4ACA82"/>
+    <w:lvl w:ilvl="0">
+      <w:start w:val="1"/>
+      <w:numFmt w:val="bullet"/>
+      <w:lvlText w:val=""/>
+      <w:lvlJc w:val="left"/>
+      <w:pPr>
+        <w:tabs>
+          <w:tab w:val="num" w:pos="720"/>
+        </w:tabs>
+        <w:ind w:left="720" w:hanging="360"/>
+      </w:pPr>
+      <w:rPr>
+        <w:rFonts w:ascii="Symbol" w:hAnsi="Symbol" w:hint="default"/>
+        <w:sz w:val="20"/>
+      </w:rPr>
+    </w:lvl>
+    <w:lvl w:ilvl="1" w:tentative="1">
+      <w:start w:val="1"/>
+      <w:numFmt w:val="bullet"/>
+      <w:lvlText w:val="o"/>
+      <w:lvlJc w:val="left"/>
+      <w:pPr>
+        <w:tabs>
+          <w:tab w:val="num" w:pos="1440"/>
+        </w:tabs>
+        <w:ind w:left="1440" w:hanging="360"/>
+      </w:pPr>
+      <w:rPr>
+        <w:rFonts w:ascii="Courier New" w:hAnsi="Courier New" w:hint="default"/>
+        <w:sz w:val="20"/>
+      </w:rPr>
+    </w:lvl>
+    <w:lvl w:ilvl="2" w:tentative="1">
+      <w:start w:val="1"/>
+      <w:numFmt w:val="bullet"/>
+      <w:lvlText w:val=""/>
+      <w:lvlJc w:val="left"/>
+      <w:pPr>
+        <w:tabs>
+          <w:tab w:val="num" w:pos="2160"/>
+        </w:tabs>
+        <w:ind w:left="2160" w:hanging="360"/>
+      </w:pPr>
+      <w:rPr>
+        <w:rFonts w:ascii="Wingdings" w:hAnsi="Wingdings" w:hint="default"/>
+        <w:sz w:val="20"/>
+      </w:rPr>
+    </w:lvl>
+    <w:lvl w:ilvl="3" w:tentative="1">
+      <w:start w:val="1"/>
+      <w:numFmt w:val="bullet"/>
+      <w:lvlText w:val=""/>
+      <w:lvlJc w:val="left"/>
+      <w:pPr>
+        <w:tabs>
+          <w:tab w:val="num" w:pos="2880"/>
+        </w:tabs>
+        <w:ind w:left="2880" w:hanging="360"/>
+      </w:pPr>
+      <w:rPr>
+        <w:rFonts w:ascii="Wingdings" w:hAnsi="Wingdings" w:hint="default"/>
+        <w:sz w:val="20"/>
+      </w:rPr>
+    </w:lvl>
+    <w:lvl w:ilvl="4" w:tentative="1">
+      <w:start w:val="1"/>
+      <w:numFmt w:val="bullet"/>
+      <w:lvlText w:val=""/>
+      <w:lvlJc w:val="left"/>
+      <w:pPr>
+        <w:tabs>
+          <w:tab w:val="num" w:pos="3600"/>
+        </w:tabs>
+        <w:ind w:left="3600" w:hanging="360"/>
+      </w:pPr>
+      <w:rPr>
+        <w:rFonts w:ascii="Wingdings" w:hAnsi="Wingdings" w:hint="default"/>
+        <w:sz w:val="20"/>
+      </w:rPr>
+    </w:lvl>
+    <w:lvl w:ilvl="5" w:tentative="1">
+      <w:start w:val="1"/>
+      <w:numFmt w:val="bullet"/>
+      <w:lvlText w:val=""/>
+      <w:lvlJc w:val="left"/>
+      <w:pPr>
+        <w:tabs>
+          <w:tab w:val="num" w:pos="4320"/>
+        </w:tabs>
+        <w:ind w:left="4320" w:hanging="360"/>
+      </w:pPr>
+      <w:rPr>
+        <w:rFonts w:ascii="Wingdings" w:hAnsi="Wingdings" w:hint="default"/>
+        <w:sz w:val="20"/>
+      </w:rPr>
+    </w:lvl>
+    <w:lvl w:ilvl="6" w:tentative="1">
+      <w:start w:val="1"/>
+      <w:numFmt w:val="bullet"/>
+      <w:lvlText w:val=""/>
+      <w:lvlJc w:val="left"/>
+      <w:pPr>
+        <w:tabs>
+          <w:tab w:val="num" w:pos="5040"/>
+        </w:tabs>
+        <w:ind w:left="5040" w:hanging="360"/>
+      </w:pPr>
+      <w:rPr>
+        <w:rFonts w:ascii="Wingdings" w:hAnsi="Wingdings" w:hint="default"/>
+        <w:sz w:val="20"/>
+      </w:rPr>
+    </w:lvl>
+    <w:lvl w:ilvl="7" w:tentative="1">
+      <w:start w:val="1"/>
+      <w:numFmt w:val="bullet"/>
+      <w:lvlText w:val=""/>
+      <w:lvlJc w:val="left"/>
+      <w:pPr>
+        <w:tabs>
+          <w:tab w:val="num" w:pos="5760"/>
+        </w:tabs>
+        <w:ind w:left="5760" w:hanging="360"/>
+      </w:pPr>
+      <w:rPr>
+        <w:rFonts w:ascii="Wingdings" w:hAnsi="Wingdings" w:hint="default"/>
+        <w:sz w:val="20"/>
+      </w:rPr>
+    </w:lvl>
+    <w:lvl w:ilvl="8" w:tentative="1">
+      <w:start w:val="1"/>
+      <w:numFmt w:val="bullet"/>
+      <w:lvlText w:val=""/>
+      <w:lvlJc w:val="left"/>
+      <w:pPr>
+        <w:tabs>
+          <w:tab w:val="num" w:pos="6480"/>
+        </w:tabs>
+        <w:ind w:left="6480" w:hanging="360"/>
+      </w:pPr>
+      <w:rPr>
+        <w:rFonts w:ascii="Wingdings" w:hAnsi="Wingdings" w:hint="default"/>
+        <w:sz w:val="20"/>
+      </w:rPr>
+    </w:lvl>
+  </w:abstractNum>
+  <w:abstractNum w:abstractNumId="24" w15:restartNumberingAfterBreak="0">
     <w:nsid w:val="23151512"/>
     <w:multiLevelType w:val="multilevel"/>
     <w:tmpl w:val="D87EE710"/>
@@ -10072,7 +13422,156 @@
       </w:rPr>
     </w:lvl>
   </w:abstractNum>
-  <w:abstractNum w:abstractNumId="16" w15:restartNumberingAfterBreak="0">
+  <w:abstractNum w:abstractNumId="25" w15:restartNumberingAfterBreak="0">
+    <w:nsid w:val="25C0659A"/>
+    <w:multiLevelType w:val="multilevel"/>
+    <w:tmpl w:val="2EEA2718"/>
+    <w:lvl w:ilvl="0">
+      <w:start w:val="1"/>
+      <w:numFmt w:val="bullet"/>
+      <w:lvlText w:val=""/>
+      <w:lvlJc w:val="left"/>
+      <w:pPr>
+        <w:tabs>
+          <w:tab w:val="num" w:pos="720"/>
+        </w:tabs>
+        <w:ind w:left="720" w:hanging="360"/>
+      </w:pPr>
+      <w:rPr>
+        <w:rFonts w:ascii="Symbol" w:hAnsi="Symbol" w:hint="default"/>
+        <w:sz w:val="20"/>
+      </w:rPr>
+    </w:lvl>
+    <w:lvl w:ilvl="1" w:tentative="1">
+      <w:start w:val="1"/>
+      <w:numFmt w:val="bullet"/>
+      <w:lvlText w:val="o"/>
+      <w:lvlJc w:val="left"/>
+      <w:pPr>
+        <w:tabs>
+          <w:tab w:val="num" w:pos="1440"/>
+        </w:tabs>
+        <w:ind w:left="1440" w:hanging="360"/>
+      </w:pPr>
+      <w:rPr>
+        <w:rFonts w:ascii="Courier New" w:hAnsi="Courier New" w:hint="default"/>
+        <w:sz w:val="20"/>
+      </w:rPr>
+    </w:lvl>
+    <w:lvl w:ilvl="2" w:tentative="1">
+      <w:start w:val="1"/>
+      <w:numFmt w:val="bullet"/>
+      <w:lvlText w:val=""/>
+      <w:lvlJc w:val="left"/>
+      <w:pPr>
+        <w:tabs>
+          <w:tab w:val="num" w:pos="2160"/>
+        </w:tabs>
+        <w:ind w:left="2160" w:hanging="360"/>
+      </w:pPr>
+      <w:rPr>
+        <w:rFonts w:ascii="Wingdings" w:hAnsi="Wingdings" w:hint="default"/>
+        <w:sz w:val="20"/>
+      </w:rPr>
+    </w:lvl>
+    <w:lvl w:ilvl="3" w:tentative="1">
+      <w:start w:val="1"/>
+      <w:numFmt w:val="bullet"/>
+      <w:lvlText w:val=""/>
+      <w:lvlJc w:val="left"/>
+      <w:pPr>
+        <w:tabs>
+          <w:tab w:val="num" w:pos="2880"/>
+        </w:tabs>
+        <w:ind w:left="2880" w:hanging="360"/>
+      </w:pPr>
+      <w:rPr>
+        <w:rFonts w:ascii="Wingdings" w:hAnsi="Wingdings" w:hint="default"/>
+        <w:sz w:val="20"/>
+      </w:rPr>
+    </w:lvl>
+    <w:lvl w:ilvl="4" w:tentative="1">
+      <w:start w:val="1"/>
+      <w:numFmt w:val="bullet"/>
+      <w:lvlText w:val=""/>
+      <w:lvlJc w:val="left"/>
+      <w:pPr>
+        <w:tabs>
+          <w:tab w:val="num" w:pos="3600"/>
+        </w:tabs>
+        <w:ind w:left="3600" w:hanging="360"/>
+      </w:pPr>
+      <w:rPr>
+        <w:rFonts w:ascii="Wingdings" w:hAnsi="Wingdings" w:hint="default"/>
+        <w:sz w:val="20"/>
+      </w:rPr>
+    </w:lvl>
+    <w:lvl w:ilvl="5" w:tentative="1">
+      <w:start w:val="1"/>
+      <w:numFmt w:val="bullet"/>
+      <w:lvlText w:val=""/>
+      <w:lvlJc w:val="left"/>
+      <w:pPr>
+        <w:tabs>
+          <w:tab w:val="num" w:pos="4320"/>
+        </w:tabs>
+        <w:ind w:left="4320" w:hanging="360"/>
+      </w:pPr>
+      <w:rPr>
+        <w:rFonts w:ascii="Wingdings" w:hAnsi="Wingdings" w:hint="default"/>
+        <w:sz w:val="20"/>
+      </w:rPr>
+    </w:lvl>
+    <w:lvl w:ilvl="6" w:tentative="1">
+      <w:start w:val="1"/>
+      <w:numFmt w:val="bullet"/>
+      <w:lvlText w:val=""/>
+      <w:lvlJc w:val="left"/>
+      <w:pPr>
+        <w:tabs>
+          <w:tab w:val="num" w:pos="5040"/>
+        </w:tabs>
+        <w:ind w:left="5040" w:hanging="360"/>
+      </w:pPr>
+      <w:rPr>
+        <w:rFonts w:ascii="Wingdings" w:hAnsi="Wingdings" w:hint="default"/>
+        <w:sz w:val="20"/>
+      </w:rPr>
+    </w:lvl>
+    <w:lvl w:ilvl="7" w:tentative="1">
+      <w:start w:val="1"/>
+      <w:numFmt w:val="bullet"/>
+      <w:lvlText w:val=""/>
+      <w:lvlJc w:val="left"/>
+      <w:pPr>
+        <w:tabs>
+          <w:tab w:val="num" w:pos="5760"/>
+        </w:tabs>
+        <w:ind w:left="5760" w:hanging="360"/>
+      </w:pPr>
+      <w:rPr>
+        <w:rFonts w:ascii="Wingdings" w:hAnsi="Wingdings" w:hint="default"/>
+        <w:sz w:val="20"/>
+      </w:rPr>
+    </w:lvl>
+    <w:lvl w:ilvl="8" w:tentative="1">
+      <w:start w:val="1"/>
+      <w:numFmt w:val="bullet"/>
+      <w:lvlText w:val=""/>
+      <w:lvlJc w:val="left"/>
+      <w:pPr>
+        <w:tabs>
+          <w:tab w:val="num" w:pos="6480"/>
+        </w:tabs>
+        <w:ind w:left="6480" w:hanging="360"/>
+      </w:pPr>
+      <w:rPr>
+        <w:rFonts w:ascii="Wingdings" w:hAnsi="Wingdings" w:hint="default"/>
+        <w:sz w:val="20"/>
+      </w:rPr>
+    </w:lvl>
+  </w:abstractNum>
+  <w:abstractNum w:abstractNumId="26" w15:restartNumberingAfterBreak="0">
     <w:nsid w:val="29D465B4"/>
     <w:multiLevelType w:val="hybridMultilevel"/>
     <w:tmpl w:val="E17027B6"/>
@@ -10185,7 +13684,7 @@
       </w:rPr>
     </w:lvl>
   </w:abstractNum>
-  <w:abstractNum w:abstractNumId="17" w15:restartNumberingAfterBreak="0">
+  <w:abstractNum w:abstractNumId="27" w15:restartNumberingAfterBreak="0">
     <w:nsid w:val="325E00F9"/>
     <w:multiLevelType w:val="hybridMultilevel"/>
     <w:tmpl w:val="6BF8A800"/>
@@ -10274,7 +13773,7 @@
       </w:pPr>
     </w:lvl>
   </w:abstractNum>
-  <w:abstractNum w:abstractNumId="18" w15:restartNumberingAfterBreak="0">
+  <w:abstractNum w:abstractNumId="28" w15:restartNumberingAfterBreak="0">
     <w:nsid w:val="33CA1536"/>
     <w:multiLevelType w:val="multilevel"/>
     <w:tmpl w:val="B9687546"/>
@@ -10387,7 +13886,417 @@
       </w:pPr>
     </w:lvl>
   </w:abstractNum>
-  <w:abstractNum w:abstractNumId="19" w15:restartNumberingAfterBreak="0">
+  <w:abstractNum w:abstractNumId="29" w15:restartNumberingAfterBreak="0">
+    <w:nsid w:val="36A17455"/>
+    <w:multiLevelType w:val="hybridMultilevel"/>
+    <w:tmpl w:val="0D0C005C"/>
+    <w:lvl w:ilvl="0" w:tplc="44AE1364">
+      <w:numFmt w:val="bullet"/>
+      <w:lvlText w:val="•"/>
+      <w:lvlJc w:val="left"/>
+      <w:pPr>
+        <w:ind w:left="1778" w:hanging="360"/>
+      </w:pPr>
+      <w:rPr>
+        <w:rFonts w:ascii="Times New Roman" w:eastAsiaTheme="minorHAnsi" w:hAnsi="Times New Roman" w:cs="Times New Roman" w:hint="default"/>
+      </w:rPr>
+    </w:lvl>
+    <w:lvl w:ilvl="1" w:tplc="04190003" w:tentative="1">
+      <w:start w:val="1"/>
+      <w:numFmt w:val="bullet"/>
+      <w:lvlText w:val="o"/>
+      <w:lvlJc w:val="left"/>
+      <w:pPr>
+        <w:ind w:left="2149" w:hanging="360"/>
+      </w:pPr>
+      <w:rPr>
+        <w:rFonts w:ascii="Courier New" w:hAnsi="Courier New" w:cs="Courier New" w:hint="default"/>
+      </w:rPr>
+    </w:lvl>
+    <w:lvl w:ilvl="2" w:tplc="04190005" w:tentative="1">
+      <w:start w:val="1"/>
+      <w:numFmt w:val="bullet"/>
+      <w:lvlText w:val=""/>
+      <w:lvlJc w:val="left"/>
+      <w:pPr>
+        <w:ind w:left="2869" w:hanging="360"/>
+      </w:pPr>
+      <w:rPr>
+        <w:rFonts w:ascii="Wingdings" w:hAnsi="Wingdings" w:hint="default"/>
+      </w:rPr>
+    </w:lvl>
+    <w:lvl w:ilvl="3" w:tplc="04190001" w:tentative="1">
+      <w:start w:val="1"/>
+      <w:numFmt w:val="bullet"/>
+      <w:lvlText w:val=""/>
+      <w:lvlJc w:val="left"/>
+      <w:pPr>
+        <w:ind w:left="3589" w:hanging="360"/>
+      </w:pPr>
+      <w:rPr>
+        <w:rFonts w:ascii="Symbol" w:hAnsi="Symbol" w:hint="default"/>
+      </w:rPr>
+    </w:lvl>
+    <w:lvl w:ilvl="4" w:tplc="04190003" w:tentative="1">
+      <w:start w:val="1"/>
+      <w:numFmt w:val="bullet"/>
+      <w:lvlText w:val="o"/>
+      <w:lvlJc w:val="left"/>
+      <w:pPr>
+        <w:ind w:left="4309" w:hanging="360"/>
+      </w:pPr>
+      <w:rPr>
+        <w:rFonts w:ascii="Courier New" w:hAnsi="Courier New" w:cs="Courier New" w:hint="default"/>
+      </w:rPr>
+    </w:lvl>
+    <w:lvl w:ilvl="5" w:tplc="04190005" w:tentative="1">
+      <w:start w:val="1"/>
+      <w:numFmt w:val="bullet"/>
+      <w:lvlText w:val=""/>
+      <w:lvlJc w:val="left"/>
+      <w:pPr>
+        <w:ind w:left="5029" w:hanging="360"/>
+      </w:pPr>
+      <w:rPr>
+        <w:rFonts w:ascii="Wingdings" w:hAnsi="Wingdings" w:hint="default"/>
+      </w:rPr>
+    </w:lvl>
+    <w:lvl w:ilvl="6" w:tplc="04190001" w:tentative="1">
+      <w:start w:val="1"/>
+      <w:numFmt w:val="bullet"/>
+      <w:lvlText w:val=""/>
+      <w:lvlJc w:val="left"/>
+      <w:pPr>
+        <w:ind w:left="5749" w:hanging="360"/>
+      </w:pPr>
+      <w:rPr>
+        <w:rFonts w:ascii="Symbol" w:hAnsi="Symbol" w:hint="default"/>
+      </w:rPr>
+    </w:lvl>
+    <w:lvl w:ilvl="7" w:tplc="04190003" w:tentative="1">
+      <w:start w:val="1"/>
+      <w:numFmt w:val="bullet"/>
+      <w:lvlText w:val="o"/>
+      <w:lvlJc w:val="left"/>
+      <w:pPr>
+        <w:ind w:left="6469" w:hanging="360"/>
+      </w:pPr>
+      <w:rPr>
+        <w:rFonts w:ascii="Courier New" w:hAnsi="Courier New" w:cs="Courier New" w:hint="default"/>
+      </w:rPr>
+    </w:lvl>
+    <w:lvl w:ilvl="8" w:tplc="04190005" w:tentative="1">
+      <w:start w:val="1"/>
+      <w:numFmt w:val="bullet"/>
+      <w:lvlText w:val=""/>
+      <w:lvlJc w:val="left"/>
+      <w:pPr>
+        <w:ind w:left="7189" w:hanging="360"/>
+      </w:pPr>
+      <w:rPr>
+        <w:rFonts w:ascii="Wingdings" w:hAnsi="Wingdings" w:hint="default"/>
+      </w:rPr>
+    </w:lvl>
+  </w:abstractNum>
+  <w:abstractNum w:abstractNumId="30" w15:restartNumberingAfterBreak="0">
+    <w:nsid w:val="36EC3EA5"/>
+    <w:multiLevelType w:val="multilevel"/>
+    <w:tmpl w:val="DD4A031C"/>
+    <w:lvl w:ilvl="0">
+      <w:start w:val="1"/>
+      <w:numFmt w:val="bullet"/>
+      <w:lvlText w:val=""/>
+      <w:lvlJc w:val="left"/>
+      <w:pPr>
+        <w:tabs>
+          <w:tab w:val="num" w:pos="720"/>
+        </w:tabs>
+        <w:ind w:left="720" w:hanging="360"/>
+      </w:pPr>
+      <w:rPr>
+        <w:rFonts w:ascii="Symbol" w:hAnsi="Symbol" w:hint="default"/>
+        <w:sz w:val="20"/>
+      </w:rPr>
+    </w:lvl>
+    <w:lvl w:ilvl="1" w:tentative="1">
+      <w:start w:val="1"/>
+      <w:numFmt w:val="bullet"/>
+      <w:lvlText w:val="o"/>
+      <w:lvlJc w:val="left"/>
+      <w:pPr>
+        <w:tabs>
+          <w:tab w:val="num" w:pos="1440"/>
+        </w:tabs>
+        <w:ind w:left="1440" w:hanging="360"/>
+      </w:pPr>
+      <w:rPr>
+        <w:rFonts w:ascii="Courier New" w:hAnsi="Courier New" w:hint="default"/>
+        <w:sz w:val="20"/>
+      </w:rPr>
+    </w:lvl>
+    <w:lvl w:ilvl="2" w:tentative="1">
+      <w:start w:val="1"/>
+      <w:numFmt w:val="bullet"/>
+      <w:lvlText w:val=""/>
+      <w:lvlJc w:val="left"/>
+      <w:pPr>
+        <w:tabs>
+          <w:tab w:val="num" w:pos="2160"/>
+        </w:tabs>
+        <w:ind w:left="2160" w:hanging="360"/>
+      </w:pPr>
+      <w:rPr>
+        <w:rFonts w:ascii="Wingdings" w:hAnsi="Wingdings" w:hint="default"/>
+        <w:sz w:val="20"/>
+      </w:rPr>
+    </w:lvl>
+    <w:lvl w:ilvl="3" w:tentative="1">
+      <w:start w:val="1"/>
+      <w:numFmt w:val="bullet"/>
+      <w:lvlText w:val=""/>
+      <w:lvlJc w:val="left"/>
+      <w:pPr>
+        <w:tabs>
+          <w:tab w:val="num" w:pos="2880"/>
+        </w:tabs>
+        <w:ind w:left="2880" w:hanging="360"/>
+      </w:pPr>
+      <w:rPr>
+        <w:rFonts w:ascii="Wingdings" w:hAnsi="Wingdings" w:hint="default"/>
+        <w:sz w:val="20"/>
+      </w:rPr>
+    </w:lvl>
+    <w:lvl w:ilvl="4" w:tentative="1">
+      <w:start w:val="1"/>
+      <w:numFmt w:val="bullet"/>
+      <w:lvlText w:val=""/>
+      <w:lvlJc w:val="left"/>
+      <w:pPr>
+        <w:tabs>
+          <w:tab w:val="num" w:pos="3600"/>
+        </w:tabs>
+        <w:ind w:left="3600" w:hanging="360"/>
+      </w:pPr>
+      <w:rPr>
+        <w:rFonts w:ascii="Wingdings" w:hAnsi="Wingdings" w:hint="default"/>
+        <w:sz w:val="20"/>
+      </w:rPr>
+    </w:lvl>
+    <w:lvl w:ilvl="5" w:tentative="1">
+      <w:start w:val="1"/>
+      <w:numFmt w:val="bullet"/>
+      <w:lvlText w:val=""/>
+      <w:lvlJc w:val="left"/>
+      <w:pPr>
+        <w:tabs>
+          <w:tab w:val="num" w:pos="4320"/>
+        </w:tabs>
+        <w:ind w:left="4320" w:hanging="360"/>
+      </w:pPr>
+      <w:rPr>
+        <w:rFonts w:ascii="Wingdings" w:hAnsi="Wingdings" w:hint="default"/>
+        <w:sz w:val="20"/>
+      </w:rPr>
+    </w:lvl>
+    <w:lvl w:ilvl="6" w:tentative="1">
+      <w:start w:val="1"/>
+      <w:numFmt w:val="bullet"/>
+      <w:lvlText w:val=""/>
+      <w:lvlJc w:val="left"/>
+      <w:pPr>
+        <w:tabs>
+          <w:tab w:val="num" w:pos="5040"/>
+        </w:tabs>
+        <w:ind w:left="5040" w:hanging="360"/>
+      </w:pPr>
+      <w:rPr>
+        <w:rFonts w:ascii="Wingdings" w:hAnsi="Wingdings" w:hint="default"/>
+        <w:sz w:val="20"/>
+      </w:rPr>
+    </w:lvl>
+    <w:lvl w:ilvl="7" w:tentative="1">
+      <w:start w:val="1"/>
+      <w:numFmt w:val="bullet"/>
+      <w:lvlText w:val=""/>
+      <w:lvlJc w:val="left"/>
+      <w:pPr>
+        <w:tabs>
+          <w:tab w:val="num" w:pos="5760"/>
+        </w:tabs>
+        <w:ind w:left="5760" w:hanging="360"/>
+      </w:pPr>
+      <w:rPr>
+        <w:rFonts w:ascii="Wingdings" w:hAnsi="Wingdings" w:hint="default"/>
+        <w:sz w:val="20"/>
+      </w:rPr>
+    </w:lvl>
+    <w:lvl w:ilvl="8" w:tentative="1">
+      <w:start w:val="1"/>
+      <w:numFmt w:val="bullet"/>
+      <w:lvlText w:val=""/>
+      <w:lvlJc w:val="left"/>
+      <w:pPr>
+        <w:tabs>
+          <w:tab w:val="num" w:pos="6480"/>
+        </w:tabs>
+        <w:ind w:left="6480" w:hanging="360"/>
+      </w:pPr>
+      <w:rPr>
+        <w:rFonts w:ascii="Wingdings" w:hAnsi="Wingdings" w:hint="default"/>
+        <w:sz w:val="20"/>
+      </w:rPr>
+    </w:lvl>
+  </w:abstractNum>
+  <w:abstractNum w:abstractNumId="31" w15:restartNumberingAfterBreak="0">
+    <w:nsid w:val="37876768"/>
+    <w:multiLevelType w:val="multilevel"/>
+    <w:tmpl w:val="7E1A3E0A"/>
+    <w:lvl w:ilvl="0">
+      <w:start w:val="1"/>
+      <w:numFmt w:val="bullet"/>
+      <w:lvlText w:val=""/>
+      <w:lvlJc w:val="left"/>
+      <w:pPr>
+        <w:tabs>
+          <w:tab w:val="num" w:pos="720"/>
+        </w:tabs>
+        <w:ind w:left="720" w:hanging="360"/>
+      </w:pPr>
+      <w:rPr>
+        <w:rFonts w:ascii="Symbol" w:hAnsi="Symbol" w:hint="default"/>
+        <w:sz w:val="20"/>
+      </w:rPr>
+    </w:lvl>
+    <w:lvl w:ilvl="1" w:tentative="1">
+      <w:start w:val="1"/>
+      <w:numFmt w:val="bullet"/>
+      <w:lvlText w:val="o"/>
+      <w:lvlJc w:val="left"/>
+      <w:pPr>
+        <w:tabs>
+          <w:tab w:val="num" w:pos="1440"/>
+        </w:tabs>
+        <w:ind w:left="1440" w:hanging="360"/>
+      </w:pPr>
+      <w:rPr>
+        <w:rFonts w:ascii="Courier New" w:hAnsi="Courier New" w:hint="default"/>
+        <w:sz w:val="20"/>
+      </w:rPr>
+    </w:lvl>
+    <w:lvl w:ilvl="2" w:tentative="1">
+      <w:start w:val="1"/>
+      <w:numFmt w:val="bullet"/>
+      <w:lvlText w:val=""/>
+      <w:lvlJc w:val="left"/>
+      <w:pPr>
+        <w:tabs>
+          <w:tab w:val="num" w:pos="2160"/>
+        </w:tabs>
+        <w:ind w:left="2160" w:hanging="360"/>
+      </w:pPr>
+      <w:rPr>
+        <w:rFonts w:ascii="Wingdings" w:hAnsi="Wingdings" w:hint="default"/>
+        <w:sz w:val="20"/>
+      </w:rPr>
+    </w:lvl>
+    <w:lvl w:ilvl="3" w:tentative="1">
+      <w:start w:val="1"/>
+      <w:numFmt w:val="bullet"/>
+      <w:lvlText w:val=""/>
+      <w:lvlJc w:val="left"/>
+      <w:pPr>
+        <w:tabs>
+          <w:tab w:val="num" w:pos="2880"/>
+        </w:tabs>
+        <w:ind w:left="2880" w:hanging="360"/>
+      </w:pPr>
+      <w:rPr>
+        <w:rFonts w:ascii="Wingdings" w:hAnsi="Wingdings" w:hint="default"/>
+        <w:sz w:val="20"/>
+      </w:rPr>
+    </w:lvl>
+    <w:lvl w:ilvl="4" w:tentative="1">
+      <w:start w:val="1"/>
+      <w:numFmt w:val="bullet"/>
+      <w:lvlText w:val=""/>
+      <w:lvlJc w:val="left"/>
+      <w:pPr>
+        <w:tabs>
+          <w:tab w:val="num" w:pos="3600"/>
+        </w:tabs>
+        <w:ind w:left="3600" w:hanging="360"/>
+      </w:pPr>
+      <w:rPr>
+        <w:rFonts w:ascii="Wingdings" w:hAnsi="Wingdings" w:hint="default"/>
+        <w:sz w:val="20"/>
+      </w:rPr>
+    </w:lvl>
+    <w:lvl w:ilvl="5" w:tentative="1">
+      <w:start w:val="1"/>
+      <w:numFmt w:val="bullet"/>
+      <w:lvlText w:val=""/>
+      <w:lvlJc w:val="left"/>
+      <w:pPr>
+        <w:tabs>
+          <w:tab w:val="num" w:pos="4320"/>
+        </w:tabs>
+        <w:ind w:left="4320" w:hanging="360"/>
+      </w:pPr>
+      <w:rPr>
+        <w:rFonts w:ascii="Wingdings" w:hAnsi="Wingdings" w:hint="default"/>
+        <w:sz w:val="20"/>
+      </w:rPr>
+    </w:lvl>
+    <w:lvl w:ilvl="6" w:tentative="1">
+      <w:start w:val="1"/>
+      <w:numFmt w:val="bullet"/>
+      <w:lvlText w:val=""/>
+      <w:lvlJc w:val="left"/>
+      <w:pPr>
+        <w:tabs>
+          <w:tab w:val="num" w:pos="5040"/>
+        </w:tabs>
+        <w:ind w:left="5040" w:hanging="360"/>
+      </w:pPr>
+      <w:rPr>
+        <w:rFonts w:ascii="Wingdings" w:hAnsi="Wingdings" w:hint="default"/>
+        <w:sz w:val="20"/>
+      </w:rPr>
+    </w:lvl>
+    <w:lvl w:ilvl="7" w:tentative="1">
+      <w:start w:val="1"/>
+      <w:numFmt w:val="bullet"/>
+      <w:lvlText w:val=""/>
+      <w:lvlJc w:val="left"/>
+      <w:pPr>
+        <w:tabs>
+          <w:tab w:val="num" w:pos="5760"/>
+        </w:tabs>
+        <w:ind w:left="5760" w:hanging="360"/>
+      </w:pPr>
+      <w:rPr>
+        <w:rFonts w:ascii="Wingdings" w:hAnsi="Wingdings" w:hint="default"/>
+        <w:sz w:val="20"/>
+      </w:rPr>
+    </w:lvl>
+    <w:lvl w:ilvl="8" w:tentative="1">
+      <w:start w:val="1"/>
+      <w:numFmt w:val="bullet"/>
+      <w:lvlText w:val=""/>
+      <w:lvlJc w:val="left"/>
+      <w:pPr>
+        <w:tabs>
+          <w:tab w:val="num" w:pos="6480"/>
+        </w:tabs>
+        <w:ind w:left="6480" w:hanging="360"/>
+      </w:pPr>
+      <w:rPr>
+        <w:rFonts w:ascii="Wingdings" w:hAnsi="Wingdings" w:hint="default"/>
+        <w:sz w:val="20"/>
+      </w:rPr>
+    </w:lvl>
+  </w:abstractNum>
+  <w:abstractNum w:abstractNumId="32" w15:restartNumberingAfterBreak="0">
     <w:nsid w:val="38914671"/>
     <w:multiLevelType w:val="hybridMultilevel"/>
     <w:tmpl w:val="4B160014"/>
@@ -10473,7 +14382,7 @@
       </w:pPr>
     </w:lvl>
   </w:abstractNum>
-  <w:abstractNum w:abstractNumId="20" w15:restartNumberingAfterBreak="0">
+  <w:abstractNum w:abstractNumId="33" w15:restartNumberingAfterBreak="0">
     <w:nsid w:val="399B1CF3"/>
     <w:multiLevelType w:val="multilevel"/>
     <w:tmpl w:val="DEB43730"/>
@@ -10586,7 +14495,156 @@
       </w:pPr>
     </w:lvl>
   </w:abstractNum>
-  <w:abstractNum w:abstractNumId="21" w15:restartNumberingAfterBreak="0">
+  <w:abstractNum w:abstractNumId="34" w15:restartNumberingAfterBreak="0">
+    <w:nsid w:val="39C75278"/>
+    <w:multiLevelType w:val="multilevel"/>
+    <w:tmpl w:val="FD7055DC"/>
+    <w:lvl w:ilvl="0">
+      <w:start w:val="1"/>
+      <w:numFmt w:val="bullet"/>
+      <w:lvlText w:val=""/>
+      <w:lvlJc w:val="left"/>
+      <w:pPr>
+        <w:tabs>
+          <w:tab w:val="num" w:pos="720"/>
+        </w:tabs>
+        <w:ind w:left="720" w:hanging="360"/>
+      </w:pPr>
+      <w:rPr>
+        <w:rFonts w:ascii="Symbol" w:hAnsi="Symbol" w:hint="default"/>
+        <w:sz w:val="20"/>
+      </w:rPr>
+    </w:lvl>
+    <w:lvl w:ilvl="1" w:tentative="1">
+      <w:start w:val="1"/>
+      <w:numFmt w:val="bullet"/>
+      <w:lvlText w:val="o"/>
+      <w:lvlJc w:val="left"/>
+      <w:pPr>
+        <w:tabs>
+          <w:tab w:val="num" w:pos="1440"/>
+        </w:tabs>
+        <w:ind w:left="1440" w:hanging="360"/>
+      </w:pPr>
+      <w:rPr>
+        <w:rFonts w:ascii="Courier New" w:hAnsi="Courier New" w:hint="default"/>
+        <w:sz w:val="20"/>
+      </w:rPr>
+    </w:lvl>
+    <w:lvl w:ilvl="2" w:tentative="1">
+      <w:start w:val="1"/>
+      <w:numFmt w:val="bullet"/>
+      <w:lvlText w:val=""/>
+      <w:lvlJc w:val="left"/>
+      <w:pPr>
+        <w:tabs>
+          <w:tab w:val="num" w:pos="2160"/>
+        </w:tabs>
+        <w:ind w:left="2160" w:hanging="360"/>
+      </w:pPr>
+      <w:rPr>
+        <w:rFonts w:ascii="Wingdings" w:hAnsi="Wingdings" w:hint="default"/>
+        <w:sz w:val="20"/>
+      </w:rPr>
+    </w:lvl>
+    <w:lvl w:ilvl="3" w:tentative="1">
+      <w:start w:val="1"/>
+      <w:numFmt w:val="bullet"/>
+      <w:lvlText w:val=""/>
+      <w:lvlJc w:val="left"/>
+      <w:pPr>
+        <w:tabs>
+          <w:tab w:val="num" w:pos="2880"/>
+        </w:tabs>
+        <w:ind w:left="2880" w:hanging="360"/>
+      </w:pPr>
+      <w:rPr>
+        <w:rFonts w:ascii="Wingdings" w:hAnsi="Wingdings" w:hint="default"/>
+        <w:sz w:val="20"/>
+      </w:rPr>
+    </w:lvl>
+    <w:lvl w:ilvl="4" w:tentative="1">
+      <w:start w:val="1"/>
+      <w:numFmt w:val="bullet"/>
+      <w:lvlText w:val=""/>
+      <w:lvlJc w:val="left"/>
+      <w:pPr>
+        <w:tabs>
+          <w:tab w:val="num" w:pos="3600"/>
+        </w:tabs>
+        <w:ind w:left="3600" w:hanging="360"/>
+      </w:pPr>
+      <w:rPr>
+        <w:rFonts w:ascii="Wingdings" w:hAnsi="Wingdings" w:hint="default"/>
+        <w:sz w:val="20"/>
+      </w:rPr>
+    </w:lvl>
+    <w:lvl w:ilvl="5" w:tentative="1">
+      <w:start w:val="1"/>
+      <w:numFmt w:val="bullet"/>
+      <w:lvlText w:val=""/>
+      <w:lvlJc w:val="left"/>
+      <w:pPr>
+        <w:tabs>
+          <w:tab w:val="num" w:pos="4320"/>
+        </w:tabs>
+        <w:ind w:left="4320" w:hanging="360"/>
+      </w:pPr>
+      <w:rPr>
+        <w:rFonts w:ascii="Wingdings" w:hAnsi="Wingdings" w:hint="default"/>
+        <w:sz w:val="20"/>
+      </w:rPr>
+    </w:lvl>
+    <w:lvl w:ilvl="6" w:tentative="1">
+      <w:start w:val="1"/>
+      <w:numFmt w:val="bullet"/>
+      <w:lvlText w:val=""/>
+      <w:lvlJc w:val="left"/>
+      <w:pPr>
+        <w:tabs>
+          <w:tab w:val="num" w:pos="5040"/>
+        </w:tabs>
+        <w:ind w:left="5040" w:hanging="360"/>
+      </w:pPr>
+      <w:rPr>
+        <w:rFonts w:ascii="Wingdings" w:hAnsi="Wingdings" w:hint="default"/>
+        <w:sz w:val="20"/>
+      </w:rPr>
+    </w:lvl>
+    <w:lvl w:ilvl="7" w:tentative="1">
+      <w:start w:val="1"/>
+      <w:numFmt w:val="bullet"/>
+      <w:lvlText w:val=""/>
+      <w:lvlJc w:val="left"/>
+      <w:pPr>
+        <w:tabs>
+          <w:tab w:val="num" w:pos="5760"/>
+        </w:tabs>
+        <w:ind w:left="5760" w:hanging="360"/>
+      </w:pPr>
+      <w:rPr>
+        <w:rFonts w:ascii="Wingdings" w:hAnsi="Wingdings" w:hint="default"/>
+        <w:sz w:val="20"/>
+      </w:rPr>
+    </w:lvl>
+    <w:lvl w:ilvl="8" w:tentative="1">
+      <w:start w:val="1"/>
+      <w:numFmt w:val="bullet"/>
+      <w:lvlText w:val=""/>
+      <w:lvlJc w:val="left"/>
+      <w:pPr>
+        <w:tabs>
+          <w:tab w:val="num" w:pos="6480"/>
+        </w:tabs>
+        <w:ind w:left="6480" w:hanging="360"/>
+      </w:pPr>
+      <w:rPr>
+        <w:rFonts w:ascii="Wingdings" w:hAnsi="Wingdings" w:hint="default"/>
+        <w:sz w:val="20"/>
+      </w:rPr>
+    </w:lvl>
+  </w:abstractNum>
+  <w:abstractNum w:abstractNumId="35" w15:restartNumberingAfterBreak="0">
     <w:nsid w:val="3A806D84"/>
     <w:multiLevelType w:val="multilevel"/>
     <w:tmpl w:val="7B1EBEFA"/>
@@ -10699,7 +14757,7 @@
       </w:pPr>
     </w:lvl>
   </w:abstractNum>
-  <w:abstractNum w:abstractNumId="22" w15:restartNumberingAfterBreak="0">
+  <w:abstractNum w:abstractNumId="36" w15:restartNumberingAfterBreak="0">
     <w:nsid w:val="404851A9"/>
     <w:multiLevelType w:val="hybridMultilevel"/>
     <w:tmpl w:val="15DAA0FA"/>
@@ -10788,7 +14846,382 @@
       </w:pPr>
     </w:lvl>
   </w:abstractNum>
-  <w:abstractNum w:abstractNumId="23" w15:restartNumberingAfterBreak="0">
+  <w:abstractNum w:abstractNumId="37" w15:restartNumberingAfterBreak="0">
+    <w:nsid w:val="41E41720"/>
+    <w:multiLevelType w:val="multilevel"/>
+    <w:tmpl w:val="AD7885AA"/>
+    <w:lvl w:ilvl="0">
+      <w:start w:val="1"/>
+      <w:numFmt w:val="bullet"/>
+      <w:lvlText w:val=""/>
+      <w:lvlJc w:val="left"/>
+      <w:pPr>
+        <w:tabs>
+          <w:tab w:val="num" w:pos="720"/>
+        </w:tabs>
+        <w:ind w:left="720" w:hanging="360"/>
+      </w:pPr>
+      <w:rPr>
+        <w:rFonts w:ascii="Symbol" w:hAnsi="Symbol" w:hint="default"/>
+        <w:sz w:val="20"/>
+      </w:rPr>
+    </w:lvl>
+    <w:lvl w:ilvl="1" w:tentative="1">
+      <w:start w:val="1"/>
+      <w:numFmt w:val="bullet"/>
+      <w:lvlText w:val="o"/>
+      <w:lvlJc w:val="left"/>
+      <w:pPr>
+        <w:tabs>
+          <w:tab w:val="num" w:pos="1440"/>
+        </w:tabs>
+        <w:ind w:left="1440" w:hanging="360"/>
+      </w:pPr>
+      <w:rPr>
+        <w:rFonts w:ascii="Courier New" w:hAnsi="Courier New" w:hint="default"/>
+        <w:sz w:val="20"/>
+      </w:rPr>
+    </w:lvl>
+    <w:lvl w:ilvl="2" w:tentative="1">
+      <w:start w:val="1"/>
+      <w:numFmt w:val="bullet"/>
+      <w:lvlText w:val=""/>
+      <w:lvlJc w:val="left"/>
+      <w:pPr>
+        <w:tabs>
+          <w:tab w:val="num" w:pos="2160"/>
+        </w:tabs>
+        <w:ind w:left="2160" w:hanging="360"/>
+      </w:pPr>
+      <w:rPr>
+        <w:rFonts w:ascii="Wingdings" w:hAnsi="Wingdings" w:hint="default"/>
+        <w:sz w:val="20"/>
+      </w:rPr>
+    </w:lvl>
+    <w:lvl w:ilvl="3" w:tentative="1">
+      <w:start w:val="1"/>
+      <w:numFmt w:val="bullet"/>
+      <w:lvlText w:val=""/>
+      <w:lvlJc w:val="left"/>
+      <w:pPr>
+        <w:tabs>
+          <w:tab w:val="num" w:pos="2880"/>
+        </w:tabs>
+        <w:ind w:left="2880" w:hanging="360"/>
+      </w:pPr>
+      <w:rPr>
+        <w:rFonts w:ascii="Wingdings" w:hAnsi="Wingdings" w:hint="default"/>
+        <w:sz w:val="20"/>
+      </w:rPr>
+    </w:lvl>
+    <w:lvl w:ilvl="4" w:tentative="1">
+      <w:start w:val="1"/>
+      <w:numFmt w:val="bullet"/>
+      <w:lvlText w:val=""/>
+      <w:lvlJc w:val="left"/>
+      <w:pPr>
+        <w:tabs>
+          <w:tab w:val="num" w:pos="3600"/>
+        </w:tabs>
+        <w:ind w:left="3600" w:hanging="360"/>
+      </w:pPr>
+      <w:rPr>
+        <w:rFonts w:ascii="Wingdings" w:hAnsi="Wingdings" w:hint="default"/>
+        <w:sz w:val="20"/>
+      </w:rPr>
+    </w:lvl>
+    <w:lvl w:ilvl="5" w:tentative="1">
+      <w:start w:val="1"/>
+      <w:numFmt w:val="bullet"/>
+      <w:lvlText w:val=""/>
+      <w:lvlJc w:val="left"/>
+      <w:pPr>
+        <w:tabs>
+          <w:tab w:val="num" w:pos="4320"/>
+        </w:tabs>
+        <w:ind w:left="4320" w:hanging="360"/>
+      </w:pPr>
+      <w:rPr>
+        <w:rFonts w:ascii="Wingdings" w:hAnsi="Wingdings" w:hint="default"/>
+        <w:sz w:val="20"/>
+      </w:rPr>
+    </w:lvl>
+    <w:lvl w:ilvl="6" w:tentative="1">
+      <w:start w:val="1"/>
+      <w:numFmt w:val="bullet"/>
+      <w:lvlText w:val=""/>
+      <w:lvlJc w:val="left"/>
+      <w:pPr>
+        <w:tabs>
+          <w:tab w:val="num" w:pos="5040"/>
+        </w:tabs>
+        <w:ind w:left="5040" w:hanging="360"/>
+      </w:pPr>
+      <w:rPr>
+        <w:rFonts w:ascii="Wingdings" w:hAnsi="Wingdings" w:hint="default"/>
+        <w:sz w:val="20"/>
+      </w:rPr>
+    </w:lvl>
+    <w:lvl w:ilvl="7" w:tentative="1">
+      <w:start w:val="1"/>
+      <w:numFmt w:val="bullet"/>
+      <w:lvlText w:val=""/>
+      <w:lvlJc w:val="left"/>
+      <w:pPr>
+        <w:tabs>
+          <w:tab w:val="num" w:pos="5760"/>
+        </w:tabs>
+        <w:ind w:left="5760" w:hanging="360"/>
+      </w:pPr>
+      <w:rPr>
+        <w:rFonts w:ascii="Wingdings" w:hAnsi="Wingdings" w:hint="default"/>
+        <w:sz w:val="20"/>
+      </w:rPr>
+    </w:lvl>
+    <w:lvl w:ilvl="8" w:tentative="1">
+      <w:start w:val="1"/>
+      <w:numFmt w:val="bullet"/>
+      <w:lvlText w:val=""/>
+      <w:lvlJc w:val="left"/>
+      <w:pPr>
+        <w:tabs>
+          <w:tab w:val="num" w:pos="6480"/>
+        </w:tabs>
+        <w:ind w:left="6480" w:hanging="360"/>
+      </w:pPr>
+      <w:rPr>
+        <w:rFonts w:ascii="Wingdings" w:hAnsi="Wingdings" w:hint="default"/>
+        <w:sz w:val="20"/>
+      </w:rPr>
+    </w:lvl>
+  </w:abstractNum>
+  <w:abstractNum w:abstractNumId="38" w15:restartNumberingAfterBreak="0">
+    <w:nsid w:val="42CE1F12"/>
+    <w:multiLevelType w:val="hybridMultilevel"/>
+    <w:tmpl w:val="6BA89CFA"/>
+    <w:lvl w:ilvl="0" w:tplc="04190001">
+      <w:start w:val="1"/>
+      <w:numFmt w:val="bullet"/>
+      <w:lvlText w:val=""/>
+      <w:lvlJc w:val="left"/>
+      <w:pPr>
+        <w:ind w:left="1429" w:hanging="360"/>
+      </w:pPr>
+      <w:rPr>
+        <w:rFonts w:ascii="Symbol" w:hAnsi="Symbol" w:hint="default"/>
+      </w:rPr>
+    </w:lvl>
+    <w:lvl w:ilvl="1" w:tplc="04190003" w:tentative="1">
+      <w:start w:val="1"/>
+      <w:numFmt w:val="bullet"/>
+      <w:lvlText w:val="o"/>
+      <w:lvlJc w:val="left"/>
+      <w:pPr>
+        <w:ind w:left="2149" w:hanging="360"/>
+      </w:pPr>
+      <w:rPr>
+        <w:rFonts w:ascii="Courier New" w:hAnsi="Courier New" w:cs="Courier New" w:hint="default"/>
+      </w:rPr>
+    </w:lvl>
+    <w:lvl w:ilvl="2" w:tplc="04190005" w:tentative="1">
+      <w:start w:val="1"/>
+      <w:numFmt w:val="bullet"/>
+      <w:lvlText w:val=""/>
+      <w:lvlJc w:val="left"/>
+      <w:pPr>
+        <w:ind w:left="2869" w:hanging="360"/>
+      </w:pPr>
+      <w:rPr>
+        <w:rFonts w:ascii="Wingdings" w:hAnsi="Wingdings" w:hint="default"/>
+      </w:rPr>
+    </w:lvl>
+    <w:lvl w:ilvl="3" w:tplc="04190001" w:tentative="1">
+      <w:start w:val="1"/>
+      <w:numFmt w:val="bullet"/>
+      <w:lvlText w:val=""/>
+      <w:lvlJc w:val="left"/>
+      <w:pPr>
+        <w:ind w:left="3589" w:hanging="360"/>
+      </w:pPr>
+      <w:rPr>
+        <w:rFonts w:ascii="Symbol" w:hAnsi="Symbol" w:hint="default"/>
+      </w:rPr>
+    </w:lvl>
+    <w:lvl w:ilvl="4" w:tplc="04190003" w:tentative="1">
+      <w:start w:val="1"/>
+      <w:numFmt w:val="bullet"/>
+      <w:lvlText w:val="o"/>
+      <w:lvlJc w:val="left"/>
+      <w:pPr>
+        <w:ind w:left="4309" w:hanging="360"/>
+      </w:pPr>
+      <w:rPr>
+        <w:rFonts w:ascii="Courier New" w:hAnsi="Courier New" w:cs="Courier New" w:hint="default"/>
+      </w:rPr>
+    </w:lvl>
+    <w:lvl w:ilvl="5" w:tplc="04190005" w:tentative="1">
+      <w:start w:val="1"/>
+      <w:numFmt w:val="bullet"/>
+      <w:lvlText w:val=""/>
+      <w:lvlJc w:val="left"/>
+      <w:pPr>
+        <w:ind w:left="5029" w:hanging="360"/>
+      </w:pPr>
+      <w:rPr>
+        <w:rFonts w:ascii="Wingdings" w:hAnsi="Wingdings" w:hint="default"/>
+      </w:rPr>
+    </w:lvl>
+    <w:lvl w:ilvl="6" w:tplc="04190001" w:tentative="1">
+      <w:start w:val="1"/>
+      <w:numFmt w:val="bullet"/>
+      <w:lvlText w:val=""/>
+      <w:lvlJc w:val="left"/>
+      <w:pPr>
+        <w:ind w:left="5749" w:hanging="360"/>
+      </w:pPr>
+      <w:rPr>
+        <w:rFonts w:ascii="Symbol" w:hAnsi="Symbol" w:hint="default"/>
+      </w:rPr>
+    </w:lvl>
+    <w:lvl w:ilvl="7" w:tplc="04190003" w:tentative="1">
+      <w:start w:val="1"/>
+      <w:numFmt w:val="bullet"/>
+      <w:lvlText w:val="o"/>
+      <w:lvlJc w:val="left"/>
+      <w:pPr>
+        <w:ind w:left="6469" w:hanging="360"/>
+      </w:pPr>
+      <w:rPr>
+        <w:rFonts w:ascii="Courier New" w:hAnsi="Courier New" w:cs="Courier New" w:hint="default"/>
+      </w:rPr>
+    </w:lvl>
+    <w:lvl w:ilvl="8" w:tplc="04190005" w:tentative="1">
+      <w:start w:val="1"/>
+      <w:numFmt w:val="bullet"/>
+      <w:lvlText w:val=""/>
+      <w:lvlJc w:val="left"/>
+      <w:pPr>
+        <w:ind w:left="7189" w:hanging="360"/>
+      </w:pPr>
+      <w:rPr>
+        <w:rFonts w:ascii="Wingdings" w:hAnsi="Wingdings" w:hint="default"/>
+      </w:rPr>
+    </w:lvl>
+  </w:abstractNum>
+  <w:abstractNum w:abstractNumId="39" w15:restartNumberingAfterBreak="0">
+    <w:nsid w:val="45E815F6"/>
+    <w:multiLevelType w:val="hybridMultilevel"/>
+    <w:tmpl w:val="5944F438"/>
+    <w:lvl w:ilvl="0" w:tplc="04190001">
+      <w:start w:val="1"/>
+      <w:numFmt w:val="bullet"/>
+      <w:lvlText w:val=""/>
+      <w:lvlJc w:val="left"/>
+      <w:pPr>
+        <w:ind w:left="1429" w:hanging="360"/>
+      </w:pPr>
+      <w:rPr>
+        <w:rFonts w:ascii="Symbol" w:hAnsi="Symbol" w:hint="default"/>
+      </w:rPr>
+    </w:lvl>
+    <w:lvl w:ilvl="1" w:tplc="04190003" w:tentative="1">
+      <w:start w:val="1"/>
+      <w:numFmt w:val="bullet"/>
+      <w:lvlText w:val="o"/>
+      <w:lvlJc w:val="left"/>
+      <w:pPr>
+        <w:ind w:left="2149" w:hanging="360"/>
+      </w:pPr>
+      <w:rPr>
+        <w:rFonts w:ascii="Courier New" w:hAnsi="Courier New" w:cs="Courier New" w:hint="default"/>
+      </w:rPr>
+    </w:lvl>
+    <w:lvl w:ilvl="2" w:tplc="04190005" w:tentative="1">
+      <w:start w:val="1"/>
+      <w:numFmt w:val="bullet"/>
+      <w:lvlText w:val=""/>
+      <w:lvlJc w:val="left"/>
+      <w:pPr>
+        <w:ind w:left="2869" w:hanging="360"/>
+      </w:pPr>
+      <w:rPr>
+        <w:rFonts w:ascii="Wingdings" w:hAnsi="Wingdings" w:hint="default"/>
+      </w:rPr>
+    </w:lvl>
+    <w:lvl w:ilvl="3" w:tplc="04190001" w:tentative="1">
+      <w:start w:val="1"/>
+      <w:numFmt w:val="bullet"/>
+      <w:lvlText w:val=""/>
+      <w:lvlJc w:val="left"/>
+      <w:pPr>
+        <w:ind w:left="3589" w:hanging="360"/>
+      </w:pPr>
+      <w:rPr>
+        <w:rFonts w:ascii="Symbol" w:hAnsi="Symbol" w:hint="default"/>
+      </w:rPr>
+    </w:lvl>
+    <w:lvl w:ilvl="4" w:tplc="04190003" w:tentative="1">
+      <w:start w:val="1"/>
+      <w:numFmt w:val="bullet"/>
+      <w:lvlText w:val="o"/>
+      <w:lvlJc w:val="left"/>
+      <w:pPr>
+        <w:ind w:left="4309" w:hanging="360"/>
+      </w:pPr>
+      <w:rPr>
+        <w:rFonts w:ascii="Courier New" w:hAnsi="Courier New" w:cs="Courier New" w:hint="default"/>
+      </w:rPr>
+    </w:lvl>
+    <w:lvl w:ilvl="5" w:tplc="04190005" w:tentative="1">
+      <w:start w:val="1"/>
+      <w:numFmt w:val="bullet"/>
+      <w:lvlText w:val=""/>
+      <w:lvlJc w:val="left"/>
+      <w:pPr>
+        <w:ind w:left="5029" w:hanging="360"/>
+      </w:pPr>
+      <w:rPr>
+        <w:rFonts w:ascii="Wingdings" w:hAnsi="Wingdings" w:hint="default"/>
+      </w:rPr>
+    </w:lvl>
+    <w:lvl w:ilvl="6" w:tplc="04190001" w:tentative="1">
+      <w:start w:val="1"/>
+      <w:numFmt w:val="bullet"/>
+      <w:lvlText w:val=""/>
+      <w:lvlJc w:val="left"/>
+      <w:pPr>
+        <w:ind w:left="5749" w:hanging="360"/>
+      </w:pPr>
+      <w:rPr>
+        <w:rFonts w:ascii="Symbol" w:hAnsi="Symbol" w:hint="default"/>
+      </w:rPr>
+    </w:lvl>
+    <w:lvl w:ilvl="7" w:tplc="04190003" w:tentative="1">
+      <w:start w:val="1"/>
+      <w:numFmt w:val="bullet"/>
+      <w:lvlText w:val="o"/>
+      <w:lvlJc w:val="left"/>
+      <w:pPr>
+        <w:ind w:left="6469" w:hanging="360"/>
+      </w:pPr>
+      <w:rPr>
+        <w:rFonts w:ascii="Courier New" w:hAnsi="Courier New" w:cs="Courier New" w:hint="default"/>
+      </w:rPr>
+    </w:lvl>
+    <w:lvl w:ilvl="8" w:tplc="04190005" w:tentative="1">
+      <w:start w:val="1"/>
+      <w:numFmt w:val="bullet"/>
+      <w:lvlText w:val=""/>
+      <w:lvlJc w:val="left"/>
+      <w:pPr>
+        <w:ind w:left="7189" w:hanging="360"/>
+      </w:pPr>
+      <w:rPr>
+        <w:rFonts w:ascii="Wingdings" w:hAnsi="Wingdings" w:hint="default"/>
+      </w:rPr>
+    </w:lvl>
+  </w:abstractNum>
+  <w:abstractNum w:abstractNumId="40" w15:restartNumberingAfterBreak="0">
     <w:nsid w:val="464E5BC7"/>
     <w:multiLevelType w:val="multilevel"/>
     <w:tmpl w:val="0419001F"/>
@@ -10874,7 +15307,7 @@
       </w:pPr>
     </w:lvl>
   </w:abstractNum>
-  <w:abstractNum w:abstractNumId="24" w15:restartNumberingAfterBreak="0">
+  <w:abstractNum w:abstractNumId="41" w15:restartNumberingAfterBreak="0">
     <w:nsid w:val="47B125F1"/>
     <w:multiLevelType w:val="hybridMultilevel"/>
     <w:tmpl w:val="95D8F03C"/>
@@ -10987,7 +15420,828 @@
       </w:rPr>
     </w:lvl>
   </w:abstractNum>
-  <w:abstractNum w:abstractNumId="25" w15:restartNumberingAfterBreak="0">
+  <w:abstractNum w:abstractNumId="42" w15:restartNumberingAfterBreak="0">
+    <w:nsid w:val="49C42027"/>
+    <w:multiLevelType w:val="hybridMultilevel"/>
+    <w:tmpl w:val="4B9C149C"/>
+    <w:lvl w:ilvl="0" w:tplc="44AE1364">
+      <w:numFmt w:val="bullet"/>
+      <w:lvlText w:val="•"/>
+      <w:lvlJc w:val="left"/>
+      <w:pPr>
+        <w:ind w:left="1778" w:hanging="360"/>
+      </w:pPr>
+      <w:rPr>
+        <w:rFonts w:ascii="Times New Roman" w:eastAsiaTheme="minorHAnsi" w:hAnsi="Times New Roman" w:cs="Times New Roman" w:hint="default"/>
+      </w:rPr>
+    </w:lvl>
+    <w:lvl w:ilvl="1" w:tplc="04190003" w:tentative="1">
+      <w:start w:val="1"/>
+      <w:numFmt w:val="bullet"/>
+      <w:lvlText w:val="o"/>
+      <w:lvlJc w:val="left"/>
+      <w:pPr>
+        <w:ind w:left="2149" w:hanging="360"/>
+      </w:pPr>
+      <w:rPr>
+        <w:rFonts w:ascii="Courier New" w:hAnsi="Courier New" w:cs="Courier New" w:hint="default"/>
+      </w:rPr>
+    </w:lvl>
+    <w:lvl w:ilvl="2" w:tplc="04190005" w:tentative="1">
+      <w:start w:val="1"/>
+      <w:numFmt w:val="bullet"/>
+      <w:lvlText w:val=""/>
+      <w:lvlJc w:val="left"/>
+      <w:pPr>
+        <w:ind w:left="2869" w:hanging="360"/>
+      </w:pPr>
+      <w:rPr>
+        <w:rFonts w:ascii="Wingdings" w:hAnsi="Wingdings" w:hint="default"/>
+      </w:rPr>
+    </w:lvl>
+    <w:lvl w:ilvl="3" w:tplc="04190001" w:tentative="1">
+      <w:start w:val="1"/>
+      <w:numFmt w:val="bullet"/>
+      <w:lvlText w:val=""/>
+      <w:lvlJc w:val="left"/>
+      <w:pPr>
+        <w:ind w:left="3589" w:hanging="360"/>
+      </w:pPr>
+      <w:rPr>
+        <w:rFonts w:ascii="Symbol" w:hAnsi="Symbol" w:hint="default"/>
+      </w:rPr>
+    </w:lvl>
+    <w:lvl w:ilvl="4" w:tplc="04190003" w:tentative="1">
+      <w:start w:val="1"/>
+      <w:numFmt w:val="bullet"/>
+      <w:lvlText w:val="o"/>
+      <w:lvlJc w:val="left"/>
+      <w:pPr>
+        <w:ind w:left="4309" w:hanging="360"/>
+      </w:pPr>
+      <w:rPr>
+        <w:rFonts w:ascii="Courier New" w:hAnsi="Courier New" w:cs="Courier New" w:hint="default"/>
+      </w:rPr>
+    </w:lvl>
+    <w:lvl w:ilvl="5" w:tplc="04190005" w:tentative="1">
+      <w:start w:val="1"/>
+      <w:numFmt w:val="bullet"/>
+      <w:lvlText w:val=""/>
+      <w:lvlJc w:val="left"/>
+      <w:pPr>
+        <w:ind w:left="5029" w:hanging="360"/>
+      </w:pPr>
+      <w:rPr>
+        <w:rFonts w:ascii="Wingdings" w:hAnsi="Wingdings" w:hint="default"/>
+      </w:rPr>
+    </w:lvl>
+    <w:lvl w:ilvl="6" w:tplc="04190001" w:tentative="1">
+      <w:start w:val="1"/>
+      <w:numFmt w:val="bullet"/>
+      <w:lvlText w:val=""/>
+      <w:lvlJc w:val="left"/>
+      <w:pPr>
+        <w:ind w:left="5749" w:hanging="360"/>
+      </w:pPr>
+      <w:rPr>
+        <w:rFonts w:ascii="Symbol" w:hAnsi="Symbol" w:hint="default"/>
+      </w:rPr>
+    </w:lvl>
+    <w:lvl w:ilvl="7" w:tplc="04190003" w:tentative="1">
+      <w:start w:val="1"/>
+      <w:numFmt w:val="bullet"/>
+      <w:lvlText w:val="o"/>
+      <w:lvlJc w:val="left"/>
+      <w:pPr>
+        <w:ind w:left="6469" w:hanging="360"/>
+      </w:pPr>
+      <w:rPr>
+        <w:rFonts w:ascii="Courier New" w:hAnsi="Courier New" w:cs="Courier New" w:hint="default"/>
+      </w:rPr>
+    </w:lvl>
+    <w:lvl w:ilvl="8" w:tplc="04190005" w:tentative="1">
+      <w:start w:val="1"/>
+      <w:numFmt w:val="bullet"/>
+      <w:lvlText w:val=""/>
+      <w:lvlJc w:val="left"/>
+      <w:pPr>
+        <w:ind w:left="7189" w:hanging="360"/>
+      </w:pPr>
+      <w:rPr>
+        <w:rFonts w:ascii="Wingdings" w:hAnsi="Wingdings" w:hint="default"/>
+      </w:rPr>
+    </w:lvl>
+  </w:abstractNum>
+  <w:abstractNum w:abstractNumId="43" w15:restartNumberingAfterBreak="0">
+    <w:nsid w:val="4C0E0C43"/>
+    <w:multiLevelType w:val="multilevel"/>
+    <w:tmpl w:val="27ECF8F0"/>
+    <w:lvl w:ilvl="0">
+      <w:start w:val="1"/>
+      <w:numFmt w:val="bullet"/>
+      <w:lvlText w:val=""/>
+      <w:lvlJc w:val="left"/>
+      <w:pPr>
+        <w:tabs>
+          <w:tab w:val="num" w:pos="720"/>
+        </w:tabs>
+        <w:ind w:left="720" w:hanging="360"/>
+      </w:pPr>
+      <w:rPr>
+        <w:rFonts w:ascii="Symbol" w:hAnsi="Symbol" w:hint="default"/>
+        <w:sz w:val="20"/>
+      </w:rPr>
+    </w:lvl>
+    <w:lvl w:ilvl="1" w:tentative="1">
+      <w:start w:val="1"/>
+      <w:numFmt w:val="bullet"/>
+      <w:lvlText w:val="o"/>
+      <w:lvlJc w:val="left"/>
+      <w:pPr>
+        <w:tabs>
+          <w:tab w:val="num" w:pos="1440"/>
+        </w:tabs>
+        <w:ind w:left="1440" w:hanging="360"/>
+      </w:pPr>
+      <w:rPr>
+        <w:rFonts w:ascii="Courier New" w:hAnsi="Courier New" w:hint="default"/>
+        <w:sz w:val="20"/>
+      </w:rPr>
+    </w:lvl>
+    <w:lvl w:ilvl="2" w:tentative="1">
+      <w:start w:val="1"/>
+      <w:numFmt w:val="bullet"/>
+      <w:lvlText w:val=""/>
+      <w:lvlJc w:val="left"/>
+      <w:pPr>
+        <w:tabs>
+          <w:tab w:val="num" w:pos="2160"/>
+        </w:tabs>
+        <w:ind w:left="2160" w:hanging="360"/>
+      </w:pPr>
+      <w:rPr>
+        <w:rFonts w:ascii="Wingdings" w:hAnsi="Wingdings" w:hint="default"/>
+        <w:sz w:val="20"/>
+      </w:rPr>
+    </w:lvl>
+    <w:lvl w:ilvl="3" w:tentative="1">
+      <w:start w:val="1"/>
+      <w:numFmt w:val="bullet"/>
+      <w:lvlText w:val=""/>
+      <w:lvlJc w:val="left"/>
+      <w:pPr>
+        <w:tabs>
+          <w:tab w:val="num" w:pos="2880"/>
+        </w:tabs>
+        <w:ind w:left="2880" w:hanging="360"/>
+      </w:pPr>
+      <w:rPr>
+        <w:rFonts w:ascii="Wingdings" w:hAnsi="Wingdings" w:hint="default"/>
+        <w:sz w:val="20"/>
+      </w:rPr>
+    </w:lvl>
+    <w:lvl w:ilvl="4" w:tentative="1">
+      <w:start w:val="1"/>
+      <w:numFmt w:val="bullet"/>
+      <w:lvlText w:val=""/>
+      <w:lvlJc w:val="left"/>
+      <w:pPr>
+        <w:tabs>
+          <w:tab w:val="num" w:pos="3600"/>
+        </w:tabs>
+        <w:ind w:left="3600" w:hanging="360"/>
+      </w:pPr>
+      <w:rPr>
+        <w:rFonts w:ascii="Wingdings" w:hAnsi="Wingdings" w:hint="default"/>
+        <w:sz w:val="20"/>
+      </w:rPr>
+    </w:lvl>
+    <w:lvl w:ilvl="5" w:tentative="1">
+      <w:start w:val="1"/>
+      <w:numFmt w:val="bullet"/>
+      <w:lvlText w:val=""/>
+      <w:lvlJc w:val="left"/>
+      <w:pPr>
+        <w:tabs>
+          <w:tab w:val="num" w:pos="4320"/>
+        </w:tabs>
+        <w:ind w:left="4320" w:hanging="360"/>
+      </w:pPr>
+      <w:rPr>
+        <w:rFonts w:ascii="Wingdings" w:hAnsi="Wingdings" w:hint="default"/>
+        <w:sz w:val="20"/>
+      </w:rPr>
+    </w:lvl>
+    <w:lvl w:ilvl="6" w:tentative="1">
+      <w:start w:val="1"/>
+      <w:numFmt w:val="bullet"/>
+      <w:lvlText w:val=""/>
+      <w:lvlJc w:val="left"/>
+      <w:pPr>
+        <w:tabs>
+          <w:tab w:val="num" w:pos="5040"/>
+        </w:tabs>
+        <w:ind w:left="5040" w:hanging="360"/>
+      </w:pPr>
+      <w:rPr>
+        <w:rFonts w:ascii="Wingdings" w:hAnsi="Wingdings" w:hint="default"/>
+        <w:sz w:val="20"/>
+      </w:rPr>
+    </w:lvl>
+    <w:lvl w:ilvl="7" w:tentative="1">
+      <w:start w:val="1"/>
+      <w:numFmt w:val="bullet"/>
+      <w:lvlText w:val=""/>
+      <w:lvlJc w:val="left"/>
+      <w:pPr>
+        <w:tabs>
+          <w:tab w:val="num" w:pos="5760"/>
+        </w:tabs>
+        <w:ind w:left="5760" w:hanging="360"/>
+      </w:pPr>
+      <w:rPr>
+        <w:rFonts w:ascii="Wingdings" w:hAnsi="Wingdings" w:hint="default"/>
+        <w:sz w:val="20"/>
+      </w:rPr>
+    </w:lvl>
+    <w:lvl w:ilvl="8" w:tentative="1">
+      <w:start w:val="1"/>
+      <w:numFmt w:val="bullet"/>
+      <w:lvlText w:val=""/>
+      <w:lvlJc w:val="left"/>
+      <w:pPr>
+        <w:tabs>
+          <w:tab w:val="num" w:pos="6480"/>
+        </w:tabs>
+        <w:ind w:left="6480" w:hanging="360"/>
+      </w:pPr>
+      <w:rPr>
+        <w:rFonts w:ascii="Wingdings" w:hAnsi="Wingdings" w:hint="default"/>
+        <w:sz w:val="20"/>
+      </w:rPr>
+    </w:lvl>
+  </w:abstractNum>
+  <w:abstractNum w:abstractNumId="44" w15:restartNumberingAfterBreak="0">
+    <w:nsid w:val="4E5715FB"/>
+    <w:multiLevelType w:val="multilevel"/>
+    <w:tmpl w:val="F718DEBA"/>
+    <w:lvl w:ilvl="0">
+      <w:start w:val="1"/>
+      <w:numFmt w:val="bullet"/>
+      <w:lvlText w:val=""/>
+      <w:lvlJc w:val="left"/>
+      <w:pPr>
+        <w:tabs>
+          <w:tab w:val="num" w:pos="720"/>
+        </w:tabs>
+        <w:ind w:left="720" w:hanging="360"/>
+      </w:pPr>
+      <w:rPr>
+        <w:rFonts w:ascii="Symbol" w:hAnsi="Symbol" w:hint="default"/>
+        <w:sz w:val="20"/>
+      </w:rPr>
+    </w:lvl>
+    <w:lvl w:ilvl="1" w:tentative="1">
+      <w:start w:val="1"/>
+      <w:numFmt w:val="bullet"/>
+      <w:lvlText w:val="o"/>
+      <w:lvlJc w:val="left"/>
+      <w:pPr>
+        <w:tabs>
+          <w:tab w:val="num" w:pos="1440"/>
+        </w:tabs>
+        <w:ind w:left="1440" w:hanging="360"/>
+      </w:pPr>
+      <w:rPr>
+        <w:rFonts w:ascii="Courier New" w:hAnsi="Courier New" w:hint="default"/>
+        <w:sz w:val="20"/>
+      </w:rPr>
+    </w:lvl>
+    <w:lvl w:ilvl="2" w:tentative="1">
+      <w:start w:val="1"/>
+      <w:numFmt w:val="bullet"/>
+      <w:lvlText w:val=""/>
+      <w:lvlJc w:val="left"/>
+      <w:pPr>
+        <w:tabs>
+          <w:tab w:val="num" w:pos="2160"/>
+        </w:tabs>
+        <w:ind w:left="2160" w:hanging="360"/>
+      </w:pPr>
+      <w:rPr>
+        <w:rFonts w:ascii="Wingdings" w:hAnsi="Wingdings" w:hint="default"/>
+        <w:sz w:val="20"/>
+      </w:rPr>
+    </w:lvl>
+    <w:lvl w:ilvl="3" w:tentative="1">
+      <w:start w:val="1"/>
+      <w:numFmt w:val="bullet"/>
+      <w:lvlText w:val=""/>
+      <w:lvlJc w:val="left"/>
+      <w:pPr>
+        <w:tabs>
+          <w:tab w:val="num" w:pos="2880"/>
+        </w:tabs>
+        <w:ind w:left="2880" w:hanging="360"/>
+      </w:pPr>
+      <w:rPr>
+        <w:rFonts w:ascii="Wingdings" w:hAnsi="Wingdings" w:hint="default"/>
+        <w:sz w:val="20"/>
+      </w:rPr>
+    </w:lvl>
+    <w:lvl w:ilvl="4" w:tentative="1">
+      <w:start w:val="1"/>
+      <w:numFmt w:val="bullet"/>
+      <w:lvlText w:val=""/>
+      <w:lvlJc w:val="left"/>
+      <w:pPr>
+        <w:tabs>
+          <w:tab w:val="num" w:pos="3600"/>
+        </w:tabs>
+        <w:ind w:left="3600" w:hanging="360"/>
+      </w:pPr>
+      <w:rPr>
+        <w:rFonts w:ascii="Wingdings" w:hAnsi="Wingdings" w:hint="default"/>
+        <w:sz w:val="20"/>
+      </w:rPr>
+    </w:lvl>
+    <w:lvl w:ilvl="5" w:tentative="1">
+      <w:start w:val="1"/>
+      <w:numFmt w:val="bullet"/>
+      <w:lvlText w:val=""/>
+      <w:lvlJc w:val="left"/>
+      <w:pPr>
+        <w:tabs>
+          <w:tab w:val="num" w:pos="4320"/>
+        </w:tabs>
+        <w:ind w:left="4320" w:hanging="360"/>
+      </w:pPr>
+      <w:rPr>
+        <w:rFonts w:ascii="Wingdings" w:hAnsi="Wingdings" w:hint="default"/>
+        <w:sz w:val="20"/>
+      </w:rPr>
+    </w:lvl>
+    <w:lvl w:ilvl="6" w:tentative="1">
+      <w:start w:val="1"/>
+      <w:numFmt w:val="bullet"/>
+      <w:lvlText w:val=""/>
+      <w:lvlJc w:val="left"/>
+      <w:pPr>
+        <w:tabs>
+          <w:tab w:val="num" w:pos="5040"/>
+        </w:tabs>
+        <w:ind w:left="5040" w:hanging="360"/>
+      </w:pPr>
+      <w:rPr>
+        <w:rFonts w:ascii="Wingdings" w:hAnsi="Wingdings" w:hint="default"/>
+        <w:sz w:val="20"/>
+      </w:rPr>
+    </w:lvl>
+    <w:lvl w:ilvl="7" w:tentative="1">
+      <w:start w:val="1"/>
+      <w:numFmt w:val="bullet"/>
+      <w:lvlText w:val=""/>
+      <w:lvlJc w:val="left"/>
+      <w:pPr>
+        <w:tabs>
+          <w:tab w:val="num" w:pos="5760"/>
+        </w:tabs>
+        <w:ind w:left="5760" w:hanging="360"/>
+      </w:pPr>
+      <w:rPr>
+        <w:rFonts w:ascii="Wingdings" w:hAnsi="Wingdings" w:hint="default"/>
+        <w:sz w:val="20"/>
+      </w:rPr>
+    </w:lvl>
+    <w:lvl w:ilvl="8" w:tentative="1">
+      <w:start w:val="1"/>
+      <w:numFmt w:val="bullet"/>
+      <w:lvlText w:val=""/>
+      <w:lvlJc w:val="left"/>
+      <w:pPr>
+        <w:tabs>
+          <w:tab w:val="num" w:pos="6480"/>
+        </w:tabs>
+        <w:ind w:left="6480" w:hanging="360"/>
+      </w:pPr>
+      <w:rPr>
+        <w:rFonts w:ascii="Wingdings" w:hAnsi="Wingdings" w:hint="default"/>
+        <w:sz w:val="20"/>
+      </w:rPr>
+    </w:lvl>
+  </w:abstractNum>
+  <w:abstractNum w:abstractNumId="45" w15:restartNumberingAfterBreak="0">
+    <w:nsid w:val="4EA1390C"/>
+    <w:multiLevelType w:val="multilevel"/>
+    <w:tmpl w:val="87F8AD9A"/>
+    <w:lvl w:ilvl="0">
+      <w:start w:val="1"/>
+      <w:numFmt w:val="bullet"/>
+      <w:lvlText w:val=""/>
+      <w:lvlJc w:val="left"/>
+      <w:pPr>
+        <w:tabs>
+          <w:tab w:val="num" w:pos="720"/>
+        </w:tabs>
+        <w:ind w:left="720" w:hanging="360"/>
+      </w:pPr>
+      <w:rPr>
+        <w:rFonts w:ascii="Symbol" w:hAnsi="Symbol" w:hint="default"/>
+        <w:sz w:val="20"/>
+      </w:rPr>
+    </w:lvl>
+    <w:lvl w:ilvl="1" w:tentative="1">
+      <w:start w:val="1"/>
+      <w:numFmt w:val="bullet"/>
+      <w:lvlText w:val="o"/>
+      <w:lvlJc w:val="left"/>
+      <w:pPr>
+        <w:tabs>
+          <w:tab w:val="num" w:pos="1440"/>
+        </w:tabs>
+        <w:ind w:left="1440" w:hanging="360"/>
+      </w:pPr>
+      <w:rPr>
+        <w:rFonts w:ascii="Courier New" w:hAnsi="Courier New" w:hint="default"/>
+        <w:sz w:val="20"/>
+      </w:rPr>
+    </w:lvl>
+    <w:lvl w:ilvl="2" w:tentative="1">
+      <w:start w:val="1"/>
+      <w:numFmt w:val="bullet"/>
+      <w:lvlText w:val=""/>
+      <w:lvlJc w:val="left"/>
+      <w:pPr>
+        <w:tabs>
+          <w:tab w:val="num" w:pos="2160"/>
+        </w:tabs>
+        <w:ind w:left="2160" w:hanging="360"/>
+      </w:pPr>
+      <w:rPr>
+        <w:rFonts w:ascii="Wingdings" w:hAnsi="Wingdings" w:hint="default"/>
+        <w:sz w:val="20"/>
+      </w:rPr>
+    </w:lvl>
+    <w:lvl w:ilvl="3" w:tentative="1">
+      <w:start w:val="1"/>
+      <w:numFmt w:val="bullet"/>
+      <w:lvlText w:val=""/>
+      <w:lvlJc w:val="left"/>
+      <w:pPr>
+        <w:tabs>
+          <w:tab w:val="num" w:pos="2880"/>
+        </w:tabs>
+        <w:ind w:left="2880" w:hanging="360"/>
+      </w:pPr>
+      <w:rPr>
+        <w:rFonts w:ascii="Wingdings" w:hAnsi="Wingdings" w:hint="default"/>
+        <w:sz w:val="20"/>
+      </w:rPr>
+    </w:lvl>
+    <w:lvl w:ilvl="4" w:tentative="1">
+      <w:start w:val="1"/>
+      <w:numFmt w:val="bullet"/>
+      <w:lvlText w:val=""/>
+      <w:lvlJc w:val="left"/>
+      <w:pPr>
+        <w:tabs>
+          <w:tab w:val="num" w:pos="3600"/>
+        </w:tabs>
+        <w:ind w:left="3600" w:hanging="360"/>
+      </w:pPr>
+      <w:rPr>
+        <w:rFonts w:ascii="Wingdings" w:hAnsi="Wingdings" w:hint="default"/>
+        <w:sz w:val="20"/>
+      </w:rPr>
+    </w:lvl>
+    <w:lvl w:ilvl="5" w:tentative="1">
+      <w:start w:val="1"/>
+      <w:numFmt w:val="bullet"/>
+      <w:lvlText w:val=""/>
+      <w:lvlJc w:val="left"/>
+      <w:pPr>
+        <w:tabs>
+          <w:tab w:val="num" w:pos="4320"/>
+        </w:tabs>
+        <w:ind w:left="4320" w:hanging="360"/>
+      </w:pPr>
+      <w:rPr>
+        <w:rFonts w:ascii="Wingdings" w:hAnsi="Wingdings" w:hint="default"/>
+        <w:sz w:val="20"/>
+      </w:rPr>
+    </w:lvl>
+    <w:lvl w:ilvl="6" w:tentative="1">
+      <w:start w:val="1"/>
+      <w:numFmt w:val="bullet"/>
+      <w:lvlText w:val=""/>
+      <w:lvlJc w:val="left"/>
+      <w:pPr>
+        <w:tabs>
+          <w:tab w:val="num" w:pos="5040"/>
+        </w:tabs>
+        <w:ind w:left="5040" w:hanging="360"/>
+      </w:pPr>
+      <w:rPr>
+        <w:rFonts w:ascii="Wingdings" w:hAnsi="Wingdings" w:hint="default"/>
+        <w:sz w:val="20"/>
+      </w:rPr>
+    </w:lvl>
+    <w:lvl w:ilvl="7" w:tentative="1">
+      <w:start w:val="1"/>
+      <w:numFmt w:val="bullet"/>
+      <w:lvlText w:val=""/>
+      <w:lvlJc w:val="left"/>
+      <w:pPr>
+        <w:tabs>
+          <w:tab w:val="num" w:pos="5760"/>
+        </w:tabs>
+        <w:ind w:left="5760" w:hanging="360"/>
+      </w:pPr>
+      <w:rPr>
+        <w:rFonts w:ascii="Wingdings" w:hAnsi="Wingdings" w:hint="default"/>
+        <w:sz w:val="20"/>
+      </w:rPr>
+    </w:lvl>
+    <w:lvl w:ilvl="8" w:tentative="1">
+      <w:start w:val="1"/>
+      <w:numFmt w:val="bullet"/>
+      <w:lvlText w:val=""/>
+      <w:lvlJc w:val="left"/>
+      <w:pPr>
+        <w:tabs>
+          <w:tab w:val="num" w:pos="6480"/>
+        </w:tabs>
+        <w:ind w:left="6480" w:hanging="360"/>
+      </w:pPr>
+      <w:rPr>
+        <w:rFonts w:ascii="Wingdings" w:hAnsi="Wingdings" w:hint="default"/>
+        <w:sz w:val="20"/>
+      </w:rPr>
+    </w:lvl>
+  </w:abstractNum>
+  <w:abstractNum w:abstractNumId="46" w15:restartNumberingAfterBreak="0">
+    <w:nsid w:val="4F872EF5"/>
+    <w:multiLevelType w:val="hybridMultilevel"/>
+    <w:tmpl w:val="6D50F7C6"/>
+    <w:lvl w:ilvl="0" w:tplc="04190001">
+      <w:start w:val="1"/>
+      <w:numFmt w:val="bullet"/>
+      <w:lvlText w:val=""/>
+      <w:lvlJc w:val="left"/>
+      <w:pPr>
+        <w:ind w:left="1429" w:hanging="360"/>
+      </w:pPr>
+      <w:rPr>
+        <w:rFonts w:ascii="Symbol" w:hAnsi="Symbol" w:hint="default"/>
+      </w:rPr>
+    </w:lvl>
+    <w:lvl w:ilvl="1" w:tplc="04190003" w:tentative="1">
+      <w:start w:val="1"/>
+      <w:numFmt w:val="bullet"/>
+      <w:lvlText w:val="o"/>
+      <w:lvlJc w:val="left"/>
+      <w:pPr>
+        <w:ind w:left="2149" w:hanging="360"/>
+      </w:pPr>
+      <w:rPr>
+        <w:rFonts w:ascii="Courier New" w:hAnsi="Courier New" w:cs="Courier New" w:hint="default"/>
+      </w:rPr>
+    </w:lvl>
+    <w:lvl w:ilvl="2" w:tplc="04190005" w:tentative="1">
+      <w:start w:val="1"/>
+      <w:numFmt w:val="bullet"/>
+      <w:lvlText w:val=""/>
+      <w:lvlJc w:val="left"/>
+      <w:pPr>
+        <w:ind w:left="2869" w:hanging="360"/>
+      </w:pPr>
+      <w:rPr>
+        <w:rFonts w:ascii="Wingdings" w:hAnsi="Wingdings" w:hint="default"/>
+      </w:rPr>
+    </w:lvl>
+    <w:lvl w:ilvl="3" w:tplc="04190001" w:tentative="1">
+      <w:start w:val="1"/>
+      <w:numFmt w:val="bullet"/>
+      <w:lvlText w:val=""/>
+      <w:lvlJc w:val="left"/>
+      <w:pPr>
+        <w:ind w:left="3589" w:hanging="360"/>
+      </w:pPr>
+      <w:rPr>
+        <w:rFonts w:ascii="Symbol" w:hAnsi="Symbol" w:hint="default"/>
+      </w:rPr>
+    </w:lvl>
+    <w:lvl w:ilvl="4" w:tplc="04190003" w:tentative="1">
+      <w:start w:val="1"/>
+      <w:numFmt w:val="bullet"/>
+      <w:lvlText w:val="o"/>
+      <w:lvlJc w:val="left"/>
+      <w:pPr>
+        <w:ind w:left="4309" w:hanging="360"/>
+      </w:pPr>
+      <w:rPr>
+        <w:rFonts w:ascii="Courier New" w:hAnsi="Courier New" w:cs="Courier New" w:hint="default"/>
+      </w:rPr>
+    </w:lvl>
+    <w:lvl w:ilvl="5" w:tplc="04190005" w:tentative="1">
+      <w:start w:val="1"/>
+      <w:numFmt w:val="bullet"/>
+      <w:lvlText w:val=""/>
+      <w:lvlJc w:val="left"/>
+      <w:pPr>
+        <w:ind w:left="5029" w:hanging="360"/>
+      </w:pPr>
+      <w:rPr>
+        <w:rFonts w:ascii="Wingdings" w:hAnsi="Wingdings" w:hint="default"/>
+      </w:rPr>
+    </w:lvl>
+    <w:lvl w:ilvl="6" w:tplc="04190001" w:tentative="1">
+      <w:start w:val="1"/>
+      <w:numFmt w:val="bullet"/>
+      <w:lvlText w:val=""/>
+      <w:lvlJc w:val="left"/>
+      <w:pPr>
+        <w:ind w:left="5749" w:hanging="360"/>
+      </w:pPr>
+      <w:rPr>
+        <w:rFonts w:ascii="Symbol" w:hAnsi="Symbol" w:hint="default"/>
+      </w:rPr>
+    </w:lvl>
+    <w:lvl w:ilvl="7" w:tplc="04190003" w:tentative="1">
+      <w:start w:val="1"/>
+      <w:numFmt w:val="bullet"/>
+      <w:lvlText w:val="o"/>
+      <w:lvlJc w:val="left"/>
+      <w:pPr>
+        <w:ind w:left="6469" w:hanging="360"/>
+      </w:pPr>
+      <w:rPr>
+        <w:rFonts w:ascii="Courier New" w:hAnsi="Courier New" w:cs="Courier New" w:hint="default"/>
+      </w:rPr>
+    </w:lvl>
+    <w:lvl w:ilvl="8" w:tplc="04190005" w:tentative="1">
+      <w:start w:val="1"/>
+      <w:numFmt w:val="bullet"/>
+      <w:lvlText w:val=""/>
+      <w:lvlJc w:val="left"/>
+      <w:pPr>
+        <w:ind w:left="7189" w:hanging="360"/>
+      </w:pPr>
+      <w:rPr>
+        <w:rFonts w:ascii="Wingdings" w:hAnsi="Wingdings" w:hint="default"/>
+      </w:rPr>
+    </w:lvl>
+  </w:abstractNum>
+  <w:abstractNum w:abstractNumId="47" w15:restartNumberingAfterBreak="0">
+    <w:nsid w:val="51027F47"/>
+    <w:multiLevelType w:val="multilevel"/>
+    <w:tmpl w:val="31F267E2"/>
+    <w:lvl w:ilvl="0">
+      <w:start w:val="1"/>
+      <w:numFmt w:val="bullet"/>
+      <w:lvlText w:val=""/>
+      <w:lvlJc w:val="left"/>
+      <w:pPr>
+        <w:tabs>
+          <w:tab w:val="num" w:pos="720"/>
+        </w:tabs>
+        <w:ind w:left="720" w:hanging="360"/>
+      </w:pPr>
+      <w:rPr>
+        <w:rFonts w:ascii="Symbol" w:hAnsi="Symbol" w:hint="default"/>
+        <w:sz w:val="20"/>
+      </w:rPr>
+    </w:lvl>
+    <w:lvl w:ilvl="1" w:tentative="1">
+      <w:start w:val="1"/>
+      <w:numFmt w:val="bullet"/>
+      <w:lvlText w:val="o"/>
+      <w:lvlJc w:val="left"/>
+      <w:pPr>
+        <w:tabs>
+          <w:tab w:val="num" w:pos="1440"/>
+        </w:tabs>
+        <w:ind w:left="1440" w:hanging="360"/>
+      </w:pPr>
+      <w:rPr>
+        <w:rFonts w:ascii="Courier New" w:hAnsi="Courier New" w:hint="default"/>
+        <w:sz w:val="20"/>
+      </w:rPr>
+    </w:lvl>
+    <w:lvl w:ilvl="2" w:tentative="1">
+      <w:start w:val="1"/>
+      <w:numFmt w:val="bullet"/>
+      <w:lvlText w:val=""/>
+      <w:lvlJc w:val="left"/>
+      <w:pPr>
+        <w:tabs>
+          <w:tab w:val="num" w:pos="2160"/>
+        </w:tabs>
+        <w:ind w:left="2160" w:hanging="360"/>
+      </w:pPr>
+      <w:rPr>
+        <w:rFonts w:ascii="Wingdings" w:hAnsi="Wingdings" w:hint="default"/>
+        <w:sz w:val="20"/>
+      </w:rPr>
+    </w:lvl>
+    <w:lvl w:ilvl="3" w:tentative="1">
+      <w:start w:val="1"/>
+      <w:numFmt w:val="bullet"/>
+      <w:lvlText w:val=""/>
+      <w:lvlJc w:val="left"/>
+      <w:pPr>
+        <w:tabs>
+          <w:tab w:val="num" w:pos="2880"/>
+        </w:tabs>
+        <w:ind w:left="2880" w:hanging="360"/>
+      </w:pPr>
+      <w:rPr>
+        <w:rFonts w:ascii="Wingdings" w:hAnsi="Wingdings" w:hint="default"/>
+        <w:sz w:val="20"/>
+      </w:rPr>
+    </w:lvl>
+    <w:lvl w:ilvl="4" w:tentative="1">
+      <w:start w:val="1"/>
+      <w:numFmt w:val="bullet"/>
+      <w:lvlText w:val=""/>
+      <w:lvlJc w:val="left"/>
+      <w:pPr>
+        <w:tabs>
+          <w:tab w:val="num" w:pos="3600"/>
+        </w:tabs>
+        <w:ind w:left="3600" w:hanging="360"/>
+      </w:pPr>
+      <w:rPr>
+        <w:rFonts w:ascii="Wingdings" w:hAnsi="Wingdings" w:hint="default"/>
+        <w:sz w:val="20"/>
+      </w:rPr>
+    </w:lvl>
+    <w:lvl w:ilvl="5" w:tentative="1">
+      <w:start w:val="1"/>
+      <w:numFmt w:val="bullet"/>
+      <w:lvlText w:val=""/>
+      <w:lvlJc w:val="left"/>
+      <w:pPr>
+        <w:tabs>
+          <w:tab w:val="num" w:pos="4320"/>
+        </w:tabs>
+        <w:ind w:left="4320" w:hanging="360"/>
+      </w:pPr>
+      <w:rPr>
+        <w:rFonts w:ascii="Wingdings" w:hAnsi="Wingdings" w:hint="default"/>
+        <w:sz w:val="20"/>
+      </w:rPr>
+    </w:lvl>
+    <w:lvl w:ilvl="6" w:tentative="1">
+      <w:start w:val="1"/>
+      <w:numFmt w:val="bullet"/>
+      <w:lvlText w:val=""/>
+      <w:lvlJc w:val="left"/>
+      <w:pPr>
+        <w:tabs>
+          <w:tab w:val="num" w:pos="5040"/>
+        </w:tabs>
+        <w:ind w:left="5040" w:hanging="360"/>
+      </w:pPr>
+      <w:rPr>
+        <w:rFonts w:ascii="Wingdings" w:hAnsi="Wingdings" w:hint="default"/>
+        <w:sz w:val="20"/>
+      </w:rPr>
+    </w:lvl>
+    <w:lvl w:ilvl="7" w:tentative="1">
+      <w:start w:val="1"/>
+      <w:numFmt w:val="bullet"/>
+      <w:lvlText w:val=""/>
+      <w:lvlJc w:val="left"/>
+      <w:pPr>
+        <w:tabs>
+          <w:tab w:val="num" w:pos="5760"/>
+        </w:tabs>
+        <w:ind w:left="5760" w:hanging="360"/>
+      </w:pPr>
+      <w:rPr>
+        <w:rFonts w:ascii="Wingdings" w:hAnsi="Wingdings" w:hint="default"/>
+        <w:sz w:val="20"/>
+      </w:rPr>
+    </w:lvl>
+    <w:lvl w:ilvl="8" w:tentative="1">
+      <w:start w:val="1"/>
+      <w:numFmt w:val="bullet"/>
+      <w:lvlText w:val=""/>
+      <w:lvlJc w:val="left"/>
+      <w:pPr>
+        <w:tabs>
+          <w:tab w:val="num" w:pos="6480"/>
+        </w:tabs>
+        <w:ind w:left="6480" w:hanging="360"/>
+      </w:pPr>
+      <w:rPr>
+        <w:rFonts w:ascii="Wingdings" w:hAnsi="Wingdings" w:hint="default"/>
+        <w:sz w:val="20"/>
+      </w:rPr>
+    </w:lvl>
+  </w:abstractNum>
+  <w:abstractNum w:abstractNumId="48" w15:restartNumberingAfterBreak="0">
     <w:nsid w:val="519C23C3"/>
     <w:multiLevelType w:val="multilevel"/>
     <w:tmpl w:val="3480954E"/>
@@ -11103,7 +16357,7 @@
       </w:pPr>
     </w:lvl>
   </w:abstractNum>
-  <w:abstractNum w:abstractNumId="26" w15:restartNumberingAfterBreak="0">
+  <w:abstractNum w:abstractNumId="49" w15:restartNumberingAfterBreak="0">
     <w:nsid w:val="52277B25"/>
     <w:multiLevelType w:val="hybridMultilevel"/>
     <w:tmpl w:val="F11C743E"/>
@@ -11195,7 +16449,120 @@
       </w:pPr>
     </w:lvl>
   </w:abstractNum>
-  <w:abstractNum w:abstractNumId="27" w15:restartNumberingAfterBreak="0">
+  <w:abstractNum w:abstractNumId="50" w15:restartNumberingAfterBreak="0">
+    <w:nsid w:val="548C5106"/>
+    <w:multiLevelType w:val="hybridMultilevel"/>
+    <w:tmpl w:val="1EBC7C7E"/>
+    <w:lvl w:ilvl="0" w:tplc="04190001">
+      <w:start w:val="1"/>
+      <w:numFmt w:val="bullet"/>
+      <w:lvlText w:val=""/>
+      <w:lvlJc w:val="left"/>
+      <w:pPr>
+        <w:ind w:left="1429" w:hanging="360"/>
+      </w:pPr>
+      <w:rPr>
+        <w:rFonts w:ascii="Symbol" w:hAnsi="Symbol" w:hint="default"/>
+      </w:rPr>
+    </w:lvl>
+    <w:lvl w:ilvl="1" w:tplc="04190003" w:tentative="1">
+      <w:start w:val="1"/>
+      <w:numFmt w:val="bullet"/>
+      <w:lvlText w:val="o"/>
+      <w:lvlJc w:val="left"/>
+      <w:pPr>
+        <w:ind w:left="2149" w:hanging="360"/>
+      </w:pPr>
+      <w:rPr>
+        <w:rFonts w:ascii="Courier New" w:hAnsi="Courier New" w:cs="Courier New" w:hint="default"/>
+      </w:rPr>
+    </w:lvl>
+    <w:lvl w:ilvl="2" w:tplc="04190005" w:tentative="1">
+      <w:start w:val="1"/>
+      <w:numFmt w:val="bullet"/>
+      <w:lvlText w:val=""/>
+      <w:lvlJc w:val="left"/>
+      <w:pPr>
+        <w:ind w:left="2869" w:hanging="360"/>
+      </w:pPr>
+      <w:rPr>
+        <w:rFonts w:ascii="Wingdings" w:hAnsi="Wingdings" w:hint="default"/>
+      </w:rPr>
+    </w:lvl>
+    <w:lvl w:ilvl="3" w:tplc="04190001" w:tentative="1">
+      <w:start w:val="1"/>
+      <w:numFmt w:val="bullet"/>
+      <w:lvlText w:val=""/>
+      <w:lvlJc w:val="left"/>
+      <w:pPr>
+        <w:ind w:left="3589" w:hanging="360"/>
+      </w:pPr>
+      <w:rPr>
+        <w:rFonts w:ascii="Symbol" w:hAnsi="Symbol" w:hint="default"/>
+      </w:rPr>
+    </w:lvl>
+    <w:lvl w:ilvl="4" w:tplc="04190003" w:tentative="1">
+      <w:start w:val="1"/>
+      <w:numFmt w:val="bullet"/>
+      <w:lvlText w:val="o"/>
+      <w:lvlJc w:val="left"/>
+      <w:pPr>
+        <w:ind w:left="4309" w:hanging="360"/>
+      </w:pPr>
+      <w:rPr>
+        <w:rFonts w:ascii="Courier New" w:hAnsi="Courier New" w:cs="Courier New" w:hint="default"/>
+      </w:rPr>
+    </w:lvl>
+    <w:lvl w:ilvl="5" w:tplc="04190005" w:tentative="1">
+      <w:start w:val="1"/>
+      <w:numFmt w:val="bullet"/>
+      <w:lvlText w:val=""/>
+      <w:lvlJc w:val="left"/>
+      <w:pPr>
+        <w:ind w:left="5029" w:hanging="360"/>
+      </w:pPr>
+      <w:rPr>
+        <w:rFonts w:ascii="Wingdings" w:hAnsi="Wingdings" w:hint="default"/>
+      </w:rPr>
+    </w:lvl>
+    <w:lvl w:ilvl="6" w:tplc="04190001" w:tentative="1">
+      <w:start w:val="1"/>
+      <w:numFmt w:val="bullet"/>
+      <w:lvlText w:val=""/>
+      <w:lvlJc w:val="left"/>
+      <w:pPr>
+        <w:ind w:left="5749" w:hanging="360"/>
+      </w:pPr>
+      <w:rPr>
+        <w:rFonts w:ascii="Symbol" w:hAnsi="Symbol" w:hint="default"/>
+      </w:rPr>
+    </w:lvl>
+    <w:lvl w:ilvl="7" w:tplc="04190003" w:tentative="1">
+      <w:start w:val="1"/>
+      <w:numFmt w:val="bullet"/>
+      <w:lvlText w:val="o"/>
+      <w:lvlJc w:val="left"/>
+      <w:pPr>
+        <w:ind w:left="6469" w:hanging="360"/>
+      </w:pPr>
+      <w:rPr>
+        <w:rFonts w:ascii="Courier New" w:hAnsi="Courier New" w:cs="Courier New" w:hint="default"/>
+      </w:rPr>
+    </w:lvl>
+    <w:lvl w:ilvl="8" w:tplc="04190005" w:tentative="1">
+      <w:start w:val="1"/>
+      <w:numFmt w:val="bullet"/>
+      <w:lvlText w:val=""/>
+      <w:lvlJc w:val="left"/>
+      <w:pPr>
+        <w:ind w:left="7189" w:hanging="360"/>
+      </w:pPr>
+      <w:rPr>
+        <w:rFonts w:ascii="Wingdings" w:hAnsi="Wingdings" w:hint="default"/>
+      </w:rPr>
+    </w:lvl>
+  </w:abstractNum>
+  <w:abstractNum w:abstractNumId="51" w15:restartNumberingAfterBreak="0">
     <w:nsid w:val="5657184C"/>
     <w:multiLevelType w:val="hybridMultilevel"/>
     <w:tmpl w:val="92FC7878"/>
@@ -11308,7 +16675,720 @@
       </w:rPr>
     </w:lvl>
   </w:abstractNum>
-  <w:abstractNum w:abstractNumId="28" w15:restartNumberingAfterBreak="0">
+  <w:abstractNum w:abstractNumId="52" w15:restartNumberingAfterBreak="0">
+    <w:nsid w:val="59321A54"/>
+    <w:multiLevelType w:val="hybridMultilevel"/>
+    <w:tmpl w:val="5A26C1CA"/>
+    <w:lvl w:ilvl="0" w:tplc="04190001">
+      <w:start w:val="1"/>
+      <w:numFmt w:val="bullet"/>
+      <w:lvlText w:val=""/>
+      <w:lvlJc w:val="left"/>
+      <w:pPr>
+        <w:ind w:left="1429" w:hanging="360"/>
+      </w:pPr>
+      <w:rPr>
+        <w:rFonts w:ascii="Symbol" w:hAnsi="Symbol" w:hint="default"/>
+      </w:rPr>
+    </w:lvl>
+    <w:lvl w:ilvl="1" w:tplc="04190003" w:tentative="1">
+      <w:start w:val="1"/>
+      <w:numFmt w:val="bullet"/>
+      <w:lvlText w:val="o"/>
+      <w:lvlJc w:val="left"/>
+      <w:pPr>
+        <w:ind w:left="2149" w:hanging="360"/>
+      </w:pPr>
+      <w:rPr>
+        <w:rFonts w:ascii="Courier New" w:hAnsi="Courier New" w:cs="Courier New" w:hint="default"/>
+      </w:rPr>
+    </w:lvl>
+    <w:lvl w:ilvl="2" w:tplc="04190005" w:tentative="1">
+      <w:start w:val="1"/>
+      <w:numFmt w:val="bullet"/>
+      <w:lvlText w:val=""/>
+      <w:lvlJc w:val="left"/>
+      <w:pPr>
+        <w:ind w:left="2869" w:hanging="360"/>
+      </w:pPr>
+      <w:rPr>
+        <w:rFonts w:ascii="Wingdings" w:hAnsi="Wingdings" w:hint="default"/>
+      </w:rPr>
+    </w:lvl>
+    <w:lvl w:ilvl="3" w:tplc="04190001" w:tentative="1">
+      <w:start w:val="1"/>
+      <w:numFmt w:val="bullet"/>
+      <w:lvlText w:val=""/>
+      <w:lvlJc w:val="left"/>
+      <w:pPr>
+        <w:ind w:left="3589" w:hanging="360"/>
+      </w:pPr>
+      <w:rPr>
+        <w:rFonts w:ascii="Symbol" w:hAnsi="Symbol" w:hint="default"/>
+      </w:rPr>
+    </w:lvl>
+    <w:lvl w:ilvl="4" w:tplc="04190003" w:tentative="1">
+      <w:start w:val="1"/>
+      <w:numFmt w:val="bullet"/>
+      <w:lvlText w:val="o"/>
+      <w:lvlJc w:val="left"/>
+      <w:pPr>
+        <w:ind w:left="4309" w:hanging="360"/>
+      </w:pPr>
+      <w:rPr>
+        <w:rFonts w:ascii="Courier New" w:hAnsi="Courier New" w:cs="Courier New" w:hint="default"/>
+      </w:rPr>
+    </w:lvl>
+    <w:lvl w:ilvl="5" w:tplc="04190005" w:tentative="1">
+      <w:start w:val="1"/>
+      <w:numFmt w:val="bullet"/>
+      <w:lvlText w:val=""/>
+      <w:lvlJc w:val="left"/>
+      <w:pPr>
+        <w:ind w:left="5029" w:hanging="360"/>
+      </w:pPr>
+      <w:rPr>
+        <w:rFonts w:ascii="Wingdings" w:hAnsi="Wingdings" w:hint="default"/>
+      </w:rPr>
+    </w:lvl>
+    <w:lvl w:ilvl="6" w:tplc="04190001" w:tentative="1">
+      <w:start w:val="1"/>
+      <w:numFmt w:val="bullet"/>
+      <w:lvlText w:val=""/>
+      <w:lvlJc w:val="left"/>
+      <w:pPr>
+        <w:ind w:left="5749" w:hanging="360"/>
+      </w:pPr>
+      <w:rPr>
+        <w:rFonts w:ascii="Symbol" w:hAnsi="Symbol" w:hint="default"/>
+      </w:rPr>
+    </w:lvl>
+    <w:lvl w:ilvl="7" w:tplc="04190003" w:tentative="1">
+      <w:start w:val="1"/>
+      <w:numFmt w:val="bullet"/>
+      <w:lvlText w:val="o"/>
+      <w:lvlJc w:val="left"/>
+      <w:pPr>
+        <w:ind w:left="6469" w:hanging="360"/>
+      </w:pPr>
+      <w:rPr>
+        <w:rFonts w:ascii="Courier New" w:hAnsi="Courier New" w:cs="Courier New" w:hint="default"/>
+      </w:rPr>
+    </w:lvl>
+    <w:lvl w:ilvl="8" w:tplc="04190005" w:tentative="1">
+      <w:start w:val="1"/>
+      <w:numFmt w:val="bullet"/>
+      <w:lvlText w:val=""/>
+      <w:lvlJc w:val="left"/>
+      <w:pPr>
+        <w:ind w:left="7189" w:hanging="360"/>
+      </w:pPr>
+      <w:rPr>
+        <w:rFonts w:ascii="Wingdings" w:hAnsi="Wingdings" w:hint="default"/>
+      </w:rPr>
+    </w:lvl>
+  </w:abstractNum>
+  <w:abstractNum w:abstractNumId="53" w15:restartNumberingAfterBreak="0">
+    <w:nsid w:val="5A9D0CA4"/>
+    <w:multiLevelType w:val="hybridMultilevel"/>
+    <w:tmpl w:val="685C16CA"/>
+    <w:lvl w:ilvl="0" w:tplc="44AE1364">
+      <w:numFmt w:val="bullet"/>
+      <w:lvlText w:val="•"/>
+      <w:lvlJc w:val="left"/>
+      <w:pPr>
+        <w:ind w:left="1778" w:hanging="360"/>
+      </w:pPr>
+      <w:rPr>
+        <w:rFonts w:ascii="Times New Roman" w:eastAsiaTheme="minorHAnsi" w:hAnsi="Times New Roman" w:cs="Times New Roman" w:hint="default"/>
+      </w:rPr>
+    </w:lvl>
+    <w:lvl w:ilvl="1" w:tplc="04190003" w:tentative="1">
+      <w:start w:val="1"/>
+      <w:numFmt w:val="bullet"/>
+      <w:lvlText w:val="o"/>
+      <w:lvlJc w:val="left"/>
+      <w:pPr>
+        <w:ind w:left="2149" w:hanging="360"/>
+      </w:pPr>
+      <w:rPr>
+        <w:rFonts w:ascii="Courier New" w:hAnsi="Courier New" w:cs="Courier New" w:hint="default"/>
+      </w:rPr>
+    </w:lvl>
+    <w:lvl w:ilvl="2" w:tplc="04190005" w:tentative="1">
+      <w:start w:val="1"/>
+      <w:numFmt w:val="bullet"/>
+      <w:lvlText w:val=""/>
+      <w:lvlJc w:val="left"/>
+      <w:pPr>
+        <w:ind w:left="2869" w:hanging="360"/>
+      </w:pPr>
+      <w:rPr>
+        <w:rFonts w:ascii="Wingdings" w:hAnsi="Wingdings" w:hint="default"/>
+      </w:rPr>
+    </w:lvl>
+    <w:lvl w:ilvl="3" w:tplc="04190001" w:tentative="1">
+      <w:start w:val="1"/>
+      <w:numFmt w:val="bullet"/>
+      <w:lvlText w:val=""/>
+      <w:lvlJc w:val="left"/>
+      <w:pPr>
+        <w:ind w:left="3589" w:hanging="360"/>
+      </w:pPr>
+      <w:rPr>
+        <w:rFonts w:ascii="Symbol" w:hAnsi="Symbol" w:hint="default"/>
+      </w:rPr>
+    </w:lvl>
+    <w:lvl w:ilvl="4" w:tplc="04190003" w:tentative="1">
+      <w:start w:val="1"/>
+      <w:numFmt w:val="bullet"/>
+      <w:lvlText w:val="o"/>
+      <w:lvlJc w:val="left"/>
+      <w:pPr>
+        <w:ind w:left="4309" w:hanging="360"/>
+      </w:pPr>
+      <w:rPr>
+        <w:rFonts w:ascii="Courier New" w:hAnsi="Courier New" w:cs="Courier New" w:hint="default"/>
+      </w:rPr>
+    </w:lvl>
+    <w:lvl w:ilvl="5" w:tplc="04190005" w:tentative="1">
+      <w:start w:val="1"/>
+      <w:numFmt w:val="bullet"/>
+      <w:lvlText w:val=""/>
+      <w:lvlJc w:val="left"/>
+      <w:pPr>
+        <w:ind w:left="5029" w:hanging="360"/>
+      </w:pPr>
+      <w:rPr>
+        <w:rFonts w:ascii="Wingdings" w:hAnsi="Wingdings" w:hint="default"/>
+      </w:rPr>
+    </w:lvl>
+    <w:lvl w:ilvl="6" w:tplc="04190001" w:tentative="1">
+      <w:start w:val="1"/>
+      <w:numFmt w:val="bullet"/>
+      <w:lvlText w:val=""/>
+      <w:lvlJc w:val="left"/>
+      <w:pPr>
+        <w:ind w:left="5749" w:hanging="360"/>
+      </w:pPr>
+      <w:rPr>
+        <w:rFonts w:ascii="Symbol" w:hAnsi="Symbol" w:hint="default"/>
+      </w:rPr>
+    </w:lvl>
+    <w:lvl w:ilvl="7" w:tplc="04190003" w:tentative="1">
+      <w:start w:val="1"/>
+      <w:numFmt w:val="bullet"/>
+      <w:lvlText w:val="o"/>
+      <w:lvlJc w:val="left"/>
+      <w:pPr>
+        <w:ind w:left="6469" w:hanging="360"/>
+      </w:pPr>
+      <w:rPr>
+        <w:rFonts w:ascii="Courier New" w:hAnsi="Courier New" w:cs="Courier New" w:hint="default"/>
+      </w:rPr>
+    </w:lvl>
+    <w:lvl w:ilvl="8" w:tplc="04190005" w:tentative="1">
+      <w:start w:val="1"/>
+      <w:numFmt w:val="bullet"/>
+      <w:lvlText w:val=""/>
+      <w:lvlJc w:val="left"/>
+      <w:pPr>
+        <w:ind w:left="7189" w:hanging="360"/>
+      </w:pPr>
+      <w:rPr>
+        <w:rFonts w:ascii="Wingdings" w:hAnsi="Wingdings" w:hint="default"/>
+      </w:rPr>
+    </w:lvl>
+  </w:abstractNum>
+  <w:abstractNum w:abstractNumId="54" w15:restartNumberingAfterBreak="0">
+    <w:nsid w:val="5DEB39B8"/>
+    <w:multiLevelType w:val="hybridMultilevel"/>
+    <w:tmpl w:val="088EABF8"/>
+    <w:lvl w:ilvl="0" w:tplc="04190001">
+      <w:start w:val="1"/>
+      <w:numFmt w:val="bullet"/>
+      <w:lvlText w:val=""/>
+      <w:lvlJc w:val="left"/>
+      <w:pPr>
+        <w:ind w:left="1429" w:hanging="360"/>
+      </w:pPr>
+      <w:rPr>
+        <w:rFonts w:ascii="Symbol" w:hAnsi="Symbol" w:hint="default"/>
+      </w:rPr>
+    </w:lvl>
+    <w:lvl w:ilvl="1" w:tplc="04190003" w:tentative="1">
+      <w:start w:val="1"/>
+      <w:numFmt w:val="bullet"/>
+      <w:lvlText w:val="o"/>
+      <w:lvlJc w:val="left"/>
+      <w:pPr>
+        <w:ind w:left="2149" w:hanging="360"/>
+      </w:pPr>
+      <w:rPr>
+        <w:rFonts w:ascii="Courier New" w:hAnsi="Courier New" w:cs="Courier New" w:hint="default"/>
+      </w:rPr>
+    </w:lvl>
+    <w:lvl w:ilvl="2" w:tplc="04190005" w:tentative="1">
+      <w:start w:val="1"/>
+      <w:numFmt w:val="bullet"/>
+      <w:lvlText w:val=""/>
+      <w:lvlJc w:val="left"/>
+      <w:pPr>
+        <w:ind w:left="2869" w:hanging="360"/>
+      </w:pPr>
+      <w:rPr>
+        <w:rFonts w:ascii="Wingdings" w:hAnsi="Wingdings" w:hint="default"/>
+      </w:rPr>
+    </w:lvl>
+    <w:lvl w:ilvl="3" w:tplc="04190001" w:tentative="1">
+      <w:start w:val="1"/>
+      <w:numFmt w:val="bullet"/>
+      <w:lvlText w:val=""/>
+      <w:lvlJc w:val="left"/>
+      <w:pPr>
+        <w:ind w:left="3589" w:hanging="360"/>
+      </w:pPr>
+      <w:rPr>
+        <w:rFonts w:ascii="Symbol" w:hAnsi="Symbol" w:hint="default"/>
+      </w:rPr>
+    </w:lvl>
+    <w:lvl w:ilvl="4" w:tplc="04190003" w:tentative="1">
+      <w:start w:val="1"/>
+      <w:numFmt w:val="bullet"/>
+      <w:lvlText w:val="o"/>
+      <w:lvlJc w:val="left"/>
+      <w:pPr>
+        <w:ind w:left="4309" w:hanging="360"/>
+      </w:pPr>
+      <w:rPr>
+        <w:rFonts w:ascii="Courier New" w:hAnsi="Courier New" w:cs="Courier New" w:hint="default"/>
+      </w:rPr>
+    </w:lvl>
+    <w:lvl w:ilvl="5" w:tplc="04190005" w:tentative="1">
+      <w:start w:val="1"/>
+      <w:numFmt w:val="bullet"/>
+      <w:lvlText w:val=""/>
+      <w:lvlJc w:val="left"/>
+      <w:pPr>
+        <w:ind w:left="5029" w:hanging="360"/>
+      </w:pPr>
+      <w:rPr>
+        <w:rFonts w:ascii="Wingdings" w:hAnsi="Wingdings" w:hint="default"/>
+      </w:rPr>
+    </w:lvl>
+    <w:lvl w:ilvl="6" w:tplc="04190001" w:tentative="1">
+      <w:start w:val="1"/>
+      <w:numFmt w:val="bullet"/>
+      <w:lvlText w:val=""/>
+      <w:lvlJc w:val="left"/>
+      <w:pPr>
+        <w:ind w:left="5749" w:hanging="360"/>
+      </w:pPr>
+      <w:rPr>
+        <w:rFonts w:ascii="Symbol" w:hAnsi="Symbol" w:hint="default"/>
+      </w:rPr>
+    </w:lvl>
+    <w:lvl w:ilvl="7" w:tplc="04190003" w:tentative="1">
+      <w:start w:val="1"/>
+      <w:numFmt w:val="bullet"/>
+      <w:lvlText w:val="o"/>
+      <w:lvlJc w:val="left"/>
+      <w:pPr>
+        <w:ind w:left="6469" w:hanging="360"/>
+      </w:pPr>
+      <w:rPr>
+        <w:rFonts w:ascii="Courier New" w:hAnsi="Courier New" w:cs="Courier New" w:hint="default"/>
+      </w:rPr>
+    </w:lvl>
+    <w:lvl w:ilvl="8" w:tplc="04190005" w:tentative="1">
+      <w:start w:val="1"/>
+      <w:numFmt w:val="bullet"/>
+      <w:lvlText w:val=""/>
+      <w:lvlJc w:val="left"/>
+      <w:pPr>
+        <w:ind w:left="7189" w:hanging="360"/>
+      </w:pPr>
+      <w:rPr>
+        <w:rFonts w:ascii="Wingdings" w:hAnsi="Wingdings" w:hint="default"/>
+      </w:rPr>
+    </w:lvl>
+  </w:abstractNum>
+  <w:abstractNum w:abstractNumId="55" w15:restartNumberingAfterBreak="0">
+    <w:nsid w:val="60334A63"/>
+    <w:multiLevelType w:val="hybridMultilevel"/>
+    <w:tmpl w:val="FB4C4FE2"/>
+    <w:lvl w:ilvl="0" w:tplc="04190001">
+      <w:start w:val="1"/>
+      <w:numFmt w:val="bullet"/>
+      <w:lvlText w:val=""/>
+      <w:lvlJc w:val="left"/>
+      <w:pPr>
+        <w:ind w:left="1429" w:hanging="360"/>
+      </w:pPr>
+      <w:rPr>
+        <w:rFonts w:ascii="Symbol" w:hAnsi="Symbol" w:hint="default"/>
+      </w:rPr>
+    </w:lvl>
+    <w:lvl w:ilvl="1" w:tplc="04190003" w:tentative="1">
+      <w:start w:val="1"/>
+      <w:numFmt w:val="bullet"/>
+      <w:lvlText w:val="o"/>
+      <w:lvlJc w:val="left"/>
+      <w:pPr>
+        <w:ind w:left="2149" w:hanging="360"/>
+      </w:pPr>
+      <w:rPr>
+        <w:rFonts w:ascii="Courier New" w:hAnsi="Courier New" w:cs="Courier New" w:hint="default"/>
+      </w:rPr>
+    </w:lvl>
+    <w:lvl w:ilvl="2" w:tplc="04190005" w:tentative="1">
+      <w:start w:val="1"/>
+      <w:numFmt w:val="bullet"/>
+      <w:lvlText w:val=""/>
+      <w:lvlJc w:val="left"/>
+      <w:pPr>
+        <w:ind w:left="2869" w:hanging="360"/>
+      </w:pPr>
+      <w:rPr>
+        <w:rFonts w:ascii="Wingdings" w:hAnsi="Wingdings" w:hint="default"/>
+      </w:rPr>
+    </w:lvl>
+    <w:lvl w:ilvl="3" w:tplc="04190001" w:tentative="1">
+      <w:start w:val="1"/>
+      <w:numFmt w:val="bullet"/>
+      <w:lvlText w:val=""/>
+      <w:lvlJc w:val="left"/>
+      <w:pPr>
+        <w:ind w:left="3589" w:hanging="360"/>
+      </w:pPr>
+      <w:rPr>
+        <w:rFonts w:ascii="Symbol" w:hAnsi="Symbol" w:hint="default"/>
+      </w:rPr>
+    </w:lvl>
+    <w:lvl w:ilvl="4" w:tplc="04190003" w:tentative="1">
+      <w:start w:val="1"/>
+      <w:numFmt w:val="bullet"/>
+      <w:lvlText w:val="o"/>
+      <w:lvlJc w:val="left"/>
+      <w:pPr>
+        <w:ind w:left="4309" w:hanging="360"/>
+      </w:pPr>
+      <w:rPr>
+        <w:rFonts w:ascii="Courier New" w:hAnsi="Courier New" w:cs="Courier New" w:hint="default"/>
+      </w:rPr>
+    </w:lvl>
+    <w:lvl w:ilvl="5" w:tplc="04190005" w:tentative="1">
+      <w:start w:val="1"/>
+      <w:numFmt w:val="bullet"/>
+      <w:lvlText w:val=""/>
+      <w:lvlJc w:val="left"/>
+      <w:pPr>
+        <w:ind w:left="5029" w:hanging="360"/>
+      </w:pPr>
+      <w:rPr>
+        <w:rFonts w:ascii="Wingdings" w:hAnsi="Wingdings" w:hint="default"/>
+      </w:rPr>
+    </w:lvl>
+    <w:lvl w:ilvl="6" w:tplc="04190001" w:tentative="1">
+      <w:start w:val="1"/>
+      <w:numFmt w:val="bullet"/>
+      <w:lvlText w:val=""/>
+      <w:lvlJc w:val="left"/>
+      <w:pPr>
+        <w:ind w:left="5749" w:hanging="360"/>
+      </w:pPr>
+      <w:rPr>
+        <w:rFonts w:ascii="Symbol" w:hAnsi="Symbol" w:hint="default"/>
+      </w:rPr>
+    </w:lvl>
+    <w:lvl w:ilvl="7" w:tplc="04190003" w:tentative="1">
+      <w:start w:val="1"/>
+      <w:numFmt w:val="bullet"/>
+      <w:lvlText w:val="o"/>
+      <w:lvlJc w:val="left"/>
+      <w:pPr>
+        <w:ind w:left="6469" w:hanging="360"/>
+      </w:pPr>
+      <w:rPr>
+        <w:rFonts w:ascii="Courier New" w:hAnsi="Courier New" w:cs="Courier New" w:hint="default"/>
+      </w:rPr>
+    </w:lvl>
+    <w:lvl w:ilvl="8" w:tplc="04190005" w:tentative="1">
+      <w:start w:val="1"/>
+      <w:numFmt w:val="bullet"/>
+      <w:lvlText w:val=""/>
+      <w:lvlJc w:val="left"/>
+      <w:pPr>
+        <w:ind w:left="7189" w:hanging="360"/>
+      </w:pPr>
+      <w:rPr>
+        <w:rFonts w:ascii="Wingdings" w:hAnsi="Wingdings" w:hint="default"/>
+      </w:rPr>
+    </w:lvl>
+  </w:abstractNum>
+  <w:abstractNum w:abstractNumId="56" w15:restartNumberingAfterBreak="0">
+    <w:nsid w:val="604D2BAF"/>
+    <w:multiLevelType w:val="multilevel"/>
+    <w:tmpl w:val="08A4D320"/>
+    <w:lvl w:ilvl="0">
+      <w:start w:val="1"/>
+      <w:numFmt w:val="bullet"/>
+      <w:lvlText w:val=""/>
+      <w:lvlJc w:val="left"/>
+      <w:pPr>
+        <w:tabs>
+          <w:tab w:val="num" w:pos="720"/>
+        </w:tabs>
+        <w:ind w:left="720" w:hanging="360"/>
+      </w:pPr>
+      <w:rPr>
+        <w:rFonts w:ascii="Symbol" w:hAnsi="Symbol" w:hint="default"/>
+        <w:sz w:val="20"/>
+      </w:rPr>
+    </w:lvl>
+    <w:lvl w:ilvl="1" w:tentative="1">
+      <w:start w:val="1"/>
+      <w:numFmt w:val="bullet"/>
+      <w:lvlText w:val="o"/>
+      <w:lvlJc w:val="left"/>
+      <w:pPr>
+        <w:tabs>
+          <w:tab w:val="num" w:pos="1440"/>
+        </w:tabs>
+        <w:ind w:left="1440" w:hanging="360"/>
+      </w:pPr>
+      <w:rPr>
+        <w:rFonts w:ascii="Courier New" w:hAnsi="Courier New" w:hint="default"/>
+        <w:sz w:val="20"/>
+      </w:rPr>
+    </w:lvl>
+    <w:lvl w:ilvl="2" w:tentative="1">
+      <w:start w:val="1"/>
+      <w:numFmt w:val="bullet"/>
+      <w:lvlText w:val=""/>
+      <w:lvlJc w:val="left"/>
+      <w:pPr>
+        <w:tabs>
+          <w:tab w:val="num" w:pos="2160"/>
+        </w:tabs>
+        <w:ind w:left="2160" w:hanging="360"/>
+      </w:pPr>
+      <w:rPr>
+        <w:rFonts w:ascii="Wingdings" w:hAnsi="Wingdings" w:hint="default"/>
+        <w:sz w:val="20"/>
+      </w:rPr>
+    </w:lvl>
+    <w:lvl w:ilvl="3" w:tentative="1">
+      <w:start w:val="1"/>
+      <w:numFmt w:val="bullet"/>
+      <w:lvlText w:val=""/>
+      <w:lvlJc w:val="left"/>
+      <w:pPr>
+        <w:tabs>
+          <w:tab w:val="num" w:pos="2880"/>
+        </w:tabs>
+        <w:ind w:left="2880" w:hanging="360"/>
+      </w:pPr>
+      <w:rPr>
+        <w:rFonts w:ascii="Wingdings" w:hAnsi="Wingdings" w:hint="default"/>
+        <w:sz w:val="20"/>
+      </w:rPr>
+    </w:lvl>
+    <w:lvl w:ilvl="4" w:tentative="1">
+      <w:start w:val="1"/>
+      <w:numFmt w:val="bullet"/>
+      <w:lvlText w:val=""/>
+      <w:lvlJc w:val="left"/>
+      <w:pPr>
+        <w:tabs>
+          <w:tab w:val="num" w:pos="3600"/>
+        </w:tabs>
+        <w:ind w:left="3600" w:hanging="360"/>
+      </w:pPr>
+      <w:rPr>
+        <w:rFonts w:ascii="Wingdings" w:hAnsi="Wingdings" w:hint="default"/>
+        <w:sz w:val="20"/>
+      </w:rPr>
+    </w:lvl>
+    <w:lvl w:ilvl="5" w:tentative="1">
+      <w:start w:val="1"/>
+      <w:numFmt w:val="bullet"/>
+      <w:lvlText w:val=""/>
+      <w:lvlJc w:val="left"/>
+      <w:pPr>
+        <w:tabs>
+          <w:tab w:val="num" w:pos="4320"/>
+        </w:tabs>
+        <w:ind w:left="4320" w:hanging="360"/>
+      </w:pPr>
+      <w:rPr>
+        <w:rFonts w:ascii="Wingdings" w:hAnsi="Wingdings" w:hint="default"/>
+        <w:sz w:val="20"/>
+      </w:rPr>
+    </w:lvl>
+    <w:lvl w:ilvl="6" w:tentative="1">
+      <w:start w:val="1"/>
+      <w:numFmt w:val="bullet"/>
+      <w:lvlText w:val=""/>
+      <w:lvlJc w:val="left"/>
+      <w:pPr>
+        <w:tabs>
+          <w:tab w:val="num" w:pos="5040"/>
+        </w:tabs>
+        <w:ind w:left="5040" w:hanging="360"/>
+      </w:pPr>
+      <w:rPr>
+        <w:rFonts w:ascii="Wingdings" w:hAnsi="Wingdings" w:hint="default"/>
+        <w:sz w:val="20"/>
+      </w:rPr>
+    </w:lvl>
+    <w:lvl w:ilvl="7" w:tentative="1">
+      <w:start w:val="1"/>
+      <w:numFmt w:val="bullet"/>
+      <w:lvlText w:val=""/>
+      <w:lvlJc w:val="left"/>
+      <w:pPr>
+        <w:tabs>
+          <w:tab w:val="num" w:pos="5760"/>
+        </w:tabs>
+        <w:ind w:left="5760" w:hanging="360"/>
+      </w:pPr>
+      <w:rPr>
+        <w:rFonts w:ascii="Wingdings" w:hAnsi="Wingdings" w:hint="default"/>
+        <w:sz w:val="20"/>
+      </w:rPr>
+    </w:lvl>
+    <w:lvl w:ilvl="8" w:tentative="1">
+      <w:start w:val="1"/>
+      <w:numFmt w:val="bullet"/>
+      <w:lvlText w:val=""/>
+      <w:lvlJc w:val="left"/>
+      <w:pPr>
+        <w:tabs>
+          <w:tab w:val="num" w:pos="6480"/>
+        </w:tabs>
+        <w:ind w:left="6480" w:hanging="360"/>
+      </w:pPr>
+      <w:rPr>
+        <w:rFonts w:ascii="Wingdings" w:hAnsi="Wingdings" w:hint="default"/>
+        <w:sz w:val="20"/>
+      </w:rPr>
+    </w:lvl>
+  </w:abstractNum>
+  <w:abstractNum w:abstractNumId="57" w15:restartNumberingAfterBreak="0">
+    <w:nsid w:val="614C628B"/>
+    <w:multiLevelType w:val="hybridMultilevel"/>
+    <w:tmpl w:val="50CC01D2"/>
+    <w:lvl w:ilvl="0" w:tplc="04190001">
+      <w:start w:val="1"/>
+      <w:numFmt w:val="bullet"/>
+      <w:lvlText w:val=""/>
+      <w:lvlJc w:val="left"/>
+      <w:pPr>
+        <w:ind w:left="1429" w:hanging="360"/>
+      </w:pPr>
+      <w:rPr>
+        <w:rFonts w:ascii="Symbol" w:hAnsi="Symbol" w:hint="default"/>
+      </w:rPr>
+    </w:lvl>
+    <w:lvl w:ilvl="1" w:tplc="04190003" w:tentative="1">
+      <w:start w:val="1"/>
+      <w:numFmt w:val="bullet"/>
+      <w:lvlText w:val="o"/>
+      <w:lvlJc w:val="left"/>
+      <w:pPr>
+        <w:ind w:left="2149" w:hanging="360"/>
+      </w:pPr>
+      <w:rPr>
+        <w:rFonts w:ascii="Courier New" w:hAnsi="Courier New" w:cs="Courier New" w:hint="default"/>
+      </w:rPr>
+    </w:lvl>
+    <w:lvl w:ilvl="2" w:tplc="04190005" w:tentative="1">
+      <w:start w:val="1"/>
+      <w:numFmt w:val="bullet"/>
+      <w:lvlText w:val=""/>
+      <w:lvlJc w:val="left"/>
+      <w:pPr>
+        <w:ind w:left="2869" w:hanging="360"/>
+      </w:pPr>
+      <w:rPr>
+        <w:rFonts w:ascii="Wingdings" w:hAnsi="Wingdings" w:hint="default"/>
+      </w:rPr>
+    </w:lvl>
+    <w:lvl w:ilvl="3" w:tplc="04190001" w:tentative="1">
+      <w:start w:val="1"/>
+      <w:numFmt w:val="bullet"/>
+      <w:lvlText w:val=""/>
+      <w:lvlJc w:val="left"/>
+      <w:pPr>
+        <w:ind w:left="3589" w:hanging="360"/>
+      </w:pPr>
+      <w:rPr>
+        <w:rFonts w:ascii="Symbol" w:hAnsi="Symbol" w:hint="default"/>
+      </w:rPr>
+    </w:lvl>
+    <w:lvl w:ilvl="4" w:tplc="04190003" w:tentative="1">
+      <w:start w:val="1"/>
+      <w:numFmt w:val="bullet"/>
+      <w:lvlText w:val="o"/>
+      <w:lvlJc w:val="left"/>
+      <w:pPr>
+        <w:ind w:left="4309" w:hanging="360"/>
+      </w:pPr>
+      <w:rPr>
+        <w:rFonts w:ascii="Courier New" w:hAnsi="Courier New" w:cs="Courier New" w:hint="default"/>
+      </w:rPr>
+    </w:lvl>
+    <w:lvl w:ilvl="5" w:tplc="04190005" w:tentative="1">
+      <w:start w:val="1"/>
+      <w:numFmt w:val="bullet"/>
+      <w:lvlText w:val=""/>
+      <w:lvlJc w:val="left"/>
+      <w:pPr>
+        <w:ind w:left="5029" w:hanging="360"/>
+      </w:pPr>
+      <w:rPr>
+        <w:rFonts w:ascii="Wingdings" w:hAnsi="Wingdings" w:hint="default"/>
+      </w:rPr>
+    </w:lvl>
+    <w:lvl w:ilvl="6" w:tplc="04190001" w:tentative="1">
+      <w:start w:val="1"/>
+      <w:numFmt w:val="bullet"/>
+      <w:lvlText w:val=""/>
+      <w:lvlJc w:val="left"/>
+      <w:pPr>
+        <w:ind w:left="5749" w:hanging="360"/>
+      </w:pPr>
+      <w:rPr>
+        <w:rFonts w:ascii="Symbol" w:hAnsi="Symbol" w:hint="default"/>
+      </w:rPr>
+    </w:lvl>
+    <w:lvl w:ilvl="7" w:tplc="04190003" w:tentative="1">
+      <w:start w:val="1"/>
+      <w:numFmt w:val="bullet"/>
+      <w:lvlText w:val="o"/>
+      <w:lvlJc w:val="left"/>
+      <w:pPr>
+        <w:ind w:left="6469" w:hanging="360"/>
+      </w:pPr>
+      <w:rPr>
+        <w:rFonts w:ascii="Courier New" w:hAnsi="Courier New" w:cs="Courier New" w:hint="default"/>
+      </w:rPr>
+    </w:lvl>
+    <w:lvl w:ilvl="8" w:tplc="04190005" w:tentative="1">
+      <w:start w:val="1"/>
+      <w:numFmt w:val="bullet"/>
+      <w:lvlText w:val=""/>
+      <w:lvlJc w:val="left"/>
+      <w:pPr>
+        <w:ind w:left="7189" w:hanging="360"/>
+      </w:pPr>
+      <w:rPr>
+        <w:rFonts w:ascii="Wingdings" w:hAnsi="Wingdings" w:hint="default"/>
+      </w:rPr>
+    </w:lvl>
+  </w:abstractNum>
+  <w:abstractNum w:abstractNumId="58" w15:restartNumberingAfterBreak="0">
     <w:nsid w:val="62827293"/>
     <w:multiLevelType w:val="hybridMultilevel"/>
     <w:tmpl w:val="82542ECC"/>
@@ -11421,7 +17501,381 @@
       </w:rPr>
     </w:lvl>
   </w:abstractNum>
-  <w:abstractNum w:abstractNumId="29" w15:restartNumberingAfterBreak="0">
+  <w:abstractNum w:abstractNumId="59" w15:restartNumberingAfterBreak="0">
+    <w:nsid w:val="65437553"/>
+    <w:multiLevelType w:val="hybridMultilevel"/>
+    <w:tmpl w:val="8DF80762"/>
+    <w:lvl w:ilvl="0" w:tplc="44AE1364">
+      <w:numFmt w:val="bullet"/>
+      <w:lvlText w:val="•"/>
+      <w:lvlJc w:val="left"/>
+      <w:pPr>
+        <w:ind w:left="1778" w:hanging="360"/>
+      </w:pPr>
+      <w:rPr>
+        <w:rFonts w:ascii="Times New Roman" w:eastAsiaTheme="minorHAnsi" w:hAnsi="Times New Roman" w:cs="Times New Roman" w:hint="default"/>
+      </w:rPr>
+    </w:lvl>
+    <w:lvl w:ilvl="1" w:tplc="04190003" w:tentative="1">
+      <w:start w:val="1"/>
+      <w:numFmt w:val="bullet"/>
+      <w:lvlText w:val="o"/>
+      <w:lvlJc w:val="left"/>
+      <w:pPr>
+        <w:ind w:left="2149" w:hanging="360"/>
+      </w:pPr>
+      <w:rPr>
+        <w:rFonts w:ascii="Courier New" w:hAnsi="Courier New" w:cs="Courier New" w:hint="default"/>
+      </w:rPr>
+    </w:lvl>
+    <w:lvl w:ilvl="2" w:tplc="04190005" w:tentative="1">
+      <w:start w:val="1"/>
+      <w:numFmt w:val="bullet"/>
+      <w:lvlText w:val=""/>
+      <w:lvlJc w:val="left"/>
+      <w:pPr>
+        <w:ind w:left="2869" w:hanging="360"/>
+      </w:pPr>
+      <w:rPr>
+        <w:rFonts w:ascii="Wingdings" w:hAnsi="Wingdings" w:hint="default"/>
+      </w:rPr>
+    </w:lvl>
+    <w:lvl w:ilvl="3" w:tplc="04190001" w:tentative="1">
+      <w:start w:val="1"/>
+      <w:numFmt w:val="bullet"/>
+      <w:lvlText w:val=""/>
+      <w:lvlJc w:val="left"/>
+      <w:pPr>
+        <w:ind w:left="3589" w:hanging="360"/>
+      </w:pPr>
+      <w:rPr>
+        <w:rFonts w:ascii="Symbol" w:hAnsi="Symbol" w:hint="default"/>
+      </w:rPr>
+    </w:lvl>
+    <w:lvl w:ilvl="4" w:tplc="04190003" w:tentative="1">
+      <w:start w:val="1"/>
+      <w:numFmt w:val="bullet"/>
+      <w:lvlText w:val="o"/>
+      <w:lvlJc w:val="left"/>
+      <w:pPr>
+        <w:ind w:left="4309" w:hanging="360"/>
+      </w:pPr>
+      <w:rPr>
+        <w:rFonts w:ascii="Courier New" w:hAnsi="Courier New" w:cs="Courier New" w:hint="default"/>
+      </w:rPr>
+    </w:lvl>
+    <w:lvl w:ilvl="5" w:tplc="04190005" w:tentative="1">
+      <w:start w:val="1"/>
+      <w:numFmt w:val="bullet"/>
+      <w:lvlText w:val=""/>
+      <w:lvlJc w:val="left"/>
+      <w:pPr>
+        <w:ind w:left="5029" w:hanging="360"/>
+      </w:pPr>
+      <w:rPr>
+        <w:rFonts w:ascii="Wingdings" w:hAnsi="Wingdings" w:hint="default"/>
+      </w:rPr>
+    </w:lvl>
+    <w:lvl w:ilvl="6" w:tplc="04190001" w:tentative="1">
+      <w:start w:val="1"/>
+      <w:numFmt w:val="bullet"/>
+      <w:lvlText w:val=""/>
+      <w:lvlJc w:val="left"/>
+      <w:pPr>
+        <w:ind w:left="5749" w:hanging="360"/>
+      </w:pPr>
+      <w:rPr>
+        <w:rFonts w:ascii="Symbol" w:hAnsi="Symbol" w:hint="default"/>
+      </w:rPr>
+    </w:lvl>
+    <w:lvl w:ilvl="7" w:tplc="04190003" w:tentative="1">
+      <w:start w:val="1"/>
+      <w:numFmt w:val="bullet"/>
+      <w:lvlText w:val="o"/>
+      <w:lvlJc w:val="left"/>
+      <w:pPr>
+        <w:ind w:left="6469" w:hanging="360"/>
+      </w:pPr>
+      <w:rPr>
+        <w:rFonts w:ascii="Courier New" w:hAnsi="Courier New" w:cs="Courier New" w:hint="default"/>
+      </w:rPr>
+    </w:lvl>
+    <w:lvl w:ilvl="8" w:tplc="04190005" w:tentative="1">
+      <w:start w:val="1"/>
+      <w:numFmt w:val="bullet"/>
+      <w:lvlText w:val=""/>
+      <w:lvlJc w:val="left"/>
+      <w:pPr>
+        <w:ind w:left="7189" w:hanging="360"/>
+      </w:pPr>
+      <w:rPr>
+        <w:rFonts w:ascii="Wingdings" w:hAnsi="Wingdings" w:hint="default"/>
+      </w:rPr>
+    </w:lvl>
+  </w:abstractNum>
+  <w:abstractNum w:abstractNumId="60" w15:restartNumberingAfterBreak="0">
+    <w:nsid w:val="65467812"/>
+    <w:multiLevelType w:val="hybridMultilevel"/>
+    <w:tmpl w:val="29086C7C"/>
+    <w:lvl w:ilvl="0" w:tplc="04190001">
+      <w:start w:val="1"/>
+      <w:numFmt w:val="bullet"/>
+      <w:lvlText w:val=""/>
+      <w:lvlJc w:val="left"/>
+      <w:pPr>
+        <w:ind w:left="1429" w:hanging="360"/>
+      </w:pPr>
+      <w:rPr>
+        <w:rFonts w:ascii="Symbol" w:hAnsi="Symbol" w:hint="default"/>
+      </w:rPr>
+    </w:lvl>
+    <w:lvl w:ilvl="1" w:tplc="04190003" w:tentative="1">
+      <w:start w:val="1"/>
+      <w:numFmt w:val="bullet"/>
+      <w:lvlText w:val="o"/>
+      <w:lvlJc w:val="left"/>
+      <w:pPr>
+        <w:ind w:left="2149" w:hanging="360"/>
+      </w:pPr>
+      <w:rPr>
+        <w:rFonts w:ascii="Courier New" w:hAnsi="Courier New" w:cs="Courier New" w:hint="default"/>
+      </w:rPr>
+    </w:lvl>
+    <w:lvl w:ilvl="2" w:tplc="04190005" w:tentative="1">
+      <w:start w:val="1"/>
+      <w:numFmt w:val="bullet"/>
+      <w:lvlText w:val=""/>
+      <w:lvlJc w:val="left"/>
+      <w:pPr>
+        <w:ind w:left="2869" w:hanging="360"/>
+      </w:pPr>
+      <w:rPr>
+        <w:rFonts w:ascii="Wingdings" w:hAnsi="Wingdings" w:hint="default"/>
+      </w:rPr>
+    </w:lvl>
+    <w:lvl w:ilvl="3" w:tplc="04190001" w:tentative="1">
+      <w:start w:val="1"/>
+      <w:numFmt w:val="bullet"/>
+      <w:lvlText w:val=""/>
+      <w:lvlJc w:val="left"/>
+      <w:pPr>
+        <w:ind w:left="3589" w:hanging="360"/>
+      </w:pPr>
+      <w:rPr>
+        <w:rFonts w:ascii="Symbol" w:hAnsi="Symbol" w:hint="default"/>
+      </w:rPr>
+    </w:lvl>
+    <w:lvl w:ilvl="4" w:tplc="04190003" w:tentative="1">
+      <w:start w:val="1"/>
+      <w:numFmt w:val="bullet"/>
+      <w:lvlText w:val="o"/>
+      <w:lvlJc w:val="left"/>
+      <w:pPr>
+        <w:ind w:left="4309" w:hanging="360"/>
+      </w:pPr>
+      <w:rPr>
+        <w:rFonts w:ascii="Courier New" w:hAnsi="Courier New" w:cs="Courier New" w:hint="default"/>
+      </w:rPr>
+    </w:lvl>
+    <w:lvl w:ilvl="5" w:tplc="04190005" w:tentative="1">
+      <w:start w:val="1"/>
+      <w:numFmt w:val="bullet"/>
+      <w:lvlText w:val=""/>
+      <w:lvlJc w:val="left"/>
+      <w:pPr>
+        <w:ind w:left="5029" w:hanging="360"/>
+      </w:pPr>
+      <w:rPr>
+        <w:rFonts w:ascii="Wingdings" w:hAnsi="Wingdings" w:hint="default"/>
+      </w:rPr>
+    </w:lvl>
+    <w:lvl w:ilvl="6" w:tplc="04190001" w:tentative="1">
+      <w:start w:val="1"/>
+      <w:numFmt w:val="bullet"/>
+      <w:lvlText w:val=""/>
+      <w:lvlJc w:val="left"/>
+      <w:pPr>
+        <w:ind w:left="5749" w:hanging="360"/>
+      </w:pPr>
+      <w:rPr>
+        <w:rFonts w:ascii="Symbol" w:hAnsi="Symbol" w:hint="default"/>
+      </w:rPr>
+    </w:lvl>
+    <w:lvl w:ilvl="7" w:tplc="04190003" w:tentative="1">
+      <w:start w:val="1"/>
+      <w:numFmt w:val="bullet"/>
+      <w:lvlText w:val="o"/>
+      <w:lvlJc w:val="left"/>
+      <w:pPr>
+        <w:ind w:left="6469" w:hanging="360"/>
+      </w:pPr>
+      <w:rPr>
+        <w:rFonts w:ascii="Courier New" w:hAnsi="Courier New" w:cs="Courier New" w:hint="default"/>
+      </w:rPr>
+    </w:lvl>
+    <w:lvl w:ilvl="8" w:tplc="04190005" w:tentative="1">
+      <w:start w:val="1"/>
+      <w:numFmt w:val="bullet"/>
+      <w:lvlText w:val=""/>
+      <w:lvlJc w:val="left"/>
+      <w:pPr>
+        <w:ind w:left="7189" w:hanging="360"/>
+      </w:pPr>
+      <w:rPr>
+        <w:rFonts w:ascii="Wingdings" w:hAnsi="Wingdings" w:hint="default"/>
+      </w:rPr>
+    </w:lvl>
+  </w:abstractNum>
+  <w:abstractNum w:abstractNumId="61" w15:restartNumberingAfterBreak="0">
+    <w:nsid w:val="6834573E"/>
+    <w:multiLevelType w:val="multilevel"/>
+    <w:tmpl w:val="785489B2"/>
+    <w:lvl w:ilvl="0">
+      <w:start w:val="1"/>
+      <w:numFmt w:val="bullet"/>
+      <w:lvlText w:val=""/>
+      <w:lvlJc w:val="left"/>
+      <w:pPr>
+        <w:tabs>
+          <w:tab w:val="num" w:pos="720"/>
+        </w:tabs>
+        <w:ind w:left="720" w:hanging="360"/>
+      </w:pPr>
+      <w:rPr>
+        <w:rFonts w:ascii="Symbol" w:hAnsi="Symbol" w:hint="default"/>
+        <w:sz w:val="20"/>
+      </w:rPr>
+    </w:lvl>
+    <w:lvl w:ilvl="1" w:tentative="1">
+      <w:start w:val="1"/>
+      <w:numFmt w:val="bullet"/>
+      <w:lvlText w:val="o"/>
+      <w:lvlJc w:val="left"/>
+      <w:pPr>
+        <w:tabs>
+          <w:tab w:val="num" w:pos="1440"/>
+        </w:tabs>
+        <w:ind w:left="1440" w:hanging="360"/>
+      </w:pPr>
+      <w:rPr>
+        <w:rFonts w:ascii="Courier New" w:hAnsi="Courier New" w:hint="default"/>
+        <w:sz w:val="20"/>
+      </w:rPr>
+    </w:lvl>
+    <w:lvl w:ilvl="2" w:tentative="1">
+      <w:start w:val="1"/>
+      <w:numFmt w:val="bullet"/>
+      <w:lvlText w:val=""/>
+      <w:lvlJc w:val="left"/>
+      <w:pPr>
+        <w:tabs>
+          <w:tab w:val="num" w:pos="2160"/>
+        </w:tabs>
+        <w:ind w:left="2160" w:hanging="360"/>
+      </w:pPr>
+      <w:rPr>
+        <w:rFonts w:ascii="Wingdings" w:hAnsi="Wingdings" w:hint="default"/>
+        <w:sz w:val="20"/>
+      </w:rPr>
+    </w:lvl>
+    <w:lvl w:ilvl="3" w:tentative="1">
+      <w:start w:val="1"/>
+      <w:numFmt w:val="bullet"/>
+      <w:lvlText w:val=""/>
+      <w:lvlJc w:val="left"/>
+      <w:pPr>
+        <w:tabs>
+          <w:tab w:val="num" w:pos="2880"/>
+        </w:tabs>
+        <w:ind w:left="2880" w:hanging="360"/>
+      </w:pPr>
+      <w:rPr>
+        <w:rFonts w:ascii="Wingdings" w:hAnsi="Wingdings" w:hint="default"/>
+        <w:sz w:val="20"/>
+      </w:rPr>
+    </w:lvl>
+    <w:lvl w:ilvl="4" w:tentative="1">
+      <w:start w:val="1"/>
+      <w:numFmt w:val="bullet"/>
+      <w:lvlText w:val=""/>
+      <w:lvlJc w:val="left"/>
+      <w:pPr>
+        <w:tabs>
+          <w:tab w:val="num" w:pos="3600"/>
+        </w:tabs>
+        <w:ind w:left="3600" w:hanging="360"/>
+      </w:pPr>
+      <w:rPr>
+        <w:rFonts w:ascii="Wingdings" w:hAnsi="Wingdings" w:hint="default"/>
+        <w:sz w:val="20"/>
+      </w:rPr>
+    </w:lvl>
+    <w:lvl w:ilvl="5" w:tentative="1">
+      <w:start w:val="1"/>
+      <w:numFmt w:val="bullet"/>
+      <w:lvlText w:val=""/>
+      <w:lvlJc w:val="left"/>
+      <w:pPr>
+        <w:tabs>
+          <w:tab w:val="num" w:pos="4320"/>
+        </w:tabs>
+        <w:ind w:left="4320" w:hanging="360"/>
+      </w:pPr>
+      <w:rPr>
+        <w:rFonts w:ascii="Wingdings" w:hAnsi="Wingdings" w:hint="default"/>
+        <w:sz w:val="20"/>
+      </w:rPr>
+    </w:lvl>
+    <w:lvl w:ilvl="6" w:tentative="1">
+      <w:start w:val="1"/>
+      <w:numFmt w:val="bullet"/>
+      <w:lvlText w:val=""/>
+      <w:lvlJc w:val="left"/>
+      <w:pPr>
+        <w:tabs>
+          <w:tab w:val="num" w:pos="5040"/>
+        </w:tabs>
+        <w:ind w:left="5040" w:hanging="360"/>
+      </w:pPr>
+      <w:rPr>
+        <w:rFonts w:ascii="Wingdings" w:hAnsi="Wingdings" w:hint="default"/>
+        <w:sz w:val="20"/>
+      </w:rPr>
+    </w:lvl>
+    <w:lvl w:ilvl="7" w:tentative="1">
+      <w:start w:val="1"/>
+      <w:numFmt w:val="bullet"/>
+      <w:lvlText w:val=""/>
+      <w:lvlJc w:val="left"/>
+      <w:pPr>
+        <w:tabs>
+          <w:tab w:val="num" w:pos="5760"/>
+        </w:tabs>
+        <w:ind w:left="5760" w:hanging="360"/>
+      </w:pPr>
+      <w:rPr>
+        <w:rFonts w:ascii="Wingdings" w:hAnsi="Wingdings" w:hint="default"/>
+        <w:sz w:val="20"/>
+      </w:rPr>
+    </w:lvl>
+    <w:lvl w:ilvl="8" w:tentative="1">
+      <w:start w:val="1"/>
+      <w:numFmt w:val="bullet"/>
+      <w:lvlText w:val=""/>
+      <w:lvlJc w:val="left"/>
+      <w:pPr>
+        <w:tabs>
+          <w:tab w:val="num" w:pos="6480"/>
+        </w:tabs>
+        <w:ind w:left="6480" w:hanging="360"/>
+      </w:pPr>
+      <w:rPr>
+        <w:rFonts w:ascii="Wingdings" w:hAnsi="Wingdings" w:hint="default"/>
+        <w:sz w:val="20"/>
+      </w:rPr>
+    </w:lvl>
+  </w:abstractNum>
+  <w:abstractNum w:abstractNumId="62" w15:restartNumberingAfterBreak="0">
     <w:nsid w:val="6E1E3E3A"/>
     <w:multiLevelType w:val="hybridMultilevel"/>
     <w:tmpl w:val="D054C590"/>
@@ -11534,7 +17988,7 @@
       </w:rPr>
     </w:lvl>
   </w:abstractNum>
-  <w:abstractNum w:abstractNumId="30" w15:restartNumberingAfterBreak="0">
+  <w:abstractNum w:abstractNumId="63" w15:restartNumberingAfterBreak="0">
     <w:nsid w:val="70B5177B"/>
     <w:multiLevelType w:val="hybridMultilevel"/>
     <w:tmpl w:val="DA9AFA34"/>
@@ -11647,7 +18101,7 @@
       </w:rPr>
     </w:lvl>
   </w:abstractNum>
-  <w:abstractNum w:abstractNumId="31" w15:restartNumberingAfterBreak="0">
+  <w:abstractNum w:abstractNumId="64" w15:restartNumberingAfterBreak="0">
     <w:nsid w:val="7326427E"/>
     <w:multiLevelType w:val="hybridMultilevel"/>
     <w:tmpl w:val="56C413C6"/>
@@ -11760,7 +18214,7 @@
       </w:rPr>
     </w:lvl>
   </w:abstractNum>
-  <w:abstractNum w:abstractNumId="32" w15:restartNumberingAfterBreak="0">
+  <w:abstractNum w:abstractNumId="65" w15:restartNumberingAfterBreak="0">
     <w:nsid w:val="73D32F83"/>
     <w:multiLevelType w:val="multilevel"/>
     <w:tmpl w:val="FF3E7F0E"/>
@@ -11872,7 +18326,120 @@
       </w:rPr>
     </w:lvl>
   </w:abstractNum>
-  <w:abstractNum w:abstractNumId="33" w15:restartNumberingAfterBreak="0">
+  <w:abstractNum w:abstractNumId="66" w15:restartNumberingAfterBreak="0">
+    <w:nsid w:val="75243446"/>
+    <w:multiLevelType w:val="hybridMultilevel"/>
+    <w:tmpl w:val="2E0E1576"/>
+    <w:lvl w:ilvl="0" w:tplc="04190001">
+      <w:start w:val="1"/>
+      <w:numFmt w:val="bullet"/>
+      <w:lvlText w:val=""/>
+      <w:lvlJc w:val="left"/>
+      <w:pPr>
+        <w:ind w:left="1429" w:hanging="360"/>
+      </w:pPr>
+      <w:rPr>
+        <w:rFonts w:ascii="Symbol" w:hAnsi="Symbol" w:hint="default"/>
+      </w:rPr>
+    </w:lvl>
+    <w:lvl w:ilvl="1" w:tplc="04190003" w:tentative="1">
+      <w:start w:val="1"/>
+      <w:numFmt w:val="bullet"/>
+      <w:lvlText w:val="o"/>
+      <w:lvlJc w:val="left"/>
+      <w:pPr>
+        <w:ind w:left="2149" w:hanging="360"/>
+      </w:pPr>
+      <w:rPr>
+        <w:rFonts w:ascii="Courier New" w:hAnsi="Courier New" w:cs="Courier New" w:hint="default"/>
+      </w:rPr>
+    </w:lvl>
+    <w:lvl w:ilvl="2" w:tplc="04190005" w:tentative="1">
+      <w:start w:val="1"/>
+      <w:numFmt w:val="bullet"/>
+      <w:lvlText w:val=""/>
+      <w:lvlJc w:val="left"/>
+      <w:pPr>
+        <w:ind w:left="2869" w:hanging="360"/>
+      </w:pPr>
+      <w:rPr>
+        <w:rFonts w:ascii="Wingdings" w:hAnsi="Wingdings" w:hint="default"/>
+      </w:rPr>
+    </w:lvl>
+    <w:lvl w:ilvl="3" w:tplc="04190001" w:tentative="1">
+      <w:start w:val="1"/>
+      <w:numFmt w:val="bullet"/>
+      <w:lvlText w:val=""/>
+      <w:lvlJc w:val="left"/>
+      <w:pPr>
+        <w:ind w:left="3589" w:hanging="360"/>
+      </w:pPr>
+      <w:rPr>
+        <w:rFonts w:ascii="Symbol" w:hAnsi="Symbol" w:hint="default"/>
+      </w:rPr>
+    </w:lvl>
+    <w:lvl w:ilvl="4" w:tplc="04190003" w:tentative="1">
+      <w:start w:val="1"/>
+      <w:numFmt w:val="bullet"/>
+      <w:lvlText w:val="o"/>
+      <w:lvlJc w:val="left"/>
+      <w:pPr>
+        <w:ind w:left="4309" w:hanging="360"/>
+      </w:pPr>
+      <w:rPr>
+        <w:rFonts w:ascii="Courier New" w:hAnsi="Courier New" w:cs="Courier New" w:hint="default"/>
+      </w:rPr>
+    </w:lvl>
+    <w:lvl w:ilvl="5" w:tplc="04190005" w:tentative="1">
+      <w:start w:val="1"/>
+      <w:numFmt w:val="bullet"/>
+      <w:lvlText w:val=""/>
+      <w:lvlJc w:val="left"/>
+      <w:pPr>
+        <w:ind w:left="5029" w:hanging="360"/>
+      </w:pPr>
+      <w:rPr>
+        <w:rFonts w:ascii="Wingdings" w:hAnsi="Wingdings" w:hint="default"/>
+      </w:rPr>
+    </w:lvl>
+    <w:lvl w:ilvl="6" w:tplc="04190001" w:tentative="1">
+      <w:start w:val="1"/>
+      <w:numFmt w:val="bullet"/>
+      <w:lvlText w:val=""/>
+      <w:lvlJc w:val="left"/>
+      <w:pPr>
+        <w:ind w:left="5749" w:hanging="360"/>
+      </w:pPr>
+      <w:rPr>
+        <w:rFonts w:ascii="Symbol" w:hAnsi="Symbol" w:hint="default"/>
+      </w:rPr>
+    </w:lvl>
+    <w:lvl w:ilvl="7" w:tplc="04190003" w:tentative="1">
+      <w:start w:val="1"/>
+      <w:numFmt w:val="bullet"/>
+      <w:lvlText w:val="o"/>
+      <w:lvlJc w:val="left"/>
+      <w:pPr>
+        <w:ind w:left="6469" w:hanging="360"/>
+      </w:pPr>
+      <w:rPr>
+        <w:rFonts w:ascii="Courier New" w:hAnsi="Courier New" w:cs="Courier New" w:hint="default"/>
+      </w:rPr>
+    </w:lvl>
+    <w:lvl w:ilvl="8" w:tplc="04190005" w:tentative="1">
+      <w:start w:val="1"/>
+      <w:numFmt w:val="bullet"/>
+      <w:lvlText w:val=""/>
+      <w:lvlJc w:val="left"/>
+      <w:pPr>
+        <w:ind w:left="7189" w:hanging="360"/>
+      </w:pPr>
+      <w:rPr>
+        <w:rFonts w:ascii="Wingdings" w:hAnsi="Wingdings" w:hint="default"/>
+      </w:rPr>
+    </w:lvl>
+  </w:abstractNum>
+  <w:abstractNum w:abstractNumId="67" w15:restartNumberingAfterBreak="0">
     <w:nsid w:val="75A75444"/>
     <w:multiLevelType w:val="multilevel"/>
     <w:tmpl w:val="FF3E7F0E"/>
@@ -11984,7 +18551,7 @@
       </w:rPr>
     </w:lvl>
   </w:abstractNum>
-  <w:abstractNum w:abstractNumId="34" w15:restartNumberingAfterBreak="0">
+  <w:abstractNum w:abstractNumId="68" w15:restartNumberingAfterBreak="0">
     <w:nsid w:val="77566347"/>
     <w:multiLevelType w:val="hybridMultilevel"/>
     <w:tmpl w:val="E06EA10E"/>
@@ -12070,7 +18637,7 @@
       </w:pPr>
     </w:lvl>
   </w:abstractNum>
-  <w:abstractNum w:abstractNumId="35" w15:restartNumberingAfterBreak="0">
+  <w:abstractNum w:abstractNumId="69" w15:restartNumberingAfterBreak="0">
     <w:nsid w:val="790E6B07"/>
     <w:multiLevelType w:val="multilevel"/>
     <w:tmpl w:val="FF3E7F0E"/>
@@ -12182,7 +18749,7 @@
       </w:rPr>
     </w:lvl>
   </w:abstractNum>
-  <w:abstractNum w:abstractNumId="36" w15:restartNumberingAfterBreak="0">
+  <w:abstractNum w:abstractNumId="70" w15:restartNumberingAfterBreak="0">
     <w:nsid w:val="7AF67C37"/>
     <w:multiLevelType w:val="hybridMultilevel"/>
     <w:tmpl w:val="297CFB30"/>
@@ -12295,7 +18862,7 @@
       </w:rPr>
     </w:lvl>
   </w:abstractNum>
-  <w:abstractNum w:abstractNumId="37" w15:restartNumberingAfterBreak="0">
+  <w:abstractNum w:abstractNumId="71" w15:restartNumberingAfterBreak="0">
     <w:nsid w:val="7C7B566E"/>
     <w:multiLevelType w:val="multilevel"/>
     <w:tmpl w:val="961651F8"/>
@@ -12408,7 +18975,7 @@
       </w:rPr>
     </w:lvl>
   </w:abstractNum>
-  <w:abstractNum w:abstractNumId="38" w15:restartNumberingAfterBreak="0">
+  <w:abstractNum w:abstractNumId="72" w15:restartNumberingAfterBreak="0">
     <w:nsid w:val="7D475DED"/>
     <w:multiLevelType w:val="multilevel"/>
     <w:tmpl w:val="33F47B1C"/>
@@ -12558,49 +19125,49 @@
     </w:lvl>
   </w:abstractNum>
   <w:num w:numId="1" w16cid:durableId="1945965779">
-    <w:abstractNumId w:val="26"/>
+    <w:abstractNumId w:val="49"/>
   </w:num>
   <w:num w:numId="2" w16cid:durableId="1203590824">
-    <w:abstractNumId w:val="3"/>
+    <w:abstractNumId w:val="6"/>
   </w:num>
   <w:num w:numId="3" w16cid:durableId="373892793">
-    <w:abstractNumId w:val="22"/>
+    <w:abstractNumId w:val="36"/>
   </w:num>
   <w:num w:numId="4" w16cid:durableId="582372677">
-    <w:abstractNumId w:val="6"/>
+    <w:abstractNumId w:val="9"/>
   </w:num>
   <w:num w:numId="5" w16cid:durableId="580917646">
-    <w:abstractNumId w:val="9"/>
+    <w:abstractNumId w:val="12"/>
   </w:num>
   <w:num w:numId="6" w16cid:durableId="739133416">
-    <w:abstractNumId w:val="25"/>
+    <w:abstractNumId w:val="48"/>
   </w:num>
   <w:num w:numId="7" w16cid:durableId="736441645">
-    <w:abstractNumId w:val="17"/>
+    <w:abstractNumId w:val="27"/>
   </w:num>
   <w:num w:numId="8" w16cid:durableId="1370030234">
-    <w:abstractNumId w:val="23"/>
+    <w:abstractNumId w:val="40"/>
   </w:num>
   <w:num w:numId="9" w16cid:durableId="1448086367">
-    <w:abstractNumId w:val="37"/>
+    <w:abstractNumId w:val="71"/>
   </w:num>
   <w:num w:numId="10" w16cid:durableId="262810773">
+    <w:abstractNumId w:val="35"/>
+  </w:num>
+  <w:num w:numId="11" w16cid:durableId="899051698">
+    <w:abstractNumId w:val="33"/>
+  </w:num>
+  <w:num w:numId="12" w16cid:durableId="2125804398">
+    <w:abstractNumId w:val="32"/>
+  </w:num>
+  <w:num w:numId="13" w16cid:durableId="84616158">
     <w:abstractNumId w:val="21"/>
   </w:num>
-  <w:num w:numId="11" w16cid:durableId="899051698">
-    <w:abstractNumId w:val="20"/>
-  </w:num>
-  <w:num w:numId="12" w16cid:durableId="2125804398">
-    <w:abstractNumId w:val="19"/>
-  </w:num>
-  <w:num w:numId="13" w16cid:durableId="84616158">
-    <w:abstractNumId w:val="13"/>
-  </w:num>
   <w:num w:numId="14" w16cid:durableId="917443197">
-    <w:abstractNumId w:val="13"/>
+    <w:abstractNumId w:val="21"/>
   </w:num>
   <w:num w:numId="15" w16cid:durableId="9526953">
-    <w:abstractNumId w:val="37"/>
+    <w:abstractNumId w:val="71"/>
     <w:lvlOverride w:ilvl="0">
       <w:startOverride w:val="1"/>
     </w:lvlOverride>
@@ -12630,7 +19197,7 @@
     </w:lvlOverride>
   </w:num>
   <w:num w:numId="16" w16cid:durableId="312684390">
-    <w:abstractNumId w:val="37"/>
+    <w:abstractNumId w:val="71"/>
     <w:lvlOverride w:ilvl="0">
       <w:startOverride w:val="1"/>
     </w:lvlOverride>
@@ -12660,7 +19227,7 @@
     </w:lvlOverride>
   </w:num>
   <w:num w:numId="17" w16cid:durableId="46535139">
-    <w:abstractNumId w:val="37"/>
+    <w:abstractNumId w:val="71"/>
     <w:lvlOverride w:ilvl="0">
       <w:startOverride w:val="1"/>
     </w:lvlOverride>
@@ -12690,7 +19257,7 @@
     </w:lvlOverride>
   </w:num>
   <w:num w:numId="18" w16cid:durableId="357389536">
-    <w:abstractNumId w:val="37"/>
+    <w:abstractNumId w:val="71"/>
     <w:lvlOverride w:ilvl="0">
       <w:startOverride w:val="1"/>
     </w:lvlOverride>
@@ -12720,7 +19287,7 @@
     </w:lvlOverride>
   </w:num>
   <w:num w:numId="19" w16cid:durableId="1289505879">
-    <w:abstractNumId w:val="37"/>
+    <w:abstractNumId w:val="71"/>
     <w:lvlOverride w:ilvl="0">
       <w:startOverride w:val="1"/>
     </w:lvlOverride>
@@ -12750,13 +19317,13 @@
     </w:lvlOverride>
   </w:num>
   <w:num w:numId="20" w16cid:durableId="854073688">
-    <w:abstractNumId w:val="18"/>
+    <w:abstractNumId w:val="28"/>
   </w:num>
   <w:num w:numId="21" w16cid:durableId="1242906757">
-    <w:abstractNumId w:val="28"/>
+    <w:abstractNumId w:val="58"/>
   </w:num>
   <w:num w:numId="22" w16cid:durableId="287661626">
-    <w:abstractNumId w:val="37"/>
+    <w:abstractNumId w:val="71"/>
     <w:lvlOverride w:ilvl="0">
       <w:startOverride w:val="1"/>
     </w:lvlOverride>
@@ -12786,76 +19353,178 @@
     </w:lvlOverride>
   </w:num>
   <w:num w:numId="23" w16cid:durableId="147594694">
-    <w:abstractNumId w:val="29"/>
+    <w:abstractNumId w:val="62"/>
   </w:num>
   <w:num w:numId="24" w16cid:durableId="1373845190">
-    <w:abstractNumId w:val="34"/>
+    <w:abstractNumId w:val="68"/>
   </w:num>
   <w:num w:numId="25" w16cid:durableId="258105607">
-    <w:abstractNumId w:val="7"/>
+    <w:abstractNumId w:val="10"/>
   </w:num>
   <w:num w:numId="26" w16cid:durableId="2025549755">
     <w:abstractNumId w:val="0"/>
   </w:num>
   <w:num w:numId="27" w16cid:durableId="1186333496">
+    <w:abstractNumId w:val="26"/>
+  </w:num>
+  <w:num w:numId="28" w16cid:durableId="619266622">
+    <w:abstractNumId w:val="15"/>
+  </w:num>
+  <w:num w:numId="29" w16cid:durableId="1828790143">
+    <w:abstractNumId w:val="11"/>
+  </w:num>
+  <w:num w:numId="30" w16cid:durableId="2139255934">
+    <w:abstractNumId w:val="41"/>
+  </w:num>
+  <w:num w:numId="31" w16cid:durableId="1029255982">
+    <w:abstractNumId w:val="72"/>
+  </w:num>
+  <w:num w:numId="32" w16cid:durableId="304043861">
+    <w:abstractNumId w:val="22"/>
+  </w:num>
+  <w:num w:numId="33" w16cid:durableId="1197543200">
+    <w:abstractNumId w:val="7"/>
+  </w:num>
+  <w:num w:numId="34" w16cid:durableId="2071541018">
+    <w:abstractNumId w:val="63"/>
+  </w:num>
+  <w:num w:numId="35" w16cid:durableId="1350714493">
+    <w:abstractNumId w:val="8"/>
+  </w:num>
+  <w:num w:numId="36" w16cid:durableId="210767971">
+    <w:abstractNumId w:val="51"/>
+  </w:num>
+  <w:num w:numId="37" w16cid:durableId="1313018724">
+    <w:abstractNumId w:val="3"/>
+  </w:num>
+  <w:num w:numId="38" w16cid:durableId="56323635">
+    <w:abstractNumId w:val="70"/>
+  </w:num>
+  <w:num w:numId="39" w16cid:durableId="1061709231">
+    <w:abstractNumId w:val="14"/>
+  </w:num>
+  <w:num w:numId="40" w16cid:durableId="1810201294">
+    <w:abstractNumId w:val="65"/>
+  </w:num>
+  <w:num w:numId="41" w16cid:durableId="580650587">
+    <w:abstractNumId w:val="67"/>
+  </w:num>
+  <w:num w:numId="42" w16cid:durableId="1435442025">
     <w:abstractNumId w:val="16"/>
   </w:num>
-  <w:num w:numId="28" w16cid:durableId="619266622">
-    <w:abstractNumId w:val="11"/>
-  </w:num>
-  <w:num w:numId="29" w16cid:durableId="1828790143">
-    <w:abstractNumId w:val="8"/>
-  </w:num>
-  <w:num w:numId="30" w16cid:durableId="2139255934">
-    <w:abstractNumId w:val="24"/>
-  </w:num>
-  <w:num w:numId="31" w16cid:durableId="1029255982">
-    <w:abstractNumId w:val="38"/>
-  </w:num>
-  <w:num w:numId="32" w16cid:durableId="304043861">
-    <w:abstractNumId w:val="14"/>
-  </w:num>
-  <w:num w:numId="33" w16cid:durableId="1197543200">
-    <w:abstractNumId w:val="4"/>
-  </w:num>
-  <w:num w:numId="34" w16cid:durableId="2071541018">
-    <w:abstractNumId w:val="30"/>
-  </w:num>
-  <w:num w:numId="35" w16cid:durableId="1350714493">
-    <w:abstractNumId w:val="5"/>
-  </w:num>
-  <w:num w:numId="36" w16cid:durableId="210767971">
-    <w:abstractNumId w:val="27"/>
-  </w:num>
-  <w:num w:numId="37" w16cid:durableId="1313018724">
-    <w:abstractNumId w:val="2"/>
-  </w:num>
-  <w:num w:numId="38" w16cid:durableId="56323635">
-    <w:abstractNumId w:val="36"/>
-  </w:num>
-  <w:num w:numId="39" w16cid:durableId="1061709231">
-    <w:abstractNumId w:val="10"/>
-  </w:num>
-  <w:num w:numId="40" w16cid:durableId="1810201294">
-    <w:abstractNumId w:val="32"/>
-  </w:num>
-  <w:num w:numId="41" w16cid:durableId="580650587">
-    <w:abstractNumId w:val="33"/>
-  </w:num>
-  <w:num w:numId="42" w16cid:durableId="1435442025">
-    <w:abstractNumId w:val="12"/>
-  </w:num>
   <w:num w:numId="43" w16cid:durableId="1307590105">
-    <w:abstractNumId w:val="31"/>
+    <w:abstractNumId w:val="64"/>
   </w:num>
   <w:num w:numId="44" w16cid:durableId="371076291">
     <w:abstractNumId w:val="1"/>
   </w:num>
   <w:num w:numId="45" w16cid:durableId="1182550900">
-    <w:abstractNumId w:val="35"/>
+    <w:abstractNumId w:val="69"/>
   </w:num>
   <w:num w:numId="46" w16cid:durableId="428548841">
-    <w:abstractNumId w:val="15"/>
+    <w:abstractNumId w:val="24"/>
+  </w:num>
+  <w:num w:numId="47" w16cid:durableId="1297368018">
+    <w:abstractNumId w:val="20"/>
+  </w:num>
+  <w:num w:numId="48" w16cid:durableId="409155784">
+    <w:abstractNumId w:val="5"/>
+  </w:num>
+  <w:num w:numId="49" w16cid:durableId="770007236">
+    <w:abstractNumId w:val="18"/>
+  </w:num>
+  <w:num w:numId="50" w16cid:durableId="1726836847">
+    <w:abstractNumId w:val="19"/>
+  </w:num>
+  <w:num w:numId="51" w16cid:durableId="1951164641">
+    <w:abstractNumId w:val="61"/>
+  </w:num>
+  <w:num w:numId="52" w16cid:durableId="815342826">
+    <w:abstractNumId w:val="37"/>
+  </w:num>
+  <w:num w:numId="53" w16cid:durableId="108939573">
+    <w:abstractNumId w:val="44"/>
+  </w:num>
+  <w:num w:numId="54" w16cid:durableId="277687227">
+    <w:abstractNumId w:val="53"/>
+  </w:num>
+  <w:num w:numId="55" w16cid:durableId="2117746493">
+    <w:abstractNumId w:val="29"/>
+  </w:num>
+  <w:num w:numId="56" w16cid:durableId="2098018636">
+    <w:abstractNumId w:val="59"/>
+  </w:num>
+  <w:num w:numId="57" w16cid:durableId="31076470">
+    <w:abstractNumId w:val="42"/>
+  </w:num>
+  <w:num w:numId="58" w16cid:durableId="452135770">
+    <w:abstractNumId w:val="2"/>
+  </w:num>
+  <w:num w:numId="59" w16cid:durableId="495270809">
+    <w:abstractNumId w:val="34"/>
+  </w:num>
+  <w:num w:numId="60" w16cid:durableId="1747070392">
+    <w:abstractNumId w:val="17"/>
+  </w:num>
+  <w:num w:numId="61" w16cid:durableId="12189788">
+    <w:abstractNumId w:val="60"/>
+  </w:num>
+  <w:num w:numId="62" w16cid:durableId="832066061">
+    <w:abstractNumId w:val="23"/>
+  </w:num>
+  <w:num w:numId="63" w16cid:durableId="630327717">
+    <w:abstractNumId w:val="38"/>
+  </w:num>
+  <w:num w:numId="64" w16cid:durableId="1808276836">
+    <w:abstractNumId w:val="47"/>
+  </w:num>
+  <w:num w:numId="65" w16cid:durableId="1274091520">
+    <w:abstractNumId w:val="55"/>
+  </w:num>
+  <w:num w:numId="66" w16cid:durableId="861431102">
+    <w:abstractNumId w:val="13"/>
+  </w:num>
+  <w:num w:numId="67" w16cid:durableId="1837959183">
+    <w:abstractNumId w:val="46"/>
+  </w:num>
+  <w:num w:numId="68" w16cid:durableId="1217736983">
+    <w:abstractNumId w:val="45"/>
+  </w:num>
+  <w:num w:numId="69" w16cid:durableId="2139756730">
+    <w:abstractNumId w:val="50"/>
+  </w:num>
+  <w:num w:numId="70" w16cid:durableId="124741677">
+    <w:abstractNumId w:val="56"/>
+  </w:num>
+  <w:num w:numId="71" w16cid:durableId="977495635">
+    <w:abstractNumId w:val="52"/>
+  </w:num>
+  <w:num w:numId="72" w16cid:durableId="663700755">
+    <w:abstractNumId w:val="25"/>
+  </w:num>
+  <w:num w:numId="73" w16cid:durableId="1100182070">
+    <w:abstractNumId w:val="30"/>
+  </w:num>
+  <w:num w:numId="74" w16cid:durableId="1256356558">
+    <w:abstractNumId w:val="43"/>
+  </w:num>
+  <w:num w:numId="75" w16cid:durableId="18287360">
+    <w:abstractNumId w:val="4"/>
+  </w:num>
+  <w:num w:numId="76" w16cid:durableId="1037392445">
+    <w:abstractNumId w:val="31"/>
+  </w:num>
+  <w:num w:numId="77" w16cid:durableId="1654405243">
+    <w:abstractNumId w:val="66"/>
+  </w:num>
+  <w:num w:numId="78" w16cid:durableId="1486121755">
+    <w:abstractNumId w:val="39"/>
+  </w:num>
+  <w:num w:numId="79" w16cid:durableId="2012295596">
+    <w:abstractNumId w:val="57"/>
+  </w:num>
+  <w:num w:numId="80" w16cid:durableId="2092507170">
+    <w:abstractNumId w:val="54"/>
   </w:num>
 </w:numbering>
 </file>
@@ -14189,6 +20858,27 @@
     <w:basedOn w:val="a2"/>
     <w:rsid w:val="00A07DCC"/>
   </w:style>
+  <w:style w:type="character" w:styleId="afb">
+    <w:name w:val="Strong"/>
+    <w:basedOn w:val="a2"/>
+    <w:uiPriority w:val="22"/>
+    <w:qFormat/>
+    <w:rsid w:val="00793F3E"/>
+    <w:rPr>
+      <w:b/>
+      <w:bCs/>
+    </w:rPr>
+  </w:style>
+  <w:style w:type="character" w:customStyle="1" w:styleId="bzpyqfadein">
+    <w:name w:val="bz_pyq_fadein"/>
+    <w:basedOn w:val="a2"/>
+    <w:rsid w:val="00F3128B"/>
+  </w:style>
+  <w:style w:type="character" w:customStyle="1" w:styleId="whitespace-normal">
+    <w:name w:val="whitespace-normal"/>
+    <w:basedOn w:val="a2"/>
+    <w:rsid w:val="00F3128B"/>
+  </w:style>
 </w:styles>
 </file>
 
